--- a/doc/Proyecto_CRUD.docx
+++ b/doc/Proyecto_CRUD.docx
@@ -20,7 +20,6 @@
         </w:rPr>
         <w:t xml:space="preserve">1 </w:t>
       </w:r>
-      <w:proofErr w:type="gramStart"/>
       <w:r>
         <w:rPr>
           <w:b/>
@@ -28,17 +27,7 @@
           <w:sz w:val="26"/>
           <w:szCs w:val="26"/>
         </w:rPr>
-        <w:t>Requerimientos</w:t>
-      </w:r>
-      <w:proofErr w:type="gramEnd"/>
-      <w:r>
-        <w:rPr>
-          <w:b/>
-          <w:bCs/>
-          <w:sz w:val="26"/>
-          <w:szCs w:val="26"/>
-        </w:rPr>
-        <w:t xml:space="preserve"> Funcionales</w:t>
+        <w:t>Requerimientos Funcionales</w:t>
       </w:r>
       <w:r>
         <w:rPr>
@@ -293,23 +282,7 @@
       </w:r>
       <w:proofErr w:type="spellEnd"/>
       <w:r>
-        <w:t xml:space="preserve"> con la estructura [A-Z</w:t>
-      </w:r>
-      <w:proofErr w:type="gramStart"/>
-      <w:r>
-        <w:t>][</w:t>
-      </w:r>
-      <w:proofErr w:type="gramEnd"/>
-      <w:r>
-        <w:t>0-9</w:t>
-      </w:r>
-      <w:proofErr w:type="gramStart"/>
-      <w:r>
-        <w:t>][</w:t>
-      </w:r>
-      <w:proofErr w:type="gramEnd"/>
-      <w:r>
-        <w:t xml:space="preserve">0-9] (ejemplo: A12, </w:t>
+        <w:t xml:space="preserve"> con la estructura [A-Z][0-9][0-9] (ejemplo: A12, </w:t>
       </w:r>
       <w:r>
         <w:t>B12</w:t>
@@ -490,13 +463,8 @@
         <w:t>como</w:t>
       </w:r>
       <w:r>
-        <w:t xml:space="preserve"> UNIQUE INDEX con tipo </w:t>
-      </w:r>
-      <w:proofErr w:type="gramStart"/>
-      <w:r>
-        <w:t>VARCHAR(</w:t>
-      </w:r>
-      <w:proofErr w:type="gramEnd"/>
+        <w:t xml:space="preserve"> UNIQUE INDEX con tipo VARCHAR(</w:t>
+      </w:r>
       <w:r>
         <w:t>3</w:t>
       </w:r>
@@ -655,10 +623,7 @@
         </w:numPr>
       </w:pPr>
       <w:r>
-        <w:t>CODE</w:t>
-      </w:r>
-      <w:r>
-        <w:t>:</w:t>
+        <w:t>CODE:</w:t>
       </w:r>
       <w:r>
         <w:t xml:space="preserve"> </w:t>
@@ -670,12 +635,10 @@
         <w:t xml:space="preserve">o </w:t>
       </w:r>
       <w:proofErr w:type="spellStart"/>
-      <w:proofErr w:type="gramStart"/>
       <w:r>
         <w:t>función,no</w:t>
       </w:r>
       <w:proofErr w:type="spellEnd"/>
-      <w:proofErr w:type="gramEnd"/>
       <w:r>
         <w:t xml:space="preserve"> </w:t>
       </w:r>
@@ -696,13 +659,8 @@
         <w:t>TITULO DEL LIBRO</w:t>
       </w:r>
       <w:r>
-        <w:t xml:space="preserve">: </w:t>
-      </w:r>
-      <w:proofErr w:type="gramStart"/>
-      <w:r>
-        <w:t>VARCHAR(</w:t>
-      </w:r>
-      <w:proofErr w:type="gramEnd"/>
+        <w:t>: VARCHAR(</w:t>
+      </w:r>
       <w:r>
         <w:t>255</w:t>
       </w:r>
@@ -721,13 +679,8 @@
         <w:t>A</w:t>
       </w:r>
       <w:r>
-        <w:t xml:space="preserve">utor: </w:t>
-      </w:r>
-      <w:proofErr w:type="gramStart"/>
-      <w:r>
-        <w:t>VARCHAR(</w:t>
-      </w:r>
-      <w:proofErr w:type="gramEnd"/>
+        <w:t>utor: VARCHAR(</w:t>
+      </w:r>
       <w:r>
         <w:t>255</w:t>
       </w:r>
@@ -748,13 +701,8 @@
       </w:r>
       <w:proofErr w:type="spellEnd"/>
       <w:r>
-        <w:t xml:space="preserve">: </w:t>
-      </w:r>
-      <w:proofErr w:type="gramStart"/>
-      <w:r>
-        <w:t>VARCHAR(</w:t>
-      </w:r>
-      <w:proofErr w:type="gramEnd"/>
+        <w:t>: VARCHAR(</w:t>
+      </w:r>
       <w:r>
         <w:t>255</w:t>
       </w:r>
@@ -1066,32 +1014,31 @@
           <w:sz w:val="20"/>
           <w:szCs w:val="20"/>
         </w:rPr>
-        <w:t>] &lt;-HTTP/JSON-</w:t>
-      </w:r>
-      <w:proofErr w:type="gramStart"/>
+        <w:t>] &lt;-HTTP/JSON-&gt;[ API REST/</w:t>
+      </w:r>
+      <w:proofErr w:type="spellStart"/>
       <w:r>
         <w:rPr>
           <w:sz w:val="20"/>
           <w:szCs w:val="20"/>
         </w:rPr>
-        <w:t>&gt;[</w:t>
-      </w:r>
-      <w:proofErr w:type="gramEnd"/>
+        <w:t>Backend</w:t>
+      </w:r>
+      <w:proofErr w:type="spellEnd"/>
       <w:r>
         <w:rPr>
           <w:sz w:val="20"/>
           <w:szCs w:val="20"/>
         </w:rPr>
-        <w:t xml:space="preserve"> API REST/</w:t>
+        <w:t xml:space="preserve"> ] &lt; </w:t>
       </w:r>
       <w:proofErr w:type="spellStart"/>
-      <w:proofErr w:type="gramStart"/>
       <w:r>
         <w:rPr>
           <w:sz w:val="20"/>
           <w:szCs w:val="20"/>
         </w:rPr>
-        <w:t>Backend</w:t>
+        <w:t>select,insert,update,delete</w:t>
       </w:r>
       <w:proofErr w:type="spellEnd"/>
       <w:r>
@@ -1099,150 +1046,38 @@
           <w:sz w:val="20"/>
           <w:szCs w:val="20"/>
         </w:rPr>
-        <w:t xml:space="preserve"> ]</w:t>
-      </w:r>
-      <w:proofErr w:type="gramEnd"/>
-      <w:r>
-        <w:rPr>
-          <w:sz w:val="20"/>
-          <w:szCs w:val="20"/>
-        </w:rPr>
-        <w:t xml:space="preserve"> &lt;</w:t>
-      </w:r>
-      <w:r>
-        <w:rPr>
-          <w:sz w:val="20"/>
-          <w:szCs w:val="20"/>
-        </w:rPr>
+        <w:t xml:space="preserve"> &gt; [ BDD ]</w:t>
+      </w:r>
+    </w:p>
+    <w:p>
+      <w:r>
+        <w:t xml:space="preserve">[(CSS/HTML)]                </w:t>
+      </w:r>
+      <w:r>
+        <w:tab/>
+        <w:t xml:space="preserve">   </w:t>
+      </w:r>
+      <w:r>
         <w:t xml:space="preserve"> </w:t>
       </w:r>
-      <w:proofErr w:type="spellStart"/>
-      <w:proofErr w:type="gramStart"/>
-      <w:r>
-        <w:rPr>
-          <w:sz w:val="20"/>
-          <w:szCs w:val="20"/>
-        </w:rPr>
-        <w:t>select,insert</w:t>
-      </w:r>
-      <w:proofErr w:type="gramEnd"/>
-      <w:r>
-        <w:rPr>
-          <w:sz w:val="20"/>
-          <w:szCs w:val="20"/>
-        </w:rPr>
-        <w:t>,</w:t>
-      </w:r>
-      <w:proofErr w:type="gramStart"/>
-      <w:r>
-        <w:rPr>
-          <w:sz w:val="20"/>
-          <w:szCs w:val="20"/>
-        </w:rPr>
-        <w:t>update,delete</w:t>
-      </w:r>
-      <w:proofErr w:type="spellEnd"/>
-      <w:proofErr w:type="gramEnd"/>
-      <w:r>
-        <w:rPr>
-          <w:sz w:val="20"/>
-          <w:szCs w:val="20"/>
-        </w:rPr>
-        <w:t xml:space="preserve"> &gt; [ </w:t>
-      </w:r>
-      <w:proofErr w:type="gramStart"/>
-      <w:r>
-        <w:rPr>
-          <w:sz w:val="20"/>
-          <w:szCs w:val="20"/>
-        </w:rPr>
-        <w:t>BD</w:t>
-      </w:r>
-      <w:r>
-        <w:rPr>
-          <w:sz w:val="20"/>
-          <w:szCs w:val="20"/>
-        </w:rPr>
-        <w:t>D</w:t>
-      </w:r>
-      <w:r>
-        <w:rPr>
-          <w:sz w:val="20"/>
-          <w:szCs w:val="20"/>
-        </w:rPr>
-        <w:t xml:space="preserve"> ]</w:t>
-      </w:r>
-      <w:proofErr w:type="gramEnd"/>
-    </w:p>
-    <w:p>
-      <w:r>
-        <w:t>[</w:t>
-      </w:r>
-      <w:r>
-        <w:t>(</w:t>
-      </w:r>
-      <w:r>
-        <w:t>CSS</w:t>
-      </w:r>
-      <w:r>
-        <w:t>/HTML)</w:t>
-      </w:r>
-      <w:r>
-        <w:t>]</w:t>
-      </w:r>
-      <w:r>
-        <w:t xml:space="preserve">                </w:t>
+      <w:r>
+        <w:t xml:space="preserve"> [Python </w:t>
+      </w:r>
+      <w:r>
+        <w:t>F</w:t>
+      </w:r>
+      <w:r>
+        <w:t xml:space="preserve">lask]        </w:t>
       </w:r>
       <w:r>
         <w:tab/>
-        <w:t xml:space="preserve">  </w:t>
-      </w:r>
-      <w:proofErr w:type="gramStart"/>
-      <w:r>
-        <w:t xml:space="preserve"> </w:t>
-      </w:r>
-      <w:r>
-        <w:t xml:space="preserve"> </w:t>
-      </w:r>
-      <w:r>
-        <w:t xml:space="preserve"> [</w:t>
-      </w:r>
-      <w:proofErr w:type="gramEnd"/>
-      <w:r>
-        <w:t>Python</w:t>
-      </w:r>
-      <w:r>
-        <w:t xml:space="preserve"> </w:t>
-      </w:r>
-      <w:r>
-        <w:t>F</w:t>
-      </w:r>
-      <w:r>
-        <w:t>lask]</w:t>
-      </w:r>
-      <w:r>
-        <w:t xml:space="preserve">        </w:t>
       </w:r>
       <w:r>
         <w:tab/>
       </w:r>
       <w:r>
         <w:tab/>
-      </w:r>
-      <w:r>
-        <w:tab/>
-        <w:t xml:space="preserve">                 </w:t>
-      </w:r>
-      <w:proofErr w:type="gramStart"/>
-      <w:r>
-        <w:t xml:space="preserve">   [</w:t>
-      </w:r>
-      <w:proofErr w:type="gramEnd"/>
-      <w:r>
-        <w:t>MySQL</w:t>
-      </w:r>
-      <w:r>
-        <w:t>]</w:t>
+        <w:t xml:space="preserve">                    [MySQL]</w:t>
       </w:r>
     </w:p>
     <w:p>
@@ -1560,23 +1395,7 @@
       </w:r>
       <w:proofErr w:type="spellEnd"/>
       <w:r>
-        <w:t xml:space="preserve"> genera un código con el formato [A-Z</w:t>
-      </w:r>
-      <w:proofErr w:type="gramStart"/>
-      <w:r>
-        <w:t>][</w:t>
-      </w:r>
-      <w:proofErr w:type="gramEnd"/>
-      <w:r>
-        <w:t>0-9</w:t>
-      </w:r>
-      <w:proofErr w:type="gramStart"/>
-      <w:r>
-        <w:t>][</w:t>
-      </w:r>
-      <w:proofErr w:type="gramEnd"/>
-      <w:r>
-        <w:t>0-9] (ej. A12, B99).</w:t>
+        <w:t xml:space="preserve"> genera un código con el formato [A-Z][0-9][0-9] (ej. A12, B99).</w:t>
       </w:r>
     </w:p>
     <w:p>
@@ -1692,6 +1511,9 @@
     </w:p>
     <w:p>
       <w:r>
+        <w:rPr>
+          <w:noProof/>
+        </w:rPr>
         <w:drawing>
           <wp:inline distT="0" distB="0" distL="0" distR="0" wp14:anchorId="0512A086" wp14:editId="7E65AB91">
             <wp:extent cx="5612130" cy="1221740"/>
@@ -1731,6 +1553,9 @@
     </w:p>
     <w:p>
       <w:r>
+        <w:rPr>
+          <w:noProof/>
+        </w:rPr>
         <w:drawing>
           <wp:inline distT="0" distB="0" distL="0" distR="0" wp14:anchorId="0F462CE2" wp14:editId="432ED33A">
             <wp:extent cx="5612130" cy="712470"/>
@@ -1780,21 +1605,7 @@
           <w:b/>
           <w:bCs/>
         </w:rPr>
-        <w:t>T</w:t>
-      </w:r>
-      <w:r>
-        <w:rPr>
-          <w:b/>
-          <w:bCs/>
-        </w:rPr>
-        <w:t>ecnológico Sugerid</w:t>
-      </w:r>
-      <w:r>
-        <w:rPr>
-          <w:b/>
-          <w:bCs/>
-        </w:rPr>
-        <w:t>a</w:t>
+        <w:t>Tecnológico Sugerida</w:t>
       </w:r>
     </w:p>
     <w:p>
@@ -1890,7 +1701,6 @@
         </w:rPr>
         <w:t xml:space="preserve">4 </w:t>
       </w:r>
-      <w:proofErr w:type="gramStart"/>
       <w:r>
         <w:rPr>
           <w:b/>
@@ -1905,7 +1715,6 @@
         </w:rPr>
         <w:t>ocumentación</w:t>
       </w:r>
-      <w:proofErr w:type="gramEnd"/>
       <w:r>
         <w:rPr>
           <w:b/>
@@ -1922,8 +1731,595 @@
           <w:bCs/>
         </w:rPr>
       </w:pPr>
-    </w:p>
-    <w:p/>
+      <w:r>
+        <w:rPr>
+          <w:b/>
+          <w:bCs/>
+        </w:rPr>
+        <w:t>Entrada de Datos</w:t>
+      </w:r>
+    </w:p>
+    <w:p>
+      <w:pPr>
+        <w:jc w:val="both"/>
+      </w:pPr>
+      <w:r>
+        <w:t>4.</w:t>
+      </w:r>
+      <w:r>
+        <w:t>1. Formulario de Registro (</w:t>
+      </w:r>
+      <w:proofErr w:type="spellStart"/>
+      <w:r>
+        <w:t>Create</w:t>
+      </w:r>
+      <w:proofErr w:type="spellEnd"/>
+      <w:r>
+        <w:t>)</w:t>
+      </w:r>
+    </w:p>
+    <w:p>
+      <w:pPr>
+        <w:numPr>
+          <w:ilvl w:val="0"/>
+          <w:numId w:val="11"/>
+        </w:numPr>
+        <w:jc w:val="both"/>
+      </w:pPr>
+      <w:r>
+        <w:t>Título: Campo de texto libre (Input Text).</w:t>
+      </w:r>
+    </w:p>
+    <w:p>
+      <w:pPr>
+        <w:numPr>
+          <w:ilvl w:val="0"/>
+          <w:numId w:val="11"/>
+        </w:numPr>
+        <w:jc w:val="both"/>
+      </w:pPr>
+      <w:r>
+        <w:t>Autor: Campo de texto libre (Input Text).</w:t>
+      </w:r>
+    </w:p>
+    <w:p>
+      <w:pPr>
+        <w:numPr>
+          <w:ilvl w:val="0"/>
+          <w:numId w:val="11"/>
+        </w:numPr>
+        <w:jc w:val="both"/>
+      </w:pPr>
+      <w:r>
+        <w:t>Género: Lista desplegable (</w:t>
+      </w:r>
+      <w:proofErr w:type="spellStart"/>
+      <w:r>
+        <w:t>Select</w:t>
+      </w:r>
+      <w:proofErr w:type="spellEnd"/>
+      <w:r>
+        <w:t xml:space="preserve">) </w:t>
+      </w:r>
+      <w:r>
+        <w:t>de preferencia</w:t>
+      </w:r>
+      <w:r>
+        <w:t>.</w:t>
+      </w:r>
+    </w:p>
+    <w:p>
+      <w:pPr>
+        <w:numPr>
+          <w:ilvl w:val="0"/>
+          <w:numId w:val="11"/>
+        </w:numPr>
+        <w:jc w:val="both"/>
+      </w:pPr>
+      <w:r>
+        <w:t xml:space="preserve">Año de publicación: Campo </w:t>
+      </w:r>
+      <w:proofErr w:type="spellStart"/>
+      <w:r>
+        <w:t>fehca</w:t>
+      </w:r>
+      <w:proofErr w:type="spellEnd"/>
+      <w:r>
+        <w:t>.</w:t>
+      </w:r>
+    </w:p>
+    <w:p>
+      <w:pPr>
+        <w:numPr>
+          <w:ilvl w:val="0"/>
+          <w:numId w:val="11"/>
+        </w:numPr>
+        <w:jc w:val="both"/>
+      </w:pPr>
+      <w:r>
+        <w:t xml:space="preserve">Botón: </w:t>
+      </w:r>
+      <w:r>
+        <w:rPr>
+          <w:i/>
+          <w:iCs/>
+        </w:rPr>
+        <w:t>"</w:t>
+      </w:r>
+      <w:r>
+        <w:rPr>
+          <w:i/>
+          <w:iCs/>
+        </w:rPr>
+        <w:t>Crear</w:t>
+      </w:r>
+      <w:r>
+        <w:rPr>
+          <w:i/>
+          <w:iCs/>
+        </w:rPr>
+        <w:t xml:space="preserve"> Libro"</w:t>
+      </w:r>
+      <w:r>
+        <w:t>.</w:t>
+      </w:r>
+    </w:p>
+    <w:p>
+      <w:pPr>
+        <w:jc w:val="both"/>
+      </w:pPr>
+      <w:r>
+        <w:t xml:space="preserve">Nota sobre el Código Único: No requiere un campo de entrada. Debe ser generado automáticamente en el </w:t>
+      </w:r>
+      <w:proofErr w:type="spellStart"/>
+      <w:r>
+        <w:rPr>
+          <w:i/>
+          <w:iCs/>
+        </w:rPr>
+        <w:t>backend</w:t>
+      </w:r>
+      <w:proofErr w:type="spellEnd"/>
+      <w:r>
+        <w:t xml:space="preserve"> usando la lógica solicitada ([A-Z][0-9][0-9]) antes de insertarlo en MySQL.</w:t>
+      </w:r>
+    </w:p>
+    <w:p>
+      <w:pPr>
+        <w:jc w:val="both"/>
+      </w:pPr>
+      <w:r>
+        <w:t>4.</w:t>
+      </w:r>
+      <w:r>
+        <w:t xml:space="preserve">2. </w:t>
+      </w:r>
+      <w:r>
+        <w:t>Campo</w:t>
+      </w:r>
+      <w:r>
+        <w:t xml:space="preserve"> de Búsqueda  (Read)</w:t>
+      </w:r>
+    </w:p>
+    <w:p>
+      <w:pPr>
+        <w:numPr>
+          <w:ilvl w:val="0"/>
+          <w:numId w:val="12"/>
+        </w:numPr>
+        <w:jc w:val="both"/>
+      </w:pPr>
+      <w:r>
+        <w:t>Campos</w:t>
+      </w:r>
+      <w:r>
+        <w:t xml:space="preserve"> de Búsqueda: Campo de texto (Input Text) para buscar por Código, Título, Autor o Género.</w:t>
+      </w:r>
+    </w:p>
+    <w:p>
+      <w:pPr>
+        <w:numPr>
+          <w:ilvl w:val="0"/>
+          <w:numId w:val="12"/>
+        </w:numPr>
+        <w:jc w:val="both"/>
+      </w:pPr>
+      <w:r>
+        <w:t xml:space="preserve">Botón/Acción: </w:t>
+      </w:r>
+      <w:r>
+        <w:rPr>
+          <w:i/>
+          <w:iCs/>
+        </w:rPr>
+        <w:t>"Buscar"</w:t>
+      </w:r>
+      <w:r>
+        <w:t xml:space="preserve"> </w:t>
+      </w:r>
+    </w:p>
+    <w:p>
+      <w:pPr>
+        <w:jc w:val="both"/>
+      </w:pPr>
+      <w:r>
+        <w:t>4.</w:t>
+      </w:r>
+      <w:r>
+        <w:t>3. Formulario de Edición (</w:t>
+      </w:r>
+      <w:proofErr w:type="spellStart"/>
+      <w:r>
+        <w:t>Update</w:t>
+      </w:r>
+      <w:proofErr w:type="spellEnd"/>
+      <w:r>
+        <w:t>)</w:t>
+      </w:r>
+    </w:p>
+    <w:p>
+      <w:pPr>
+        <w:numPr>
+          <w:ilvl w:val="0"/>
+          <w:numId w:val="13"/>
+        </w:numPr>
+        <w:jc w:val="both"/>
+      </w:pPr>
+      <w:r>
+        <w:t>Identificador Único (Code): Campo oculto</w:t>
+      </w:r>
+      <w:r>
+        <w:t xml:space="preserve"> solo</w:t>
+      </w:r>
+      <w:r>
+        <w:t xml:space="preserve"> como referencia visual para saber qué libro se edita.</w:t>
+      </w:r>
+    </w:p>
+    <w:p>
+      <w:pPr>
+        <w:numPr>
+          <w:ilvl w:val="0"/>
+          <w:numId w:val="13"/>
+        </w:numPr>
+        <w:jc w:val="both"/>
+      </w:pPr>
+      <w:r>
+        <w:t>Campos Editables:</w:t>
+      </w:r>
+    </w:p>
+    <w:p>
+      <w:pPr>
+        <w:numPr>
+          <w:ilvl w:val="1"/>
+          <w:numId w:val="13"/>
+        </w:numPr>
+        <w:jc w:val="both"/>
+      </w:pPr>
+      <w:r>
+        <w:t>Título (Input Text)</w:t>
+      </w:r>
+    </w:p>
+    <w:p>
+      <w:pPr>
+        <w:numPr>
+          <w:ilvl w:val="1"/>
+          <w:numId w:val="13"/>
+        </w:numPr>
+        <w:jc w:val="both"/>
+      </w:pPr>
+      <w:r>
+        <w:t>Autor (Input Text)</w:t>
+      </w:r>
+    </w:p>
+    <w:p>
+      <w:pPr>
+        <w:numPr>
+          <w:ilvl w:val="1"/>
+          <w:numId w:val="13"/>
+        </w:numPr>
+        <w:jc w:val="both"/>
+      </w:pPr>
+      <w:r>
+        <w:t>Género (</w:t>
+      </w:r>
+      <w:proofErr w:type="spellStart"/>
+      <w:r>
+        <w:t>Select</w:t>
+      </w:r>
+      <w:proofErr w:type="spellEnd"/>
+      <w:r>
+        <w:t>)</w:t>
+      </w:r>
+    </w:p>
+    <w:p>
+      <w:pPr>
+        <w:numPr>
+          <w:ilvl w:val="1"/>
+          <w:numId w:val="13"/>
+        </w:numPr>
+        <w:jc w:val="both"/>
+      </w:pPr>
+      <w:r>
+        <w:lastRenderedPageBreak/>
+        <w:t>Año de publicación (</w:t>
+      </w:r>
+      <w:r>
+        <w:t>Fecha</w:t>
+      </w:r>
+      <w:r>
+        <w:t>)</w:t>
+      </w:r>
+    </w:p>
+    <w:p>
+      <w:pPr>
+        <w:numPr>
+          <w:ilvl w:val="0"/>
+          <w:numId w:val="13"/>
+        </w:numPr>
+        <w:jc w:val="both"/>
+      </w:pPr>
+      <w:r>
+        <w:t xml:space="preserve">Botón: </w:t>
+      </w:r>
+      <w:r>
+        <w:rPr>
+          <w:i/>
+          <w:iCs/>
+        </w:rPr>
+        <w:t>"Actualizar</w:t>
+      </w:r>
+      <w:r>
+        <w:rPr>
+          <w:i/>
+          <w:iCs/>
+        </w:rPr>
+        <w:t xml:space="preserve"> Libro</w:t>
+      </w:r>
+      <w:r>
+        <w:rPr>
+          <w:i/>
+          <w:iCs/>
+        </w:rPr>
+        <w:t>"</w:t>
+      </w:r>
+      <w:r>
+        <w:t>.</w:t>
+      </w:r>
+    </w:p>
+    <w:p>
+      <w:pPr>
+        <w:jc w:val="both"/>
+      </w:pPr>
+      <w:r>
+        <w:t>4.</w:t>
+      </w:r>
+      <w:r>
+        <w:t>4. Confirmación de Eliminación (Delete)</w:t>
+      </w:r>
+    </w:p>
+    <w:p>
+      <w:pPr>
+        <w:numPr>
+          <w:ilvl w:val="0"/>
+          <w:numId w:val="14"/>
+        </w:numPr>
+        <w:jc w:val="both"/>
+      </w:pPr>
+      <w:r>
+        <w:t>Identificador Único (Code): Se pasa implícitamente al seleccionar el libro desde la tabla.</w:t>
+      </w:r>
+    </w:p>
+    <w:p>
+      <w:pPr>
+        <w:numPr>
+          <w:ilvl w:val="0"/>
+          <w:numId w:val="14"/>
+        </w:numPr>
+        <w:jc w:val="both"/>
+      </w:pPr>
+      <w:r>
+        <w:t>Ventana emergente con mensaje de confirmación (¿Desea eliminar el libro?).</w:t>
+      </w:r>
+    </w:p>
+    <w:p>
+      <w:pPr>
+        <w:jc w:val="both"/>
+      </w:pPr>
+    </w:p>
+    <w:p>
+      <w:r>
+        <w:t xml:space="preserve">Aquí tienes los </w:t>
+      </w:r>
+      <w:r>
+        <w:rPr>
+          <w:b/>
+          <w:bCs/>
+        </w:rPr>
+        <w:t>componentes de salida de datos</w:t>
+      </w:r>
+      <w:r>
+        <w:t xml:space="preserve"> que el sistema debe mostrar al usuario, explicados de forma breve y clara:</w:t>
+      </w:r>
+    </w:p>
+    <w:p>
+      <w:pPr>
+        <w:jc w:val="both"/>
+        <w:rPr>
+          <w:b/>
+          <w:bCs/>
+        </w:rPr>
+      </w:pPr>
+      <w:r>
+        <w:rPr>
+          <w:b/>
+          <w:bCs/>
+        </w:rPr>
+        <w:t>Salida</w:t>
+      </w:r>
+      <w:r>
+        <w:rPr>
+          <w:b/>
+          <w:bCs/>
+        </w:rPr>
+        <w:t xml:space="preserve"> de Datos</w:t>
+      </w:r>
+    </w:p>
+    <w:p>
+      <w:pPr>
+        <w:pStyle w:val="Prrafodelista"/>
+        <w:numPr>
+          <w:ilvl w:val="1"/>
+          <w:numId w:val="20"/>
+        </w:numPr>
+      </w:pPr>
+      <w:r>
+        <w:rPr>
+          <w:b/>
+          <w:bCs/>
+        </w:rPr>
+        <w:t>Vista Lista:</w:t>
+      </w:r>
+      <w:r>
+        <w:t xml:space="preserve"> Muestra todos los libros almacenados con sus columnas principales:</w:t>
+      </w:r>
+    </w:p>
+    <w:p>
+      <w:pPr>
+        <w:numPr>
+          <w:ilvl w:val="1"/>
+          <w:numId w:val="15"/>
+        </w:numPr>
+      </w:pPr>
+      <w:r>
+        <w:rPr>
+          <w:b/>
+          <w:bCs/>
+        </w:rPr>
+        <w:t xml:space="preserve">ID </w:t>
+      </w:r>
+      <w:r>
+        <w:t>(</w:t>
+      </w:r>
+      <w:proofErr w:type="spellStart"/>
+      <w:r>
+        <w:t>bdd</w:t>
+      </w:r>
+      <w:proofErr w:type="spellEnd"/>
+      <w:r>
+        <w:t>)</w:t>
+      </w:r>
+    </w:p>
+    <w:p>
+      <w:pPr>
+        <w:numPr>
+          <w:ilvl w:val="1"/>
+          <w:numId w:val="15"/>
+        </w:numPr>
+      </w:pPr>
+      <w:r>
+        <w:rPr>
+          <w:b/>
+          <w:bCs/>
+        </w:rPr>
+        <w:t>Código generado</w:t>
+      </w:r>
+      <w:r>
+        <w:t xml:space="preserve"> (Ej. </w:t>
+      </w:r>
+      <w:r>
+        <w:rPr>
+          <w:i/>
+          <w:iCs/>
+        </w:rPr>
+        <w:t>A12</w:t>
+      </w:r>
+      <w:r>
+        <w:t xml:space="preserve">, </w:t>
+      </w:r>
+      <w:r>
+        <w:rPr>
+          <w:i/>
+          <w:iCs/>
+        </w:rPr>
+        <w:t>B45</w:t>
+      </w:r>
+      <w:r>
+        <w:t>)</w:t>
+      </w:r>
+    </w:p>
+    <w:p>
+      <w:pPr>
+        <w:numPr>
+          <w:ilvl w:val="1"/>
+          <w:numId w:val="15"/>
+        </w:numPr>
+      </w:pPr>
+      <w:r>
+        <w:t>Título</w:t>
+      </w:r>
+    </w:p>
+    <w:p>
+      <w:pPr>
+        <w:numPr>
+          <w:ilvl w:val="1"/>
+          <w:numId w:val="15"/>
+        </w:numPr>
+      </w:pPr>
+      <w:r>
+        <w:t>Autor</w:t>
+      </w:r>
+    </w:p>
+    <w:p>
+      <w:pPr>
+        <w:numPr>
+          <w:ilvl w:val="1"/>
+          <w:numId w:val="15"/>
+        </w:numPr>
+      </w:pPr>
+      <w:r>
+        <w:t>Género</w:t>
+      </w:r>
+    </w:p>
+    <w:p>
+      <w:pPr>
+        <w:numPr>
+          <w:ilvl w:val="1"/>
+          <w:numId w:val="15"/>
+        </w:numPr>
+      </w:pPr>
+      <w:r>
+        <w:t>Año de publicación</w:t>
+      </w:r>
+    </w:p>
+    <w:p>
+      <w:pPr>
+        <w:numPr>
+          <w:ilvl w:val="1"/>
+          <w:numId w:val="15"/>
+        </w:numPr>
+      </w:pPr>
+      <w:r>
+        <w:rPr>
+          <w:b/>
+          <w:bCs/>
+        </w:rPr>
+        <w:t>Acciones por Fila:</w:t>
+      </w:r>
+      <w:r>
+        <w:t xml:space="preserve"> Botones </w:t>
+      </w:r>
+      <w:r>
+        <w:t>para Editar y Eliminar</w:t>
+      </w:r>
+      <w:r>
+        <w:t xml:space="preserve"> </w:t>
+      </w:r>
+    </w:p>
+    <w:p>
+      <w:pPr>
+        <w:ind w:left="1440"/>
+      </w:pPr>
+    </w:p>
     <w:p/>
     <w:sectPr>
       <w:pgSz w:w="12240" w:h="15840"/>
@@ -1938,6 +2334,304 @@
 <file path=word/numbering.xml><?xml version="1.0" encoding="utf-8"?>
 <w:numbering xmlns:wpc="http://schemas.microsoft.com/office/word/2010/wordprocessingCanvas" xmlns:cx="http://schemas.microsoft.com/office/drawing/2014/chartex" xmlns:cx1="http://schemas.microsoft.com/office/drawing/2015/9/8/chartex" xmlns:cx2="http://schemas.microsoft.com/office/drawing/2015/10/21/chartex" xmlns:cx3="http://schemas.microsoft.com/office/drawing/2016/5/9/chartex" xmlns:cx4="http://schemas.microsoft.com/office/drawing/2016/5/10/chartex" xmlns:cx5="http://schemas.microsoft.com/office/drawing/2016/5/11/chartex" xmlns:cx6="http://schemas.microsoft.com/office/drawing/2016/5/12/chartex" xmlns:cx7="http://schemas.microsoft.com/office/drawing/2016/5/13/chartex" xmlns:cx8="http://schemas.microsoft.com/office/drawing/2016/5/14/chartex" xmlns:mc="http://schemas.openxmlformats.org/markup-compatibility/2006" xmlns:aink="http://schemas.microsoft.com/office/drawing/2016/ink" xmlns:am3d="http://schemas.microsoft.com/office/drawing/2017/model3d" xmlns:o="urn:schemas-microsoft-com:office:office" xmlns:oel="http://schemas.microsoft.com/office/2019/extlst" xmlns:r="http://schemas.openxmlformats.org/officeDocument/2006/relationships" xmlns:m="http://schemas.openxmlformats.org/officeDocument/2006/math" xmlns:v="urn:schemas-microsoft-com:vml" xmlns:wp14="http://schemas.microsoft.com/office/word/2010/wordprocessingDrawing" xmlns:wp="http://schemas.openxmlformats.org/drawingml/2006/wordprocessingDrawing" xmlns:w10="urn:schemas-microsoft-com:office:word" xmlns:w="http://schemas.openxmlformats.org/wordprocessingml/2006/main" xmlns:w14="http://schemas.microsoft.com/office/word/2010/wordml" xmlns:w15="http://schemas.microsoft.com/office/word/2012/wordml" xmlns:w16cex="http://schemas.microsoft.com/office/word/2018/wordml/cex" xmlns:w16cid="http://schemas.microsoft.com/office/word/2016/wordml/cid" xmlns:w16="http://schemas.microsoft.com/office/word/2018/wordml" xmlns:w16du="http://schemas.microsoft.com/office/word/2023/wordml/word16du" xmlns:w16sdtdh="http://schemas.microsoft.com/office/word/2020/wordml/sdtdatahash" xmlns:w16sdtfl="http://schemas.microsoft.com/office/word/2024/wordml/sdtformatlock" xmlns:w16se="http://schemas.microsoft.com/office/word/2015/wordml/symex" xmlns:wpg="http://schemas.microsoft.com/office/word/2010/wordprocessingGroup" xmlns:wpi="http://schemas.microsoft.com/office/word/2010/wordprocessingInk" xmlns:wne="http://schemas.microsoft.com/office/word/2006/wordml" xmlns:wps="http://schemas.microsoft.com/office/word/2010/wordprocessingShape" mc:Ignorable="w14 w15 w16se w16cid w16 w16cex w16sdtdh w16sdtfl w16du wp14">
   <w:abstractNum w:abstractNumId="0" w15:restartNumberingAfterBreak="0">
+    <w:nsid w:val="0B4F05BD"/>
+    <w:multiLevelType w:val="multilevel"/>
+    <w:tmpl w:val="897E4B9C"/>
+    <w:lvl w:ilvl="0">
+      <w:start w:val="1"/>
+      <w:numFmt w:val="bullet"/>
+      <w:lvlText w:val=""/>
+      <w:lvlJc w:val="left"/>
+      <w:pPr>
+        <w:tabs>
+          <w:tab w:val="num" w:pos="720"/>
+        </w:tabs>
+        <w:ind w:left="720" w:hanging="360"/>
+      </w:pPr>
+      <w:rPr>
+        <w:rFonts w:ascii="Symbol" w:hAnsi="Symbol" w:hint="default"/>
+        <w:sz w:val="20"/>
+      </w:rPr>
+    </w:lvl>
+    <w:lvl w:ilvl="1">
+      <w:start w:val="1"/>
+      <w:numFmt w:val="bullet"/>
+      <w:lvlText w:val="o"/>
+      <w:lvlJc w:val="left"/>
+      <w:pPr>
+        <w:tabs>
+          <w:tab w:val="num" w:pos="1440"/>
+        </w:tabs>
+        <w:ind w:left="1440" w:hanging="360"/>
+      </w:pPr>
+      <w:rPr>
+        <w:rFonts w:ascii="Courier New" w:hAnsi="Courier New" w:hint="default"/>
+        <w:sz w:val="20"/>
+      </w:rPr>
+    </w:lvl>
+    <w:lvl w:ilvl="2" w:tentative="1">
+      <w:start w:val="1"/>
+      <w:numFmt w:val="bullet"/>
+      <w:lvlText w:val=""/>
+      <w:lvlJc w:val="left"/>
+      <w:pPr>
+        <w:tabs>
+          <w:tab w:val="num" w:pos="2160"/>
+        </w:tabs>
+        <w:ind w:left="2160" w:hanging="360"/>
+      </w:pPr>
+      <w:rPr>
+        <w:rFonts w:ascii="Wingdings" w:hAnsi="Wingdings" w:hint="default"/>
+        <w:sz w:val="20"/>
+      </w:rPr>
+    </w:lvl>
+    <w:lvl w:ilvl="3" w:tentative="1">
+      <w:start w:val="1"/>
+      <w:numFmt w:val="bullet"/>
+      <w:lvlText w:val=""/>
+      <w:lvlJc w:val="left"/>
+      <w:pPr>
+        <w:tabs>
+          <w:tab w:val="num" w:pos="2880"/>
+        </w:tabs>
+        <w:ind w:left="2880" w:hanging="360"/>
+      </w:pPr>
+      <w:rPr>
+        <w:rFonts w:ascii="Wingdings" w:hAnsi="Wingdings" w:hint="default"/>
+        <w:sz w:val="20"/>
+      </w:rPr>
+    </w:lvl>
+    <w:lvl w:ilvl="4" w:tentative="1">
+      <w:start w:val="1"/>
+      <w:numFmt w:val="bullet"/>
+      <w:lvlText w:val=""/>
+      <w:lvlJc w:val="left"/>
+      <w:pPr>
+        <w:tabs>
+          <w:tab w:val="num" w:pos="3600"/>
+        </w:tabs>
+        <w:ind w:left="3600" w:hanging="360"/>
+      </w:pPr>
+      <w:rPr>
+        <w:rFonts w:ascii="Wingdings" w:hAnsi="Wingdings" w:hint="default"/>
+        <w:sz w:val="20"/>
+      </w:rPr>
+    </w:lvl>
+    <w:lvl w:ilvl="5" w:tentative="1">
+      <w:start w:val="1"/>
+      <w:numFmt w:val="bullet"/>
+      <w:lvlText w:val=""/>
+      <w:lvlJc w:val="left"/>
+      <w:pPr>
+        <w:tabs>
+          <w:tab w:val="num" w:pos="4320"/>
+        </w:tabs>
+        <w:ind w:left="4320" w:hanging="360"/>
+      </w:pPr>
+      <w:rPr>
+        <w:rFonts w:ascii="Wingdings" w:hAnsi="Wingdings" w:hint="default"/>
+        <w:sz w:val="20"/>
+      </w:rPr>
+    </w:lvl>
+    <w:lvl w:ilvl="6" w:tentative="1">
+      <w:start w:val="1"/>
+      <w:numFmt w:val="bullet"/>
+      <w:lvlText w:val=""/>
+      <w:lvlJc w:val="left"/>
+      <w:pPr>
+        <w:tabs>
+          <w:tab w:val="num" w:pos="5040"/>
+        </w:tabs>
+        <w:ind w:left="5040" w:hanging="360"/>
+      </w:pPr>
+      <w:rPr>
+        <w:rFonts w:ascii="Wingdings" w:hAnsi="Wingdings" w:hint="default"/>
+        <w:sz w:val="20"/>
+      </w:rPr>
+    </w:lvl>
+    <w:lvl w:ilvl="7" w:tentative="1">
+      <w:start w:val="1"/>
+      <w:numFmt w:val="bullet"/>
+      <w:lvlText w:val=""/>
+      <w:lvlJc w:val="left"/>
+      <w:pPr>
+        <w:tabs>
+          <w:tab w:val="num" w:pos="5760"/>
+        </w:tabs>
+        <w:ind w:left="5760" w:hanging="360"/>
+      </w:pPr>
+      <w:rPr>
+        <w:rFonts w:ascii="Wingdings" w:hAnsi="Wingdings" w:hint="default"/>
+        <w:sz w:val="20"/>
+      </w:rPr>
+    </w:lvl>
+    <w:lvl w:ilvl="8" w:tentative="1">
+      <w:start w:val="1"/>
+      <w:numFmt w:val="bullet"/>
+      <w:lvlText w:val=""/>
+      <w:lvlJc w:val="left"/>
+      <w:pPr>
+        <w:tabs>
+          <w:tab w:val="num" w:pos="6480"/>
+        </w:tabs>
+        <w:ind w:left="6480" w:hanging="360"/>
+      </w:pPr>
+      <w:rPr>
+        <w:rFonts w:ascii="Wingdings" w:hAnsi="Wingdings" w:hint="default"/>
+        <w:sz w:val="20"/>
+      </w:rPr>
+    </w:lvl>
+  </w:abstractNum>
+  <w:abstractNum w:abstractNumId="1" w15:restartNumberingAfterBreak="0">
+    <w:nsid w:val="0BC11438"/>
+    <w:multiLevelType w:val="multilevel"/>
+    <w:tmpl w:val="9BA80960"/>
+    <w:lvl w:ilvl="0">
+      <w:start w:val="1"/>
+      <w:numFmt w:val="bullet"/>
+      <w:lvlText w:val=""/>
+      <w:lvlJc w:val="left"/>
+      <w:pPr>
+        <w:tabs>
+          <w:tab w:val="num" w:pos="720"/>
+        </w:tabs>
+        <w:ind w:left="720" w:hanging="360"/>
+      </w:pPr>
+      <w:rPr>
+        <w:rFonts w:ascii="Symbol" w:hAnsi="Symbol" w:hint="default"/>
+        <w:sz w:val="20"/>
+      </w:rPr>
+    </w:lvl>
+    <w:lvl w:ilvl="1" w:tentative="1">
+      <w:start w:val="1"/>
+      <w:numFmt w:val="bullet"/>
+      <w:lvlText w:val="o"/>
+      <w:lvlJc w:val="left"/>
+      <w:pPr>
+        <w:tabs>
+          <w:tab w:val="num" w:pos="1440"/>
+        </w:tabs>
+        <w:ind w:left="1440" w:hanging="360"/>
+      </w:pPr>
+      <w:rPr>
+        <w:rFonts w:ascii="Courier New" w:hAnsi="Courier New" w:hint="default"/>
+        <w:sz w:val="20"/>
+      </w:rPr>
+    </w:lvl>
+    <w:lvl w:ilvl="2" w:tentative="1">
+      <w:start w:val="1"/>
+      <w:numFmt w:val="bullet"/>
+      <w:lvlText w:val=""/>
+      <w:lvlJc w:val="left"/>
+      <w:pPr>
+        <w:tabs>
+          <w:tab w:val="num" w:pos="2160"/>
+        </w:tabs>
+        <w:ind w:left="2160" w:hanging="360"/>
+      </w:pPr>
+      <w:rPr>
+        <w:rFonts w:ascii="Wingdings" w:hAnsi="Wingdings" w:hint="default"/>
+        <w:sz w:val="20"/>
+      </w:rPr>
+    </w:lvl>
+    <w:lvl w:ilvl="3" w:tentative="1">
+      <w:start w:val="1"/>
+      <w:numFmt w:val="bullet"/>
+      <w:lvlText w:val=""/>
+      <w:lvlJc w:val="left"/>
+      <w:pPr>
+        <w:tabs>
+          <w:tab w:val="num" w:pos="2880"/>
+        </w:tabs>
+        <w:ind w:left="2880" w:hanging="360"/>
+      </w:pPr>
+      <w:rPr>
+        <w:rFonts w:ascii="Wingdings" w:hAnsi="Wingdings" w:hint="default"/>
+        <w:sz w:val="20"/>
+      </w:rPr>
+    </w:lvl>
+    <w:lvl w:ilvl="4" w:tentative="1">
+      <w:start w:val="1"/>
+      <w:numFmt w:val="bullet"/>
+      <w:lvlText w:val=""/>
+      <w:lvlJc w:val="left"/>
+      <w:pPr>
+        <w:tabs>
+          <w:tab w:val="num" w:pos="3600"/>
+        </w:tabs>
+        <w:ind w:left="3600" w:hanging="360"/>
+      </w:pPr>
+      <w:rPr>
+        <w:rFonts w:ascii="Wingdings" w:hAnsi="Wingdings" w:hint="default"/>
+        <w:sz w:val="20"/>
+      </w:rPr>
+    </w:lvl>
+    <w:lvl w:ilvl="5" w:tentative="1">
+      <w:start w:val="1"/>
+      <w:numFmt w:val="bullet"/>
+      <w:lvlText w:val=""/>
+      <w:lvlJc w:val="left"/>
+      <w:pPr>
+        <w:tabs>
+          <w:tab w:val="num" w:pos="4320"/>
+        </w:tabs>
+        <w:ind w:left="4320" w:hanging="360"/>
+      </w:pPr>
+      <w:rPr>
+        <w:rFonts w:ascii="Wingdings" w:hAnsi="Wingdings" w:hint="default"/>
+        <w:sz w:val="20"/>
+      </w:rPr>
+    </w:lvl>
+    <w:lvl w:ilvl="6" w:tentative="1">
+      <w:start w:val="1"/>
+      <w:numFmt w:val="bullet"/>
+      <w:lvlText w:val=""/>
+      <w:lvlJc w:val="left"/>
+      <w:pPr>
+        <w:tabs>
+          <w:tab w:val="num" w:pos="5040"/>
+        </w:tabs>
+        <w:ind w:left="5040" w:hanging="360"/>
+      </w:pPr>
+      <w:rPr>
+        <w:rFonts w:ascii="Wingdings" w:hAnsi="Wingdings" w:hint="default"/>
+        <w:sz w:val="20"/>
+      </w:rPr>
+    </w:lvl>
+    <w:lvl w:ilvl="7" w:tentative="1">
+      <w:start w:val="1"/>
+      <w:numFmt w:val="bullet"/>
+      <w:lvlText w:val=""/>
+      <w:lvlJc w:val="left"/>
+      <w:pPr>
+        <w:tabs>
+          <w:tab w:val="num" w:pos="5760"/>
+        </w:tabs>
+        <w:ind w:left="5760" w:hanging="360"/>
+      </w:pPr>
+      <w:rPr>
+        <w:rFonts w:ascii="Wingdings" w:hAnsi="Wingdings" w:hint="default"/>
+        <w:sz w:val="20"/>
+      </w:rPr>
+    </w:lvl>
+    <w:lvl w:ilvl="8" w:tentative="1">
+      <w:start w:val="1"/>
+      <w:numFmt w:val="bullet"/>
+      <w:lvlText w:val=""/>
+      <w:lvlJc w:val="left"/>
+      <w:pPr>
+        <w:tabs>
+          <w:tab w:val="num" w:pos="6480"/>
+        </w:tabs>
+        <w:ind w:left="6480" w:hanging="360"/>
+      </w:pPr>
+      <w:rPr>
+        <w:rFonts w:ascii="Wingdings" w:hAnsi="Wingdings" w:hint="default"/>
+        <w:sz w:val="20"/>
+      </w:rPr>
+    </w:lvl>
+  </w:abstractNum>
+  <w:abstractNum w:abstractNumId="2" w15:restartNumberingAfterBreak="0">
     <w:nsid w:val="111F0799"/>
     <w:multiLevelType w:val="multilevel"/>
     <w:tmpl w:val="577E0D6E"/>
@@ -2086,7 +2780,305 @@
       </w:rPr>
     </w:lvl>
   </w:abstractNum>
-  <w:abstractNum w:abstractNumId="1" w15:restartNumberingAfterBreak="0">
+  <w:abstractNum w:abstractNumId="3" w15:restartNumberingAfterBreak="0">
+    <w:nsid w:val="159B04BC"/>
+    <w:multiLevelType w:val="multilevel"/>
+    <w:tmpl w:val="A664F3A8"/>
+    <w:lvl w:ilvl="0">
+      <w:start w:val="1"/>
+      <w:numFmt w:val="bullet"/>
+      <w:lvlText w:val=""/>
+      <w:lvlJc w:val="left"/>
+      <w:pPr>
+        <w:tabs>
+          <w:tab w:val="num" w:pos="720"/>
+        </w:tabs>
+        <w:ind w:left="720" w:hanging="360"/>
+      </w:pPr>
+      <w:rPr>
+        <w:rFonts w:ascii="Symbol" w:hAnsi="Symbol" w:hint="default"/>
+        <w:sz w:val="20"/>
+      </w:rPr>
+    </w:lvl>
+    <w:lvl w:ilvl="1">
+      <w:start w:val="1"/>
+      <w:numFmt w:val="bullet"/>
+      <w:lvlText w:val="o"/>
+      <w:lvlJc w:val="left"/>
+      <w:pPr>
+        <w:tabs>
+          <w:tab w:val="num" w:pos="1440"/>
+        </w:tabs>
+        <w:ind w:left="1440" w:hanging="360"/>
+      </w:pPr>
+      <w:rPr>
+        <w:rFonts w:ascii="Courier New" w:hAnsi="Courier New" w:hint="default"/>
+        <w:sz w:val="20"/>
+      </w:rPr>
+    </w:lvl>
+    <w:lvl w:ilvl="2" w:tentative="1">
+      <w:start w:val="1"/>
+      <w:numFmt w:val="bullet"/>
+      <w:lvlText w:val=""/>
+      <w:lvlJc w:val="left"/>
+      <w:pPr>
+        <w:tabs>
+          <w:tab w:val="num" w:pos="2160"/>
+        </w:tabs>
+        <w:ind w:left="2160" w:hanging="360"/>
+      </w:pPr>
+      <w:rPr>
+        <w:rFonts w:ascii="Wingdings" w:hAnsi="Wingdings" w:hint="default"/>
+        <w:sz w:val="20"/>
+      </w:rPr>
+    </w:lvl>
+    <w:lvl w:ilvl="3" w:tentative="1">
+      <w:start w:val="1"/>
+      <w:numFmt w:val="bullet"/>
+      <w:lvlText w:val=""/>
+      <w:lvlJc w:val="left"/>
+      <w:pPr>
+        <w:tabs>
+          <w:tab w:val="num" w:pos="2880"/>
+        </w:tabs>
+        <w:ind w:left="2880" w:hanging="360"/>
+      </w:pPr>
+      <w:rPr>
+        <w:rFonts w:ascii="Wingdings" w:hAnsi="Wingdings" w:hint="default"/>
+        <w:sz w:val="20"/>
+      </w:rPr>
+    </w:lvl>
+    <w:lvl w:ilvl="4" w:tentative="1">
+      <w:start w:val="1"/>
+      <w:numFmt w:val="bullet"/>
+      <w:lvlText w:val=""/>
+      <w:lvlJc w:val="left"/>
+      <w:pPr>
+        <w:tabs>
+          <w:tab w:val="num" w:pos="3600"/>
+        </w:tabs>
+        <w:ind w:left="3600" w:hanging="360"/>
+      </w:pPr>
+      <w:rPr>
+        <w:rFonts w:ascii="Wingdings" w:hAnsi="Wingdings" w:hint="default"/>
+        <w:sz w:val="20"/>
+      </w:rPr>
+    </w:lvl>
+    <w:lvl w:ilvl="5" w:tentative="1">
+      <w:start w:val="1"/>
+      <w:numFmt w:val="bullet"/>
+      <w:lvlText w:val=""/>
+      <w:lvlJc w:val="left"/>
+      <w:pPr>
+        <w:tabs>
+          <w:tab w:val="num" w:pos="4320"/>
+        </w:tabs>
+        <w:ind w:left="4320" w:hanging="360"/>
+      </w:pPr>
+      <w:rPr>
+        <w:rFonts w:ascii="Wingdings" w:hAnsi="Wingdings" w:hint="default"/>
+        <w:sz w:val="20"/>
+      </w:rPr>
+    </w:lvl>
+    <w:lvl w:ilvl="6" w:tentative="1">
+      <w:start w:val="1"/>
+      <w:numFmt w:val="bullet"/>
+      <w:lvlText w:val=""/>
+      <w:lvlJc w:val="left"/>
+      <w:pPr>
+        <w:tabs>
+          <w:tab w:val="num" w:pos="5040"/>
+        </w:tabs>
+        <w:ind w:left="5040" w:hanging="360"/>
+      </w:pPr>
+      <w:rPr>
+        <w:rFonts w:ascii="Wingdings" w:hAnsi="Wingdings" w:hint="default"/>
+        <w:sz w:val="20"/>
+      </w:rPr>
+    </w:lvl>
+    <w:lvl w:ilvl="7" w:tentative="1">
+      <w:start w:val="1"/>
+      <w:numFmt w:val="bullet"/>
+      <w:lvlText w:val=""/>
+      <w:lvlJc w:val="left"/>
+      <w:pPr>
+        <w:tabs>
+          <w:tab w:val="num" w:pos="5760"/>
+        </w:tabs>
+        <w:ind w:left="5760" w:hanging="360"/>
+      </w:pPr>
+      <w:rPr>
+        <w:rFonts w:ascii="Wingdings" w:hAnsi="Wingdings" w:hint="default"/>
+        <w:sz w:val="20"/>
+      </w:rPr>
+    </w:lvl>
+    <w:lvl w:ilvl="8" w:tentative="1">
+      <w:start w:val="1"/>
+      <w:numFmt w:val="bullet"/>
+      <w:lvlText w:val=""/>
+      <w:lvlJc w:val="left"/>
+      <w:pPr>
+        <w:tabs>
+          <w:tab w:val="num" w:pos="6480"/>
+        </w:tabs>
+        <w:ind w:left="6480" w:hanging="360"/>
+      </w:pPr>
+      <w:rPr>
+        <w:rFonts w:ascii="Wingdings" w:hAnsi="Wingdings" w:hint="default"/>
+        <w:sz w:val="20"/>
+      </w:rPr>
+    </w:lvl>
+  </w:abstractNum>
+  <w:abstractNum w:abstractNumId="4" w15:restartNumberingAfterBreak="0">
+    <w:nsid w:val="19D70AB3"/>
+    <w:multiLevelType w:val="multilevel"/>
+    <w:tmpl w:val="2F0EB2D2"/>
+    <w:lvl w:ilvl="0">
+      <w:start w:val="1"/>
+      <w:numFmt w:val="bullet"/>
+      <w:lvlText w:val=""/>
+      <w:lvlJc w:val="left"/>
+      <w:pPr>
+        <w:tabs>
+          <w:tab w:val="num" w:pos="720"/>
+        </w:tabs>
+        <w:ind w:left="720" w:hanging="360"/>
+      </w:pPr>
+      <w:rPr>
+        <w:rFonts w:ascii="Symbol" w:hAnsi="Symbol" w:hint="default"/>
+        <w:sz w:val="20"/>
+      </w:rPr>
+    </w:lvl>
+    <w:lvl w:ilvl="1">
+      <w:start w:val="1"/>
+      <w:numFmt w:val="bullet"/>
+      <w:lvlText w:val="o"/>
+      <w:lvlJc w:val="left"/>
+      <w:pPr>
+        <w:tabs>
+          <w:tab w:val="num" w:pos="1440"/>
+        </w:tabs>
+        <w:ind w:left="1440" w:hanging="360"/>
+      </w:pPr>
+      <w:rPr>
+        <w:rFonts w:ascii="Courier New" w:hAnsi="Courier New" w:hint="default"/>
+        <w:sz w:val="20"/>
+      </w:rPr>
+    </w:lvl>
+    <w:lvl w:ilvl="2" w:tentative="1">
+      <w:start w:val="1"/>
+      <w:numFmt w:val="bullet"/>
+      <w:lvlText w:val=""/>
+      <w:lvlJc w:val="left"/>
+      <w:pPr>
+        <w:tabs>
+          <w:tab w:val="num" w:pos="2160"/>
+        </w:tabs>
+        <w:ind w:left="2160" w:hanging="360"/>
+      </w:pPr>
+      <w:rPr>
+        <w:rFonts w:ascii="Wingdings" w:hAnsi="Wingdings" w:hint="default"/>
+        <w:sz w:val="20"/>
+      </w:rPr>
+    </w:lvl>
+    <w:lvl w:ilvl="3" w:tentative="1">
+      <w:start w:val="1"/>
+      <w:numFmt w:val="bullet"/>
+      <w:lvlText w:val=""/>
+      <w:lvlJc w:val="left"/>
+      <w:pPr>
+        <w:tabs>
+          <w:tab w:val="num" w:pos="2880"/>
+        </w:tabs>
+        <w:ind w:left="2880" w:hanging="360"/>
+      </w:pPr>
+      <w:rPr>
+        <w:rFonts w:ascii="Wingdings" w:hAnsi="Wingdings" w:hint="default"/>
+        <w:sz w:val="20"/>
+      </w:rPr>
+    </w:lvl>
+    <w:lvl w:ilvl="4" w:tentative="1">
+      <w:start w:val="1"/>
+      <w:numFmt w:val="bullet"/>
+      <w:lvlText w:val=""/>
+      <w:lvlJc w:val="left"/>
+      <w:pPr>
+        <w:tabs>
+          <w:tab w:val="num" w:pos="3600"/>
+        </w:tabs>
+        <w:ind w:left="3600" w:hanging="360"/>
+      </w:pPr>
+      <w:rPr>
+        <w:rFonts w:ascii="Wingdings" w:hAnsi="Wingdings" w:hint="default"/>
+        <w:sz w:val="20"/>
+      </w:rPr>
+    </w:lvl>
+    <w:lvl w:ilvl="5" w:tentative="1">
+      <w:start w:val="1"/>
+      <w:numFmt w:val="bullet"/>
+      <w:lvlText w:val=""/>
+      <w:lvlJc w:val="left"/>
+      <w:pPr>
+        <w:tabs>
+          <w:tab w:val="num" w:pos="4320"/>
+        </w:tabs>
+        <w:ind w:left="4320" w:hanging="360"/>
+      </w:pPr>
+      <w:rPr>
+        <w:rFonts w:ascii="Wingdings" w:hAnsi="Wingdings" w:hint="default"/>
+        <w:sz w:val="20"/>
+      </w:rPr>
+    </w:lvl>
+    <w:lvl w:ilvl="6" w:tentative="1">
+      <w:start w:val="1"/>
+      <w:numFmt w:val="bullet"/>
+      <w:lvlText w:val=""/>
+      <w:lvlJc w:val="left"/>
+      <w:pPr>
+        <w:tabs>
+          <w:tab w:val="num" w:pos="5040"/>
+        </w:tabs>
+        <w:ind w:left="5040" w:hanging="360"/>
+      </w:pPr>
+      <w:rPr>
+        <w:rFonts w:ascii="Wingdings" w:hAnsi="Wingdings" w:hint="default"/>
+        <w:sz w:val="20"/>
+      </w:rPr>
+    </w:lvl>
+    <w:lvl w:ilvl="7" w:tentative="1">
+      <w:start w:val="1"/>
+      <w:numFmt w:val="bullet"/>
+      <w:lvlText w:val=""/>
+      <w:lvlJc w:val="left"/>
+      <w:pPr>
+        <w:tabs>
+          <w:tab w:val="num" w:pos="5760"/>
+        </w:tabs>
+        <w:ind w:left="5760" w:hanging="360"/>
+      </w:pPr>
+      <w:rPr>
+        <w:rFonts w:ascii="Wingdings" w:hAnsi="Wingdings" w:hint="default"/>
+        <w:sz w:val="20"/>
+      </w:rPr>
+    </w:lvl>
+    <w:lvl w:ilvl="8" w:tentative="1">
+      <w:start w:val="1"/>
+      <w:numFmt w:val="bullet"/>
+      <w:lvlText w:val=""/>
+      <w:lvlJc w:val="left"/>
+      <w:pPr>
+        <w:tabs>
+          <w:tab w:val="num" w:pos="6480"/>
+        </w:tabs>
+        <w:ind w:left="6480" w:hanging="360"/>
+      </w:pPr>
+      <w:rPr>
+        <w:rFonts w:ascii="Wingdings" w:hAnsi="Wingdings" w:hint="default"/>
+        <w:sz w:val="20"/>
+      </w:rPr>
+    </w:lvl>
+  </w:abstractNum>
+  <w:abstractNum w:abstractNumId="5" w15:restartNumberingAfterBreak="0">
     <w:nsid w:val="1E3B05F5"/>
     <w:multiLevelType w:val="multilevel"/>
     <w:tmpl w:val="69CAD054"/>
@@ -2235,7 +3227,7 @@
       </w:rPr>
     </w:lvl>
   </w:abstractNum>
-  <w:abstractNum w:abstractNumId="2" w15:restartNumberingAfterBreak="0">
+  <w:abstractNum w:abstractNumId="6" w15:restartNumberingAfterBreak="0">
     <w:nsid w:val="26E02332"/>
     <w:multiLevelType w:val="multilevel"/>
     <w:tmpl w:val="C0EA4D9A"/>
@@ -2384,7 +3376,305 @@
       </w:rPr>
     </w:lvl>
   </w:abstractNum>
-  <w:abstractNum w:abstractNumId="3" w15:restartNumberingAfterBreak="0">
+  <w:abstractNum w:abstractNumId="7" w15:restartNumberingAfterBreak="0">
+    <w:nsid w:val="308D5F5B"/>
+    <w:multiLevelType w:val="multilevel"/>
+    <w:tmpl w:val="C5945548"/>
+    <w:lvl w:ilvl="0">
+      <w:start w:val="1"/>
+      <w:numFmt w:val="bullet"/>
+      <w:lvlText w:val=""/>
+      <w:lvlJc w:val="left"/>
+      <w:pPr>
+        <w:tabs>
+          <w:tab w:val="num" w:pos="720"/>
+        </w:tabs>
+        <w:ind w:left="720" w:hanging="360"/>
+      </w:pPr>
+      <w:rPr>
+        <w:rFonts w:ascii="Symbol" w:hAnsi="Symbol" w:hint="default"/>
+        <w:sz w:val="20"/>
+      </w:rPr>
+    </w:lvl>
+    <w:lvl w:ilvl="1" w:tentative="1">
+      <w:start w:val="1"/>
+      <w:numFmt w:val="bullet"/>
+      <w:lvlText w:val="o"/>
+      <w:lvlJc w:val="left"/>
+      <w:pPr>
+        <w:tabs>
+          <w:tab w:val="num" w:pos="1440"/>
+        </w:tabs>
+        <w:ind w:left="1440" w:hanging="360"/>
+      </w:pPr>
+      <w:rPr>
+        <w:rFonts w:ascii="Courier New" w:hAnsi="Courier New" w:hint="default"/>
+        <w:sz w:val="20"/>
+      </w:rPr>
+    </w:lvl>
+    <w:lvl w:ilvl="2" w:tentative="1">
+      <w:start w:val="1"/>
+      <w:numFmt w:val="bullet"/>
+      <w:lvlText w:val=""/>
+      <w:lvlJc w:val="left"/>
+      <w:pPr>
+        <w:tabs>
+          <w:tab w:val="num" w:pos="2160"/>
+        </w:tabs>
+        <w:ind w:left="2160" w:hanging="360"/>
+      </w:pPr>
+      <w:rPr>
+        <w:rFonts w:ascii="Wingdings" w:hAnsi="Wingdings" w:hint="default"/>
+        <w:sz w:val="20"/>
+      </w:rPr>
+    </w:lvl>
+    <w:lvl w:ilvl="3" w:tentative="1">
+      <w:start w:val="1"/>
+      <w:numFmt w:val="bullet"/>
+      <w:lvlText w:val=""/>
+      <w:lvlJc w:val="left"/>
+      <w:pPr>
+        <w:tabs>
+          <w:tab w:val="num" w:pos="2880"/>
+        </w:tabs>
+        <w:ind w:left="2880" w:hanging="360"/>
+      </w:pPr>
+      <w:rPr>
+        <w:rFonts w:ascii="Wingdings" w:hAnsi="Wingdings" w:hint="default"/>
+        <w:sz w:val="20"/>
+      </w:rPr>
+    </w:lvl>
+    <w:lvl w:ilvl="4" w:tentative="1">
+      <w:start w:val="1"/>
+      <w:numFmt w:val="bullet"/>
+      <w:lvlText w:val=""/>
+      <w:lvlJc w:val="left"/>
+      <w:pPr>
+        <w:tabs>
+          <w:tab w:val="num" w:pos="3600"/>
+        </w:tabs>
+        <w:ind w:left="3600" w:hanging="360"/>
+      </w:pPr>
+      <w:rPr>
+        <w:rFonts w:ascii="Wingdings" w:hAnsi="Wingdings" w:hint="default"/>
+        <w:sz w:val="20"/>
+      </w:rPr>
+    </w:lvl>
+    <w:lvl w:ilvl="5" w:tentative="1">
+      <w:start w:val="1"/>
+      <w:numFmt w:val="bullet"/>
+      <w:lvlText w:val=""/>
+      <w:lvlJc w:val="left"/>
+      <w:pPr>
+        <w:tabs>
+          <w:tab w:val="num" w:pos="4320"/>
+        </w:tabs>
+        <w:ind w:left="4320" w:hanging="360"/>
+      </w:pPr>
+      <w:rPr>
+        <w:rFonts w:ascii="Wingdings" w:hAnsi="Wingdings" w:hint="default"/>
+        <w:sz w:val="20"/>
+      </w:rPr>
+    </w:lvl>
+    <w:lvl w:ilvl="6" w:tentative="1">
+      <w:start w:val="1"/>
+      <w:numFmt w:val="bullet"/>
+      <w:lvlText w:val=""/>
+      <w:lvlJc w:val="left"/>
+      <w:pPr>
+        <w:tabs>
+          <w:tab w:val="num" w:pos="5040"/>
+        </w:tabs>
+        <w:ind w:left="5040" w:hanging="360"/>
+      </w:pPr>
+      <w:rPr>
+        <w:rFonts w:ascii="Wingdings" w:hAnsi="Wingdings" w:hint="default"/>
+        <w:sz w:val="20"/>
+      </w:rPr>
+    </w:lvl>
+    <w:lvl w:ilvl="7" w:tentative="1">
+      <w:start w:val="1"/>
+      <w:numFmt w:val="bullet"/>
+      <w:lvlText w:val=""/>
+      <w:lvlJc w:val="left"/>
+      <w:pPr>
+        <w:tabs>
+          <w:tab w:val="num" w:pos="5760"/>
+        </w:tabs>
+        <w:ind w:left="5760" w:hanging="360"/>
+      </w:pPr>
+      <w:rPr>
+        <w:rFonts w:ascii="Wingdings" w:hAnsi="Wingdings" w:hint="default"/>
+        <w:sz w:val="20"/>
+      </w:rPr>
+    </w:lvl>
+    <w:lvl w:ilvl="8" w:tentative="1">
+      <w:start w:val="1"/>
+      <w:numFmt w:val="bullet"/>
+      <w:lvlText w:val=""/>
+      <w:lvlJc w:val="left"/>
+      <w:pPr>
+        <w:tabs>
+          <w:tab w:val="num" w:pos="6480"/>
+        </w:tabs>
+        <w:ind w:left="6480" w:hanging="360"/>
+      </w:pPr>
+      <w:rPr>
+        <w:rFonts w:ascii="Wingdings" w:hAnsi="Wingdings" w:hint="default"/>
+        <w:sz w:val="20"/>
+      </w:rPr>
+    </w:lvl>
+  </w:abstractNum>
+  <w:abstractNum w:abstractNumId="8" w15:restartNumberingAfterBreak="0">
+    <w:nsid w:val="309626F3"/>
+    <w:multiLevelType w:val="multilevel"/>
+    <w:tmpl w:val="D034EE4A"/>
+    <w:lvl w:ilvl="0">
+      <w:start w:val="1"/>
+      <w:numFmt w:val="bullet"/>
+      <w:lvlText w:val=""/>
+      <w:lvlJc w:val="left"/>
+      <w:pPr>
+        <w:tabs>
+          <w:tab w:val="num" w:pos="720"/>
+        </w:tabs>
+        <w:ind w:left="720" w:hanging="360"/>
+      </w:pPr>
+      <w:rPr>
+        <w:rFonts w:ascii="Symbol" w:hAnsi="Symbol" w:hint="default"/>
+        <w:sz w:val="20"/>
+      </w:rPr>
+    </w:lvl>
+    <w:lvl w:ilvl="1" w:tentative="1">
+      <w:start w:val="1"/>
+      <w:numFmt w:val="bullet"/>
+      <w:lvlText w:val="o"/>
+      <w:lvlJc w:val="left"/>
+      <w:pPr>
+        <w:tabs>
+          <w:tab w:val="num" w:pos="1440"/>
+        </w:tabs>
+        <w:ind w:left="1440" w:hanging="360"/>
+      </w:pPr>
+      <w:rPr>
+        <w:rFonts w:ascii="Courier New" w:hAnsi="Courier New" w:hint="default"/>
+        <w:sz w:val="20"/>
+      </w:rPr>
+    </w:lvl>
+    <w:lvl w:ilvl="2" w:tentative="1">
+      <w:start w:val="1"/>
+      <w:numFmt w:val="bullet"/>
+      <w:lvlText w:val=""/>
+      <w:lvlJc w:val="left"/>
+      <w:pPr>
+        <w:tabs>
+          <w:tab w:val="num" w:pos="2160"/>
+        </w:tabs>
+        <w:ind w:left="2160" w:hanging="360"/>
+      </w:pPr>
+      <w:rPr>
+        <w:rFonts w:ascii="Wingdings" w:hAnsi="Wingdings" w:hint="default"/>
+        <w:sz w:val="20"/>
+      </w:rPr>
+    </w:lvl>
+    <w:lvl w:ilvl="3" w:tentative="1">
+      <w:start w:val="1"/>
+      <w:numFmt w:val="bullet"/>
+      <w:lvlText w:val=""/>
+      <w:lvlJc w:val="left"/>
+      <w:pPr>
+        <w:tabs>
+          <w:tab w:val="num" w:pos="2880"/>
+        </w:tabs>
+        <w:ind w:left="2880" w:hanging="360"/>
+      </w:pPr>
+      <w:rPr>
+        <w:rFonts w:ascii="Wingdings" w:hAnsi="Wingdings" w:hint="default"/>
+        <w:sz w:val="20"/>
+      </w:rPr>
+    </w:lvl>
+    <w:lvl w:ilvl="4" w:tentative="1">
+      <w:start w:val="1"/>
+      <w:numFmt w:val="bullet"/>
+      <w:lvlText w:val=""/>
+      <w:lvlJc w:val="left"/>
+      <w:pPr>
+        <w:tabs>
+          <w:tab w:val="num" w:pos="3600"/>
+        </w:tabs>
+        <w:ind w:left="3600" w:hanging="360"/>
+      </w:pPr>
+      <w:rPr>
+        <w:rFonts w:ascii="Wingdings" w:hAnsi="Wingdings" w:hint="default"/>
+        <w:sz w:val="20"/>
+      </w:rPr>
+    </w:lvl>
+    <w:lvl w:ilvl="5" w:tentative="1">
+      <w:start w:val="1"/>
+      <w:numFmt w:val="bullet"/>
+      <w:lvlText w:val=""/>
+      <w:lvlJc w:val="left"/>
+      <w:pPr>
+        <w:tabs>
+          <w:tab w:val="num" w:pos="4320"/>
+        </w:tabs>
+        <w:ind w:left="4320" w:hanging="360"/>
+      </w:pPr>
+      <w:rPr>
+        <w:rFonts w:ascii="Wingdings" w:hAnsi="Wingdings" w:hint="default"/>
+        <w:sz w:val="20"/>
+      </w:rPr>
+    </w:lvl>
+    <w:lvl w:ilvl="6" w:tentative="1">
+      <w:start w:val="1"/>
+      <w:numFmt w:val="bullet"/>
+      <w:lvlText w:val=""/>
+      <w:lvlJc w:val="left"/>
+      <w:pPr>
+        <w:tabs>
+          <w:tab w:val="num" w:pos="5040"/>
+        </w:tabs>
+        <w:ind w:left="5040" w:hanging="360"/>
+      </w:pPr>
+      <w:rPr>
+        <w:rFonts w:ascii="Wingdings" w:hAnsi="Wingdings" w:hint="default"/>
+        <w:sz w:val="20"/>
+      </w:rPr>
+    </w:lvl>
+    <w:lvl w:ilvl="7" w:tentative="1">
+      <w:start w:val="1"/>
+      <w:numFmt w:val="bullet"/>
+      <w:lvlText w:val=""/>
+      <w:lvlJc w:val="left"/>
+      <w:pPr>
+        <w:tabs>
+          <w:tab w:val="num" w:pos="5760"/>
+        </w:tabs>
+        <w:ind w:left="5760" w:hanging="360"/>
+      </w:pPr>
+      <w:rPr>
+        <w:rFonts w:ascii="Wingdings" w:hAnsi="Wingdings" w:hint="default"/>
+        <w:sz w:val="20"/>
+      </w:rPr>
+    </w:lvl>
+    <w:lvl w:ilvl="8" w:tentative="1">
+      <w:start w:val="1"/>
+      <w:numFmt w:val="bullet"/>
+      <w:lvlText w:val=""/>
+      <w:lvlJc w:val="left"/>
+      <w:pPr>
+        <w:tabs>
+          <w:tab w:val="num" w:pos="6480"/>
+        </w:tabs>
+        <w:ind w:left="6480" w:hanging="360"/>
+      </w:pPr>
+      <w:rPr>
+        <w:rFonts w:ascii="Wingdings" w:hAnsi="Wingdings" w:hint="default"/>
+        <w:sz w:val="20"/>
+      </w:rPr>
+    </w:lvl>
+  </w:abstractNum>
+  <w:abstractNum w:abstractNumId="9" w15:restartNumberingAfterBreak="0">
     <w:nsid w:val="30C1172E"/>
     <w:multiLevelType w:val="multilevel"/>
     <w:tmpl w:val="F5B852F6"/>
@@ -2533,7 +3823,242 @@
       </w:rPr>
     </w:lvl>
   </w:abstractNum>
-  <w:abstractNum w:abstractNumId="4" w15:restartNumberingAfterBreak="0">
+  <w:abstractNum w:abstractNumId="10" w15:restartNumberingAfterBreak="0">
+    <w:nsid w:val="322E52B7"/>
+    <w:multiLevelType w:val="multilevel"/>
+    <w:tmpl w:val="F838414E"/>
+    <w:lvl w:ilvl="0">
+      <w:start w:val="4"/>
+      <w:numFmt w:val="decimal"/>
+      <w:lvlText w:val="%1"/>
+      <w:lvlJc w:val="left"/>
+      <w:pPr>
+        <w:ind w:left="360" w:hanging="360"/>
+      </w:pPr>
+      <w:rPr>
+        <w:rFonts w:hint="default"/>
+      </w:rPr>
+    </w:lvl>
+    <w:lvl w:ilvl="1">
+      <w:start w:val="7"/>
+      <w:numFmt w:val="decimal"/>
+      <w:lvlText w:val="%1.%2"/>
+      <w:lvlJc w:val="left"/>
+      <w:pPr>
+        <w:ind w:left="720" w:hanging="360"/>
+      </w:pPr>
+      <w:rPr>
+        <w:rFonts w:hint="default"/>
+      </w:rPr>
+    </w:lvl>
+    <w:lvl w:ilvl="2">
+      <w:start w:val="1"/>
+      <w:numFmt w:val="decimal"/>
+      <w:lvlText w:val="%1.%2.%3"/>
+      <w:lvlJc w:val="left"/>
+      <w:pPr>
+        <w:ind w:left="1440" w:hanging="720"/>
+      </w:pPr>
+      <w:rPr>
+        <w:rFonts w:hint="default"/>
+      </w:rPr>
+    </w:lvl>
+    <w:lvl w:ilvl="3">
+      <w:start w:val="1"/>
+      <w:numFmt w:val="decimal"/>
+      <w:lvlText w:val="%1.%2.%3.%4"/>
+      <w:lvlJc w:val="left"/>
+      <w:pPr>
+        <w:ind w:left="2160" w:hanging="1080"/>
+      </w:pPr>
+      <w:rPr>
+        <w:rFonts w:hint="default"/>
+      </w:rPr>
+    </w:lvl>
+    <w:lvl w:ilvl="4">
+      <w:start w:val="1"/>
+      <w:numFmt w:val="decimal"/>
+      <w:lvlText w:val="%1.%2.%3.%4.%5"/>
+      <w:lvlJc w:val="left"/>
+      <w:pPr>
+        <w:ind w:left="2520" w:hanging="1080"/>
+      </w:pPr>
+      <w:rPr>
+        <w:rFonts w:hint="default"/>
+      </w:rPr>
+    </w:lvl>
+    <w:lvl w:ilvl="5">
+      <w:start w:val="1"/>
+      <w:numFmt w:val="decimal"/>
+      <w:lvlText w:val="%1.%2.%3.%4.%5.%6"/>
+      <w:lvlJc w:val="left"/>
+      <w:pPr>
+        <w:ind w:left="3240" w:hanging="1440"/>
+      </w:pPr>
+      <w:rPr>
+        <w:rFonts w:hint="default"/>
+      </w:rPr>
+    </w:lvl>
+    <w:lvl w:ilvl="6">
+      <w:start w:val="1"/>
+      <w:numFmt w:val="decimal"/>
+      <w:lvlText w:val="%1.%2.%3.%4.%5.%6.%7"/>
+      <w:lvlJc w:val="left"/>
+      <w:pPr>
+        <w:ind w:left="3600" w:hanging="1440"/>
+      </w:pPr>
+      <w:rPr>
+        <w:rFonts w:hint="default"/>
+      </w:rPr>
+    </w:lvl>
+    <w:lvl w:ilvl="7">
+      <w:start w:val="1"/>
+      <w:numFmt w:val="decimal"/>
+      <w:lvlText w:val="%1.%2.%3.%4.%5.%6.%7.%8"/>
+      <w:lvlJc w:val="left"/>
+      <w:pPr>
+        <w:ind w:left="4320" w:hanging="1800"/>
+      </w:pPr>
+      <w:rPr>
+        <w:rFonts w:hint="default"/>
+      </w:rPr>
+    </w:lvl>
+    <w:lvl w:ilvl="8">
+      <w:start w:val="1"/>
+      <w:numFmt w:val="decimal"/>
+      <w:lvlText w:val="%1.%2.%3.%4.%5.%6.%7.%8.%9"/>
+      <w:lvlJc w:val="left"/>
+      <w:pPr>
+        <w:ind w:left="4680" w:hanging="1800"/>
+      </w:pPr>
+      <w:rPr>
+        <w:rFonts w:hint="default"/>
+      </w:rPr>
+    </w:lvl>
+  </w:abstractNum>
+  <w:abstractNum w:abstractNumId="11" w15:restartNumberingAfterBreak="0">
+    <w:nsid w:val="382A5D1D"/>
+    <w:multiLevelType w:val="multilevel"/>
+    <w:tmpl w:val="E9BEDADC"/>
+    <w:lvl w:ilvl="0">
+      <w:start w:val="4"/>
+      <w:numFmt w:val="decimal"/>
+      <w:lvlText w:val="%1"/>
+      <w:lvlJc w:val="left"/>
+      <w:pPr>
+        <w:ind w:left="360" w:hanging="360"/>
+      </w:pPr>
+      <w:rPr>
+        <w:rFonts w:hint="default"/>
+        <w:b/>
+      </w:rPr>
+    </w:lvl>
+    <w:lvl w:ilvl="1">
+      <w:start w:val="6"/>
+      <w:numFmt w:val="decimal"/>
+      <w:lvlText w:val="%1.%2"/>
+      <w:lvlJc w:val="left"/>
+      <w:pPr>
+        <w:ind w:left="360" w:hanging="360"/>
+      </w:pPr>
+      <w:rPr>
+        <w:rFonts w:hint="default"/>
+        <w:b/>
+      </w:rPr>
+    </w:lvl>
+    <w:lvl w:ilvl="2">
+      <w:start w:val="1"/>
+      <w:numFmt w:val="decimal"/>
+      <w:lvlText w:val="%1.%2.%3"/>
+      <w:lvlJc w:val="left"/>
+      <w:pPr>
+        <w:ind w:left="720" w:hanging="720"/>
+      </w:pPr>
+      <w:rPr>
+        <w:rFonts w:hint="default"/>
+        <w:b/>
+      </w:rPr>
+    </w:lvl>
+    <w:lvl w:ilvl="3">
+      <w:start w:val="1"/>
+      <w:numFmt w:val="decimal"/>
+      <w:lvlText w:val="%1.%2.%3.%4"/>
+      <w:lvlJc w:val="left"/>
+      <w:pPr>
+        <w:ind w:left="1080" w:hanging="1080"/>
+      </w:pPr>
+      <w:rPr>
+        <w:rFonts w:hint="default"/>
+        <w:b/>
+      </w:rPr>
+    </w:lvl>
+    <w:lvl w:ilvl="4">
+      <w:start w:val="1"/>
+      <w:numFmt w:val="decimal"/>
+      <w:lvlText w:val="%1.%2.%3.%4.%5"/>
+      <w:lvlJc w:val="left"/>
+      <w:pPr>
+        <w:ind w:left="1080" w:hanging="1080"/>
+      </w:pPr>
+      <w:rPr>
+        <w:rFonts w:hint="default"/>
+        <w:b/>
+      </w:rPr>
+    </w:lvl>
+    <w:lvl w:ilvl="5">
+      <w:start w:val="1"/>
+      <w:numFmt w:val="decimal"/>
+      <w:lvlText w:val="%1.%2.%3.%4.%5.%6"/>
+      <w:lvlJc w:val="left"/>
+      <w:pPr>
+        <w:ind w:left="1440" w:hanging="1440"/>
+      </w:pPr>
+      <w:rPr>
+        <w:rFonts w:hint="default"/>
+        <w:b/>
+      </w:rPr>
+    </w:lvl>
+    <w:lvl w:ilvl="6">
+      <w:start w:val="1"/>
+      <w:numFmt w:val="decimal"/>
+      <w:lvlText w:val="%1.%2.%3.%4.%5.%6.%7"/>
+      <w:lvlJc w:val="left"/>
+      <w:pPr>
+        <w:ind w:left="1440" w:hanging="1440"/>
+      </w:pPr>
+      <w:rPr>
+        <w:rFonts w:hint="default"/>
+        <w:b/>
+      </w:rPr>
+    </w:lvl>
+    <w:lvl w:ilvl="7">
+      <w:start w:val="1"/>
+      <w:numFmt w:val="decimal"/>
+      <w:lvlText w:val="%1.%2.%3.%4.%5.%6.%7.%8"/>
+      <w:lvlJc w:val="left"/>
+      <w:pPr>
+        <w:ind w:left="1800" w:hanging="1800"/>
+      </w:pPr>
+      <w:rPr>
+        <w:rFonts w:hint="default"/>
+        <w:b/>
+      </w:rPr>
+    </w:lvl>
+    <w:lvl w:ilvl="8">
+      <w:start w:val="1"/>
+      <w:numFmt w:val="decimal"/>
+      <w:lvlText w:val="%1.%2.%3.%4.%5.%6.%7.%8.%9"/>
+      <w:lvlJc w:val="left"/>
+      <w:pPr>
+        <w:ind w:left="1800" w:hanging="1800"/>
+      </w:pPr>
+      <w:rPr>
+        <w:rFonts w:hint="default"/>
+        <w:b/>
+      </w:rPr>
+    </w:lvl>
+  </w:abstractNum>
+  <w:abstractNum w:abstractNumId="12" w15:restartNumberingAfterBreak="0">
     <w:nsid w:val="382E7FDD"/>
     <w:multiLevelType w:val="multilevel"/>
     <w:tmpl w:val="10665E3A"/>
@@ -2682,7 +4207,305 @@
       </w:rPr>
     </w:lvl>
   </w:abstractNum>
-  <w:abstractNum w:abstractNumId="5" w15:restartNumberingAfterBreak="0">
+  <w:abstractNum w:abstractNumId="13" w15:restartNumberingAfterBreak="0">
+    <w:nsid w:val="3DB466B9"/>
+    <w:multiLevelType w:val="multilevel"/>
+    <w:tmpl w:val="1CF40A22"/>
+    <w:lvl w:ilvl="0">
+      <w:start w:val="1"/>
+      <w:numFmt w:val="bullet"/>
+      <w:lvlText w:val=""/>
+      <w:lvlJc w:val="left"/>
+      <w:pPr>
+        <w:tabs>
+          <w:tab w:val="num" w:pos="720"/>
+        </w:tabs>
+        <w:ind w:left="720" w:hanging="360"/>
+      </w:pPr>
+      <w:rPr>
+        <w:rFonts w:ascii="Symbol" w:hAnsi="Symbol" w:hint="default"/>
+        <w:sz w:val="20"/>
+      </w:rPr>
+    </w:lvl>
+    <w:lvl w:ilvl="1">
+      <w:start w:val="1"/>
+      <w:numFmt w:val="bullet"/>
+      <w:lvlText w:val="o"/>
+      <w:lvlJc w:val="left"/>
+      <w:pPr>
+        <w:tabs>
+          <w:tab w:val="num" w:pos="1440"/>
+        </w:tabs>
+        <w:ind w:left="1440" w:hanging="360"/>
+      </w:pPr>
+      <w:rPr>
+        <w:rFonts w:ascii="Courier New" w:hAnsi="Courier New" w:hint="default"/>
+        <w:sz w:val="20"/>
+      </w:rPr>
+    </w:lvl>
+    <w:lvl w:ilvl="2" w:tentative="1">
+      <w:start w:val="1"/>
+      <w:numFmt w:val="bullet"/>
+      <w:lvlText w:val=""/>
+      <w:lvlJc w:val="left"/>
+      <w:pPr>
+        <w:tabs>
+          <w:tab w:val="num" w:pos="2160"/>
+        </w:tabs>
+        <w:ind w:left="2160" w:hanging="360"/>
+      </w:pPr>
+      <w:rPr>
+        <w:rFonts w:ascii="Wingdings" w:hAnsi="Wingdings" w:hint="default"/>
+        <w:sz w:val="20"/>
+      </w:rPr>
+    </w:lvl>
+    <w:lvl w:ilvl="3" w:tentative="1">
+      <w:start w:val="1"/>
+      <w:numFmt w:val="bullet"/>
+      <w:lvlText w:val=""/>
+      <w:lvlJc w:val="left"/>
+      <w:pPr>
+        <w:tabs>
+          <w:tab w:val="num" w:pos="2880"/>
+        </w:tabs>
+        <w:ind w:left="2880" w:hanging="360"/>
+      </w:pPr>
+      <w:rPr>
+        <w:rFonts w:ascii="Wingdings" w:hAnsi="Wingdings" w:hint="default"/>
+        <w:sz w:val="20"/>
+      </w:rPr>
+    </w:lvl>
+    <w:lvl w:ilvl="4" w:tentative="1">
+      <w:start w:val="1"/>
+      <w:numFmt w:val="bullet"/>
+      <w:lvlText w:val=""/>
+      <w:lvlJc w:val="left"/>
+      <w:pPr>
+        <w:tabs>
+          <w:tab w:val="num" w:pos="3600"/>
+        </w:tabs>
+        <w:ind w:left="3600" w:hanging="360"/>
+      </w:pPr>
+      <w:rPr>
+        <w:rFonts w:ascii="Wingdings" w:hAnsi="Wingdings" w:hint="default"/>
+        <w:sz w:val="20"/>
+      </w:rPr>
+    </w:lvl>
+    <w:lvl w:ilvl="5" w:tentative="1">
+      <w:start w:val="1"/>
+      <w:numFmt w:val="bullet"/>
+      <w:lvlText w:val=""/>
+      <w:lvlJc w:val="left"/>
+      <w:pPr>
+        <w:tabs>
+          <w:tab w:val="num" w:pos="4320"/>
+        </w:tabs>
+        <w:ind w:left="4320" w:hanging="360"/>
+      </w:pPr>
+      <w:rPr>
+        <w:rFonts w:ascii="Wingdings" w:hAnsi="Wingdings" w:hint="default"/>
+        <w:sz w:val="20"/>
+      </w:rPr>
+    </w:lvl>
+    <w:lvl w:ilvl="6" w:tentative="1">
+      <w:start w:val="1"/>
+      <w:numFmt w:val="bullet"/>
+      <w:lvlText w:val=""/>
+      <w:lvlJc w:val="left"/>
+      <w:pPr>
+        <w:tabs>
+          <w:tab w:val="num" w:pos="5040"/>
+        </w:tabs>
+        <w:ind w:left="5040" w:hanging="360"/>
+      </w:pPr>
+      <w:rPr>
+        <w:rFonts w:ascii="Wingdings" w:hAnsi="Wingdings" w:hint="default"/>
+        <w:sz w:val="20"/>
+      </w:rPr>
+    </w:lvl>
+    <w:lvl w:ilvl="7" w:tentative="1">
+      <w:start w:val="1"/>
+      <w:numFmt w:val="bullet"/>
+      <w:lvlText w:val=""/>
+      <w:lvlJc w:val="left"/>
+      <w:pPr>
+        <w:tabs>
+          <w:tab w:val="num" w:pos="5760"/>
+        </w:tabs>
+        <w:ind w:left="5760" w:hanging="360"/>
+      </w:pPr>
+      <w:rPr>
+        <w:rFonts w:ascii="Wingdings" w:hAnsi="Wingdings" w:hint="default"/>
+        <w:sz w:val="20"/>
+      </w:rPr>
+    </w:lvl>
+    <w:lvl w:ilvl="8" w:tentative="1">
+      <w:start w:val="1"/>
+      <w:numFmt w:val="bullet"/>
+      <w:lvlText w:val=""/>
+      <w:lvlJc w:val="left"/>
+      <w:pPr>
+        <w:tabs>
+          <w:tab w:val="num" w:pos="6480"/>
+        </w:tabs>
+        <w:ind w:left="6480" w:hanging="360"/>
+      </w:pPr>
+      <w:rPr>
+        <w:rFonts w:ascii="Wingdings" w:hAnsi="Wingdings" w:hint="default"/>
+        <w:sz w:val="20"/>
+      </w:rPr>
+    </w:lvl>
+  </w:abstractNum>
+  <w:abstractNum w:abstractNumId="14" w15:restartNumberingAfterBreak="0">
+    <w:nsid w:val="427306F7"/>
+    <w:multiLevelType w:val="multilevel"/>
+    <w:tmpl w:val="E8408A3C"/>
+    <w:lvl w:ilvl="0">
+      <w:start w:val="1"/>
+      <w:numFmt w:val="bullet"/>
+      <w:lvlText w:val=""/>
+      <w:lvlJc w:val="left"/>
+      <w:pPr>
+        <w:tabs>
+          <w:tab w:val="num" w:pos="720"/>
+        </w:tabs>
+        <w:ind w:left="720" w:hanging="360"/>
+      </w:pPr>
+      <w:rPr>
+        <w:rFonts w:ascii="Symbol" w:hAnsi="Symbol" w:hint="default"/>
+        <w:sz w:val="20"/>
+      </w:rPr>
+    </w:lvl>
+    <w:lvl w:ilvl="1" w:tentative="1">
+      <w:start w:val="1"/>
+      <w:numFmt w:val="bullet"/>
+      <w:lvlText w:val="o"/>
+      <w:lvlJc w:val="left"/>
+      <w:pPr>
+        <w:tabs>
+          <w:tab w:val="num" w:pos="1440"/>
+        </w:tabs>
+        <w:ind w:left="1440" w:hanging="360"/>
+      </w:pPr>
+      <w:rPr>
+        <w:rFonts w:ascii="Courier New" w:hAnsi="Courier New" w:hint="default"/>
+        <w:sz w:val="20"/>
+      </w:rPr>
+    </w:lvl>
+    <w:lvl w:ilvl="2" w:tentative="1">
+      <w:start w:val="1"/>
+      <w:numFmt w:val="bullet"/>
+      <w:lvlText w:val=""/>
+      <w:lvlJc w:val="left"/>
+      <w:pPr>
+        <w:tabs>
+          <w:tab w:val="num" w:pos="2160"/>
+        </w:tabs>
+        <w:ind w:left="2160" w:hanging="360"/>
+      </w:pPr>
+      <w:rPr>
+        <w:rFonts w:ascii="Wingdings" w:hAnsi="Wingdings" w:hint="default"/>
+        <w:sz w:val="20"/>
+      </w:rPr>
+    </w:lvl>
+    <w:lvl w:ilvl="3" w:tentative="1">
+      <w:start w:val="1"/>
+      <w:numFmt w:val="bullet"/>
+      <w:lvlText w:val=""/>
+      <w:lvlJc w:val="left"/>
+      <w:pPr>
+        <w:tabs>
+          <w:tab w:val="num" w:pos="2880"/>
+        </w:tabs>
+        <w:ind w:left="2880" w:hanging="360"/>
+      </w:pPr>
+      <w:rPr>
+        <w:rFonts w:ascii="Wingdings" w:hAnsi="Wingdings" w:hint="default"/>
+        <w:sz w:val="20"/>
+      </w:rPr>
+    </w:lvl>
+    <w:lvl w:ilvl="4" w:tentative="1">
+      <w:start w:val="1"/>
+      <w:numFmt w:val="bullet"/>
+      <w:lvlText w:val=""/>
+      <w:lvlJc w:val="left"/>
+      <w:pPr>
+        <w:tabs>
+          <w:tab w:val="num" w:pos="3600"/>
+        </w:tabs>
+        <w:ind w:left="3600" w:hanging="360"/>
+      </w:pPr>
+      <w:rPr>
+        <w:rFonts w:ascii="Wingdings" w:hAnsi="Wingdings" w:hint="default"/>
+        <w:sz w:val="20"/>
+      </w:rPr>
+    </w:lvl>
+    <w:lvl w:ilvl="5" w:tentative="1">
+      <w:start w:val="1"/>
+      <w:numFmt w:val="bullet"/>
+      <w:lvlText w:val=""/>
+      <w:lvlJc w:val="left"/>
+      <w:pPr>
+        <w:tabs>
+          <w:tab w:val="num" w:pos="4320"/>
+        </w:tabs>
+        <w:ind w:left="4320" w:hanging="360"/>
+      </w:pPr>
+      <w:rPr>
+        <w:rFonts w:ascii="Wingdings" w:hAnsi="Wingdings" w:hint="default"/>
+        <w:sz w:val="20"/>
+      </w:rPr>
+    </w:lvl>
+    <w:lvl w:ilvl="6" w:tentative="1">
+      <w:start w:val="1"/>
+      <w:numFmt w:val="bullet"/>
+      <w:lvlText w:val=""/>
+      <w:lvlJc w:val="left"/>
+      <w:pPr>
+        <w:tabs>
+          <w:tab w:val="num" w:pos="5040"/>
+        </w:tabs>
+        <w:ind w:left="5040" w:hanging="360"/>
+      </w:pPr>
+      <w:rPr>
+        <w:rFonts w:ascii="Wingdings" w:hAnsi="Wingdings" w:hint="default"/>
+        <w:sz w:val="20"/>
+      </w:rPr>
+    </w:lvl>
+    <w:lvl w:ilvl="7" w:tentative="1">
+      <w:start w:val="1"/>
+      <w:numFmt w:val="bullet"/>
+      <w:lvlText w:val=""/>
+      <w:lvlJc w:val="left"/>
+      <w:pPr>
+        <w:tabs>
+          <w:tab w:val="num" w:pos="5760"/>
+        </w:tabs>
+        <w:ind w:left="5760" w:hanging="360"/>
+      </w:pPr>
+      <w:rPr>
+        <w:rFonts w:ascii="Wingdings" w:hAnsi="Wingdings" w:hint="default"/>
+        <w:sz w:val="20"/>
+      </w:rPr>
+    </w:lvl>
+    <w:lvl w:ilvl="8" w:tentative="1">
+      <w:start w:val="1"/>
+      <w:numFmt w:val="bullet"/>
+      <w:lvlText w:val=""/>
+      <w:lvlJc w:val="left"/>
+      <w:pPr>
+        <w:tabs>
+          <w:tab w:val="num" w:pos="6480"/>
+        </w:tabs>
+        <w:ind w:left="6480" w:hanging="360"/>
+      </w:pPr>
+      <w:rPr>
+        <w:rFonts w:ascii="Wingdings" w:hAnsi="Wingdings" w:hint="default"/>
+        <w:sz w:val="20"/>
+      </w:rPr>
+    </w:lvl>
+  </w:abstractNum>
+  <w:abstractNum w:abstractNumId="15" w15:restartNumberingAfterBreak="0">
     <w:nsid w:val="45231114"/>
     <w:multiLevelType w:val="multilevel"/>
     <w:tmpl w:val="E0FCABFA"/>
@@ -2831,7 +4654,7 @@
       </w:rPr>
     </w:lvl>
   </w:abstractNum>
-  <w:abstractNum w:abstractNumId="6" w15:restartNumberingAfterBreak="0">
+  <w:abstractNum w:abstractNumId="16" w15:restartNumberingAfterBreak="0">
     <w:nsid w:val="5A8735ED"/>
     <w:multiLevelType w:val="multilevel"/>
     <w:tmpl w:val="F182A058"/>
@@ -2980,7 +4803,7 @@
       </w:rPr>
     </w:lvl>
   </w:abstractNum>
-  <w:abstractNum w:abstractNumId="7" w15:restartNumberingAfterBreak="0">
+  <w:abstractNum w:abstractNumId="17" w15:restartNumberingAfterBreak="0">
     <w:nsid w:val="611365D4"/>
     <w:multiLevelType w:val="multilevel"/>
     <w:tmpl w:val="7AA23C38"/>
@@ -3129,7 +4952,7 @@
       </w:rPr>
     </w:lvl>
   </w:abstractNum>
-  <w:abstractNum w:abstractNumId="8" w15:restartNumberingAfterBreak="0">
+  <w:abstractNum w:abstractNumId="18" w15:restartNumberingAfterBreak="0">
     <w:nsid w:val="7C5522DB"/>
     <w:multiLevelType w:val="multilevel"/>
     <w:tmpl w:val="E8EA018E"/>
@@ -3278,7 +5101,7 @@
       </w:rPr>
     </w:lvl>
   </w:abstractNum>
-  <w:abstractNum w:abstractNumId="9" w15:restartNumberingAfterBreak="0">
+  <w:abstractNum w:abstractNumId="19" w15:restartNumberingAfterBreak="0">
     <w:nsid w:val="7F0F32C6"/>
     <w:multiLevelType w:val="multilevel"/>
     <w:tmpl w:val="085C2118"/>
@@ -3428,34 +5251,64 @@
     </w:lvl>
   </w:abstractNum>
   <w:num w:numId="1" w16cid:durableId="2002003958">
+    <w:abstractNumId w:val="16"/>
+  </w:num>
+  <w:num w:numId="2" w16cid:durableId="639923306">
+    <w:abstractNumId w:val="12"/>
+  </w:num>
+  <w:num w:numId="3" w16cid:durableId="371273694">
+    <w:abstractNumId w:val="9"/>
+  </w:num>
+  <w:num w:numId="4" w16cid:durableId="1545872702">
+    <w:abstractNumId w:val="2"/>
+  </w:num>
+  <w:num w:numId="5" w16cid:durableId="238486708">
+    <w:abstractNumId w:val="19"/>
+  </w:num>
+  <w:num w:numId="6" w16cid:durableId="1527213921">
+    <w:abstractNumId w:val="5"/>
+  </w:num>
+  <w:num w:numId="7" w16cid:durableId="1343389359">
     <w:abstractNumId w:val="6"/>
   </w:num>
-  <w:num w:numId="2" w16cid:durableId="639923306">
+  <w:num w:numId="8" w16cid:durableId="28921018">
+    <w:abstractNumId w:val="18"/>
+  </w:num>
+  <w:num w:numId="9" w16cid:durableId="1554274342">
+    <w:abstractNumId w:val="17"/>
+  </w:num>
+  <w:num w:numId="10" w16cid:durableId="235095700">
+    <w:abstractNumId w:val="15"/>
+  </w:num>
+  <w:num w:numId="11" w16cid:durableId="87897032">
+    <w:abstractNumId w:val="7"/>
+  </w:num>
+  <w:num w:numId="12" w16cid:durableId="1128354387">
+    <w:abstractNumId w:val="14"/>
+  </w:num>
+  <w:num w:numId="13" w16cid:durableId="2088646245">
+    <w:abstractNumId w:val="0"/>
+  </w:num>
+  <w:num w:numId="14" w16cid:durableId="208037248">
+    <w:abstractNumId w:val="1"/>
+  </w:num>
+  <w:num w:numId="15" w16cid:durableId="289630318">
+    <w:abstractNumId w:val="3"/>
+  </w:num>
+  <w:num w:numId="16" w16cid:durableId="1192495118">
     <w:abstractNumId w:val="4"/>
   </w:num>
-  <w:num w:numId="3" w16cid:durableId="371273694">
-    <w:abstractNumId w:val="3"/>
+  <w:num w:numId="17" w16cid:durableId="155733822">
+    <w:abstractNumId w:val="13"/>
   </w:num>
-  <w:num w:numId="4" w16cid:durableId="1545872702">
-    <w:abstractNumId w:val="0"/>
-  </w:num>
-  <w:num w:numId="5" w16cid:durableId="238486708">
-    <w:abstractNumId w:val="9"/>
-  </w:num>
-  <w:num w:numId="6" w16cid:durableId="1527213921">
-    <w:abstractNumId w:val="1"/>
-  </w:num>
-  <w:num w:numId="7" w16cid:durableId="1343389359">
-    <w:abstractNumId w:val="2"/>
-  </w:num>
-  <w:num w:numId="8" w16cid:durableId="28921018">
+  <w:num w:numId="18" w16cid:durableId="483014392">
     <w:abstractNumId w:val="8"/>
   </w:num>
-  <w:num w:numId="9" w16cid:durableId="1554274342">
-    <w:abstractNumId w:val="7"/>
+  <w:num w:numId="19" w16cid:durableId="1858809364">
+    <w:abstractNumId w:val="10"/>
   </w:num>
-  <w:num w:numId="10" w16cid:durableId="235095700">
-    <w:abstractNumId w:val="5"/>
+  <w:num w:numId="20" w16cid:durableId="1909344899">
+    <w:abstractNumId w:val="11"/>
   </w:num>
 </w:numbering>
 </file>
@@ -3860,7 +5713,7 @@
   <w:style w:type="paragraph" w:default="1" w:styleId="Normal">
     <w:name w:val="Normal"/>
     <w:qFormat/>
-    <w:rsid w:val="00D5042E"/>
+    <w:rsid w:val="00BC0A62"/>
   </w:style>
   <w:style w:type="paragraph" w:styleId="Ttulo1">
     <w:name w:val="heading 1"/>

--- a/doc/Proyecto_CRUD.docx
+++ b/doc/Proyecto_CRUD.docx
@@ -20,6 +20,7 @@
         </w:rPr>
         <w:t xml:space="preserve">1 </w:t>
       </w:r>
+      <w:proofErr w:type="gramStart"/>
       <w:r>
         <w:rPr>
           <w:b/>
@@ -27,7 +28,17 @@
           <w:sz w:val="26"/>
           <w:szCs w:val="26"/>
         </w:rPr>
-        <w:t>Requerimientos Funcionales</w:t>
+        <w:t>Requerimientos</w:t>
+      </w:r>
+      <w:proofErr w:type="gramEnd"/>
+      <w:r>
+        <w:rPr>
+          <w:b/>
+          <w:bCs/>
+          <w:sz w:val="26"/>
+          <w:szCs w:val="26"/>
+        </w:rPr>
+        <w:t xml:space="preserve"> Funcionales</w:t>
       </w:r>
       <w:r>
         <w:rPr>
@@ -282,7 +293,23 @@
       </w:r>
       <w:proofErr w:type="spellEnd"/>
       <w:r>
-        <w:t xml:space="preserve"> con la estructura [A-Z][0-9][0-9] (ejemplo: A12, </w:t>
+        <w:t xml:space="preserve"> con la estructura [A-Z</w:t>
+      </w:r>
+      <w:proofErr w:type="gramStart"/>
+      <w:r>
+        <w:t>][</w:t>
+      </w:r>
+      <w:proofErr w:type="gramEnd"/>
+      <w:r>
+        <w:t>0-9</w:t>
+      </w:r>
+      <w:proofErr w:type="gramStart"/>
+      <w:r>
+        <w:t>][</w:t>
+      </w:r>
+      <w:proofErr w:type="gramEnd"/>
+      <w:r>
+        <w:t xml:space="preserve">0-9] (ejemplo: A12, </w:t>
       </w:r>
       <w:r>
         <w:t>B12</w:t>
@@ -463,8 +490,13 @@
         <w:t>como</w:t>
       </w:r>
       <w:r>
-        <w:t xml:space="preserve"> UNIQUE INDEX con tipo VARCHAR(</w:t>
-      </w:r>
+        <w:t xml:space="preserve"> UNIQUE INDEX con tipo </w:t>
+      </w:r>
+      <w:proofErr w:type="gramStart"/>
+      <w:r>
+        <w:t>VARCHAR(</w:t>
+      </w:r>
+      <w:proofErr w:type="gramEnd"/>
       <w:r>
         <w:t>3</w:t>
       </w:r>
@@ -635,10 +667,12 @@
         <w:t xml:space="preserve">o </w:t>
       </w:r>
       <w:proofErr w:type="spellStart"/>
+      <w:proofErr w:type="gramStart"/>
       <w:r>
         <w:t>función,no</w:t>
       </w:r>
       <w:proofErr w:type="spellEnd"/>
+      <w:proofErr w:type="gramEnd"/>
       <w:r>
         <w:t xml:space="preserve"> </w:t>
       </w:r>
@@ -659,8 +693,13 @@
         <w:t>TITULO DEL LIBRO</w:t>
       </w:r>
       <w:r>
-        <w:t>: VARCHAR(</w:t>
-      </w:r>
+        <w:t xml:space="preserve">: </w:t>
+      </w:r>
+      <w:proofErr w:type="gramStart"/>
+      <w:r>
+        <w:t>VARCHAR(</w:t>
+      </w:r>
+      <w:proofErr w:type="gramEnd"/>
       <w:r>
         <w:t>255</w:t>
       </w:r>
@@ -679,8 +718,13 @@
         <w:t>A</w:t>
       </w:r>
       <w:r>
-        <w:t>utor: VARCHAR(</w:t>
-      </w:r>
+        <w:t xml:space="preserve">utor: </w:t>
+      </w:r>
+      <w:proofErr w:type="gramStart"/>
+      <w:r>
+        <w:t>VARCHAR(</w:t>
+      </w:r>
+      <w:proofErr w:type="gramEnd"/>
       <w:r>
         <w:t>255</w:t>
       </w:r>
@@ -701,8 +745,13 @@
       </w:r>
       <w:proofErr w:type="spellEnd"/>
       <w:r>
-        <w:t>: VARCHAR(</w:t>
-      </w:r>
+        <w:t xml:space="preserve">: </w:t>
+      </w:r>
+      <w:proofErr w:type="gramStart"/>
+      <w:r>
+        <w:t>VARCHAR(</w:t>
+      </w:r>
+      <w:proofErr w:type="gramEnd"/>
       <w:r>
         <w:t>255</w:t>
       </w:r>
@@ -1014,31 +1063,32 @@
           <w:sz w:val="20"/>
           <w:szCs w:val="20"/>
         </w:rPr>
-        <w:t>] &lt;-HTTP/JSON-&gt;[ API REST/</w:t>
-      </w:r>
-      <w:proofErr w:type="spellStart"/>
+        <w:t>] &lt;-HTTP/JSON-</w:t>
+      </w:r>
+      <w:proofErr w:type="gramStart"/>
       <w:r>
         <w:rPr>
           <w:sz w:val="20"/>
           <w:szCs w:val="20"/>
         </w:rPr>
-        <w:t>Backend</w:t>
-      </w:r>
-      <w:proofErr w:type="spellEnd"/>
+        <w:t>&gt;[</w:t>
+      </w:r>
+      <w:proofErr w:type="gramEnd"/>
       <w:r>
         <w:rPr>
           <w:sz w:val="20"/>
           <w:szCs w:val="20"/>
         </w:rPr>
-        <w:t xml:space="preserve"> ] &lt; </w:t>
+        <w:t xml:space="preserve"> API REST/</w:t>
       </w:r>
       <w:proofErr w:type="spellStart"/>
+      <w:proofErr w:type="gramStart"/>
       <w:r>
         <w:rPr>
           <w:sz w:val="20"/>
           <w:szCs w:val="20"/>
         </w:rPr>
-        <w:t>select,insert,update,delete</w:t>
+        <w:t>Backend</w:t>
       </w:r>
       <w:proofErr w:type="spellEnd"/>
       <w:r>
@@ -1046,8 +1096,59 @@
           <w:sz w:val="20"/>
           <w:szCs w:val="20"/>
         </w:rPr>
-        <w:t xml:space="preserve"> &gt; [ BDD ]</w:t>
-      </w:r>
+        <w:t xml:space="preserve"> ]</w:t>
+      </w:r>
+      <w:proofErr w:type="gramEnd"/>
+      <w:r>
+        <w:rPr>
+          <w:sz w:val="20"/>
+          <w:szCs w:val="20"/>
+        </w:rPr>
+        <w:t xml:space="preserve"> &lt; </w:t>
+      </w:r>
+      <w:proofErr w:type="spellStart"/>
+      <w:proofErr w:type="gramStart"/>
+      <w:r>
+        <w:rPr>
+          <w:sz w:val="20"/>
+          <w:szCs w:val="20"/>
+        </w:rPr>
+        <w:t>select,insert</w:t>
+      </w:r>
+      <w:proofErr w:type="gramEnd"/>
+      <w:r>
+        <w:rPr>
+          <w:sz w:val="20"/>
+          <w:szCs w:val="20"/>
+        </w:rPr>
+        <w:t>,</w:t>
+      </w:r>
+      <w:proofErr w:type="gramStart"/>
+      <w:r>
+        <w:rPr>
+          <w:sz w:val="20"/>
+          <w:szCs w:val="20"/>
+        </w:rPr>
+        <w:t>update,delete</w:t>
+      </w:r>
+      <w:proofErr w:type="spellEnd"/>
+      <w:proofErr w:type="gramEnd"/>
+      <w:r>
+        <w:rPr>
+          <w:sz w:val="20"/>
+          <w:szCs w:val="20"/>
+        </w:rPr>
+        <w:t xml:space="preserve"> &gt; [ </w:t>
+      </w:r>
+      <w:proofErr w:type="gramStart"/>
+      <w:r>
+        <w:rPr>
+          <w:sz w:val="20"/>
+          <w:szCs w:val="20"/>
+        </w:rPr>
+        <w:t>BDD ]</w:t>
+      </w:r>
+      <w:proofErr w:type="gramEnd"/>
     </w:p>
     <w:p>
       <w:r>
@@ -1055,13 +1156,21 @@
       </w:r>
       <w:r>
         <w:tab/>
-        <w:t xml:space="preserve">   </w:t>
-      </w:r>
+        <w:t xml:space="preserve">  </w:t>
+      </w:r>
+      <w:proofErr w:type="gramStart"/>
       <w:r>
         <w:t xml:space="preserve"> </w:t>
       </w:r>
       <w:r>
-        <w:t xml:space="preserve"> [Python </w:t>
+        <w:t xml:space="preserve"> </w:t>
+      </w:r>
+      <w:r>
+        <w:t xml:space="preserve"> [</w:t>
+      </w:r>
+      <w:proofErr w:type="gramEnd"/>
+      <w:r>
+        <w:t xml:space="preserve">Python </w:t>
       </w:r>
       <w:r>
         <w:t>F</w:t>
@@ -1077,7 +1186,15 @@
       </w:r>
       <w:r>
         <w:tab/>
-        <w:t xml:space="preserve">                    [MySQL]</w:t>
+        <w:t xml:space="preserve">                 </w:t>
+      </w:r>
+      <w:proofErr w:type="gramStart"/>
+      <w:r>
+        <w:t xml:space="preserve">   [</w:t>
+      </w:r>
+      <w:proofErr w:type="gramEnd"/>
+      <w:r>
+        <w:t>MySQL]</w:t>
       </w:r>
     </w:p>
     <w:p>
@@ -1395,7 +1512,23 @@
       </w:r>
       <w:proofErr w:type="spellEnd"/>
       <w:r>
-        <w:t xml:space="preserve"> genera un código con el formato [A-Z][0-9][0-9] (ej. A12, B99).</w:t>
+        <w:t xml:space="preserve"> genera un código con el formato [A-Z</w:t>
+      </w:r>
+      <w:proofErr w:type="gramStart"/>
+      <w:r>
+        <w:t>][</w:t>
+      </w:r>
+      <w:proofErr w:type="gramEnd"/>
+      <w:r>
+        <w:t>0-9</w:t>
+      </w:r>
+      <w:proofErr w:type="gramStart"/>
+      <w:r>
+        <w:t>][</w:t>
+      </w:r>
+      <w:proofErr w:type="gramEnd"/>
+      <w:r>
+        <w:t>0-9] (ej. A12, B99).</w:t>
       </w:r>
     </w:p>
     <w:p>
@@ -1701,6 +1834,7 @@
         </w:rPr>
         <w:t xml:space="preserve">4 </w:t>
       </w:r>
+      <w:proofErr w:type="gramStart"/>
       <w:r>
         <w:rPr>
           <w:b/>
@@ -1715,6 +1849,7 @@
         </w:rPr>
         <w:t>ocumentación</w:t>
       </w:r>
+      <w:proofErr w:type="gramEnd"/>
       <w:r>
         <w:rPr>
           <w:b/>
@@ -1881,7 +2016,23 @@
       </w:r>
       <w:proofErr w:type="spellEnd"/>
       <w:r>
-        <w:t xml:space="preserve"> usando la lógica solicitada ([A-Z][0-9][0-9]) antes de insertarlo en MySQL.</w:t>
+        <w:t xml:space="preserve"> usando la lógica solicitada ([A-Z</w:t>
+      </w:r>
+      <w:proofErr w:type="gramStart"/>
+      <w:r>
+        <w:t>][</w:t>
+      </w:r>
+      <w:proofErr w:type="gramEnd"/>
+      <w:r>
+        <w:t>0-9</w:t>
+      </w:r>
+      <w:proofErr w:type="gramStart"/>
+      <w:r>
+        <w:t>][</w:t>
+      </w:r>
+      <w:proofErr w:type="gramEnd"/>
+      <w:r>
+        <w:t>0-9]) antes de insertarlo en MySQL.</w:t>
       </w:r>
     </w:p>
     <w:p>
@@ -1898,7 +2049,15 @@
         <w:t>Campo</w:t>
       </w:r>
       <w:r>
-        <w:t xml:space="preserve"> de Búsqueda  (Read)</w:t>
+        <w:t xml:space="preserve"> de </w:t>
+      </w:r>
+      <w:proofErr w:type="gramStart"/>
+      <w:r>
+        <w:t>Búsqueda  (</w:t>
+      </w:r>
+      <w:proofErr w:type="gramEnd"/>
+      <w:r>
+        <w:t>Read)</w:t>
       </w:r>
     </w:p>
     <w:p>
@@ -2320,7 +2479,482 @@
         <w:ind w:left="1440"/>
       </w:pPr>
     </w:p>
-    <w:p/>
+    <w:p>
+      <w:pPr>
+        <w:ind w:left="1440"/>
+      </w:pPr>
+    </w:p>
+    <w:p>
+      <w:pPr>
+        <w:rPr>
+          <w:b/>
+          <w:bCs/>
+        </w:rPr>
+      </w:pPr>
+      <w:r>
+        <w:rPr>
+          <w:b/>
+          <w:bCs/>
+        </w:rPr>
+        <w:t>5</w:t>
+      </w:r>
+      <w:r>
+        <w:rPr>
+          <w:b/>
+          <w:bCs/>
+        </w:rPr>
+        <w:t xml:space="preserve"> </w:t>
+      </w:r>
+      <w:proofErr w:type="gramStart"/>
+      <w:r>
+        <w:rPr>
+          <w:b/>
+          <w:bCs/>
+        </w:rPr>
+        <w:t>Presentación</w:t>
+      </w:r>
+      <w:proofErr w:type="gramEnd"/>
+      <w:r>
+        <w:rPr>
+          <w:b/>
+          <w:bCs/>
+        </w:rPr>
+        <w:t xml:space="preserve"> de back </w:t>
+      </w:r>
+      <w:proofErr w:type="spellStart"/>
+      <w:proofErr w:type="gramStart"/>
+      <w:r>
+        <w:rPr>
+          <w:b/>
+          <w:bCs/>
+        </w:rPr>
+        <w:t>end</w:t>
+      </w:r>
+      <w:proofErr w:type="spellEnd"/>
+      <w:r>
+        <w:rPr>
+          <w:b/>
+          <w:bCs/>
+        </w:rPr>
+        <w:t xml:space="preserve"> ,</w:t>
+      </w:r>
+      <w:proofErr w:type="gramEnd"/>
+      <w:r>
+        <w:rPr>
+          <w:b/>
+          <w:bCs/>
+        </w:rPr>
+        <w:t xml:space="preserve"> base de datos y </w:t>
+      </w:r>
+      <w:proofErr w:type="spellStart"/>
+      <w:r>
+        <w:rPr>
+          <w:b/>
+          <w:bCs/>
+        </w:rPr>
+        <w:t>front</w:t>
+      </w:r>
+      <w:proofErr w:type="spellEnd"/>
+      <w:r>
+        <w:rPr>
+          <w:b/>
+          <w:bCs/>
+        </w:rPr>
+        <w:t xml:space="preserve">- </w:t>
+      </w:r>
+      <w:proofErr w:type="spellStart"/>
+      <w:r>
+        <w:rPr>
+          <w:b/>
+          <w:bCs/>
+        </w:rPr>
+        <w:t>end</w:t>
+      </w:r>
+      <w:proofErr w:type="spellEnd"/>
+      <w:r>
+        <w:rPr>
+          <w:b/>
+          <w:bCs/>
+        </w:rPr>
+        <w:t xml:space="preserve"> en servidores</w:t>
+      </w:r>
+    </w:p>
+    <w:p>
+      <w:pPr>
+        <w:rPr>
+          <w:b/>
+          <w:bCs/>
+        </w:rPr>
+      </w:pPr>
+    </w:p>
+    <w:p>
+      <w:pPr>
+        <w:rPr>
+          <w:b/>
+          <w:bCs/>
+        </w:rPr>
+      </w:pPr>
+      <w:r>
+        <w:rPr>
+          <w:b/>
+          <w:bCs/>
+        </w:rPr>
+        <w:t xml:space="preserve">6 </w:t>
+      </w:r>
+      <w:proofErr w:type="gramStart"/>
+      <w:r>
+        <w:rPr>
+          <w:b/>
+          <w:bCs/>
+        </w:rPr>
+        <w:t>Diagrama</w:t>
+      </w:r>
+      <w:proofErr w:type="gramEnd"/>
+      <w:r>
+        <w:rPr>
+          <w:b/>
+          <w:bCs/>
+        </w:rPr>
+        <w:t xml:space="preserve"> UML</w:t>
+      </w:r>
+      <w:r>
+        <w:rPr>
+          <w:b/>
+          <w:bCs/>
+        </w:rPr>
+        <w:t xml:space="preserve"> (secuencia)</w:t>
+      </w:r>
+    </w:p>
+    <w:p>
+      <w:pPr>
+        <w:rPr>
+          <w:b/>
+          <w:bCs/>
+        </w:rPr>
+      </w:pPr>
+      <w:r>
+        <w:rPr>
+          <w:b/>
+          <w:bCs/>
+        </w:rPr>
+        <w:t>Pendiente</w:t>
+      </w:r>
+    </w:p>
+    <w:p>
+      <w:pPr>
+        <w:rPr>
+          <w:b/>
+          <w:bCs/>
+        </w:rPr>
+      </w:pPr>
+    </w:p>
+    <w:p>
+      <w:pPr>
+        <w:rPr>
+          <w:b/>
+          <w:bCs/>
+        </w:rPr>
+      </w:pPr>
+    </w:p>
+    <w:p>
+      <w:pPr>
+        <w:rPr>
+          <w:b/>
+          <w:bCs/>
+        </w:rPr>
+      </w:pPr>
+    </w:p>
+    <w:p>
+      <w:pPr>
+        <w:rPr>
+          <w:b/>
+          <w:bCs/>
+        </w:rPr>
+      </w:pPr>
+    </w:p>
+    <w:p>
+      <w:pPr>
+        <w:rPr>
+          <w:b/>
+          <w:bCs/>
+        </w:rPr>
+      </w:pPr>
+    </w:p>
+    <w:p>
+      <w:pPr>
+        <w:rPr>
+          <w:b/>
+          <w:bCs/>
+        </w:rPr>
+      </w:pPr>
+    </w:p>
+    <w:p>
+      <w:pPr>
+        <w:rPr>
+          <w:b/>
+          <w:bCs/>
+        </w:rPr>
+      </w:pPr>
+      <w:r>
+        <w:rPr>
+          <w:b/>
+          <w:bCs/>
+        </w:rPr>
+        <w:t>UML Base de datos</w:t>
+      </w:r>
+    </w:p>
+    <w:p>
+      <w:r>
+        <w:drawing>
+          <wp:inline distT="0" distB="0" distL="0" distR="0" wp14:anchorId="2E4DDDAE" wp14:editId="7C3E25F0">
+            <wp:extent cx="1971950" cy="1876687"/>
+            <wp:effectExtent l="0" t="0" r="9525" b="9525"/>
+            <wp:docPr id="1656118281" name="Imagen 1"/>
+            <wp:cNvGraphicFramePr>
+              <a:graphicFrameLocks xmlns:a="http://schemas.openxmlformats.org/drawingml/2006/main" noChangeAspect="1"/>
+            </wp:cNvGraphicFramePr>
+            <a:graphic xmlns:a="http://schemas.openxmlformats.org/drawingml/2006/main">
+              <a:graphicData uri="http://schemas.openxmlformats.org/drawingml/2006/picture">
+                <pic:pic xmlns:pic="http://schemas.openxmlformats.org/drawingml/2006/picture">
+                  <pic:nvPicPr>
+                    <pic:cNvPr id="1656118281" name=""/>
+                    <pic:cNvPicPr/>
+                  </pic:nvPicPr>
+                  <pic:blipFill>
+                    <a:blip r:embed="rId7"/>
+                    <a:stretch>
+                      <a:fillRect/>
+                    </a:stretch>
+                  </pic:blipFill>
+                  <pic:spPr>
+                    <a:xfrm>
+                      <a:off x="0" y="0"/>
+                      <a:ext cx="1971950" cy="1876687"/>
+                    </a:xfrm>
+                    <a:prstGeom prst="rect">
+                      <a:avLst/>
+                    </a:prstGeom>
+                  </pic:spPr>
+                </pic:pic>
+              </a:graphicData>
+            </a:graphic>
+          </wp:inline>
+        </w:drawing>
+      </w:r>
+    </w:p>
+    <w:p>
+      <w:pPr>
+        <w:rPr>
+          <w:b/>
+          <w:bCs/>
+        </w:rPr>
+      </w:pPr>
+      <w:r>
+        <w:rPr>
+          <w:b/>
+          <w:bCs/>
+        </w:rPr>
+        <w:t xml:space="preserve">7 </w:t>
+      </w:r>
+      <w:proofErr w:type="gramStart"/>
+      <w:r>
+        <w:rPr>
+          <w:b/>
+          <w:bCs/>
+        </w:rPr>
+        <w:t>Código</w:t>
+      </w:r>
+      <w:proofErr w:type="gramEnd"/>
+      <w:r>
+        <w:rPr>
+          <w:b/>
+          <w:bCs/>
+        </w:rPr>
+        <w:t xml:space="preserve"> en </w:t>
+      </w:r>
+      <w:proofErr w:type="spellStart"/>
+      <w:r>
+        <w:rPr>
+          <w:b/>
+          <w:bCs/>
+        </w:rPr>
+        <w:t>versionador</w:t>
+      </w:r>
+      <w:proofErr w:type="spellEnd"/>
+      <w:r>
+        <w:rPr>
+          <w:b/>
+          <w:bCs/>
+        </w:rPr>
+        <w:t xml:space="preserve"> GIT-</w:t>
+      </w:r>
+      <w:proofErr w:type="gramStart"/>
+      <w:r>
+        <w:rPr>
+          <w:b/>
+          <w:bCs/>
+        </w:rPr>
+        <w:t>HUB</w:t>
+      </w:r>
+      <w:proofErr w:type="gramEnd"/>
+    </w:p>
+    <w:p>
+      <w:pPr>
+        <w:rPr>
+          <w:sz w:val="20"/>
+          <w:szCs w:val="20"/>
+        </w:rPr>
+      </w:pPr>
+      <w:hyperlink r:id="rId8" w:history="1">
+        <w:r>
+          <w:rPr>
+            <w:rStyle w:val="Hipervnculo"/>
+            <w:sz w:val="20"/>
+            <w:szCs w:val="20"/>
+          </w:rPr>
+          <w:t>https://github.com/funes16/library.git</w:t>
+        </w:r>
+      </w:hyperlink>
+    </w:p>
+    <w:p>
+      <w:pPr>
+        <w:rPr>
+          <w:sz w:val="20"/>
+          <w:szCs w:val="20"/>
+        </w:rPr>
+      </w:pPr>
+      <w:r>
+        <w:rPr>
+          <w:noProof/>
+        </w:rPr>
+        <w:drawing>
+          <wp:inline distT="0" distB="0" distL="0" distR="0" wp14:anchorId="46D5755D" wp14:editId="3CB34EDD">
+            <wp:extent cx="5612130" cy="2820035"/>
+            <wp:effectExtent l="0" t="0" r="7620" b="0"/>
+            <wp:docPr id="275660614" name="Imagen 1"/>
+            <wp:cNvGraphicFramePr>
+              <a:graphicFrameLocks xmlns:a="http://schemas.openxmlformats.org/drawingml/2006/main" noChangeAspect="1"/>
+            </wp:cNvGraphicFramePr>
+            <a:graphic xmlns:a="http://schemas.openxmlformats.org/drawingml/2006/main">
+              <a:graphicData uri="http://schemas.openxmlformats.org/drawingml/2006/picture">
+                <pic:pic xmlns:pic="http://schemas.openxmlformats.org/drawingml/2006/picture">
+                  <pic:nvPicPr>
+                    <pic:cNvPr id="275660614" name=""/>
+                    <pic:cNvPicPr/>
+                  </pic:nvPicPr>
+                  <pic:blipFill>
+                    <a:blip r:embed="rId9"/>
+                    <a:stretch>
+                      <a:fillRect/>
+                    </a:stretch>
+                  </pic:blipFill>
+                  <pic:spPr>
+                    <a:xfrm>
+                      <a:off x="0" y="0"/>
+                      <a:ext cx="5612130" cy="2820035"/>
+                    </a:xfrm>
+                    <a:prstGeom prst="rect">
+                      <a:avLst/>
+                    </a:prstGeom>
+                  </pic:spPr>
+                </pic:pic>
+              </a:graphicData>
+            </a:graphic>
+          </wp:inline>
+        </w:drawing>
+      </w:r>
+    </w:p>
+    <w:p>
+      <w:pPr>
+        <w:rPr>
+          <w:b/>
+          <w:bCs/>
+          <w:sz w:val="20"/>
+          <w:szCs w:val="20"/>
+        </w:rPr>
+      </w:pPr>
+      <w:r>
+        <w:rPr>
+          <w:b/>
+          <w:bCs/>
+          <w:sz w:val="20"/>
+          <w:szCs w:val="20"/>
+        </w:rPr>
+        <w:t>8</w:t>
+      </w:r>
+      <w:r>
+        <w:rPr>
+          <w:b/>
+          <w:bCs/>
+        </w:rPr>
+        <w:t xml:space="preserve">. </w:t>
+      </w:r>
+      <w:r>
+        <w:rPr>
+          <w:b/>
+          <w:bCs/>
+          <w:sz w:val="20"/>
+          <w:szCs w:val="20"/>
+        </w:rPr>
+        <w:t>Prototipado</w:t>
+      </w:r>
+    </w:p>
+    <w:p>
+      <w:pPr>
+        <w:rPr>
+          <w:b/>
+          <w:bCs/>
+          <w:sz w:val="20"/>
+          <w:szCs w:val="20"/>
+        </w:rPr>
+      </w:pPr>
+      <w:r>
+        <w:rPr>
+          <w:b/>
+          <w:bCs/>
+          <w:sz w:val="20"/>
+          <w:szCs w:val="20"/>
+        </w:rPr>
+        <w:t>9</w:t>
+      </w:r>
+      <w:r>
+        <w:rPr>
+          <w:b/>
+          <w:bCs/>
+          <w:sz w:val="20"/>
+          <w:szCs w:val="20"/>
+        </w:rPr>
+        <w:t>.</w:t>
+      </w:r>
+      <w:r>
+        <w:rPr>
+          <w:b/>
+          <w:bCs/>
+          <w:sz w:val="20"/>
+          <w:szCs w:val="20"/>
+        </w:rPr>
+        <w:t>Costos de uso de los componentes y servidores seleccionados</w:t>
+      </w:r>
+    </w:p>
+    <w:p>
+      <w:pPr>
+        <w:rPr>
+          <w:b/>
+          <w:bCs/>
+          <w:sz w:val="20"/>
+          <w:szCs w:val="20"/>
+        </w:rPr>
+      </w:pPr>
+      <w:r>
+        <w:rPr>
+          <w:b/>
+          <w:bCs/>
+          <w:sz w:val="20"/>
+          <w:szCs w:val="20"/>
+        </w:rPr>
+        <w:t>10. Pruebas funcionales BE y FE</w:t>
+      </w:r>
+    </w:p>
     <w:sectPr>
       <w:pgSz w:w="12240" w:h="15840"/>
       <w:pgMar w:top="1417" w:right="1701" w:bottom="1417" w:left="1701" w:header="708" w:footer="708" w:gutter="0"/>
@@ -5917,6 +6551,7 @@
   <w:style w:type="character" w:default="1" w:styleId="Fuentedeprrafopredeter">
     <w:name w:val="Default Paragraph Font"/>
     <w:uiPriority w:val="1"/>
+    <w:semiHidden/>
     <w:unhideWhenUsed/>
   </w:style>
   <w:style w:type="table" w:default="1" w:styleId="Tablanormal">

--- a/doc/Proyecto_CRUD.docx
+++ b/doc/Proyecto_CRUD.docx
@@ -130,7 +130,30 @@
         <w:t>(Leer):</w:t>
       </w:r>
       <w:r>
-        <w:t xml:space="preserve"> El sistema debe listar los libros registrados y permitir consultar la ficha detallada de un libro específico al seleccionarlo</w:t>
+        <w:t xml:space="preserve"> El sistema debe </w:t>
+      </w:r>
+      <w:r>
+        <w:t>encontrar</w:t>
+      </w:r>
+      <w:r>
+        <w:t xml:space="preserve"> los libros registrados y permitir </w:t>
+      </w:r>
+      <w:proofErr w:type="gramStart"/>
+      <w:r>
+        <w:t xml:space="preserve">consultar  </w:t>
+      </w:r>
+      <w:r>
+        <w:t>a</w:t>
+      </w:r>
+      <w:proofErr w:type="gramEnd"/>
+      <w:r>
+        <w:t xml:space="preserve"> detalle</w:t>
+      </w:r>
+      <w:r>
+        <w:t xml:space="preserve"> un libro específico al </w:t>
+      </w:r>
+      <w:r>
+        <w:t>buscarlo</w:t>
       </w:r>
       <w:r>
         <w:t xml:space="preserve"> mediante un </w:t>
@@ -156,7 +179,13 @@
         <w:t>(Actualizar):</w:t>
       </w:r>
       <w:r>
-        <w:t xml:space="preserve"> El sistema debe permitir la modificación de los datos de un libro (Título, Autor, Género, Año de Publicación). </w:t>
+        <w:t xml:space="preserve"> El sistema debe permitir la modificación de los datos de un libro (Título, Autor, Género, </w:t>
+      </w:r>
+      <w:r>
+        <w:t>Fecha</w:t>
+      </w:r>
+      <w:r>
+        <w:t xml:space="preserve"> de Publicación). </w:t>
       </w:r>
       <w:r>
         <w:rPr>
@@ -166,7 +195,13 @@
         <w:t>Regla:</w:t>
       </w:r>
       <w:r>
-        <w:t xml:space="preserve"> El código único (</w:t>
+        <w:t xml:space="preserve"> El</w:t>
+      </w:r>
+      <w:r>
+        <w:t xml:space="preserve"> ID de la base de datos y el</w:t>
+      </w:r>
+      <w:r>
+        <w:t xml:space="preserve"> código único (</w:t>
       </w:r>
       <w:proofErr w:type="spellStart"/>
       <w:r>
@@ -200,7 +235,13 @@
         <w:t>(Eliminar):</w:t>
       </w:r>
       <w:r>
-        <w:t xml:space="preserve"> El sistema debe permitir la eliminación de un libro utilizando su </w:t>
+        <w:t xml:space="preserve"> El sistema debe permitir la eliminación de un libro utilizando </w:t>
+      </w:r>
+      <w:r>
+        <w:t>el</w:t>
+      </w:r>
+      <w:r>
+        <w:t xml:space="preserve"> </w:t>
       </w:r>
       <w:proofErr w:type="spellStart"/>
       <w:r>
@@ -870,12 +911,6 @@
       <w:r>
         <w:t>[POST] /</w:t>
       </w:r>
-      <w:r>
-        <w:t>portal</w:t>
-      </w:r>
-      <w:r>
-        <w:t>/</w:t>
-      </w:r>
       <w:proofErr w:type="spellStart"/>
       <w:r>
         <w:t>add</w:t>
@@ -897,12 +932,6 @@
       <w:r>
         <w:t>[GET] /</w:t>
       </w:r>
-      <w:r>
-        <w:t>portal</w:t>
-      </w:r>
-      <w:r>
-        <w:t>/</w:t>
-      </w:r>
       <w:proofErr w:type="spellStart"/>
       <w:r>
         <w:t>search</w:t>
@@ -931,12 +960,6 @@
       <w:r>
         <w:t>[PUT] /</w:t>
       </w:r>
-      <w:r>
-        <w:t>portal</w:t>
-      </w:r>
-      <w:r>
-        <w:t>/</w:t>
-      </w:r>
       <w:proofErr w:type="spellStart"/>
       <w:r>
         <w:t>edit</w:t>
@@ -962,12 +985,6 @@
       <w:r>
         <w:t>[DELETE] /</w:t>
       </w:r>
-      <w:r>
-        <w:t>portal</w:t>
-      </w:r>
-      <w:r>
-        <w:t>/</w:t>
-      </w:r>
       <w:proofErr w:type="spellStart"/>
       <w:r>
         <w:t>delete</w:t>
@@ -986,9 +1003,6 @@
         <w:t>ID</w:t>
       </w:r>
     </w:p>
-    <w:p/>
-    <w:p/>
-    <w:p/>
     <w:p>
       <w:pPr>
         <w:rPr>
@@ -1313,7 +1327,6 @@
           <w:b/>
           <w:bCs/>
         </w:rPr>
-        <w:lastRenderedPageBreak/>
         <w:t>Dashboard</w:t>
       </w:r>
       <w:proofErr w:type="spellEnd"/>
@@ -1382,6 +1395,7 @@
           <w:b/>
           <w:bCs/>
         </w:rPr>
+        <w:lastRenderedPageBreak/>
         <w:t>Detalle del Libro:</w:t>
       </w:r>
       <w:r>
@@ -1648,9 +1662,9 @@
           <w:noProof/>
         </w:rPr>
         <w:drawing>
-          <wp:inline distT="0" distB="0" distL="0" distR="0" wp14:anchorId="0512A086" wp14:editId="7E65AB91">
-            <wp:extent cx="5612130" cy="1221740"/>
-            <wp:effectExtent l="0" t="0" r="7620" b="0"/>
+          <wp:inline distT="0" distB="0" distL="0" distR="0" wp14:anchorId="0512A086" wp14:editId="17F28E31">
+            <wp:extent cx="3739487" cy="961952"/>
+            <wp:effectExtent l="0" t="0" r="0" b="0"/>
             <wp:docPr id="510309191" name="Imagen 1"/>
             <wp:cNvGraphicFramePr>
               <a:graphicFrameLocks xmlns:a="http://schemas.openxmlformats.org/drawingml/2006/main" noChangeAspect="1"/>
@@ -1662,20 +1676,29 @@
                     <pic:cNvPr id="510309191" name=""/>
                     <pic:cNvPicPr/>
                   </pic:nvPicPr>
-                  <pic:blipFill>
+                  <pic:blipFill rotWithShape="1">
                     <a:blip r:embed="rId5"/>
+                    <a:srcRect r="39803"/>
                     <a:stretch>
                       <a:fillRect/>
                     </a:stretch>
                   </pic:blipFill>
-                  <pic:spPr>
+                  <pic:spPr bwMode="auto">
                     <a:xfrm>
                       <a:off x="0" y="0"/>
-                      <a:ext cx="5612130" cy="1221740"/>
+                      <a:ext cx="3767718" cy="969214"/>
                     </a:xfrm>
                     <a:prstGeom prst="rect">
                       <a:avLst/>
                     </a:prstGeom>
+                    <a:ln>
+                      <a:noFill/>
+                    </a:ln>
+                    <a:extLst>
+                      <a:ext uri="{53640926-AAD7-44D8-BBD7-CCE9431645EC}">
+                        <a14:shadowObscured xmlns:a14="http://schemas.microsoft.com/office/drawing/2010/main"/>
+                      </a:ext>
+                    </a:extLst>
                   </pic:spPr>
                 </pic:pic>
               </a:graphicData>
@@ -1685,14 +1708,24 @@
       </w:r>
     </w:p>
     <w:p>
+      <w:proofErr w:type="spellStart"/>
+      <w:r>
+        <w:t>Indices</w:t>
+      </w:r>
+      <w:proofErr w:type="spellEnd"/>
+      <w:r>
+        <w:t xml:space="preserve"> y llaves</w:t>
+      </w:r>
+    </w:p>
+    <w:p>
       <w:r>
         <w:rPr>
           <w:noProof/>
         </w:rPr>
         <w:drawing>
-          <wp:inline distT="0" distB="0" distL="0" distR="0" wp14:anchorId="0F462CE2" wp14:editId="432ED33A">
-            <wp:extent cx="5612130" cy="712470"/>
-            <wp:effectExtent l="0" t="0" r="7620" b="0"/>
+          <wp:inline distT="0" distB="0" distL="0" distR="0" wp14:anchorId="0F462CE2" wp14:editId="4D694BBA">
+            <wp:extent cx="3746311" cy="572770"/>
+            <wp:effectExtent l="0" t="0" r="6985" b="0"/>
             <wp:docPr id="826335194" name="Imagen 1"/>
             <wp:cNvGraphicFramePr>
               <a:graphicFrameLocks xmlns:a="http://schemas.openxmlformats.org/drawingml/2006/main" noChangeAspect="1"/>
@@ -1704,8 +1737,976 @@
                     <pic:cNvPr id="826335194" name=""/>
                     <pic:cNvPicPr/>
                   </pic:nvPicPr>
+                  <pic:blipFill rotWithShape="1">
+                    <a:blip r:embed="rId6"/>
+                    <a:srcRect r="33195"/>
+                    <a:stretch>
+                      <a:fillRect/>
+                    </a:stretch>
+                  </pic:blipFill>
+                  <pic:spPr bwMode="auto">
+                    <a:xfrm>
+                      <a:off x="0" y="0"/>
+                      <a:ext cx="3752014" cy="573642"/>
+                    </a:xfrm>
+                    <a:prstGeom prst="rect">
+                      <a:avLst/>
+                    </a:prstGeom>
+                    <a:ln>
+                      <a:noFill/>
+                    </a:ln>
+                    <a:extLst>
+                      <a:ext uri="{53640926-AAD7-44D8-BBD7-CCE9431645EC}">
+                        <a14:shadowObscured xmlns:a14="http://schemas.microsoft.com/office/drawing/2010/main"/>
+                      </a:ext>
+                    </a:extLst>
+                  </pic:spPr>
+                </pic:pic>
+              </a:graphicData>
+            </a:graphic>
+          </wp:inline>
+        </w:drawing>
+      </w:r>
+    </w:p>
+    <w:p>
+      <w:pPr>
+        <w:numPr>
+          <w:ilvl w:val="0"/>
+          <w:numId w:val="9"/>
+        </w:numPr>
+      </w:pPr>
+      <w:r>
+        <w:rPr>
+          <w:b/>
+          <w:bCs/>
+        </w:rPr>
+        <w:t>Tecnológico Sugerida</w:t>
+      </w:r>
+    </w:p>
+    <w:p>
+      <w:pPr>
+        <w:ind w:left="708"/>
+      </w:pPr>
+      <w:r>
+        <w:t>Para llevar esta arquitectura a código de forma rápida</w:t>
+      </w:r>
+      <w:r>
+        <w:t xml:space="preserve"> y por el tipo de proyecto</w:t>
+      </w:r>
+      <w:r>
+        <w:t xml:space="preserve">, </w:t>
+      </w:r>
+      <w:r>
+        <w:t>se recomienda usar Python, MySQL y HTML/CSS/JS</w:t>
+      </w:r>
+    </w:p>
+    <w:p>
+      <w:pPr>
+        <w:rPr>
+          <w:b/>
+          <w:bCs/>
+        </w:rPr>
+      </w:pPr>
+      <w:r>
+        <w:rPr>
+          <w:b/>
+          <w:bCs/>
+        </w:rPr>
+        <w:t>3 JUSTIFICACION</w:t>
+      </w:r>
+    </w:p>
+    <w:p>
+      <w:pPr>
+        <w:jc w:val="both"/>
+        <w:rPr>
+          <w:sz w:val="22"/>
+          <w:szCs w:val="22"/>
+        </w:rPr>
+      </w:pPr>
+      <w:r>
+        <w:rPr>
+          <w:sz w:val="22"/>
+          <w:szCs w:val="22"/>
+        </w:rPr>
+        <w:t xml:space="preserve">La implementación de este sistema CRUD responde a la necesidad de </w:t>
+      </w:r>
+      <w:r>
+        <w:rPr>
+          <w:sz w:val="22"/>
+          <w:szCs w:val="22"/>
+        </w:rPr>
+        <w:t>una librería para</w:t>
+      </w:r>
+      <w:r>
+        <w:rPr>
+          <w:sz w:val="22"/>
+          <w:szCs w:val="22"/>
+        </w:rPr>
+        <w:t xml:space="preserve"> digitalizar, centralizar y automatizar la gestión de su</w:t>
+      </w:r>
+      <w:r>
+        <w:rPr>
+          <w:sz w:val="22"/>
+          <w:szCs w:val="22"/>
+        </w:rPr>
+        <w:t>s compras, ventas e</w:t>
+      </w:r>
+      <w:r>
+        <w:rPr>
+          <w:sz w:val="22"/>
+          <w:szCs w:val="22"/>
+        </w:rPr>
+        <w:t xml:space="preserve"> inventario</w:t>
+      </w:r>
+      <w:r>
+        <w:rPr>
+          <w:sz w:val="22"/>
+          <w:szCs w:val="22"/>
+        </w:rPr>
+        <w:t xml:space="preserve"> de libros</w:t>
+      </w:r>
+      <w:r>
+        <w:rPr>
+          <w:sz w:val="22"/>
+          <w:szCs w:val="22"/>
+        </w:rPr>
+        <w:t xml:space="preserve">. </w:t>
+      </w:r>
+      <w:r>
+        <w:rPr>
+          <w:sz w:val="22"/>
+          <w:szCs w:val="22"/>
+        </w:rPr>
+        <w:t>Actualmente</w:t>
+      </w:r>
+      <w:r>
+        <w:rPr>
+          <w:sz w:val="22"/>
+          <w:szCs w:val="22"/>
+        </w:rPr>
+        <w:t xml:space="preserve"> registr</w:t>
+      </w:r>
+      <w:r>
+        <w:rPr>
+          <w:sz w:val="22"/>
+          <w:szCs w:val="22"/>
+        </w:rPr>
+        <w:t>an</w:t>
+      </w:r>
+      <w:r>
+        <w:rPr>
+          <w:sz w:val="22"/>
+          <w:szCs w:val="22"/>
+        </w:rPr>
+        <w:t xml:space="preserve"> manual</w:t>
+      </w:r>
+      <w:r>
+        <w:rPr>
+          <w:sz w:val="22"/>
+          <w:szCs w:val="22"/>
+        </w:rPr>
+        <w:t>mente en papel y se requiere</w:t>
+      </w:r>
+      <w:r>
+        <w:rPr>
+          <w:sz w:val="22"/>
+          <w:szCs w:val="22"/>
+        </w:rPr>
+        <w:t xml:space="preserve"> una solución web estructurada </w:t>
+      </w:r>
+      <w:r>
+        <w:rPr>
+          <w:sz w:val="22"/>
+          <w:szCs w:val="22"/>
+        </w:rPr>
+        <w:t xml:space="preserve">que </w:t>
+      </w:r>
+      <w:r>
+        <w:rPr>
+          <w:sz w:val="22"/>
+          <w:szCs w:val="22"/>
+        </w:rPr>
+        <w:lastRenderedPageBreak/>
+        <w:t>elimin</w:t>
+      </w:r>
+      <w:r>
+        <w:rPr>
+          <w:sz w:val="22"/>
+          <w:szCs w:val="22"/>
+        </w:rPr>
+        <w:t>e</w:t>
+      </w:r>
+      <w:r>
+        <w:rPr>
+          <w:sz w:val="22"/>
+          <w:szCs w:val="22"/>
+        </w:rPr>
+        <w:t xml:space="preserve"> la duplicidad de datos, reduce el tiempo de búsqueda para los usuarios y garantiza la integridad de la información almacenada</w:t>
+      </w:r>
+      <w:r>
+        <w:rPr>
+          <w:sz w:val="22"/>
+          <w:szCs w:val="22"/>
+        </w:rPr>
+        <w:t>, además de que se tiene una gran escalabilidad.</w:t>
+      </w:r>
+    </w:p>
+    <w:p>
+      <w:pPr>
+        <w:rPr>
+          <w:b/>
+          <w:bCs/>
+        </w:rPr>
+      </w:pPr>
+      <w:r>
+        <w:rPr>
+          <w:b/>
+          <w:bCs/>
+        </w:rPr>
+        <w:t xml:space="preserve">4 </w:t>
+      </w:r>
+      <w:proofErr w:type="gramStart"/>
+      <w:r>
+        <w:rPr>
+          <w:b/>
+          <w:bCs/>
+        </w:rPr>
+        <w:t>D</w:t>
+      </w:r>
+      <w:r>
+        <w:rPr>
+          <w:b/>
+          <w:bCs/>
+        </w:rPr>
+        <w:t>ocumentación</w:t>
+      </w:r>
+      <w:proofErr w:type="gramEnd"/>
+      <w:r>
+        <w:rPr>
+          <w:b/>
+          <w:bCs/>
+        </w:rPr>
+        <w:t xml:space="preserve"> de los componentes (Entradas y Salidas de datos)</w:t>
+      </w:r>
+    </w:p>
+    <w:p>
+      <w:pPr>
+        <w:jc w:val="both"/>
+        <w:rPr>
+          <w:b/>
+          <w:bCs/>
+        </w:rPr>
+      </w:pPr>
+      <w:r>
+        <w:rPr>
+          <w:b/>
+          <w:bCs/>
+        </w:rPr>
+        <w:t>Entrada de Datos</w:t>
+      </w:r>
+    </w:p>
+    <w:p>
+      <w:pPr>
+        <w:jc w:val="both"/>
+      </w:pPr>
+      <w:r>
+        <w:t>4.</w:t>
+      </w:r>
+      <w:r>
+        <w:t>1. Formulario de Registro (</w:t>
+      </w:r>
+      <w:proofErr w:type="spellStart"/>
+      <w:r>
+        <w:t>Create</w:t>
+      </w:r>
+      <w:proofErr w:type="spellEnd"/>
+      <w:r>
+        <w:t>)</w:t>
+      </w:r>
+    </w:p>
+    <w:p>
+      <w:pPr>
+        <w:numPr>
+          <w:ilvl w:val="0"/>
+          <w:numId w:val="11"/>
+        </w:numPr>
+        <w:jc w:val="both"/>
+      </w:pPr>
+      <w:r>
+        <w:t>Título: Campo de texto libre (Input Text).</w:t>
+      </w:r>
+    </w:p>
+    <w:p>
+      <w:pPr>
+        <w:numPr>
+          <w:ilvl w:val="0"/>
+          <w:numId w:val="11"/>
+        </w:numPr>
+        <w:jc w:val="both"/>
+      </w:pPr>
+      <w:r>
+        <w:t>Autor: Campo de texto libre (Input Text).</w:t>
+      </w:r>
+    </w:p>
+    <w:p>
+      <w:pPr>
+        <w:numPr>
+          <w:ilvl w:val="0"/>
+          <w:numId w:val="11"/>
+        </w:numPr>
+        <w:jc w:val="both"/>
+      </w:pPr>
+      <w:r>
+        <w:t>Género: Lista desplegable (</w:t>
+      </w:r>
+      <w:proofErr w:type="spellStart"/>
+      <w:r>
+        <w:t>Select</w:t>
+      </w:r>
+      <w:proofErr w:type="spellEnd"/>
+      <w:r>
+        <w:t xml:space="preserve">) </w:t>
+      </w:r>
+      <w:r>
+        <w:t>de preferencia</w:t>
+      </w:r>
+      <w:r>
+        <w:t>.</w:t>
+      </w:r>
+    </w:p>
+    <w:p>
+      <w:pPr>
+        <w:numPr>
+          <w:ilvl w:val="0"/>
+          <w:numId w:val="11"/>
+        </w:numPr>
+        <w:jc w:val="both"/>
+      </w:pPr>
+      <w:r>
+        <w:t xml:space="preserve">Año de publicación: Campo </w:t>
+      </w:r>
+      <w:proofErr w:type="spellStart"/>
+      <w:r>
+        <w:t>fehca</w:t>
+      </w:r>
+      <w:proofErr w:type="spellEnd"/>
+      <w:r>
+        <w:t>.</w:t>
+      </w:r>
+    </w:p>
+    <w:p>
+      <w:pPr>
+        <w:numPr>
+          <w:ilvl w:val="0"/>
+          <w:numId w:val="11"/>
+        </w:numPr>
+        <w:jc w:val="both"/>
+      </w:pPr>
+      <w:r>
+        <w:t xml:space="preserve">Botón: </w:t>
+      </w:r>
+      <w:r>
+        <w:rPr>
+          <w:i/>
+          <w:iCs/>
+        </w:rPr>
+        <w:t>"</w:t>
+      </w:r>
+      <w:r>
+        <w:rPr>
+          <w:i/>
+          <w:iCs/>
+        </w:rPr>
+        <w:t>Crear</w:t>
+      </w:r>
+      <w:r>
+        <w:rPr>
+          <w:i/>
+          <w:iCs/>
+        </w:rPr>
+        <w:t xml:space="preserve"> Libro"</w:t>
+      </w:r>
+      <w:r>
+        <w:t>.</w:t>
+      </w:r>
+    </w:p>
+    <w:p>
+      <w:pPr>
+        <w:jc w:val="both"/>
+      </w:pPr>
+      <w:r>
+        <w:t xml:space="preserve">Nota sobre el Código Único: No requiere un campo de entrada. Debe ser generado automáticamente en el </w:t>
+      </w:r>
+      <w:proofErr w:type="spellStart"/>
+      <w:r>
+        <w:rPr>
+          <w:i/>
+          <w:iCs/>
+        </w:rPr>
+        <w:t>backend</w:t>
+      </w:r>
+      <w:proofErr w:type="spellEnd"/>
+      <w:r>
+        <w:t xml:space="preserve"> usando la lógica solicitada ([A-Z</w:t>
+      </w:r>
+      <w:proofErr w:type="gramStart"/>
+      <w:r>
+        <w:t>][</w:t>
+      </w:r>
+      <w:proofErr w:type="gramEnd"/>
+      <w:r>
+        <w:t>0-9</w:t>
+      </w:r>
+      <w:proofErr w:type="gramStart"/>
+      <w:r>
+        <w:t>][</w:t>
+      </w:r>
+      <w:proofErr w:type="gramEnd"/>
+      <w:r>
+        <w:t>0-9]) antes de insertarlo en MySQL.</w:t>
+      </w:r>
+    </w:p>
+    <w:p>
+      <w:pPr>
+        <w:jc w:val="both"/>
+      </w:pPr>
+      <w:r>
+        <w:t>4.</w:t>
+      </w:r>
+      <w:r>
+        <w:t xml:space="preserve">2. </w:t>
+      </w:r>
+      <w:r>
+        <w:t>Campo</w:t>
+      </w:r>
+      <w:r>
+        <w:t xml:space="preserve"> de </w:t>
+      </w:r>
+      <w:proofErr w:type="gramStart"/>
+      <w:r>
+        <w:t>Búsqueda  (</w:t>
+      </w:r>
+      <w:proofErr w:type="gramEnd"/>
+      <w:r>
+        <w:t>Read)</w:t>
+      </w:r>
+    </w:p>
+    <w:p>
+      <w:pPr>
+        <w:numPr>
+          <w:ilvl w:val="0"/>
+          <w:numId w:val="12"/>
+        </w:numPr>
+        <w:jc w:val="both"/>
+      </w:pPr>
+      <w:r>
+        <w:t>Campos</w:t>
+      </w:r>
+      <w:r>
+        <w:t xml:space="preserve"> de Búsqueda: Campo de texto (Input Text) para buscar por Código, Título, Autor o Género.</w:t>
+      </w:r>
+    </w:p>
+    <w:p>
+      <w:pPr>
+        <w:numPr>
+          <w:ilvl w:val="0"/>
+          <w:numId w:val="12"/>
+        </w:numPr>
+        <w:jc w:val="both"/>
+      </w:pPr>
+      <w:r>
+        <w:t xml:space="preserve">Botón/Acción: </w:t>
+      </w:r>
+      <w:r>
+        <w:rPr>
+          <w:i/>
+          <w:iCs/>
+        </w:rPr>
+        <w:t>"Buscar"</w:t>
+      </w:r>
+      <w:r>
+        <w:t xml:space="preserve"> </w:t>
+      </w:r>
+    </w:p>
+    <w:p>
+      <w:pPr>
+        <w:jc w:val="both"/>
+      </w:pPr>
+      <w:r>
+        <w:t>4.</w:t>
+      </w:r>
+      <w:r>
+        <w:t>3. Formulario de Edición (</w:t>
+      </w:r>
+      <w:proofErr w:type="spellStart"/>
+      <w:r>
+        <w:t>Update</w:t>
+      </w:r>
+      <w:proofErr w:type="spellEnd"/>
+      <w:r>
+        <w:t>)</w:t>
+      </w:r>
+    </w:p>
+    <w:p>
+      <w:pPr>
+        <w:numPr>
+          <w:ilvl w:val="0"/>
+          <w:numId w:val="13"/>
+        </w:numPr>
+        <w:jc w:val="both"/>
+      </w:pPr>
+      <w:r>
+        <w:t>Identificador Único (Code): Campo oculto</w:t>
+      </w:r>
+      <w:r>
+        <w:t xml:space="preserve"> solo</w:t>
+      </w:r>
+      <w:r>
+        <w:t xml:space="preserve"> como referencia visual para saber qué libro se edita.</w:t>
+      </w:r>
+    </w:p>
+    <w:p>
+      <w:pPr>
+        <w:numPr>
+          <w:ilvl w:val="0"/>
+          <w:numId w:val="13"/>
+        </w:numPr>
+        <w:jc w:val="both"/>
+      </w:pPr>
+      <w:r>
+        <w:t>Campos Editables:</w:t>
+      </w:r>
+    </w:p>
+    <w:p>
+      <w:pPr>
+        <w:numPr>
+          <w:ilvl w:val="1"/>
+          <w:numId w:val="13"/>
+        </w:numPr>
+        <w:jc w:val="both"/>
+      </w:pPr>
+      <w:r>
+        <w:t>Título (Input Text)</w:t>
+      </w:r>
+    </w:p>
+    <w:p>
+      <w:pPr>
+        <w:numPr>
+          <w:ilvl w:val="1"/>
+          <w:numId w:val="13"/>
+        </w:numPr>
+        <w:jc w:val="both"/>
+      </w:pPr>
+      <w:r>
+        <w:t>Autor (Input Text)</w:t>
+      </w:r>
+    </w:p>
+    <w:p>
+      <w:pPr>
+        <w:numPr>
+          <w:ilvl w:val="1"/>
+          <w:numId w:val="13"/>
+        </w:numPr>
+        <w:jc w:val="both"/>
+      </w:pPr>
+      <w:r>
+        <w:t>Género (</w:t>
+      </w:r>
+      <w:proofErr w:type="spellStart"/>
+      <w:r>
+        <w:t>Select</w:t>
+      </w:r>
+      <w:proofErr w:type="spellEnd"/>
+      <w:r>
+        <w:t>)</w:t>
+      </w:r>
+    </w:p>
+    <w:p>
+      <w:pPr>
+        <w:numPr>
+          <w:ilvl w:val="1"/>
+          <w:numId w:val="13"/>
+        </w:numPr>
+        <w:jc w:val="both"/>
+      </w:pPr>
+      <w:r>
+        <w:t>Año de publicación (</w:t>
+      </w:r>
+      <w:r>
+        <w:t>Fecha</w:t>
+      </w:r>
+      <w:r>
+        <w:t>)</w:t>
+      </w:r>
+    </w:p>
+    <w:p>
+      <w:pPr>
+        <w:numPr>
+          <w:ilvl w:val="0"/>
+          <w:numId w:val="13"/>
+        </w:numPr>
+        <w:jc w:val="both"/>
+      </w:pPr>
+      <w:r>
+        <w:t xml:space="preserve">Botón: </w:t>
+      </w:r>
+      <w:r>
+        <w:rPr>
+          <w:i/>
+          <w:iCs/>
+        </w:rPr>
+        <w:t>"Actualizar</w:t>
+      </w:r>
+      <w:r>
+        <w:rPr>
+          <w:i/>
+          <w:iCs/>
+        </w:rPr>
+        <w:t xml:space="preserve"> Libro</w:t>
+      </w:r>
+      <w:r>
+        <w:rPr>
+          <w:i/>
+          <w:iCs/>
+        </w:rPr>
+        <w:t>"</w:t>
+      </w:r>
+      <w:r>
+        <w:t>.</w:t>
+      </w:r>
+    </w:p>
+    <w:p>
+      <w:pPr>
+        <w:jc w:val="both"/>
+      </w:pPr>
+      <w:r>
+        <w:t>4.</w:t>
+      </w:r>
+      <w:r>
+        <w:t>4. Confirmación de Eliminación (Delete)</w:t>
+      </w:r>
+    </w:p>
+    <w:p>
+      <w:pPr>
+        <w:numPr>
+          <w:ilvl w:val="0"/>
+          <w:numId w:val="14"/>
+        </w:numPr>
+        <w:jc w:val="both"/>
+      </w:pPr>
+      <w:r>
+        <w:lastRenderedPageBreak/>
+        <w:t>Identificador Único (Code): Se pasa implícitamente al seleccionar el libro desde la tabla.</w:t>
+      </w:r>
+    </w:p>
+    <w:p>
+      <w:pPr>
+        <w:numPr>
+          <w:ilvl w:val="0"/>
+          <w:numId w:val="14"/>
+        </w:numPr>
+        <w:jc w:val="both"/>
+      </w:pPr>
+      <w:r>
+        <w:t>Ventana emergente con mensaje de confirmación (¿Desea eliminar el libro?).</w:t>
+      </w:r>
+    </w:p>
+    <w:p>
+      <w:r>
+        <w:t xml:space="preserve">Aquí tienes los </w:t>
+      </w:r>
+      <w:r>
+        <w:rPr>
+          <w:b/>
+          <w:bCs/>
+        </w:rPr>
+        <w:t>componentes de salida de datos</w:t>
+      </w:r>
+      <w:r>
+        <w:t xml:space="preserve"> que el sistema debe mostrar al usuario, explicados de forma breve y clara:</w:t>
+      </w:r>
+    </w:p>
+    <w:p>
+      <w:pPr>
+        <w:jc w:val="both"/>
+        <w:rPr>
+          <w:b/>
+          <w:bCs/>
+        </w:rPr>
+      </w:pPr>
+      <w:r>
+        <w:rPr>
+          <w:b/>
+          <w:bCs/>
+        </w:rPr>
+        <w:t>Salida</w:t>
+      </w:r>
+      <w:r>
+        <w:rPr>
+          <w:b/>
+          <w:bCs/>
+        </w:rPr>
+        <w:t xml:space="preserve"> de Datos</w:t>
+      </w:r>
+    </w:p>
+    <w:p>
+      <w:pPr>
+        <w:pStyle w:val="Prrafodelista"/>
+        <w:numPr>
+          <w:ilvl w:val="1"/>
+          <w:numId w:val="20"/>
+        </w:numPr>
+      </w:pPr>
+      <w:r>
+        <w:rPr>
+          <w:b/>
+          <w:bCs/>
+        </w:rPr>
+        <w:t>Vista Lista:</w:t>
+      </w:r>
+      <w:r>
+        <w:t xml:space="preserve"> Muestra todos los libros almacenados con sus columnas principales:</w:t>
+      </w:r>
+    </w:p>
+    <w:p>
+      <w:pPr>
+        <w:numPr>
+          <w:ilvl w:val="1"/>
+          <w:numId w:val="15"/>
+        </w:numPr>
+      </w:pPr>
+      <w:r>
+        <w:rPr>
+          <w:b/>
+          <w:bCs/>
+        </w:rPr>
+        <w:t xml:space="preserve">ID </w:t>
+      </w:r>
+      <w:r>
+        <w:t>(</w:t>
+      </w:r>
+      <w:proofErr w:type="spellStart"/>
+      <w:r>
+        <w:t>bdd</w:t>
+      </w:r>
+      <w:proofErr w:type="spellEnd"/>
+      <w:r>
+        <w:t>)</w:t>
+      </w:r>
+    </w:p>
+    <w:p>
+      <w:pPr>
+        <w:numPr>
+          <w:ilvl w:val="1"/>
+          <w:numId w:val="15"/>
+        </w:numPr>
+      </w:pPr>
+      <w:r>
+        <w:rPr>
+          <w:b/>
+          <w:bCs/>
+        </w:rPr>
+        <w:t>Código generado</w:t>
+      </w:r>
+      <w:r>
+        <w:t xml:space="preserve"> (Ej. </w:t>
+      </w:r>
+      <w:r>
+        <w:rPr>
+          <w:i/>
+          <w:iCs/>
+        </w:rPr>
+        <w:t>A12</w:t>
+      </w:r>
+      <w:r>
+        <w:t xml:space="preserve">, </w:t>
+      </w:r>
+      <w:r>
+        <w:rPr>
+          <w:i/>
+          <w:iCs/>
+        </w:rPr>
+        <w:t>B45</w:t>
+      </w:r>
+      <w:r>
+        <w:t>)</w:t>
+      </w:r>
+    </w:p>
+    <w:p>
+      <w:pPr>
+        <w:numPr>
+          <w:ilvl w:val="1"/>
+          <w:numId w:val="15"/>
+        </w:numPr>
+      </w:pPr>
+      <w:r>
+        <w:t>Título</w:t>
+      </w:r>
+    </w:p>
+    <w:p>
+      <w:pPr>
+        <w:numPr>
+          <w:ilvl w:val="1"/>
+          <w:numId w:val="15"/>
+        </w:numPr>
+      </w:pPr>
+      <w:r>
+        <w:t>Autor</w:t>
+      </w:r>
+    </w:p>
+    <w:p>
+      <w:pPr>
+        <w:numPr>
+          <w:ilvl w:val="1"/>
+          <w:numId w:val="15"/>
+        </w:numPr>
+      </w:pPr>
+      <w:r>
+        <w:t>Género</w:t>
+      </w:r>
+    </w:p>
+    <w:p>
+      <w:pPr>
+        <w:numPr>
+          <w:ilvl w:val="1"/>
+          <w:numId w:val="15"/>
+        </w:numPr>
+      </w:pPr>
+      <w:r>
+        <w:t>Año de publicación</w:t>
+      </w:r>
+    </w:p>
+    <w:p>
+      <w:pPr>
+        <w:numPr>
+          <w:ilvl w:val="1"/>
+          <w:numId w:val="15"/>
+        </w:numPr>
+      </w:pPr>
+      <w:r>
+        <w:rPr>
+          <w:b/>
+          <w:bCs/>
+        </w:rPr>
+        <w:t>Acciones por Fila:</w:t>
+      </w:r>
+      <w:r>
+        <w:t xml:space="preserve"> Botones </w:t>
+      </w:r>
+      <w:r>
+        <w:t>para Editar y Eliminar</w:t>
+      </w:r>
+      <w:r>
+        <w:t xml:space="preserve"> </w:t>
+      </w:r>
+    </w:p>
+    <w:p/>
+    <w:p>
+      <w:pPr>
+        <w:pStyle w:val="Prrafodelista"/>
+        <w:numPr>
+          <w:ilvl w:val="0"/>
+          <w:numId w:val="20"/>
+        </w:numPr>
+        <w:rPr>
+          <w:b/>
+          <w:bCs/>
+        </w:rPr>
+      </w:pPr>
+      <w:r>
+        <w:rPr>
+          <w:b/>
+          <w:bCs/>
+        </w:rPr>
+        <w:t xml:space="preserve">Presentación de back </w:t>
+      </w:r>
+      <w:proofErr w:type="spellStart"/>
+      <w:proofErr w:type="gramStart"/>
+      <w:r>
+        <w:rPr>
+          <w:b/>
+          <w:bCs/>
+        </w:rPr>
+        <w:t>end</w:t>
+      </w:r>
+      <w:proofErr w:type="spellEnd"/>
+      <w:r>
+        <w:rPr>
+          <w:b/>
+          <w:bCs/>
+        </w:rPr>
+        <w:t xml:space="preserve"> ,</w:t>
+      </w:r>
+      <w:proofErr w:type="gramEnd"/>
+      <w:r>
+        <w:rPr>
+          <w:b/>
+          <w:bCs/>
+        </w:rPr>
+        <w:t xml:space="preserve"> base de datos y </w:t>
+      </w:r>
+      <w:proofErr w:type="spellStart"/>
+      <w:r>
+        <w:rPr>
+          <w:b/>
+          <w:bCs/>
+        </w:rPr>
+        <w:t>front</w:t>
+      </w:r>
+      <w:proofErr w:type="spellEnd"/>
+      <w:r>
+        <w:rPr>
+          <w:b/>
+          <w:bCs/>
+        </w:rPr>
+        <w:t xml:space="preserve">- </w:t>
+      </w:r>
+      <w:proofErr w:type="spellStart"/>
+      <w:r>
+        <w:rPr>
+          <w:b/>
+          <w:bCs/>
+        </w:rPr>
+        <w:t>end</w:t>
+      </w:r>
+      <w:proofErr w:type="spellEnd"/>
+      <w:r>
+        <w:rPr>
+          <w:b/>
+          <w:bCs/>
+        </w:rPr>
+        <w:t xml:space="preserve"> en servidores</w:t>
+      </w:r>
+    </w:p>
+    <w:p>
+      <w:pPr>
+        <w:rPr>
+          <w:b/>
+          <w:bCs/>
+        </w:rPr>
+      </w:pPr>
+      <w:r>
+        <w:rPr>
+          <w:b/>
+          <w:bCs/>
+        </w:rPr>
+        <w:drawing>
+          <wp:inline distT="0" distB="0" distL="0" distR="0" wp14:anchorId="72C292E0" wp14:editId="6FF27F2D">
+            <wp:extent cx="5612130" cy="2400935"/>
+            <wp:effectExtent l="0" t="0" r="7620" b="0"/>
+            <wp:docPr id="978687857" name="Imagen 1"/>
+            <wp:cNvGraphicFramePr>
+              <a:graphicFrameLocks xmlns:a="http://schemas.openxmlformats.org/drawingml/2006/main" noChangeAspect="1"/>
+            </wp:cNvGraphicFramePr>
+            <a:graphic xmlns:a="http://schemas.openxmlformats.org/drawingml/2006/main">
+              <a:graphicData uri="http://schemas.openxmlformats.org/drawingml/2006/picture">
+                <pic:pic xmlns:pic="http://schemas.openxmlformats.org/drawingml/2006/picture">
+                  <pic:nvPicPr>
+                    <pic:cNvPr id="978687857" name=""/>
+                    <pic:cNvPicPr/>
+                  </pic:nvPicPr>
                   <pic:blipFill>
-                    <a:blip r:embed="rId6"/>
+                    <a:blip r:embed="rId7"/>
                     <a:stretch>
                       <a:fillRect/>
                     </a:stretch>
@@ -1713,7 +2714,7 @@
                   <pic:spPr>
                     <a:xfrm>
                       <a:off x="0" y="0"/>
-                      <a:ext cx="5612130" cy="712470"/>
+                      <a:ext cx="5612130" cy="2400935"/>
                     </a:xfrm>
                     <a:prstGeom prst="rect">
                       <a:avLst/>
@@ -1728,111 +2729,57 @@
     </w:p>
     <w:p>
       <w:pPr>
-        <w:numPr>
-          <w:ilvl w:val="0"/>
-          <w:numId w:val="9"/>
-        </w:numPr>
-      </w:pPr>
-      <w:r>
-        <w:rPr>
-          <w:b/>
-          <w:bCs/>
-        </w:rPr>
-        <w:t>Tecnológico Sugerida</w:t>
-      </w:r>
-    </w:p>
-    <w:p>
-      <w:pPr>
-        <w:ind w:left="708"/>
-      </w:pPr>
-      <w:r>
-        <w:t>Para llevar esta arquitectura a código de forma rápida</w:t>
-      </w:r>
-      <w:r>
-        <w:t xml:space="preserve"> y por el tipo de proyecto</w:t>
-      </w:r>
-      <w:r>
-        <w:t xml:space="preserve">, </w:t>
-      </w:r>
-      <w:r>
-        <w:t>se recomienda usar Python, MySQL y HTML/CSS/JS</w:t>
-      </w:r>
-    </w:p>
-    <w:p>
-      <w:pPr>
-        <w:rPr>
-          <w:b/>
-          <w:bCs/>
-        </w:rPr>
-      </w:pPr>
-      <w:r>
-        <w:rPr>
-          <w:b/>
-          <w:bCs/>
-        </w:rPr>
-        <w:lastRenderedPageBreak/>
-        <w:t>3 JUSTIFICACION</w:t>
-      </w:r>
-    </w:p>
-    <w:p>
-      <w:pPr>
-        <w:jc w:val="both"/>
-        <w:rPr>
-          <w:sz w:val="22"/>
-          <w:szCs w:val="22"/>
-        </w:rPr>
-      </w:pPr>
-      <w:r>
-        <w:rPr>
-          <w:sz w:val="22"/>
-          <w:szCs w:val="22"/>
-        </w:rPr>
-        <w:t>La implementación de este sistema CRUD responde a la necesidad fundamental de la biblioteca de digitalizar, centralizar y automatizar la gestión de su inventario</w:t>
-      </w:r>
-      <w:r>
-        <w:rPr>
-          <w:sz w:val="22"/>
-          <w:szCs w:val="22"/>
-        </w:rPr>
-        <w:t xml:space="preserve"> de libros</w:t>
-      </w:r>
-      <w:r>
-        <w:rPr>
-          <w:sz w:val="22"/>
-          <w:szCs w:val="22"/>
-        </w:rPr>
-        <w:t>. La transición de un registro manual a una solución web estructurada elimina la duplicidad de datos, reduce el tiempo de búsqueda para los usuarios y garantiza la integridad de la información almacenada</w:t>
-      </w:r>
-      <w:r>
-        <w:rPr>
-          <w:sz w:val="22"/>
-          <w:szCs w:val="22"/>
-        </w:rPr>
-        <w:t>, además de que se tiene una gran escalabilidad.</w:t>
-      </w:r>
-    </w:p>
-    <w:p>
-      <w:pPr>
-        <w:jc w:val="both"/>
-        <w:rPr>
-          <w:sz w:val="22"/>
-          <w:szCs w:val="22"/>
-        </w:rPr>
-      </w:pPr>
-    </w:p>
-    <w:p>
-      <w:pPr>
-        <w:rPr>
-          <w:b/>
-          <w:bCs/>
-        </w:rPr>
-      </w:pPr>
-      <w:r>
-        <w:rPr>
-          <w:b/>
-          <w:bCs/>
-        </w:rPr>
-        <w:t xml:space="preserve">4 </w:t>
+        <w:rPr>
+          <w:b/>
+          <w:bCs/>
+        </w:rPr>
+      </w:pPr>
+    </w:p>
+    <w:p>
+      <w:pPr>
+        <w:rPr>
+          <w:b/>
+          <w:bCs/>
+        </w:rPr>
+      </w:pPr>
+    </w:p>
+    <w:p>
+      <w:pPr>
+        <w:rPr>
+          <w:b/>
+          <w:bCs/>
+        </w:rPr>
+      </w:pPr>
+    </w:p>
+    <w:p>
+      <w:pPr>
+        <w:rPr>
+          <w:b/>
+          <w:bCs/>
+        </w:rPr>
+      </w:pPr>
+    </w:p>
+    <w:p>
+      <w:pPr>
+        <w:rPr>
+          <w:b/>
+          <w:bCs/>
+        </w:rPr>
+      </w:pPr>
+    </w:p>
+    <w:p>
+      <w:pPr>
+        <w:rPr>
+          <w:b/>
+          <w:bCs/>
+        </w:rPr>
+      </w:pPr>
+      <w:r>
+        <w:rPr>
+          <w:b/>
+          <w:bCs/>
+        </w:rPr>
+        <w:t xml:space="preserve">6 </w:t>
       </w:r>
       <w:proofErr w:type="gramStart"/>
       <w:r>
@@ -1840,14 +2787,7 @@
           <w:b/>
           <w:bCs/>
         </w:rPr>
-        <w:t>D</w:t>
-      </w:r>
-      <w:r>
-        <w:rPr>
-          <w:b/>
-          <w:bCs/>
-        </w:rPr>
-        <w:t>ocumentación</w:t>
+        <w:t>Diagrama</w:t>
       </w:r>
       <w:proofErr w:type="gramEnd"/>
       <w:r>
@@ -1855,860 +2795,96 @@
           <w:b/>
           <w:bCs/>
         </w:rPr>
-        <w:t xml:space="preserve"> de los componentes (Entradas y Salidas de datos)</w:t>
-      </w:r>
-    </w:p>
-    <w:p>
-      <w:pPr>
-        <w:jc w:val="both"/>
-        <w:rPr>
-          <w:b/>
-          <w:bCs/>
-        </w:rPr>
-      </w:pPr>
-      <w:r>
-        <w:rPr>
-          <w:b/>
-          <w:bCs/>
-        </w:rPr>
-        <w:t>Entrada de Datos</w:t>
-      </w:r>
-    </w:p>
-    <w:p>
-      <w:pPr>
-        <w:jc w:val="both"/>
-      </w:pPr>
-      <w:r>
-        <w:t>4.</w:t>
-      </w:r>
-      <w:r>
-        <w:t>1. Formulario de Registro (</w:t>
-      </w:r>
-      <w:proofErr w:type="spellStart"/>
-      <w:r>
-        <w:t>Create</w:t>
-      </w:r>
-      <w:proofErr w:type="spellEnd"/>
-      <w:r>
-        <w:t>)</w:t>
-      </w:r>
-    </w:p>
-    <w:p>
-      <w:pPr>
-        <w:numPr>
-          <w:ilvl w:val="0"/>
-          <w:numId w:val="11"/>
-        </w:numPr>
-        <w:jc w:val="both"/>
-      </w:pPr>
-      <w:r>
-        <w:t>Título: Campo de texto libre (Input Text).</w:t>
-      </w:r>
-    </w:p>
-    <w:p>
-      <w:pPr>
-        <w:numPr>
-          <w:ilvl w:val="0"/>
-          <w:numId w:val="11"/>
-        </w:numPr>
-        <w:jc w:val="both"/>
-      </w:pPr>
-      <w:r>
-        <w:t>Autor: Campo de texto libre (Input Text).</w:t>
-      </w:r>
-    </w:p>
-    <w:p>
-      <w:pPr>
-        <w:numPr>
-          <w:ilvl w:val="0"/>
-          <w:numId w:val="11"/>
-        </w:numPr>
-        <w:jc w:val="both"/>
-      </w:pPr>
-      <w:r>
-        <w:t>Género: Lista desplegable (</w:t>
-      </w:r>
-      <w:proofErr w:type="spellStart"/>
-      <w:r>
-        <w:t>Select</w:t>
-      </w:r>
-      <w:proofErr w:type="spellEnd"/>
-      <w:r>
-        <w:t xml:space="preserve">) </w:t>
-      </w:r>
-      <w:r>
-        <w:t>de preferencia</w:t>
-      </w:r>
-      <w:r>
-        <w:t>.</w:t>
-      </w:r>
-    </w:p>
-    <w:p>
-      <w:pPr>
-        <w:numPr>
-          <w:ilvl w:val="0"/>
-          <w:numId w:val="11"/>
-        </w:numPr>
-        <w:jc w:val="both"/>
-      </w:pPr>
-      <w:r>
-        <w:t xml:space="preserve">Año de publicación: Campo </w:t>
-      </w:r>
-      <w:proofErr w:type="spellStart"/>
-      <w:r>
-        <w:t>fehca</w:t>
-      </w:r>
-      <w:proofErr w:type="spellEnd"/>
-      <w:r>
-        <w:t>.</w:t>
-      </w:r>
-    </w:p>
-    <w:p>
-      <w:pPr>
-        <w:numPr>
-          <w:ilvl w:val="0"/>
-          <w:numId w:val="11"/>
-        </w:numPr>
-        <w:jc w:val="both"/>
-      </w:pPr>
-      <w:r>
-        <w:t xml:space="preserve">Botón: </w:t>
-      </w:r>
-      <w:r>
-        <w:rPr>
-          <w:i/>
-          <w:iCs/>
-        </w:rPr>
-        <w:t>"</w:t>
-      </w:r>
-      <w:r>
-        <w:rPr>
-          <w:i/>
-          <w:iCs/>
-        </w:rPr>
-        <w:t>Crear</w:t>
-      </w:r>
-      <w:r>
-        <w:rPr>
-          <w:i/>
-          <w:iCs/>
-        </w:rPr>
-        <w:t xml:space="preserve"> Libro"</w:t>
-      </w:r>
-      <w:r>
-        <w:t>.</w:t>
-      </w:r>
-    </w:p>
-    <w:p>
-      <w:pPr>
-        <w:jc w:val="both"/>
-      </w:pPr>
-      <w:r>
-        <w:t xml:space="preserve">Nota sobre el Código Único: No requiere un campo de entrada. Debe ser generado automáticamente en el </w:t>
-      </w:r>
-      <w:proofErr w:type="spellStart"/>
-      <w:r>
-        <w:rPr>
-          <w:i/>
-          <w:iCs/>
-        </w:rPr>
-        <w:t>backend</w:t>
-      </w:r>
-      <w:proofErr w:type="spellEnd"/>
-      <w:r>
-        <w:t xml:space="preserve"> usando la lógica solicitada ([A-Z</w:t>
-      </w:r>
-      <w:proofErr w:type="gramStart"/>
-      <w:r>
-        <w:t>][</w:t>
-      </w:r>
-      <w:proofErr w:type="gramEnd"/>
-      <w:r>
-        <w:t>0-9</w:t>
-      </w:r>
-      <w:proofErr w:type="gramStart"/>
-      <w:r>
-        <w:t>][</w:t>
-      </w:r>
-      <w:proofErr w:type="gramEnd"/>
-      <w:r>
-        <w:t>0-9]) antes de insertarlo en MySQL.</w:t>
-      </w:r>
-    </w:p>
-    <w:p>
-      <w:pPr>
-        <w:jc w:val="both"/>
-      </w:pPr>
-      <w:r>
-        <w:t>4.</w:t>
-      </w:r>
-      <w:r>
-        <w:t xml:space="preserve">2. </w:t>
-      </w:r>
-      <w:r>
-        <w:t>Campo</w:t>
-      </w:r>
-      <w:r>
-        <w:t xml:space="preserve"> de </w:t>
-      </w:r>
-      <w:proofErr w:type="gramStart"/>
-      <w:r>
-        <w:t>Búsqueda  (</w:t>
-      </w:r>
-      <w:proofErr w:type="gramEnd"/>
-      <w:r>
-        <w:t>Read)</w:t>
-      </w:r>
-    </w:p>
-    <w:p>
-      <w:pPr>
-        <w:numPr>
-          <w:ilvl w:val="0"/>
-          <w:numId w:val="12"/>
-        </w:numPr>
-        <w:jc w:val="both"/>
-      </w:pPr>
-      <w:r>
-        <w:t>Campos</w:t>
-      </w:r>
-      <w:r>
-        <w:t xml:space="preserve"> de Búsqueda: Campo de texto (Input Text) para buscar por Código, Título, Autor o Género.</w:t>
-      </w:r>
-    </w:p>
-    <w:p>
-      <w:pPr>
-        <w:numPr>
-          <w:ilvl w:val="0"/>
-          <w:numId w:val="12"/>
-        </w:numPr>
-        <w:jc w:val="both"/>
-      </w:pPr>
-      <w:r>
-        <w:t xml:space="preserve">Botón/Acción: </w:t>
-      </w:r>
-      <w:r>
-        <w:rPr>
-          <w:i/>
-          <w:iCs/>
-        </w:rPr>
-        <w:t>"Buscar"</w:t>
-      </w:r>
-      <w:r>
-        <w:t xml:space="preserve"> </w:t>
-      </w:r>
-    </w:p>
-    <w:p>
-      <w:pPr>
-        <w:jc w:val="both"/>
-      </w:pPr>
-      <w:r>
-        <w:t>4.</w:t>
-      </w:r>
-      <w:r>
-        <w:t>3. Formulario de Edición (</w:t>
-      </w:r>
-      <w:proofErr w:type="spellStart"/>
-      <w:r>
-        <w:t>Update</w:t>
-      </w:r>
-      <w:proofErr w:type="spellEnd"/>
-      <w:r>
-        <w:t>)</w:t>
-      </w:r>
-    </w:p>
-    <w:p>
-      <w:pPr>
-        <w:numPr>
-          <w:ilvl w:val="0"/>
-          <w:numId w:val="13"/>
-        </w:numPr>
-        <w:jc w:val="both"/>
-      </w:pPr>
-      <w:r>
-        <w:t>Identificador Único (Code): Campo oculto</w:t>
-      </w:r>
-      <w:r>
-        <w:t xml:space="preserve"> solo</w:t>
-      </w:r>
-      <w:r>
-        <w:t xml:space="preserve"> como referencia visual para saber qué libro se edita.</w:t>
-      </w:r>
-    </w:p>
-    <w:p>
-      <w:pPr>
-        <w:numPr>
-          <w:ilvl w:val="0"/>
-          <w:numId w:val="13"/>
-        </w:numPr>
-        <w:jc w:val="both"/>
-      </w:pPr>
-      <w:r>
-        <w:t>Campos Editables:</w:t>
-      </w:r>
-    </w:p>
-    <w:p>
-      <w:pPr>
-        <w:numPr>
-          <w:ilvl w:val="1"/>
-          <w:numId w:val="13"/>
-        </w:numPr>
-        <w:jc w:val="both"/>
-      </w:pPr>
-      <w:r>
-        <w:t>Título (Input Text)</w:t>
-      </w:r>
-    </w:p>
-    <w:p>
-      <w:pPr>
-        <w:numPr>
-          <w:ilvl w:val="1"/>
-          <w:numId w:val="13"/>
-        </w:numPr>
-        <w:jc w:val="both"/>
-      </w:pPr>
-      <w:r>
-        <w:t>Autor (Input Text)</w:t>
-      </w:r>
-    </w:p>
-    <w:p>
-      <w:pPr>
-        <w:numPr>
-          <w:ilvl w:val="1"/>
-          <w:numId w:val="13"/>
-        </w:numPr>
-        <w:jc w:val="both"/>
-      </w:pPr>
-      <w:r>
-        <w:t>Género (</w:t>
-      </w:r>
-      <w:proofErr w:type="spellStart"/>
-      <w:r>
-        <w:t>Select</w:t>
-      </w:r>
-      <w:proofErr w:type="spellEnd"/>
-      <w:r>
-        <w:t>)</w:t>
-      </w:r>
-    </w:p>
-    <w:p>
-      <w:pPr>
-        <w:numPr>
-          <w:ilvl w:val="1"/>
-          <w:numId w:val="13"/>
-        </w:numPr>
-        <w:jc w:val="both"/>
-      </w:pPr>
-      <w:r>
-        <w:lastRenderedPageBreak/>
-        <w:t>Año de publicación (</w:t>
-      </w:r>
-      <w:r>
-        <w:t>Fecha</w:t>
-      </w:r>
-      <w:r>
-        <w:t>)</w:t>
-      </w:r>
-    </w:p>
-    <w:p>
-      <w:pPr>
-        <w:numPr>
-          <w:ilvl w:val="0"/>
-          <w:numId w:val="13"/>
-        </w:numPr>
-        <w:jc w:val="both"/>
-      </w:pPr>
-      <w:r>
-        <w:t xml:space="preserve">Botón: </w:t>
-      </w:r>
-      <w:r>
-        <w:rPr>
-          <w:i/>
-          <w:iCs/>
-        </w:rPr>
-        <w:t>"Actualizar</w:t>
-      </w:r>
-      <w:r>
-        <w:rPr>
-          <w:i/>
-          <w:iCs/>
-        </w:rPr>
-        <w:t xml:space="preserve"> Libro</w:t>
-      </w:r>
-      <w:r>
-        <w:rPr>
-          <w:i/>
-          <w:iCs/>
-        </w:rPr>
-        <w:t>"</w:t>
-      </w:r>
-      <w:r>
-        <w:t>.</w:t>
-      </w:r>
-    </w:p>
-    <w:p>
-      <w:pPr>
-        <w:jc w:val="both"/>
-      </w:pPr>
-      <w:r>
-        <w:t>4.</w:t>
-      </w:r>
-      <w:r>
-        <w:t>4. Confirmación de Eliminación (Delete)</w:t>
-      </w:r>
-    </w:p>
-    <w:p>
-      <w:pPr>
-        <w:numPr>
-          <w:ilvl w:val="0"/>
-          <w:numId w:val="14"/>
-        </w:numPr>
-        <w:jc w:val="both"/>
-      </w:pPr>
-      <w:r>
-        <w:t>Identificador Único (Code): Se pasa implícitamente al seleccionar el libro desde la tabla.</w:t>
-      </w:r>
-    </w:p>
-    <w:p>
-      <w:pPr>
-        <w:numPr>
-          <w:ilvl w:val="0"/>
-          <w:numId w:val="14"/>
-        </w:numPr>
-        <w:jc w:val="both"/>
-      </w:pPr>
-      <w:r>
-        <w:t>Ventana emergente con mensaje de confirmación (¿Desea eliminar el libro?).</w:t>
-      </w:r>
-    </w:p>
-    <w:p>
-      <w:pPr>
-        <w:jc w:val="both"/>
-      </w:pPr>
-    </w:p>
-    <w:p>
-      <w:r>
-        <w:t xml:space="preserve">Aquí tienes los </w:t>
-      </w:r>
-      <w:r>
-        <w:rPr>
-          <w:b/>
-          <w:bCs/>
-        </w:rPr>
-        <w:t>componentes de salida de datos</w:t>
-      </w:r>
-      <w:r>
-        <w:t xml:space="preserve"> que el sistema debe mostrar al usuario, explicados de forma breve y clara:</w:t>
-      </w:r>
-    </w:p>
-    <w:p>
-      <w:pPr>
-        <w:jc w:val="both"/>
-        <w:rPr>
-          <w:b/>
-          <w:bCs/>
-        </w:rPr>
-      </w:pPr>
-      <w:r>
-        <w:rPr>
-          <w:b/>
-          <w:bCs/>
-        </w:rPr>
-        <w:t>Salida</w:t>
-      </w:r>
-      <w:r>
-        <w:rPr>
-          <w:b/>
-          <w:bCs/>
-        </w:rPr>
-        <w:t xml:space="preserve"> de Datos</w:t>
-      </w:r>
-    </w:p>
-    <w:p>
-      <w:pPr>
-        <w:pStyle w:val="Prrafodelista"/>
-        <w:numPr>
-          <w:ilvl w:val="1"/>
-          <w:numId w:val="20"/>
-        </w:numPr>
-      </w:pPr>
-      <w:r>
-        <w:rPr>
-          <w:b/>
-          <w:bCs/>
-        </w:rPr>
-        <w:t>Vista Lista:</w:t>
-      </w:r>
-      <w:r>
-        <w:t xml:space="preserve"> Muestra todos los libros almacenados con sus columnas principales:</w:t>
-      </w:r>
-    </w:p>
-    <w:p>
-      <w:pPr>
-        <w:numPr>
-          <w:ilvl w:val="1"/>
-          <w:numId w:val="15"/>
-        </w:numPr>
-      </w:pPr>
-      <w:r>
-        <w:rPr>
-          <w:b/>
-          <w:bCs/>
-        </w:rPr>
-        <w:t xml:space="preserve">ID </w:t>
-      </w:r>
-      <w:r>
-        <w:t>(</w:t>
-      </w:r>
-      <w:proofErr w:type="spellStart"/>
-      <w:r>
-        <w:t>bdd</w:t>
-      </w:r>
-      <w:proofErr w:type="spellEnd"/>
-      <w:r>
-        <w:t>)</w:t>
-      </w:r>
-    </w:p>
-    <w:p>
-      <w:pPr>
-        <w:numPr>
-          <w:ilvl w:val="1"/>
-          <w:numId w:val="15"/>
-        </w:numPr>
-      </w:pPr>
-      <w:r>
-        <w:rPr>
-          <w:b/>
-          <w:bCs/>
-        </w:rPr>
-        <w:t>Código generado</w:t>
-      </w:r>
-      <w:r>
-        <w:t xml:space="preserve"> (Ej. </w:t>
-      </w:r>
-      <w:r>
-        <w:rPr>
-          <w:i/>
-          <w:iCs/>
-        </w:rPr>
-        <w:t>A12</w:t>
-      </w:r>
-      <w:r>
-        <w:t xml:space="preserve">, </w:t>
-      </w:r>
-      <w:r>
-        <w:rPr>
-          <w:i/>
-          <w:iCs/>
-        </w:rPr>
-        <w:t>B45</w:t>
-      </w:r>
-      <w:r>
-        <w:t>)</w:t>
-      </w:r>
-    </w:p>
-    <w:p>
-      <w:pPr>
-        <w:numPr>
-          <w:ilvl w:val="1"/>
-          <w:numId w:val="15"/>
-        </w:numPr>
-      </w:pPr>
-      <w:r>
-        <w:t>Título</w:t>
-      </w:r>
-    </w:p>
-    <w:p>
-      <w:pPr>
-        <w:numPr>
-          <w:ilvl w:val="1"/>
-          <w:numId w:val="15"/>
-        </w:numPr>
-      </w:pPr>
-      <w:r>
-        <w:t>Autor</w:t>
-      </w:r>
-    </w:p>
-    <w:p>
-      <w:pPr>
-        <w:numPr>
-          <w:ilvl w:val="1"/>
-          <w:numId w:val="15"/>
-        </w:numPr>
-      </w:pPr>
-      <w:r>
-        <w:t>Género</w:t>
-      </w:r>
-    </w:p>
-    <w:p>
-      <w:pPr>
-        <w:numPr>
-          <w:ilvl w:val="1"/>
-          <w:numId w:val="15"/>
-        </w:numPr>
-      </w:pPr>
-      <w:r>
-        <w:t>Año de publicación</w:t>
-      </w:r>
-    </w:p>
-    <w:p>
-      <w:pPr>
-        <w:numPr>
-          <w:ilvl w:val="1"/>
-          <w:numId w:val="15"/>
-        </w:numPr>
-      </w:pPr>
-      <w:r>
-        <w:rPr>
-          <w:b/>
-          <w:bCs/>
-        </w:rPr>
-        <w:t>Acciones por Fila:</w:t>
-      </w:r>
-      <w:r>
-        <w:t xml:space="preserve"> Botones </w:t>
-      </w:r>
-      <w:r>
-        <w:t>para Editar y Eliminar</w:t>
-      </w:r>
-      <w:r>
-        <w:t xml:space="preserve"> </w:t>
-      </w:r>
-    </w:p>
-    <w:p>
-      <w:pPr>
-        <w:ind w:left="1440"/>
-      </w:pPr>
-    </w:p>
-    <w:p>
-      <w:pPr>
-        <w:ind w:left="1440"/>
-      </w:pPr>
-    </w:p>
-    <w:p>
-      <w:pPr>
-        <w:rPr>
-          <w:b/>
-          <w:bCs/>
-        </w:rPr>
-      </w:pPr>
-      <w:r>
-        <w:rPr>
-          <w:b/>
-          <w:bCs/>
-        </w:rPr>
-        <w:t>5</w:t>
-      </w:r>
-      <w:r>
-        <w:rPr>
-          <w:b/>
-          <w:bCs/>
-        </w:rPr>
-        <w:t xml:space="preserve"> </w:t>
-      </w:r>
-      <w:proofErr w:type="gramStart"/>
-      <w:r>
-        <w:rPr>
-          <w:b/>
-          <w:bCs/>
-        </w:rPr>
-        <w:t>Presentación</w:t>
-      </w:r>
-      <w:proofErr w:type="gramEnd"/>
-      <w:r>
-        <w:rPr>
-          <w:b/>
-          <w:bCs/>
-        </w:rPr>
-        <w:t xml:space="preserve"> de back </w:t>
-      </w:r>
-      <w:proofErr w:type="spellStart"/>
-      <w:proofErr w:type="gramStart"/>
-      <w:r>
-        <w:rPr>
-          <w:b/>
-          <w:bCs/>
-        </w:rPr>
-        <w:t>end</w:t>
-      </w:r>
-      <w:proofErr w:type="spellEnd"/>
-      <w:r>
-        <w:rPr>
-          <w:b/>
-          <w:bCs/>
-        </w:rPr>
-        <w:t xml:space="preserve"> ,</w:t>
-      </w:r>
-      <w:proofErr w:type="gramEnd"/>
-      <w:r>
-        <w:rPr>
-          <w:b/>
-          <w:bCs/>
-        </w:rPr>
-        <w:t xml:space="preserve"> base de datos y </w:t>
-      </w:r>
-      <w:proofErr w:type="spellStart"/>
-      <w:r>
-        <w:rPr>
-          <w:b/>
-          <w:bCs/>
-        </w:rPr>
-        <w:t>front</w:t>
-      </w:r>
-      <w:proofErr w:type="spellEnd"/>
-      <w:r>
-        <w:rPr>
-          <w:b/>
-          <w:bCs/>
-        </w:rPr>
-        <w:t xml:space="preserve">- </w:t>
-      </w:r>
-      <w:proofErr w:type="spellStart"/>
-      <w:r>
-        <w:rPr>
-          <w:b/>
-          <w:bCs/>
-        </w:rPr>
-        <w:t>end</w:t>
-      </w:r>
-      <w:proofErr w:type="spellEnd"/>
-      <w:r>
-        <w:rPr>
-          <w:b/>
-          <w:bCs/>
-        </w:rPr>
-        <w:t xml:space="preserve"> en servidores</w:t>
-      </w:r>
-    </w:p>
-    <w:p>
-      <w:pPr>
-        <w:rPr>
-          <w:b/>
-          <w:bCs/>
-        </w:rPr>
-      </w:pPr>
-    </w:p>
-    <w:p>
-      <w:pPr>
-        <w:rPr>
-          <w:b/>
-          <w:bCs/>
-        </w:rPr>
-      </w:pPr>
-      <w:r>
-        <w:rPr>
-          <w:b/>
-          <w:bCs/>
-        </w:rPr>
-        <w:t xml:space="preserve">6 </w:t>
-      </w:r>
-      <w:proofErr w:type="gramStart"/>
-      <w:r>
-        <w:rPr>
-          <w:b/>
-          <w:bCs/>
-        </w:rPr>
-        <w:t>Diagrama</w:t>
-      </w:r>
-      <w:proofErr w:type="gramEnd"/>
-      <w:r>
-        <w:rPr>
-          <w:b/>
-          <w:bCs/>
-        </w:rPr>
-        <w:t xml:space="preserve"> UML</w:t>
-      </w:r>
-      <w:r>
-        <w:rPr>
-          <w:b/>
-          <w:bCs/>
-        </w:rPr>
-        <w:t xml:space="preserve"> (secuencia)</w:t>
-      </w:r>
-    </w:p>
-    <w:p>
-      <w:pPr>
-        <w:rPr>
-          <w:b/>
-          <w:bCs/>
-        </w:rPr>
-      </w:pPr>
-      <w:r>
-        <w:rPr>
-          <w:b/>
-          <w:bCs/>
-        </w:rPr>
-        <w:t>Pendiente</w:t>
-      </w:r>
-    </w:p>
-    <w:p>
-      <w:pPr>
-        <w:rPr>
-          <w:b/>
-          <w:bCs/>
-        </w:rPr>
-      </w:pPr>
-    </w:p>
-    <w:p>
-      <w:pPr>
-        <w:rPr>
-          <w:b/>
-          <w:bCs/>
-        </w:rPr>
-      </w:pPr>
-    </w:p>
-    <w:p>
-      <w:pPr>
-        <w:rPr>
-          <w:b/>
-          <w:bCs/>
-        </w:rPr>
-      </w:pPr>
-    </w:p>
-    <w:p>
-      <w:pPr>
-        <w:rPr>
-          <w:b/>
-          <w:bCs/>
-        </w:rPr>
-      </w:pPr>
-    </w:p>
-    <w:p>
-      <w:pPr>
-        <w:rPr>
-          <w:b/>
-          <w:bCs/>
-        </w:rPr>
-      </w:pPr>
-    </w:p>
-    <w:p>
-      <w:pPr>
-        <w:rPr>
-          <w:b/>
-          <w:bCs/>
-        </w:rPr>
-      </w:pPr>
-    </w:p>
-    <w:p>
-      <w:pPr>
-        <w:rPr>
-          <w:b/>
-          <w:bCs/>
-        </w:rPr>
-      </w:pPr>
-      <w:r>
-        <w:rPr>
-          <w:b/>
-          <w:bCs/>
-        </w:rPr>
-        <w:t>UML Base de datos</w:t>
-      </w:r>
-    </w:p>
-    <w:p>
-      <w:r>
+        <w:t xml:space="preserve"> UML (secuencia)</w:t>
+      </w:r>
+    </w:p>
+    <w:p>
+      <w:pPr>
+        <w:rPr>
+          <w:b/>
+          <w:bCs/>
+        </w:rPr>
+      </w:pPr>
+      <w:r>
+        <w:rPr>
+          <w:b/>
+          <w:bCs/>
+        </w:rPr>
         <w:drawing>
-          <wp:inline distT="0" distB="0" distL="0" distR="0" wp14:anchorId="2E4DDDAE" wp14:editId="7C3E25F0">
-            <wp:extent cx="1971950" cy="1876687"/>
-            <wp:effectExtent l="0" t="0" r="9525" b="9525"/>
+          <wp:inline distT="0" distB="0" distL="0" distR="0" wp14:anchorId="23DF3DB2" wp14:editId="15A9E358">
+            <wp:extent cx="4947314" cy="2650547"/>
+            <wp:effectExtent l="0" t="0" r="5715" b="0"/>
+            <wp:docPr id="122838423" name="Imagen 1"/>
+            <wp:cNvGraphicFramePr>
+              <a:graphicFrameLocks xmlns:a="http://schemas.openxmlformats.org/drawingml/2006/main" noChangeAspect="1"/>
+            </wp:cNvGraphicFramePr>
+            <a:graphic xmlns:a="http://schemas.openxmlformats.org/drawingml/2006/main">
+              <a:graphicData uri="http://schemas.openxmlformats.org/drawingml/2006/picture">
+                <pic:pic xmlns:pic="http://schemas.openxmlformats.org/drawingml/2006/picture">
+                  <pic:nvPicPr>
+                    <pic:cNvPr id="122838423" name=""/>
+                    <pic:cNvPicPr/>
+                  </pic:nvPicPr>
+                  <pic:blipFill>
+                    <a:blip r:embed="rId8"/>
+                    <a:stretch>
+                      <a:fillRect/>
+                    </a:stretch>
+                  </pic:blipFill>
+                  <pic:spPr>
+                    <a:xfrm>
+                      <a:off x="0" y="0"/>
+                      <a:ext cx="4954125" cy="2654196"/>
+                    </a:xfrm>
+                    <a:prstGeom prst="rect">
+                      <a:avLst/>
+                    </a:prstGeom>
+                  </pic:spPr>
+                </pic:pic>
+              </a:graphicData>
+            </a:graphic>
+          </wp:inline>
+        </w:drawing>
+      </w:r>
+    </w:p>
+    <w:p>
+      <w:pPr>
+        <w:rPr>
+          <w:b/>
+          <w:bCs/>
+        </w:rPr>
+      </w:pPr>
+      <w:r>
+        <w:rPr>
+          <w:b/>
+          <w:bCs/>
+        </w:rPr>
+        <w:t xml:space="preserve">6.1 </w:t>
+      </w:r>
+      <w:r>
+        <w:rPr>
+          <w:b/>
+          <w:bCs/>
+        </w:rPr>
+        <w:t xml:space="preserve">UML </w:t>
+      </w:r>
+      <w:r>
+        <w:rPr>
+          <w:b/>
+          <w:bCs/>
+        </w:rPr>
+        <w:t>BDD</w:t>
+      </w:r>
+    </w:p>
+    <w:p>
+      <w:r>
+        <w:rPr>
+          <w:noProof/>
+        </w:rPr>
+        <w:drawing>
+          <wp:inline distT="0" distB="0" distL="0" distR="0" wp14:anchorId="2E4DDDAE" wp14:editId="3D5FCC39">
+            <wp:extent cx="1405720" cy="1337811"/>
+            <wp:effectExtent l="0" t="0" r="4445" b="0"/>
             <wp:docPr id="1656118281" name="Imagen 1"/>
             <wp:cNvGraphicFramePr>
               <a:graphicFrameLocks xmlns:a="http://schemas.openxmlformats.org/drawingml/2006/main" noChangeAspect="1"/>
@@ -2721,7 +2897,7 @@
                     <pic:cNvPicPr/>
                   </pic:nvPicPr>
                   <pic:blipFill>
-                    <a:blip r:embed="rId7"/>
+                    <a:blip r:embed="rId9"/>
                     <a:stretch>
                       <a:fillRect/>
                     </a:stretch>
@@ -2729,7 +2905,7 @@
                   <pic:spPr>
                     <a:xfrm>
                       <a:off x="0" y="0"/>
-                      <a:ext cx="1971950" cy="1876687"/>
+                      <a:ext cx="1413448" cy="1345166"/>
                     </a:xfrm>
                     <a:prstGeom prst="rect">
                       <a:avLst/>
@@ -2805,7 +2981,7 @@
           <w:szCs w:val="20"/>
         </w:rPr>
       </w:pPr>
-      <w:hyperlink r:id="rId8" w:history="1">
+      <w:hyperlink r:id="rId10" w:history="1">
         <w:r>
           <w:rPr>
             <w:rStyle w:val="Hipervnculo"/>
@@ -2827,10 +3003,11 @@
         <w:rPr>
           <w:noProof/>
         </w:rPr>
+        <w:lastRenderedPageBreak/>
         <w:drawing>
-          <wp:inline distT="0" distB="0" distL="0" distR="0" wp14:anchorId="46D5755D" wp14:editId="3CB34EDD">
-            <wp:extent cx="5612130" cy="2820035"/>
-            <wp:effectExtent l="0" t="0" r="7620" b="0"/>
+          <wp:inline distT="0" distB="0" distL="0" distR="0" wp14:anchorId="46D5755D" wp14:editId="14F4EED3">
+            <wp:extent cx="4449170" cy="2235660"/>
+            <wp:effectExtent l="0" t="0" r="8890" b="0"/>
             <wp:docPr id="275660614" name="Imagen 1"/>
             <wp:cNvGraphicFramePr>
               <a:graphicFrameLocks xmlns:a="http://schemas.openxmlformats.org/drawingml/2006/main" noChangeAspect="1"/>
@@ -2843,7 +3020,7 @@
                     <pic:cNvPicPr/>
                   </pic:nvPicPr>
                   <pic:blipFill>
-                    <a:blip r:embed="rId9"/>
+                    <a:blip r:embed="rId11"/>
                     <a:stretch>
                       <a:fillRect/>
                     </a:stretch>
@@ -2851,7 +3028,7 @@
                   <pic:spPr>
                     <a:xfrm>
                       <a:off x="0" y="0"/>
-                      <a:ext cx="5612130" cy="2820035"/>
+                      <a:ext cx="4458191" cy="2240193"/>
                     </a:xfrm>
                     <a:prstGeom prst="rect">
                       <a:avLst/>
@@ -2873,68 +3050,1426 @@
           <w:szCs w:val="20"/>
         </w:rPr>
       </w:pPr>
-      <w:r>
-        <w:rPr>
-          <w:b/>
-          <w:bCs/>
-          <w:sz w:val="20"/>
-          <w:szCs w:val="20"/>
-        </w:rPr>
-        <w:t>8</w:t>
-      </w:r>
-      <w:r>
-        <w:rPr>
-          <w:b/>
-          <w:bCs/>
-        </w:rPr>
-        <w:t xml:space="preserve">. </w:t>
-      </w:r>
-      <w:r>
-        <w:rPr>
-          <w:b/>
-          <w:bCs/>
-          <w:sz w:val="20"/>
-          <w:szCs w:val="20"/>
-        </w:rPr>
-        <w:t>Prototipado</w:t>
-      </w:r>
-    </w:p>
-    <w:p>
-      <w:pPr>
-        <w:rPr>
-          <w:b/>
-          <w:bCs/>
-          <w:sz w:val="20"/>
-          <w:szCs w:val="20"/>
-        </w:rPr>
-      </w:pPr>
-      <w:r>
-        <w:rPr>
-          <w:b/>
-          <w:bCs/>
-          <w:sz w:val="20"/>
-          <w:szCs w:val="20"/>
-        </w:rPr>
-        <w:t>9</w:t>
-      </w:r>
-      <w:r>
-        <w:rPr>
-          <w:b/>
-          <w:bCs/>
+    </w:p>
+    <w:p>
+      <w:pPr>
+        <w:rPr>
+          <w:b/>
+          <w:bCs/>
+          <w:sz w:val="26"/>
+          <w:szCs w:val="26"/>
+        </w:rPr>
+      </w:pPr>
+      <w:r>
+        <w:rPr>
+          <w:b/>
+          <w:bCs/>
+          <w:sz w:val="26"/>
+          <w:szCs w:val="26"/>
+        </w:rPr>
+        <w:t>8. Prototipado</w:t>
+      </w:r>
+    </w:p>
+    <w:p>
+      <w:pPr>
+        <w:rPr>
+          <w:sz w:val="20"/>
+          <w:szCs w:val="20"/>
+        </w:rPr>
+      </w:pPr>
+      <w:r>
+        <w:rPr>
+          <w:sz w:val="20"/>
+          <w:szCs w:val="20"/>
+        </w:rPr>
+        <w:t>Algoritmo de Generación de Código Único ([A-Z</w:t>
+      </w:r>
+      <w:proofErr w:type="gramStart"/>
+      <w:r>
+        <w:rPr>
+          <w:sz w:val="20"/>
+          <w:szCs w:val="20"/>
+        </w:rPr>
+        <w:t>][</w:t>
+      </w:r>
+      <w:proofErr w:type="gramEnd"/>
+      <w:r>
+        <w:rPr>
+          <w:sz w:val="20"/>
+          <w:szCs w:val="20"/>
+        </w:rPr>
+        <w:t>0-9</w:t>
+      </w:r>
+      <w:proofErr w:type="gramStart"/>
+      <w:r>
+        <w:rPr>
+          <w:sz w:val="20"/>
+          <w:szCs w:val="20"/>
+        </w:rPr>
+        <w:t>][</w:t>
+      </w:r>
+      <w:proofErr w:type="gramEnd"/>
+      <w:r>
+        <w:rPr>
+          <w:sz w:val="20"/>
+          <w:szCs w:val="20"/>
+        </w:rPr>
+        <w:t>0-9]):</w:t>
+      </w:r>
+    </w:p>
+    <w:p>
+      <w:pPr>
+        <w:numPr>
+          <w:ilvl w:val="0"/>
+          <w:numId w:val="21"/>
+        </w:numPr>
+        <w:rPr>
+          <w:sz w:val="20"/>
+          <w:szCs w:val="20"/>
+        </w:rPr>
+      </w:pPr>
+      <w:r>
+        <w:rPr>
+          <w:sz w:val="20"/>
+          <w:szCs w:val="20"/>
+        </w:rPr>
+        <w:t>Genera automáticamente códigos aleatorios (ej. A12, B45, F88)</w:t>
+      </w:r>
+      <w:r>
+        <w:rPr>
+          <w:sz w:val="20"/>
+          <w:szCs w:val="20"/>
+        </w:rPr>
+        <w:t xml:space="preserve"> y validación </w:t>
+      </w:r>
+      <w:r>
+        <w:rPr>
+          <w:sz w:val="20"/>
+          <w:szCs w:val="20"/>
+        </w:rPr>
+        <w:t>para evitar colisiones.</w:t>
+      </w:r>
+    </w:p>
+    <w:p>
+      <w:pPr>
+        <w:rPr>
+          <w:sz w:val="20"/>
+          <w:szCs w:val="20"/>
+        </w:rPr>
+      </w:pPr>
+      <w:r>
+        <w:rPr>
+          <w:sz w:val="20"/>
+          <w:szCs w:val="20"/>
+        </w:rPr>
+        <w:t>Creación (</w:t>
+      </w:r>
+      <w:proofErr w:type="spellStart"/>
+      <w:r>
+        <w:rPr>
+          <w:sz w:val="20"/>
+          <w:szCs w:val="20"/>
+        </w:rPr>
+        <w:t>Create</w:t>
+      </w:r>
+      <w:proofErr w:type="spellEnd"/>
+      <w:r>
+        <w:rPr>
+          <w:sz w:val="20"/>
+          <w:szCs w:val="20"/>
+        </w:rPr>
+        <w:t>):</w:t>
+      </w:r>
+    </w:p>
+    <w:p>
+      <w:pPr>
+        <w:numPr>
+          <w:ilvl w:val="0"/>
+          <w:numId w:val="22"/>
+        </w:numPr>
+        <w:rPr>
+          <w:sz w:val="20"/>
+          <w:szCs w:val="20"/>
+        </w:rPr>
+      </w:pPr>
+      <w:r>
+        <w:rPr>
+          <w:sz w:val="20"/>
+          <w:szCs w:val="20"/>
+        </w:rPr>
+        <w:t xml:space="preserve">Formulario para capturar Título, Autor, Género y </w:t>
+      </w:r>
+      <w:r>
+        <w:rPr>
+          <w:sz w:val="20"/>
+          <w:szCs w:val="20"/>
+        </w:rPr>
+        <w:t>Fecha</w:t>
+      </w:r>
+      <w:r>
+        <w:rPr>
+          <w:sz w:val="20"/>
+          <w:szCs w:val="20"/>
+        </w:rPr>
+        <w:t xml:space="preserve"> de publicación.</w:t>
+      </w:r>
+    </w:p>
+    <w:p>
+      <w:pPr>
+        <w:rPr>
+          <w:sz w:val="20"/>
+          <w:szCs w:val="20"/>
+        </w:rPr>
+      </w:pPr>
+      <w:r>
+        <w:rPr>
+          <w:sz w:val="20"/>
+          <w:szCs w:val="20"/>
+        </w:rPr>
+        <w:t>Lectura y Búsqueda (Read):</w:t>
+      </w:r>
+    </w:p>
+    <w:p>
+      <w:pPr>
+        <w:numPr>
+          <w:ilvl w:val="0"/>
+          <w:numId w:val="23"/>
+        </w:numPr>
+        <w:rPr>
+          <w:sz w:val="20"/>
+          <w:szCs w:val="20"/>
+        </w:rPr>
+      </w:pPr>
+      <w:r>
+        <w:rPr>
+          <w:sz w:val="20"/>
+          <w:szCs w:val="20"/>
+        </w:rPr>
+        <w:t xml:space="preserve">Campo para buscar </w:t>
+      </w:r>
+      <w:r>
+        <w:rPr>
+          <w:sz w:val="20"/>
+          <w:szCs w:val="20"/>
+        </w:rPr>
+        <w:t>rápido en tiempo real por Código, Título, Autor o Género.</w:t>
+      </w:r>
+    </w:p>
+    <w:p>
+      <w:pPr>
+        <w:rPr>
+          <w:sz w:val="20"/>
+          <w:szCs w:val="20"/>
+        </w:rPr>
+      </w:pPr>
+      <w:r>
+        <w:rPr>
+          <w:sz w:val="20"/>
+          <w:szCs w:val="20"/>
+        </w:rPr>
+        <w:t>Actualización (</w:t>
+      </w:r>
+      <w:proofErr w:type="spellStart"/>
+      <w:r>
+        <w:rPr>
+          <w:sz w:val="20"/>
+          <w:szCs w:val="20"/>
+        </w:rPr>
+        <w:t>Update</w:t>
+      </w:r>
+      <w:proofErr w:type="spellEnd"/>
+      <w:r>
+        <w:rPr>
+          <w:sz w:val="20"/>
+          <w:szCs w:val="20"/>
+        </w:rPr>
+        <w:t>):</w:t>
+      </w:r>
+    </w:p>
+    <w:p>
+      <w:pPr>
+        <w:numPr>
+          <w:ilvl w:val="0"/>
+          <w:numId w:val="24"/>
+        </w:numPr>
+        <w:rPr>
+          <w:sz w:val="20"/>
+          <w:szCs w:val="20"/>
+        </w:rPr>
+      </w:pPr>
+      <w:r>
+        <w:rPr>
+          <w:sz w:val="20"/>
+          <w:szCs w:val="20"/>
+        </w:rPr>
+        <w:t>Este Formulario c</w:t>
+      </w:r>
+      <w:r>
+        <w:rPr>
+          <w:sz w:val="20"/>
+          <w:szCs w:val="20"/>
+        </w:rPr>
+        <w:t>onserva el código identificador único y permite actualizar el resto de los campos.</w:t>
+      </w:r>
+    </w:p>
+    <w:p>
+      <w:pPr>
+        <w:rPr>
+          <w:sz w:val="20"/>
+          <w:szCs w:val="20"/>
+        </w:rPr>
+      </w:pPr>
+      <w:r>
+        <w:rPr>
+          <w:sz w:val="20"/>
+          <w:szCs w:val="20"/>
+        </w:rPr>
+        <w:t>Eliminación (Delete):</w:t>
+      </w:r>
+    </w:p>
+    <w:p>
+      <w:pPr>
+        <w:numPr>
+          <w:ilvl w:val="0"/>
+          <w:numId w:val="25"/>
+        </w:numPr>
+        <w:rPr>
+          <w:sz w:val="20"/>
+          <w:szCs w:val="20"/>
+        </w:rPr>
+      </w:pPr>
+      <w:r>
+        <w:rPr>
+          <w:sz w:val="20"/>
+          <w:szCs w:val="20"/>
+        </w:rPr>
+        <w:lastRenderedPageBreak/>
+        <w:drawing>
+          <wp:anchor distT="0" distB="0" distL="114300" distR="114300" simplePos="0" relativeHeight="251658240" behindDoc="1" locked="0" layoutInCell="1" allowOverlap="1" wp14:anchorId="24A9D3F3" wp14:editId="503DB461">
+            <wp:simplePos x="0" y="0"/>
+            <wp:positionH relativeFrom="margin">
+              <wp:align>left</wp:align>
+            </wp:positionH>
+            <wp:positionV relativeFrom="paragraph">
+              <wp:posOffset>247081</wp:posOffset>
+            </wp:positionV>
+            <wp:extent cx="5612130" cy="2821940"/>
+            <wp:effectExtent l="0" t="0" r="7620" b="0"/>
+            <wp:wrapTight wrapText="bothSides">
+              <wp:wrapPolygon edited="0">
+                <wp:start x="0" y="0"/>
+                <wp:lineTo x="0" y="21435"/>
+                <wp:lineTo x="21556" y="21435"/>
+                <wp:lineTo x="21556" y="0"/>
+                <wp:lineTo x="0" y="0"/>
+              </wp:wrapPolygon>
+            </wp:wrapTight>
+            <wp:docPr id="1843770503" name="Imagen 1"/>
+            <wp:cNvGraphicFramePr>
+              <a:graphicFrameLocks xmlns:a="http://schemas.openxmlformats.org/drawingml/2006/main" noChangeAspect="1"/>
+            </wp:cNvGraphicFramePr>
+            <a:graphic xmlns:a="http://schemas.openxmlformats.org/drawingml/2006/main">
+              <a:graphicData uri="http://schemas.openxmlformats.org/drawingml/2006/picture">
+                <pic:pic xmlns:pic="http://schemas.openxmlformats.org/drawingml/2006/picture">
+                  <pic:nvPicPr>
+                    <pic:cNvPr id="1843770503" name=""/>
+                    <pic:cNvPicPr/>
+                  </pic:nvPicPr>
+                  <pic:blipFill rotWithShape="1">
+                    <a:blip r:embed="rId12">
+                      <a:extLst>
+                        <a:ext uri="{28A0092B-C50C-407E-A947-70E740481C1C}">
+                          <a14:useLocalDpi xmlns:a14="http://schemas.microsoft.com/office/drawing/2010/main" val="0"/>
+                        </a:ext>
+                      </a:extLst>
+                    </a:blip>
+                    <a:srcRect t="5051"/>
+                    <a:stretch>
+                      <a:fillRect/>
+                    </a:stretch>
+                  </pic:blipFill>
+                  <pic:spPr bwMode="auto">
+                    <a:xfrm>
+                      <a:off x="0" y="0"/>
+                      <a:ext cx="5612130" cy="2821940"/>
+                    </a:xfrm>
+                    <a:prstGeom prst="rect">
+                      <a:avLst/>
+                    </a:prstGeom>
+                    <a:ln>
+                      <a:noFill/>
+                    </a:ln>
+                    <a:extLst>
+                      <a:ext uri="{53640926-AAD7-44D8-BBD7-CCE9431645EC}">
+                        <a14:shadowObscured xmlns:a14="http://schemas.microsoft.com/office/drawing/2010/main"/>
+                      </a:ext>
+                    </a:extLst>
+                  </pic:spPr>
+                </pic:pic>
+              </a:graphicData>
+            </a:graphic>
+            <wp14:sizeRelH relativeFrom="page">
+              <wp14:pctWidth>0</wp14:pctWidth>
+            </wp14:sizeRelH>
+            <wp14:sizeRelV relativeFrom="page">
+              <wp14:pctHeight>0</wp14:pctHeight>
+            </wp14:sizeRelV>
+          </wp:anchor>
+        </w:drawing>
+      </w:r>
+      <w:r>
+        <w:rPr>
+          <w:sz w:val="20"/>
+          <w:szCs w:val="20"/>
+        </w:rPr>
+        <w:t>Confirmación emergente antes de remover el libro seleccionado de la lista.</w:t>
+      </w:r>
+    </w:p>
+    <w:p>
+      <w:pPr>
+        <w:rPr>
+          <w:sz w:val="20"/>
+          <w:szCs w:val="20"/>
+        </w:rPr>
+      </w:pPr>
+    </w:p>
+    <w:p>
+      <w:pPr>
+        <w:rPr>
+          <w:b/>
+          <w:bCs/>
+          <w:sz w:val="26"/>
+          <w:szCs w:val="26"/>
+        </w:rPr>
+      </w:pPr>
+      <w:r>
+        <w:rPr>
+          <w:b/>
+          <w:bCs/>
+          <w:sz w:val="26"/>
+          <w:szCs w:val="26"/>
+        </w:rPr>
+        <w:t>9.Costos de uso de los componentes y servidores seleccionados</w:t>
+      </w:r>
+    </w:p>
+    <w:p>
+      <w:pPr>
+        <w:rPr>
+          <w:sz w:val="20"/>
+          <w:szCs w:val="20"/>
+        </w:rPr>
+      </w:pPr>
+      <w:r>
+        <w:rPr>
+          <w:b/>
+          <w:bCs/>
+          <w:sz w:val="20"/>
+          <w:szCs w:val="20"/>
+        </w:rPr>
+        <w:t xml:space="preserve">MySQL </w:t>
+      </w:r>
+      <w:proofErr w:type="spellStart"/>
+      <w:r>
+        <w:rPr>
+          <w:b/>
+          <w:bCs/>
+          <w:sz w:val="20"/>
+          <w:szCs w:val="20"/>
+        </w:rPr>
+        <w:t>Community</w:t>
+      </w:r>
+      <w:proofErr w:type="spellEnd"/>
+      <w:r>
+        <w:rPr>
+          <w:b/>
+          <w:bCs/>
+          <w:sz w:val="20"/>
+          <w:szCs w:val="20"/>
+        </w:rPr>
+        <w:t xml:space="preserve"> </w:t>
+      </w:r>
+      <w:proofErr w:type="spellStart"/>
+      <w:r>
+        <w:rPr>
+          <w:b/>
+          <w:bCs/>
+          <w:sz w:val="20"/>
+          <w:szCs w:val="20"/>
+        </w:rPr>
+        <w:t>Edition</w:t>
+      </w:r>
+      <w:proofErr w:type="spellEnd"/>
+      <w:r>
+        <w:rPr>
+          <w:b/>
+          <w:bCs/>
+          <w:sz w:val="20"/>
+          <w:szCs w:val="20"/>
+        </w:rPr>
+        <w:t>:</w:t>
+      </w:r>
+      <w:r>
+        <w:rPr>
+          <w:sz w:val="20"/>
+          <w:szCs w:val="20"/>
+        </w:rPr>
+        <w:t xml:space="preserve"> Es totalmente </w:t>
+      </w:r>
+      <w:r>
+        <w:rPr>
+          <w:b/>
+          <w:bCs/>
+          <w:sz w:val="20"/>
+          <w:szCs w:val="20"/>
+        </w:rPr>
+        <w:t>gratis</w:t>
+      </w:r>
+      <w:r>
+        <w:rPr>
+          <w:sz w:val="20"/>
+          <w:szCs w:val="20"/>
+        </w:rPr>
+        <w:t xml:space="preserve"> para uso interno, desarrollo, pruebas y aplicaciones</w:t>
+      </w:r>
+    </w:p>
+    <w:p>
+      <w:pPr>
+        <w:rPr>
+          <w:b/>
+          <w:bCs/>
+          <w:sz w:val="20"/>
+          <w:szCs w:val="20"/>
+        </w:rPr>
+      </w:pPr>
+      <w:r>
+        <w:rPr>
+          <w:b/>
+          <w:bCs/>
+          <w:sz w:val="20"/>
+          <w:szCs w:val="20"/>
+        </w:rPr>
+        <w:t>Python</w:t>
+      </w:r>
+      <w:r>
+        <w:rPr>
+          <w:sz w:val="20"/>
+          <w:szCs w:val="20"/>
+        </w:rPr>
+        <w:t xml:space="preserve"> y </w:t>
+      </w:r>
+      <w:r>
+        <w:rPr>
+          <w:b/>
+          <w:bCs/>
+          <w:sz w:val="20"/>
+          <w:szCs w:val="20"/>
+        </w:rPr>
+        <w:t>Flask</w:t>
+      </w:r>
+      <w:r>
+        <w:rPr>
+          <w:sz w:val="20"/>
+          <w:szCs w:val="20"/>
+        </w:rPr>
+        <w:t xml:space="preserve">: Es totalmente </w:t>
+      </w:r>
+      <w:r>
+        <w:rPr>
+          <w:b/>
+          <w:bCs/>
+          <w:sz w:val="20"/>
+          <w:szCs w:val="20"/>
+        </w:rPr>
+        <w:t>gratis</w:t>
+      </w:r>
+    </w:p>
+    <w:p>
+      <w:pPr>
+        <w:rPr>
+          <w:b/>
+          <w:bCs/>
+        </w:rPr>
+      </w:pPr>
+      <w:r>
+        <w:rPr>
+          <w:b/>
+          <w:bCs/>
+        </w:rPr>
+        <w:t xml:space="preserve">9.1 </w:t>
+      </w:r>
+      <w:r>
+        <w:rPr>
+          <w:b/>
+          <w:bCs/>
+        </w:rPr>
+        <w:t>Servidores en la nube</w:t>
+      </w:r>
+    </w:p>
+    <w:p>
+      <w:pPr>
+        <w:rPr>
+          <w:b/>
+          <w:bCs/>
+          <w:sz w:val="20"/>
+          <w:szCs w:val="20"/>
+        </w:rPr>
+      </w:pPr>
+      <w:r>
+        <w:rPr>
+          <w:b/>
+          <w:bCs/>
+          <w:sz w:val="20"/>
+          <w:szCs w:val="20"/>
+        </w:rPr>
+        <w:t xml:space="preserve">1 </w:t>
+      </w:r>
+      <w:r>
+        <w:rPr>
+          <w:b/>
+          <w:bCs/>
+          <w:sz w:val="20"/>
+          <w:szCs w:val="20"/>
+        </w:rPr>
+        <w:t xml:space="preserve">AWS - Amazon Web </w:t>
+      </w:r>
+      <w:proofErr w:type="spellStart"/>
+      <w:r>
+        <w:rPr>
+          <w:b/>
+          <w:bCs/>
+          <w:sz w:val="20"/>
+          <w:szCs w:val="20"/>
+        </w:rPr>
+        <w:t>Services</w:t>
+      </w:r>
+      <w:proofErr w:type="spellEnd"/>
+      <w:r>
+        <w:rPr>
+          <w:b/>
+          <w:bCs/>
+          <w:sz w:val="20"/>
+          <w:szCs w:val="20"/>
+        </w:rPr>
+        <w:t xml:space="preserve"> (La opción más escalable)</w:t>
+      </w:r>
+    </w:p>
+    <w:p>
+      <w:pPr>
+        <w:rPr>
+          <w:sz w:val="20"/>
+          <w:szCs w:val="20"/>
+        </w:rPr>
+      </w:pPr>
+      <w:r>
+        <w:rPr>
+          <w:b/>
+          <w:bCs/>
+          <w:sz w:val="20"/>
+          <w:szCs w:val="20"/>
+        </w:rPr>
+        <w:t xml:space="preserve">AWS </w:t>
+      </w:r>
+      <w:proofErr w:type="spellStart"/>
+      <w:r>
+        <w:rPr>
+          <w:b/>
+          <w:bCs/>
+          <w:sz w:val="20"/>
+          <w:szCs w:val="20"/>
+        </w:rPr>
+        <w:t>Elastic</w:t>
+      </w:r>
+      <w:proofErr w:type="spellEnd"/>
+      <w:r>
+        <w:rPr>
+          <w:b/>
+          <w:bCs/>
+          <w:sz w:val="20"/>
+          <w:szCs w:val="20"/>
+        </w:rPr>
+        <w:t xml:space="preserve"> </w:t>
+      </w:r>
+      <w:proofErr w:type="spellStart"/>
+      <w:r>
+        <w:rPr>
+          <w:b/>
+          <w:bCs/>
+          <w:sz w:val="20"/>
+          <w:szCs w:val="20"/>
+        </w:rPr>
+        <w:t>Beanstalk</w:t>
+      </w:r>
+      <w:proofErr w:type="spellEnd"/>
+      <w:r>
+        <w:rPr>
+          <w:b/>
+          <w:bCs/>
+          <w:sz w:val="20"/>
+          <w:szCs w:val="20"/>
+        </w:rPr>
+        <w:t xml:space="preserve"> (Plataforma):</w:t>
+      </w:r>
+      <w:r>
+        <w:rPr>
+          <w:sz w:val="20"/>
+          <w:szCs w:val="20"/>
+        </w:rPr>
+        <w:t xml:space="preserve"> Subes tu código y AWS gestiona el servidor (EC2).</w:t>
+      </w:r>
+    </w:p>
+    <w:p>
+      <w:pPr>
+        <w:numPr>
+          <w:ilvl w:val="0"/>
+          <w:numId w:val="26"/>
+        </w:numPr>
+        <w:rPr>
+          <w:sz w:val="20"/>
+          <w:szCs w:val="20"/>
+        </w:rPr>
+      </w:pPr>
+      <w:r>
+        <w:rPr>
+          <w:sz w:val="20"/>
+          <w:szCs w:val="20"/>
+        </w:rPr>
+        <w:t>Si usas una instancia pequeña como la t</w:t>
+      </w:r>
+      <w:proofErr w:type="gramStart"/>
+      <w:r>
+        <w:rPr>
+          <w:sz w:val="20"/>
+          <w:szCs w:val="20"/>
+        </w:rPr>
+        <w:t>3.micro</w:t>
+      </w:r>
+      <w:proofErr w:type="gramEnd"/>
+      <w:r>
+        <w:rPr>
+          <w:sz w:val="20"/>
+          <w:szCs w:val="20"/>
+        </w:rPr>
+        <w:t xml:space="preserve"> (2 </w:t>
+      </w:r>
+      <w:proofErr w:type="spellStart"/>
+      <w:r>
+        <w:rPr>
+          <w:sz w:val="20"/>
+          <w:szCs w:val="20"/>
+        </w:rPr>
+        <w:t>vCPU</w:t>
+      </w:r>
+      <w:proofErr w:type="spellEnd"/>
+      <w:r>
+        <w:rPr>
+          <w:sz w:val="20"/>
+          <w:szCs w:val="20"/>
+        </w:rPr>
+        <w:t xml:space="preserve">, 1 GB RAM), el costo es de aproximadamente </w:t>
+      </w:r>
+      <w:r>
+        <w:rPr>
+          <w:b/>
+          <w:bCs/>
+          <w:sz w:val="20"/>
+          <w:szCs w:val="20"/>
+        </w:rPr>
+        <w:t>$8.50 a $10.00 USD al mes</w:t>
+      </w:r>
+      <w:r>
+        <w:rPr>
+          <w:sz w:val="20"/>
+          <w:szCs w:val="20"/>
+        </w:rPr>
+        <w:t>. Entra en la capa gratuita de AWS durante el primer año.</w:t>
+      </w:r>
+    </w:p>
+    <w:p>
+      <w:pPr>
+        <w:rPr>
+          <w:b/>
+          <w:bCs/>
+          <w:sz w:val="20"/>
+          <w:szCs w:val="20"/>
+        </w:rPr>
+      </w:pPr>
+      <w:r>
+        <w:rPr>
+          <w:b/>
+          <w:bCs/>
+          <w:sz w:val="20"/>
+          <w:szCs w:val="20"/>
+        </w:rPr>
+        <w:t>2. Render (La opción más fácil y recomendada para desarrolladores)</w:t>
+      </w:r>
+    </w:p>
+    <w:p>
+      <w:pPr>
+        <w:rPr>
+          <w:sz w:val="20"/>
+          <w:szCs w:val="20"/>
+        </w:rPr>
+      </w:pPr>
+      <w:hyperlink r:id="rId13" w:tgtFrame="_blank" w:history="1">
+        <w:r>
+          <w:rPr>
+            <w:rStyle w:val="Hipervnculo"/>
+            <w:sz w:val="20"/>
+            <w:szCs w:val="20"/>
+          </w:rPr>
+          <w:t>Render</w:t>
+        </w:r>
+      </w:hyperlink>
+      <w:r>
+        <w:rPr>
+          <w:sz w:val="20"/>
+          <w:szCs w:val="20"/>
+        </w:rPr>
+        <w:t xml:space="preserve"> se ha convertido en una de las plataformas favoritas para Flask por su extrema simplicidad al conectar directamente con tu repositorio de GitHub.</w:t>
+      </w:r>
+    </w:p>
+    <w:p>
+      <w:pPr>
+        <w:numPr>
+          <w:ilvl w:val="0"/>
+          <w:numId w:val="27"/>
+        </w:numPr>
+        <w:rPr>
+          <w:sz w:val="20"/>
+          <w:szCs w:val="20"/>
+        </w:rPr>
+      </w:pPr>
+      <w:r>
+        <w:rPr>
+          <w:b/>
+          <w:bCs/>
+          <w:sz w:val="20"/>
+          <w:szCs w:val="20"/>
+        </w:rPr>
+        <w:t>Plan Gratis (Free):</w:t>
+      </w:r>
+      <w:r>
+        <w:rPr>
+          <w:sz w:val="20"/>
+          <w:szCs w:val="20"/>
+        </w:rPr>
+        <w:t xml:space="preserve"> Permite alojar tu </w:t>
+      </w:r>
+      <w:proofErr w:type="gramStart"/>
+      <w:r>
+        <w:rPr>
+          <w:sz w:val="20"/>
+          <w:szCs w:val="20"/>
+        </w:rPr>
+        <w:t>app</w:t>
+      </w:r>
+      <w:proofErr w:type="gramEnd"/>
+      <w:r>
+        <w:rPr>
+          <w:sz w:val="20"/>
+          <w:szCs w:val="20"/>
+        </w:rPr>
+        <w:t xml:space="preserve"> Flask gratis. </w:t>
+      </w:r>
+      <w:r>
+        <w:rPr>
+          <w:i/>
+          <w:iCs/>
+          <w:sz w:val="20"/>
+          <w:szCs w:val="20"/>
+        </w:rPr>
+        <w:t>Desventaja:</w:t>
+      </w:r>
+      <w:r>
+        <w:rPr>
+          <w:sz w:val="20"/>
+          <w:szCs w:val="20"/>
+        </w:rPr>
+        <w:t xml:space="preserve"> Si no recibe visitas, el servidor se "duerme" y la primera visita después de un tiempo puede tardar hasta 50 segundos en cargar.</w:t>
+      </w:r>
+    </w:p>
+    <w:p>
+      <w:pPr>
+        <w:numPr>
+          <w:ilvl w:val="0"/>
+          <w:numId w:val="27"/>
+        </w:numPr>
+        <w:rPr>
+          <w:sz w:val="20"/>
+          <w:szCs w:val="20"/>
+        </w:rPr>
+      </w:pPr>
+      <w:r>
+        <w:rPr>
+          <w:b/>
+          <w:bCs/>
+          <w:sz w:val="20"/>
+          <w:szCs w:val="20"/>
+        </w:rPr>
+        <w:t>Plan Starter:</w:t>
+      </w:r>
+    </w:p>
+    <w:p>
+      <w:pPr>
+        <w:numPr>
+          <w:ilvl w:val="1"/>
+          <w:numId w:val="27"/>
+        </w:numPr>
+        <w:rPr>
+          <w:sz w:val="20"/>
+          <w:szCs w:val="20"/>
+        </w:rPr>
+      </w:pPr>
+      <w:r>
+        <w:rPr>
+          <w:sz w:val="20"/>
+          <w:szCs w:val="20"/>
+        </w:rPr>
+        <w:t>512 MB de RAM, CPU compartida. El servidor nunca se duerme.</w:t>
+      </w:r>
+    </w:p>
+    <w:p>
+      <w:pPr>
+        <w:numPr>
+          <w:ilvl w:val="1"/>
+          <w:numId w:val="27"/>
+        </w:numPr>
+        <w:rPr>
+          <w:sz w:val="20"/>
+          <w:szCs w:val="20"/>
+        </w:rPr>
+      </w:pPr>
+      <w:r>
+        <w:rPr>
+          <w:b/>
+          <w:bCs/>
+          <w:sz w:val="20"/>
+          <w:szCs w:val="20"/>
+        </w:rPr>
+        <w:t>Precio fijo:</w:t>
+      </w:r>
+      <w:r>
+        <w:rPr>
+          <w:sz w:val="20"/>
+          <w:szCs w:val="20"/>
+        </w:rPr>
+        <w:t xml:space="preserve"> </w:t>
+      </w:r>
+      <w:r>
+        <w:rPr>
+          <w:b/>
+          <w:bCs/>
+          <w:sz w:val="20"/>
+          <w:szCs w:val="20"/>
+        </w:rPr>
+        <w:t>$7.00 USD al mes</w:t>
+      </w:r>
+      <w:r>
+        <w:rPr>
           <w:sz w:val="20"/>
           <w:szCs w:val="20"/>
         </w:rPr>
         <w:t>.</w:t>
       </w:r>
-      <w:r>
-        <w:rPr>
-          <w:b/>
-          <w:bCs/>
-          <w:sz w:val="20"/>
-          <w:szCs w:val="20"/>
-        </w:rPr>
-        <w:t>Costos de uso de los componentes y servidores seleccionados</w:t>
-      </w:r>
+    </w:p>
+    <w:p>
+      <w:pPr>
+        <w:pStyle w:val="z1qcye"/>
+        <w:numPr>
+          <w:ilvl w:val="0"/>
+          <w:numId w:val="27"/>
+        </w:numPr>
+        <w:spacing w:before="0" w:beforeAutospacing="0" w:after="0" w:afterAutospacing="0"/>
+        <w:rPr>
+          <w:rFonts w:ascii="Arial" w:hAnsi="Arial" w:cs="Arial"/>
+          <w:sz w:val="20"/>
+          <w:szCs w:val="20"/>
+        </w:rPr>
+      </w:pPr>
+      <w:r>
+        <w:rPr>
+          <w:rStyle w:val="Fuerte"/>
+          <w:rFonts w:ascii="Arial" w:hAnsi="Arial" w:cs="Arial"/>
+          <w:sz w:val="20"/>
+          <w:szCs w:val="20"/>
+        </w:rPr>
+        <w:t>Plan Standard:</w:t>
+      </w:r>
+      <w:r>
+        <w:rPr>
+          <w:rStyle w:val="inqyif"/>
+          <w:rFonts w:ascii="Arial" w:hAnsi="Arial" w:cs="Arial"/>
+          <w:sz w:val="20"/>
+          <w:szCs w:val="20"/>
+        </w:rPr>
+        <w:t xml:space="preserve"> 2 GB de RAM por </w:t>
+      </w:r>
+      <w:r>
+        <w:rPr>
+          <w:rStyle w:val="Fuerte"/>
+          <w:rFonts w:ascii="Arial" w:hAnsi="Arial" w:cs="Arial"/>
+          <w:sz w:val="20"/>
+          <w:szCs w:val="20"/>
+        </w:rPr>
+        <w:t>$25.00 USD al mes</w:t>
+      </w:r>
+      <w:r>
+        <w:rPr>
+          <w:rStyle w:val="inqyif"/>
+          <w:rFonts w:ascii="Arial" w:hAnsi="Arial" w:cs="Arial"/>
+          <w:sz w:val="20"/>
+          <w:szCs w:val="20"/>
+        </w:rPr>
+        <w:t xml:space="preserve"> para proyectos medianos.</w:t>
+      </w:r>
+    </w:p>
+    <w:p>
+      <w:pPr>
+        <w:rPr>
+          <w:b/>
+          <w:bCs/>
+          <w:sz w:val="20"/>
+          <w:szCs w:val="20"/>
+        </w:rPr>
+      </w:pPr>
+      <w:r>
+        <w:rPr>
+          <w:b/>
+          <w:bCs/>
+          <w:sz w:val="20"/>
+          <w:szCs w:val="20"/>
+        </w:rPr>
+        <w:lastRenderedPageBreak/>
+        <w:t>3</w:t>
+      </w:r>
+      <w:r>
+        <w:rPr>
+          <w:b/>
+          <w:bCs/>
+          <w:sz w:val="20"/>
+          <w:szCs w:val="20"/>
+        </w:rPr>
+        <w:t>. Microsoft Azure (La opción corporativa e integrada)</w:t>
+      </w:r>
+    </w:p>
+    <w:p>
+      <w:pPr>
+        <w:ind w:left="720"/>
+        <w:rPr>
+          <w:sz w:val="20"/>
+          <w:szCs w:val="20"/>
+        </w:rPr>
+      </w:pPr>
+      <w:r>
+        <w:rPr>
+          <w:sz w:val="20"/>
+          <w:szCs w:val="20"/>
+        </w:rPr>
+        <w:t xml:space="preserve">Para Flask, el servicio ideal es </w:t>
+      </w:r>
+      <w:r>
+        <w:rPr>
+          <w:b/>
+          <w:bCs/>
+          <w:sz w:val="20"/>
+          <w:szCs w:val="20"/>
+        </w:rPr>
+        <w:t>Azure App Service</w:t>
+      </w:r>
+      <w:r>
+        <w:rPr>
+          <w:sz w:val="20"/>
+          <w:szCs w:val="20"/>
+        </w:rPr>
+        <w:t xml:space="preserve"> (bajo entorno Linux), que permite desplegar código Python directamente.</w:t>
+      </w:r>
+    </w:p>
+    <w:p>
+      <w:pPr>
+        <w:numPr>
+          <w:ilvl w:val="0"/>
+          <w:numId w:val="29"/>
+        </w:numPr>
+        <w:rPr>
+          <w:sz w:val="20"/>
+          <w:szCs w:val="20"/>
+        </w:rPr>
+      </w:pPr>
+      <w:r>
+        <w:rPr>
+          <w:b/>
+          <w:bCs/>
+          <w:sz w:val="20"/>
+          <w:szCs w:val="20"/>
+        </w:rPr>
+        <w:t>Capa Gratuita (F1):</w:t>
+      </w:r>
+      <w:r>
+        <w:rPr>
+          <w:sz w:val="20"/>
+          <w:szCs w:val="20"/>
+        </w:rPr>
+        <w:t xml:space="preserve"> Azure ofrece un plan gratis para aplicaciones web pequeñas o de prueba (compartido con otros usuarios, ideal para desarrollo).</w:t>
+      </w:r>
+    </w:p>
+    <w:p>
+      <w:pPr>
+        <w:numPr>
+          <w:ilvl w:val="0"/>
+          <w:numId w:val="29"/>
+        </w:numPr>
+        <w:rPr>
+          <w:sz w:val="20"/>
+          <w:szCs w:val="20"/>
+        </w:rPr>
+      </w:pPr>
+      <w:r>
+        <w:rPr>
+          <w:b/>
+          <w:bCs/>
+          <w:sz w:val="20"/>
+          <w:szCs w:val="20"/>
+        </w:rPr>
+        <w:t>Plan Básico (B1 - Ideal para producción pequeña):</w:t>
+      </w:r>
+    </w:p>
+    <w:p>
+      <w:pPr>
+        <w:numPr>
+          <w:ilvl w:val="1"/>
+          <w:numId w:val="29"/>
+        </w:numPr>
+        <w:rPr>
+          <w:sz w:val="20"/>
+          <w:szCs w:val="20"/>
+        </w:rPr>
+      </w:pPr>
+      <w:r>
+        <w:rPr>
+          <w:sz w:val="20"/>
+          <w:szCs w:val="20"/>
+        </w:rPr>
+        <w:t>1 CPU, 1 GB de RAM, 10 GB de almacenamiento.</w:t>
+      </w:r>
+    </w:p>
+    <w:p>
+      <w:pPr>
+        <w:numPr>
+          <w:ilvl w:val="1"/>
+          <w:numId w:val="29"/>
+        </w:numPr>
+        <w:rPr>
+          <w:sz w:val="20"/>
+          <w:szCs w:val="20"/>
+        </w:rPr>
+      </w:pPr>
+      <w:r>
+        <w:rPr>
+          <w:b/>
+          <w:bCs/>
+          <w:sz w:val="20"/>
+          <w:szCs w:val="20"/>
+        </w:rPr>
+        <w:t>Precio aproximado:</w:t>
+      </w:r>
+      <w:r>
+        <w:rPr>
+          <w:sz w:val="20"/>
+          <w:szCs w:val="20"/>
+        </w:rPr>
+        <w:t xml:space="preserve"> Desde </w:t>
+      </w:r>
+      <w:r>
+        <w:rPr>
+          <w:b/>
+          <w:bCs/>
+          <w:sz w:val="20"/>
+          <w:szCs w:val="20"/>
+        </w:rPr>
+        <w:t>$13.00 USD al mes</w:t>
+      </w:r>
+      <w:r>
+        <w:rPr>
+          <w:sz w:val="20"/>
+          <w:szCs w:val="20"/>
+        </w:rPr>
+        <w:t>.</w:t>
+      </w:r>
+    </w:p>
+    <w:p>
+      <w:pPr>
+        <w:numPr>
+          <w:ilvl w:val="0"/>
+          <w:numId w:val="29"/>
+        </w:numPr>
+        <w:rPr>
+          <w:sz w:val="20"/>
+          <w:szCs w:val="20"/>
+        </w:rPr>
+      </w:pPr>
+      <w:r>
+        <w:rPr>
+          <w:b/>
+          <w:bCs/>
+          <w:sz w:val="20"/>
+          <w:szCs w:val="20"/>
+        </w:rPr>
+        <w:t>Plan Premium (Para alto tráfico):</w:t>
+      </w:r>
+      <w:r>
+        <w:rPr>
+          <w:sz w:val="20"/>
+          <w:szCs w:val="20"/>
+        </w:rPr>
+        <w:t xml:space="preserve"> Desde $75.00 USD al mes si requieres </w:t>
+      </w:r>
+      <w:proofErr w:type="spellStart"/>
+      <w:r>
+        <w:rPr>
+          <w:sz w:val="20"/>
+          <w:szCs w:val="20"/>
+        </w:rPr>
+        <w:t>autoescalado</w:t>
+      </w:r>
+      <w:proofErr w:type="spellEnd"/>
+      <w:r>
+        <w:rPr>
+          <w:sz w:val="20"/>
+          <w:szCs w:val="20"/>
+        </w:rPr>
+        <w:t xml:space="preserve"> y mayor velocidad de procesamiento.</w:t>
+      </w:r>
+    </w:p>
+    <w:p>
+      <w:pPr>
+        <w:rPr>
+          <w:b/>
+          <w:bCs/>
+        </w:rPr>
+      </w:pPr>
+      <w:r>
+        <w:rPr>
+          <w:b/>
+          <w:bCs/>
+        </w:rPr>
+        <w:t xml:space="preserve">9.3 </w:t>
+      </w:r>
+      <w:r>
+        <w:rPr>
+          <w:b/>
+          <w:bCs/>
+        </w:rPr>
+        <w:t xml:space="preserve">Servidor </w:t>
+      </w:r>
+      <w:r>
+        <w:rPr>
+          <w:b/>
+          <w:bCs/>
+        </w:rPr>
+        <w:t xml:space="preserve">para la base de datos proveedor </w:t>
+      </w:r>
+      <w:proofErr w:type="spellStart"/>
+      <w:r>
+        <w:rPr>
+          <w:b/>
+          <w:bCs/>
+        </w:rPr>
+        <w:t>Intercompras</w:t>
+      </w:r>
+      <w:proofErr w:type="spellEnd"/>
+    </w:p>
+    <w:p>
+      <w:pPr>
+        <w:rPr>
+          <w:b/>
+          <w:bCs/>
+          <w:sz w:val="20"/>
+          <w:szCs w:val="20"/>
+        </w:rPr>
+      </w:pPr>
+      <w:r>
+        <w:rPr>
+          <w:b/>
+          <w:bCs/>
+          <w:sz w:val="20"/>
+          <w:szCs w:val="20"/>
+        </w:rPr>
+        <w:drawing>
+          <wp:inline distT="0" distB="0" distL="0" distR="0" wp14:anchorId="575B5EA2" wp14:editId="19B1C502">
+            <wp:extent cx="5574665" cy="1180531"/>
+            <wp:effectExtent l="0" t="0" r="6985" b="635"/>
+            <wp:docPr id="1616445024" name="Imagen 1"/>
+            <wp:cNvGraphicFramePr>
+              <a:graphicFrameLocks xmlns:a="http://schemas.openxmlformats.org/drawingml/2006/main" noChangeAspect="1"/>
+            </wp:cNvGraphicFramePr>
+            <a:graphic xmlns:a="http://schemas.openxmlformats.org/drawingml/2006/main">
+              <a:graphicData uri="http://schemas.openxmlformats.org/drawingml/2006/picture">
+                <pic:pic xmlns:pic="http://schemas.openxmlformats.org/drawingml/2006/picture">
+                  <pic:nvPicPr>
+                    <pic:cNvPr id="1616445024" name=""/>
+                    <pic:cNvPicPr/>
+                  </pic:nvPicPr>
+                  <pic:blipFill>
+                    <a:blip r:embed="rId14"/>
+                    <a:stretch>
+                      <a:fillRect/>
+                    </a:stretch>
+                  </pic:blipFill>
+                  <pic:spPr>
+                    <a:xfrm>
+                      <a:off x="0" y="0"/>
+                      <a:ext cx="5621960" cy="1190547"/>
+                    </a:xfrm>
+                    <a:prstGeom prst="rect">
+                      <a:avLst/>
+                    </a:prstGeom>
+                  </pic:spPr>
+                </pic:pic>
+              </a:graphicData>
+            </a:graphic>
+          </wp:inline>
+        </w:drawing>
+      </w:r>
+    </w:p>
+    <w:p>
+      <w:pPr>
+        <w:rPr>
+          <w:b/>
+          <w:bCs/>
+          <w:sz w:val="20"/>
+          <w:szCs w:val="20"/>
+        </w:rPr>
+      </w:pPr>
+      <w:r>
+        <w:rPr>
+          <w:b/>
+          <w:bCs/>
+          <w:sz w:val="20"/>
+          <w:szCs w:val="20"/>
+        </w:rPr>
+        <w:t>Servidor</w:t>
+      </w:r>
+      <w:r>
+        <w:rPr>
+          <w:b/>
+          <w:bCs/>
+          <w:sz w:val="20"/>
+          <w:szCs w:val="20"/>
+        </w:rPr>
+        <w:t xml:space="preserve"> para </w:t>
+      </w:r>
+      <w:r>
+        <w:rPr>
+          <w:b/>
+          <w:bCs/>
+          <w:sz w:val="20"/>
+          <w:szCs w:val="20"/>
+        </w:rPr>
+        <w:t xml:space="preserve">el </w:t>
+      </w:r>
+      <w:proofErr w:type="spellStart"/>
+      <w:r>
+        <w:rPr>
+          <w:b/>
+          <w:bCs/>
+          <w:sz w:val="20"/>
+          <w:szCs w:val="20"/>
+        </w:rPr>
+        <w:t>Backend</w:t>
+      </w:r>
+      <w:proofErr w:type="spellEnd"/>
+      <w:r>
+        <w:rPr>
+          <w:b/>
+          <w:bCs/>
+          <w:sz w:val="20"/>
+          <w:szCs w:val="20"/>
+        </w:rPr>
+        <w:t xml:space="preserve"> Python- Flask </w:t>
+      </w:r>
+      <w:proofErr w:type="spellStart"/>
+      <w:r>
+        <w:rPr>
+          <w:b/>
+          <w:bCs/>
+          <w:sz w:val="20"/>
+          <w:szCs w:val="20"/>
+        </w:rPr>
+        <w:t>Zegucom</w:t>
+      </w:r>
+      <w:proofErr w:type="spellEnd"/>
+    </w:p>
+    <w:p>
+      <w:pPr>
+        <w:rPr>
+          <w:b/>
+          <w:bCs/>
+          <w:sz w:val="20"/>
+          <w:szCs w:val="20"/>
+        </w:rPr>
+      </w:pPr>
+      <w:r>
+        <w:rPr>
+          <w:b/>
+          <w:bCs/>
+          <w:sz w:val="20"/>
+          <w:szCs w:val="20"/>
+        </w:rPr>
+        <w:drawing>
+          <wp:inline distT="0" distB="0" distL="0" distR="0" wp14:anchorId="38741C47" wp14:editId="0952A223">
+            <wp:extent cx="5554639" cy="1698625"/>
+            <wp:effectExtent l="0" t="0" r="8255" b="0"/>
+            <wp:docPr id="171593418" name="Imagen 1"/>
+            <wp:cNvGraphicFramePr>
+              <a:graphicFrameLocks xmlns:a="http://schemas.openxmlformats.org/drawingml/2006/main" noChangeAspect="1"/>
+            </wp:cNvGraphicFramePr>
+            <a:graphic xmlns:a="http://schemas.openxmlformats.org/drawingml/2006/main">
+              <a:graphicData uri="http://schemas.openxmlformats.org/drawingml/2006/picture">
+                <pic:pic xmlns:pic="http://schemas.openxmlformats.org/drawingml/2006/picture">
+                  <pic:nvPicPr>
+                    <pic:cNvPr id="171593418" name=""/>
+                    <pic:cNvPicPr/>
+                  </pic:nvPicPr>
+                  <pic:blipFill rotWithShape="1">
+                    <a:blip r:embed="rId15"/>
+                    <a:srcRect b="26038"/>
+                    <a:stretch>
+                      <a:fillRect/>
+                    </a:stretch>
+                  </pic:blipFill>
+                  <pic:spPr bwMode="auto">
+                    <a:xfrm>
+                      <a:off x="0" y="0"/>
+                      <a:ext cx="5571833" cy="1703883"/>
+                    </a:xfrm>
+                    <a:prstGeom prst="rect">
+                      <a:avLst/>
+                    </a:prstGeom>
+                    <a:ln>
+                      <a:noFill/>
+                    </a:ln>
+                    <a:extLst>
+                      <a:ext uri="{53640926-AAD7-44D8-BBD7-CCE9431645EC}">
+                        <a14:shadowObscured xmlns:a14="http://schemas.microsoft.com/office/drawing/2010/main"/>
+                      </a:ext>
+                    </a:extLst>
+                  </pic:spPr>
+                </pic:pic>
+              </a:graphicData>
+            </a:graphic>
+          </wp:inline>
+        </w:drawing>
+      </w:r>
+    </w:p>
+    <w:p>
+      <w:pPr>
+        <w:rPr>
+          <w:b/>
+          <w:bCs/>
+          <w:sz w:val="20"/>
+          <w:szCs w:val="20"/>
+        </w:rPr>
+      </w:pPr>
     </w:p>
     <w:p>
       <w:pPr>
@@ -2968,6 +4503,304 @@
 <file path=word/numbering.xml><?xml version="1.0" encoding="utf-8"?>
 <w:numbering xmlns:wpc="http://schemas.microsoft.com/office/word/2010/wordprocessingCanvas" xmlns:cx="http://schemas.microsoft.com/office/drawing/2014/chartex" xmlns:cx1="http://schemas.microsoft.com/office/drawing/2015/9/8/chartex" xmlns:cx2="http://schemas.microsoft.com/office/drawing/2015/10/21/chartex" xmlns:cx3="http://schemas.microsoft.com/office/drawing/2016/5/9/chartex" xmlns:cx4="http://schemas.microsoft.com/office/drawing/2016/5/10/chartex" xmlns:cx5="http://schemas.microsoft.com/office/drawing/2016/5/11/chartex" xmlns:cx6="http://schemas.microsoft.com/office/drawing/2016/5/12/chartex" xmlns:cx7="http://schemas.microsoft.com/office/drawing/2016/5/13/chartex" xmlns:cx8="http://schemas.microsoft.com/office/drawing/2016/5/14/chartex" xmlns:mc="http://schemas.openxmlformats.org/markup-compatibility/2006" xmlns:aink="http://schemas.microsoft.com/office/drawing/2016/ink" xmlns:am3d="http://schemas.microsoft.com/office/drawing/2017/model3d" xmlns:o="urn:schemas-microsoft-com:office:office" xmlns:oel="http://schemas.microsoft.com/office/2019/extlst" xmlns:r="http://schemas.openxmlformats.org/officeDocument/2006/relationships" xmlns:m="http://schemas.openxmlformats.org/officeDocument/2006/math" xmlns:v="urn:schemas-microsoft-com:vml" xmlns:wp14="http://schemas.microsoft.com/office/word/2010/wordprocessingDrawing" xmlns:wp="http://schemas.openxmlformats.org/drawingml/2006/wordprocessingDrawing" xmlns:w10="urn:schemas-microsoft-com:office:word" xmlns:w="http://schemas.openxmlformats.org/wordprocessingml/2006/main" xmlns:w14="http://schemas.microsoft.com/office/word/2010/wordml" xmlns:w15="http://schemas.microsoft.com/office/word/2012/wordml" xmlns:w16cex="http://schemas.microsoft.com/office/word/2018/wordml/cex" xmlns:w16cid="http://schemas.microsoft.com/office/word/2016/wordml/cid" xmlns:w16="http://schemas.microsoft.com/office/word/2018/wordml" xmlns:w16du="http://schemas.microsoft.com/office/word/2023/wordml/word16du" xmlns:w16sdtdh="http://schemas.microsoft.com/office/word/2020/wordml/sdtdatahash" xmlns:w16sdtfl="http://schemas.microsoft.com/office/word/2024/wordml/sdtformatlock" xmlns:w16se="http://schemas.microsoft.com/office/word/2015/wordml/symex" xmlns:wpg="http://schemas.microsoft.com/office/word/2010/wordprocessingGroup" xmlns:wpi="http://schemas.microsoft.com/office/word/2010/wordprocessingInk" xmlns:wne="http://schemas.microsoft.com/office/word/2006/wordml" xmlns:wps="http://schemas.microsoft.com/office/word/2010/wordprocessingShape" mc:Ignorable="w14 w15 w16se w16cid w16 w16cex w16sdtdh w16sdtfl w16du wp14">
   <w:abstractNum w:abstractNumId="0" w15:restartNumberingAfterBreak="0">
+    <w:nsid w:val="01EB54BD"/>
+    <w:multiLevelType w:val="multilevel"/>
+    <w:tmpl w:val="466CEC74"/>
+    <w:lvl w:ilvl="0">
+      <w:start w:val="1"/>
+      <w:numFmt w:val="bullet"/>
+      <w:lvlText w:val=""/>
+      <w:lvlJc w:val="left"/>
+      <w:pPr>
+        <w:tabs>
+          <w:tab w:val="num" w:pos="720"/>
+        </w:tabs>
+        <w:ind w:left="720" w:hanging="360"/>
+      </w:pPr>
+      <w:rPr>
+        <w:rFonts w:ascii="Symbol" w:hAnsi="Symbol" w:hint="default"/>
+        <w:sz w:val="20"/>
+      </w:rPr>
+    </w:lvl>
+    <w:lvl w:ilvl="1" w:tentative="1">
+      <w:start w:val="1"/>
+      <w:numFmt w:val="bullet"/>
+      <w:lvlText w:val="o"/>
+      <w:lvlJc w:val="left"/>
+      <w:pPr>
+        <w:tabs>
+          <w:tab w:val="num" w:pos="1440"/>
+        </w:tabs>
+        <w:ind w:left="1440" w:hanging="360"/>
+      </w:pPr>
+      <w:rPr>
+        <w:rFonts w:ascii="Courier New" w:hAnsi="Courier New" w:hint="default"/>
+        <w:sz w:val="20"/>
+      </w:rPr>
+    </w:lvl>
+    <w:lvl w:ilvl="2" w:tentative="1">
+      <w:start w:val="1"/>
+      <w:numFmt w:val="bullet"/>
+      <w:lvlText w:val=""/>
+      <w:lvlJc w:val="left"/>
+      <w:pPr>
+        <w:tabs>
+          <w:tab w:val="num" w:pos="2160"/>
+        </w:tabs>
+        <w:ind w:left="2160" w:hanging="360"/>
+      </w:pPr>
+      <w:rPr>
+        <w:rFonts w:ascii="Wingdings" w:hAnsi="Wingdings" w:hint="default"/>
+        <w:sz w:val="20"/>
+      </w:rPr>
+    </w:lvl>
+    <w:lvl w:ilvl="3" w:tentative="1">
+      <w:start w:val="1"/>
+      <w:numFmt w:val="bullet"/>
+      <w:lvlText w:val=""/>
+      <w:lvlJc w:val="left"/>
+      <w:pPr>
+        <w:tabs>
+          <w:tab w:val="num" w:pos="2880"/>
+        </w:tabs>
+        <w:ind w:left="2880" w:hanging="360"/>
+      </w:pPr>
+      <w:rPr>
+        <w:rFonts w:ascii="Wingdings" w:hAnsi="Wingdings" w:hint="default"/>
+        <w:sz w:val="20"/>
+      </w:rPr>
+    </w:lvl>
+    <w:lvl w:ilvl="4" w:tentative="1">
+      <w:start w:val="1"/>
+      <w:numFmt w:val="bullet"/>
+      <w:lvlText w:val=""/>
+      <w:lvlJc w:val="left"/>
+      <w:pPr>
+        <w:tabs>
+          <w:tab w:val="num" w:pos="3600"/>
+        </w:tabs>
+        <w:ind w:left="3600" w:hanging="360"/>
+      </w:pPr>
+      <w:rPr>
+        <w:rFonts w:ascii="Wingdings" w:hAnsi="Wingdings" w:hint="default"/>
+        <w:sz w:val="20"/>
+      </w:rPr>
+    </w:lvl>
+    <w:lvl w:ilvl="5" w:tentative="1">
+      <w:start w:val="1"/>
+      <w:numFmt w:val="bullet"/>
+      <w:lvlText w:val=""/>
+      <w:lvlJc w:val="left"/>
+      <w:pPr>
+        <w:tabs>
+          <w:tab w:val="num" w:pos="4320"/>
+        </w:tabs>
+        <w:ind w:left="4320" w:hanging="360"/>
+      </w:pPr>
+      <w:rPr>
+        <w:rFonts w:ascii="Wingdings" w:hAnsi="Wingdings" w:hint="default"/>
+        <w:sz w:val="20"/>
+      </w:rPr>
+    </w:lvl>
+    <w:lvl w:ilvl="6" w:tentative="1">
+      <w:start w:val="1"/>
+      <w:numFmt w:val="bullet"/>
+      <w:lvlText w:val=""/>
+      <w:lvlJc w:val="left"/>
+      <w:pPr>
+        <w:tabs>
+          <w:tab w:val="num" w:pos="5040"/>
+        </w:tabs>
+        <w:ind w:left="5040" w:hanging="360"/>
+      </w:pPr>
+      <w:rPr>
+        <w:rFonts w:ascii="Wingdings" w:hAnsi="Wingdings" w:hint="default"/>
+        <w:sz w:val="20"/>
+      </w:rPr>
+    </w:lvl>
+    <w:lvl w:ilvl="7" w:tentative="1">
+      <w:start w:val="1"/>
+      <w:numFmt w:val="bullet"/>
+      <w:lvlText w:val=""/>
+      <w:lvlJc w:val="left"/>
+      <w:pPr>
+        <w:tabs>
+          <w:tab w:val="num" w:pos="5760"/>
+        </w:tabs>
+        <w:ind w:left="5760" w:hanging="360"/>
+      </w:pPr>
+      <w:rPr>
+        <w:rFonts w:ascii="Wingdings" w:hAnsi="Wingdings" w:hint="default"/>
+        <w:sz w:val="20"/>
+      </w:rPr>
+    </w:lvl>
+    <w:lvl w:ilvl="8" w:tentative="1">
+      <w:start w:val="1"/>
+      <w:numFmt w:val="bullet"/>
+      <w:lvlText w:val=""/>
+      <w:lvlJc w:val="left"/>
+      <w:pPr>
+        <w:tabs>
+          <w:tab w:val="num" w:pos="6480"/>
+        </w:tabs>
+        <w:ind w:left="6480" w:hanging="360"/>
+      </w:pPr>
+      <w:rPr>
+        <w:rFonts w:ascii="Wingdings" w:hAnsi="Wingdings" w:hint="default"/>
+        <w:sz w:val="20"/>
+      </w:rPr>
+    </w:lvl>
+  </w:abstractNum>
+  <w:abstractNum w:abstractNumId="1" w15:restartNumberingAfterBreak="0">
+    <w:nsid w:val="05E6082B"/>
+    <w:multiLevelType w:val="multilevel"/>
+    <w:tmpl w:val="F8C06652"/>
+    <w:lvl w:ilvl="0">
+      <w:start w:val="1"/>
+      <w:numFmt w:val="bullet"/>
+      <w:lvlText w:val=""/>
+      <w:lvlJc w:val="left"/>
+      <w:pPr>
+        <w:tabs>
+          <w:tab w:val="num" w:pos="720"/>
+        </w:tabs>
+        <w:ind w:left="720" w:hanging="360"/>
+      </w:pPr>
+      <w:rPr>
+        <w:rFonts w:ascii="Symbol" w:hAnsi="Symbol" w:hint="default"/>
+        <w:sz w:val="20"/>
+      </w:rPr>
+    </w:lvl>
+    <w:lvl w:ilvl="1">
+      <w:start w:val="1"/>
+      <w:numFmt w:val="bullet"/>
+      <w:lvlText w:val="o"/>
+      <w:lvlJc w:val="left"/>
+      <w:pPr>
+        <w:tabs>
+          <w:tab w:val="num" w:pos="1440"/>
+        </w:tabs>
+        <w:ind w:left="1440" w:hanging="360"/>
+      </w:pPr>
+      <w:rPr>
+        <w:rFonts w:ascii="Courier New" w:hAnsi="Courier New" w:hint="default"/>
+        <w:sz w:val="20"/>
+      </w:rPr>
+    </w:lvl>
+    <w:lvl w:ilvl="2" w:tentative="1">
+      <w:start w:val="1"/>
+      <w:numFmt w:val="bullet"/>
+      <w:lvlText w:val=""/>
+      <w:lvlJc w:val="left"/>
+      <w:pPr>
+        <w:tabs>
+          <w:tab w:val="num" w:pos="2160"/>
+        </w:tabs>
+        <w:ind w:left="2160" w:hanging="360"/>
+      </w:pPr>
+      <w:rPr>
+        <w:rFonts w:ascii="Wingdings" w:hAnsi="Wingdings" w:hint="default"/>
+        <w:sz w:val="20"/>
+      </w:rPr>
+    </w:lvl>
+    <w:lvl w:ilvl="3" w:tentative="1">
+      <w:start w:val="1"/>
+      <w:numFmt w:val="bullet"/>
+      <w:lvlText w:val=""/>
+      <w:lvlJc w:val="left"/>
+      <w:pPr>
+        <w:tabs>
+          <w:tab w:val="num" w:pos="2880"/>
+        </w:tabs>
+        <w:ind w:left="2880" w:hanging="360"/>
+      </w:pPr>
+      <w:rPr>
+        <w:rFonts w:ascii="Wingdings" w:hAnsi="Wingdings" w:hint="default"/>
+        <w:sz w:val="20"/>
+      </w:rPr>
+    </w:lvl>
+    <w:lvl w:ilvl="4" w:tentative="1">
+      <w:start w:val="1"/>
+      <w:numFmt w:val="bullet"/>
+      <w:lvlText w:val=""/>
+      <w:lvlJc w:val="left"/>
+      <w:pPr>
+        <w:tabs>
+          <w:tab w:val="num" w:pos="3600"/>
+        </w:tabs>
+        <w:ind w:left="3600" w:hanging="360"/>
+      </w:pPr>
+      <w:rPr>
+        <w:rFonts w:ascii="Wingdings" w:hAnsi="Wingdings" w:hint="default"/>
+        <w:sz w:val="20"/>
+      </w:rPr>
+    </w:lvl>
+    <w:lvl w:ilvl="5" w:tentative="1">
+      <w:start w:val="1"/>
+      <w:numFmt w:val="bullet"/>
+      <w:lvlText w:val=""/>
+      <w:lvlJc w:val="left"/>
+      <w:pPr>
+        <w:tabs>
+          <w:tab w:val="num" w:pos="4320"/>
+        </w:tabs>
+        <w:ind w:left="4320" w:hanging="360"/>
+      </w:pPr>
+      <w:rPr>
+        <w:rFonts w:ascii="Wingdings" w:hAnsi="Wingdings" w:hint="default"/>
+        <w:sz w:val="20"/>
+      </w:rPr>
+    </w:lvl>
+    <w:lvl w:ilvl="6" w:tentative="1">
+      <w:start w:val="1"/>
+      <w:numFmt w:val="bullet"/>
+      <w:lvlText w:val=""/>
+      <w:lvlJc w:val="left"/>
+      <w:pPr>
+        <w:tabs>
+          <w:tab w:val="num" w:pos="5040"/>
+        </w:tabs>
+        <w:ind w:left="5040" w:hanging="360"/>
+      </w:pPr>
+      <w:rPr>
+        <w:rFonts w:ascii="Wingdings" w:hAnsi="Wingdings" w:hint="default"/>
+        <w:sz w:val="20"/>
+      </w:rPr>
+    </w:lvl>
+    <w:lvl w:ilvl="7" w:tentative="1">
+      <w:start w:val="1"/>
+      <w:numFmt w:val="bullet"/>
+      <w:lvlText w:val=""/>
+      <w:lvlJc w:val="left"/>
+      <w:pPr>
+        <w:tabs>
+          <w:tab w:val="num" w:pos="5760"/>
+        </w:tabs>
+        <w:ind w:left="5760" w:hanging="360"/>
+      </w:pPr>
+      <w:rPr>
+        <w:rFonts w:ascii="Wingdings" w:hAnsi="Wingdings" w:hint="default"/>
+        <w:sz w:val="20"/>
+      </w:rPr>
+    </w:lvl>
+    <w:lvl w:ilvl="8" w:tentative="1">
+      <w:start w:val="1"/>
+      <w:numFmt w:val="bullet"/>
+      <w:lvlText w:val=""/>
+      <w:lvlJc w:val="left"/>
+      <w:pPr>
+        <w:tabs>
+          <w:tab w:val="num" w:pos="6480"/>
+        </w:tabs>
+        <w:ind w:left="6480" w:hanging="360"/>
+      </w:pPr>
+      <w:rPr>
+        <w:rFonts w:ascii="Wingdings" w:hAnsi="Wingdings" w:hint="default"/>
+        <w:sz w:val="20"/>
+      </w:rPr>
+    </w:lvl>
+  </w:abstractNum>
+  <w:abstractNum w:abstractNumId="2" w15:restartNumberingAfterBreak="0">
     <w:nsid w:val="0B4F05BD"/>
     <w:multiLevelType w:val="multilevel"/>
     <w:tmpl w:val="897E4B9C"/>
@@ -3116,7 +4949,7 @@
       </w:rPr>
     </w:lvl>
   </w:abstractNum>
-  <w:abstractNum w:abstractNumId="1" w15:restartNumberingAfterBreak="0">
+  <w:abstractNum w:abstractNumId="3" w15:restartNumberingAfterBreak="0">
     <w:nsid w:val="0BC11438"/>
     <w:multiLevelType w:val="multilevel"/>
     <w:tmpl w:val="9BA80960"/>
@@ -3265,7 +5098,7 @@
       </w:rPr>
     </w:lvl>
   </w:abstractNum>
-  <w:abstractNum w:abstractNumId="2" w15:restartNumberingAfterBreak="0">
+  <w:abstractNum w:abstractNumId="4" w15:restartNumberingAfterBreak="0">
     <w:nsid w:val="111F0799"/>
     <w:multiLevelType w:val="multilevel"/>
     <w:tmpl w:val="577E0D6E"/>
@@ -3414,7 +5247,7 @@
       </w:rPr>
     </w:lvl>
   </w:abstractNum>
-  <w:abstractNum w:abstractNumId="3" w15:restartNumberingAfterBreak="0">
+  <w:abstractNum w:abstractNumId="5" w15:restartNumberingAfterBreak="0">
     <w:nsid w:val="159B04BC"/>
     <w:multiLevelType w:val="multilevel"/>
     <w:tmpl w:val="A664F3A8"/>
@@ -3563,7 +5396,7 @@
       </w:rPr>
     </w:lvl>
   </w:abstractNum>
-  <w:abstractNum w:abstractNumId="4" w15:restartNumberingAfterBreak="0">
+  <w:abstractNum w:abstractNumId="6" w15:restartNumberingAfterBreak="0">
     <w:nsid w:val="19D70AB3"/>
     <w:multiLevelType w:val="multilevel"/>
     <w:tmpl w:val="2F0EB2D2"/>
@@ -3712,7 +5545,156 @@
       </w:rPr>
     </w:lvl>
   </w:abstractNum>
-  <w:abstractNum w:abstractNumId="5" w15:restartNumberingAfterBreak="0">
+  <w:abstractNum w:abstractNumId="7" w15:restartNumberingAfterBreak="0">
+    <w:nsid w:val="1D795BBD"/>
+    <w:multiLevelType w:val="multilevel"/>
+    <w:tmpl w:val="3ADA4428"/>
+    <w:lvl w:ilvl="0">
+      <w:start w:val="1"/>
+      <w:numFmt w:val="bullet"/>
+      <w:lvlText w:val=""/>
+      <w:lvlJc w:val="left"/>
+      <w:pPr>
+        <w:tabs>
+          <w:tab w:val="num" w:pos="720"/>
+        </w:tabs>
+        <w:ind w:left="720" w:hanging="360"/>
+      </w:pPr>
+      <w:rPr>
+        <w:rFonts w:ascii="Symbol" w:hAnsi="Symbol" w:hint="default"/>
+        <w:sz w:val="20"/>
+      </w:rPr>
+    </w:lvl>
+    <w:lvl w:ilvl="1" w:tentative="1">
+      <w:start w:val="1"/>
+      <w:numFmt w:val="bullet"/>
+      <w:lvlText w:val="o"/>
+      <w:lvlJc w:val="left"/>
+      <w:pPr>
+        <w:tabs>
+          <w:tab w:val="num" w:pos="1440"/>
+        </w:tabs>
+        <w:ind w:left="1440" w:hanging="360"/>
+      </w:pPr>
+      <w:rPr>
+        <w:rFonts w:ascii="Courier New" w:hAnsi="Courier New" w:hint="default"/>
+        <w:sz w:val="20"/>
+      </w:rPr>
+    </w:lvl>
+    <w:lvl w:ilvl="2" w:tentative="1">
+      <w:start w:val="1"/>
+      <w:numFmt w:val="bullet"/>
+      <w:lvlText w:val=""/>
+      <w:lvlJc w:val="left"/>
+      <w:pPr>
+        <w:tabs>
+          <w:tab w:val="num" w:pos="2160"/>
+        </w:tabs>
+        <w:ind w:left="2160" w:hanging="360"/>
+      </w:pPr>
+      <w:rPr>
+        <w:rFonts w:ascii="Wingdings" w:hAnsi="Wingdings" w:hint="default"/>
+        <w:sz w:val="20"/>
+      </w:rPr>
+    </w:lvl>
+    <w:lvl w:ilvl="3" w:tentative="1">
+      <w:start w:val="1"/>
+      <w:numFmt w:val="bullet"/>
+      <w:lvlText w:val=""/>
+      <w:lvlJc w:val="left"/>
+      <w:pPr>
+        <w:tabs>
+          <w:tab w:val="num" w:pos="2880"/>
+        </w:tabs>
+        <w:ind w:left="2880" w:hanging="360"/>
+      </w:pPr>
+      <w:rPr>
+        <w:rFonts w:ascii="Wingdings" w:hAnsi="Wingdings" w:hint="default"/>
+        <w:sz w:val="20"/>
+      </w:rPr>
+    </w:lvl>
+    <w:lvl w:ilvl="4" w:tentative="1">
+      <w:start w:val="1"/>
+      <w:numFmt w:val="bullet"/>
+      <w:lvlText w:val=""/>
+      <w:lvlJc w:val="left"/>
+      <w:pPr>
+        <w:tabs>
+          <w:tab w:val="num" w:pos="3600"/>
+        </w:tabs>
+        <w:ind w:left="3600" w:hanging="360"/>
+      </w:pPr>
+      <w:rPr>
+        <w:rFonts w:ascii="Wingdings" w:hAnsi="Wingdings" w:hint="default"/>
+        <w:sz w:val="20"/>
+      </w:rPr>
+    </w:lvl>
+    <w:lvl w:ilvl="5" w:tentative="1">
+      <w:start w:val="1"/>
+      <w:numFmt w:val="bullet"/>
+      <w:lvlText w:val=""/>
+      <w:lvlJc w:val="left"/>
+      <w:pPr>
+        <w:tabs>
+          <w:tab w:val="num" w:pos="4320"/>
+        </w:tabs>
+        <w:ind w:left="4320" w:hanging="360"/>
+      </w:pPr>
+      <w:rPr>
+        <w:rFonts w:ascii="Wingdings" w:hAnsi="Wingdings" w:hint="default"/>
+        <w:sz w:val="20"/>
+      </w:rPr>
+    </w:lvl>
+    <w:lvl w:ilvl="6" w:tentative="1">
+      <w:start w:val="1"/>
+      <w:numFmt w:val="bullet"/>
+      <w:lvlText w:val=""/>
+      <w:lvlJc w:val="left"/>
+      <w:pPr>
+        <w:tabs>
+          <w:tab w:val="num" w:pos="5040"/>
+        </w:tabs>
+        <w:ind w:left="5040" w:hanging="360"/>
+      </w:pPr>
+      <w:rPr>
+        <w:rFonts w:ascii="Wingdings" w:hAnsi="Wingdings" w:hint="default"/>
+        <w:sz w:val="20"/>
+      </w:rPr>
+    </w:lvl>
+    <w:lvl w:ilvl="7" w:tentative="1">
+      <w:start w:val="1"/>
+      <w:numFmt w:val="bullet"/>
+      <w:lvlText w:val=""/>
+      <w:lvlJc w:val="left"/>
+      <w:pPr>
+        <w:tabs>
+          <w:tab w:val="num" w:pos="5760"/>
+        </w:tabs>
+        <w:ind w:left="5760" w:hanging="360"/>
+      </w:pPr>
+      <w:rPr>
+        <w:rFonts w:ascii="Wingdings" w:hAnsi="Wingdings" w:hint="default"/>
+        <w:sz w:val="20"/>
+      </w:rPr>
+    </w:lvl>
+    <w:lvl w:ilvl="8" w:tentative="1">
+      <w:start w:val="1"/>
+      <w:numFmt w:val="bullet"/>
+      <w:lvlText w:val=""/>
+      <w:lvlJc w:val="left"/>
+      <w:pPr>
+        <w:tabs>
+          <w:tab w:val="num" w:pos="6480"/>
+        </w:tabs>
+        <w:ind w:left="6480" w:hanging="360"/>
+      </w:pPr>
+      <w:rPr>
+        <w:rFonts w:ascii="Wingdings" w:hAnsi="Wingdings" w:hint="default"/>
+        <w:sz w:val="20"/>
+      </w:rPr>
+    </w:lvl>
+  </w:abstractNum>
+  <w:abstractNum w:abstractNumId="8" w15:restartNumberingAfterBreak="0">
     <w:nsid w:val="1E3B05F5"/>
     <w:multiLevelType w:val="multilevel"/>
     <w:tmpl w:val="69CAD054"/>
@@ -3861,7 +5843,7 @@
       </w:rPr>
     </w:lvl>
   </w:abstractNum>
-  <w:abstractNum w:abstractNumId="6" w15:restartNumberingAfterBreak="0">
+  <w:abstractNum w:abstractNumId="9" w15:restartNumberingAfterBreak="0">
     <w:nsid w:val="26E02332"/>
     <w:multiLevelType w:val="multilevel"/>
     <w:tmpl w:val="C0EA4D9A"/>
@@ -4010,7 +5992,156 @@
       </w:rPr>
     </w:lvl>
   </w:abstractNum>
-  <w:abstractNum w:abstractNumId="7" w15:restartNumberingAfterBreak="0">
+  <w:abstractNum w:abstractNumId="10" w15:restartNumberingAfterBreak="0">
+    <w:nsid w:val="2DB4140A"/>
+    <w:multiLevelType w:val="multilevel"/>
+    <w:tmpl w:val="D698FD56"/>
+    <w:lvl w:ilvl="0">
+      <w:start w:val="1"/>
+      <w:numFmt w:val="bullet"/>
+      <w:lvlText w:val=""/>
+      <w:lvlJc w:val="left"/>
+      <w:pPr>
+        <w:tabs>
+          <w:tab w:val="num" w:pos="720"/>
+        </w:tabs>
+        <w:ind w:left="720" w:hanging="360"/>
+      </w:pPr>
+      <w:rPr>
+        <w:rFonts w:ascii="Symbol" w:hAnsi="Symbol" w:hint="default"/>
+        <w:sz w:val="20"/>
+      </w:rPr>
+    </w:lvl>
+    <w:lvl w:ilvl="1">
+      <w:start w:val="1"/>
+      <w:numFmt w:val="bullet"/>
+      <w:lvlText w:val="o"/>
+      <w:lvlJc w:val="left"/>
+      <w:pPr>
+        <w:tabs>
+          <w:tab w:val="num" w:pos="1440"/>
+        </w:tabs>
+        <w:ind w:left="1440" w:hanging="360"/>
+      </w:pPr>
+      <w:rPr>
+        <w:rFonts w:ascii="Courier New" w:hAnsi="Courier New" w:hint="default"/>
+        <w:sz w:val="20"/>
+      </w:rPr>
+    </w:lvl>
+    <w:lvl w:ilvl="2" w:tentative="1">
+      <w:start w:val="1"/>
+      <w:numFmt w:val="bullet"/>
+      <w:lvlText w:val=""/>
+      <w:lvlJc w:val="left"/>
+      <w:pPr>
+        <w:tabs>
+          <w:tab w:val="num" w:pos="2160"/>
+        </w:tabs>
+        <w:ind w:left="2160" w:hanging="360"/>
+      </w:pPr>
+      <w:rPr>
+        <w:rFonts w:ascii="Wingdings" w:hAnsi="Wingdings" w:hint="default"/>
+        <w:sz w:val="20"/>
+      </w:rPr>
+    </w:lvl>
+    <w:lvl w:ilvl="3" w:tentative="1">
+      <w:start w:val="1"/>
+      <w:numFmt w:val="bullet"/>
+      <w:lvlText w:val=""/>
+      <w:lvlJc w:val="left"/>
+      <w:pPr>
+        <w:tabs>
+          <w:tab w:val="num" w:pos="2880"/>
+        </w:tabs>
+        <w:ind w:left="2880" w:hanging="360"/>
+      </w:pPr>
+      <w:rPr>
+        <w:rFonts w:ascii="Wingdings" w:hAnsi="Wingdings" w:hint="default"/>
+        <w:sz w:val="20"/>
+      </w:rPr>
+    </w:lvl>
+    <w:lvl w:ilvl="4" w:tentative="1">
+      <w:start w:val="1"/>
+      <w:numFmt w:val="bullet"/>
+      <w:lvlText w:val=""/>
+      <w:lvlJc w:val="left"/>
+      <w:pPr>
+        <w:tabs>
+          <w:tab w:val="num" w:pos="3600"/>
+        </w:tabs>
+        <w:ind w:left="3600" w:hanging="360"/>
+      </w:pPr>
+      <w:rPr>
+        <w:rFonts w:ascii="Wingdings" w:hAnsi="Wingdings" w:hint="default"/>
+        <w:sz w:val="20"/>
+      </w:rPr>
+    </w:lvl>
+    <w:lvl w:ilvl="5" w:tentative="1">
+      <w:start w:val="1"/>
+      <w:numFmt w:val="bullet"/>
+      <w:lvlText w:val=""/>
+      <w:lvlJc w:val="left"/>
+      <w:pPr>
+        <w:tabs>
+          <w:tab w:val="num" w:pos="4320"/>
+        </w:tabs>
+        <w:ind w:left="4320" w:hanging="360"/>
+      </w:pPr>
+      <w:rPr>
+        <w:rFonts w:ascii="Wingdings" w:hAnsi="Wingdings" w:hint="default"/>
+        <w:sz w:val="20"/>
+      </w:rPr>
+    </w:lvl>
+    <w:lvl w:ilvl="6" w:tentative="1">
+      <w:start w:val="1"/>
+      <w:numFmt w:val="bullet"/>
+      <w:lvlText w:val=""/>
+      <w:lvlJc w:val="left"/>
+      <w:pPr>
+        <w:tabs>
+          <w:tab w:val="num" w:pos="5040"/>
+        </w:tabs>
+        <w:ind w:left="5040" w:hanging="360"/>
+      </w:pPr>
+      <w:rPr>
+        <w:rFonts w:ascii="Wingdings" w:hAnsi="Wingdings" w:hint="default"/>
+        <w:sz w:val="20"/>
+      </w:rPr>
+    </w:lvl>
+    <w:lvl w:ilvl="7" w:tentative="1">
+      <w:start w:val="1"/>
+      <w:numFmt w:val="bullet"/>
+      <w:lvlText w:val=""/>
+      <w:lvlJc w:val="left"/>
+      <w:pPr>
+        <w:tabs>
+          <w:tab w:val="num" w:pos="5760"/>
+        </w:tabs>
+        <w:ind w:left="5760" w:hanging="360"/>
+      </w:pPr>
+      <w:rPr>
+        <w:rFonts w:ascii="Wingdings" w:hAnsi="Wingdings" w:hint="default"/>
+        <w:sz w:val="20"/>
+      </w:rPr>
+    </w:lvl>
+    <w:lvl w:ilvl="8" w:tentative="1">
+      <w:start w:val="1"/>
+      <w:numFmt w:val="bullet"/>
+      <w:lvlText w:val=""/>
+      <w:lvlJc w:val="left"/>
+      <w:pPr>
+        <w:tabs>
+          <w:tab w:val="num" w:pos="6480"/>
+        </w:tabs>
+        <w:ind w:left="6480" w:hanging="360"/>
+      </w:pPr>
+      <w:rPr>
+        <w:rFonts w:ascii="Wingdings" w:hAnsi="Wingdings" w:hint="default"/>
+        <w:sz w:val="20"/>
+      </w:rPr>
+    </w:lvl>
+  </w:abstractNum>
+  <w:abstractNum w:abstractNumId="11" w15:restartNumberingAfterBreak="0">
     <w:nsid w:val="308D5F5B"/>
     <w:multiLevelType w:val="multilevel"/>
     <w:tmpl w:val="C5945548"/>
@@ -4159,7 +6290,7 @@
       </w:rPr>
     </w:lvl>
   </w:abstractNum>
-  <w:abstractNum w:abstractNumId="8" w15:restartNumberingAfterBreak="0">
+  <w:abstractNum w:abstractNumId="12" w15:restartNumberingAfterBreak="0">
     <w:nsid w:val="309626F3"/>
     <w:multiLevelType w:val="multilevel"/>
     <w:tmpl w:val="D034EE4A"/>
@@ -4308,7 +6439,7 @@
       </w:rPr>
     </w:lvl>
   </w:abstractNum>
-  <w:abstractNum w:abstractNumId="9" w15:restartNumberingAfterBreak="0">
+  <w:abstractNum w:abstractNumId="13" w15:restartNumberingAfterBreak="0">
     <w:nsid w:val="30C1172E"/>
     <w:multiLevelType w:val="multilevel"/>
     <w:tmpl w:val="F5B852F6"/>
@@ -4457,7 +6588,7 @@
       </w:rPr>
     </w:lvl>
   </w:abstractNum>
-  <w:abstractNum w:abstractNumId="10" w15:restartNumberingAfterBreak="0">
+  <w:abstractNum w:abstractNumId="14" w15:restartNumberingAfterBreak="0">
     <w:nsid w:val="322E52B7"/>
     <w:multiLevelType w:val="multilevel"/>
     <w:tmpl w:val="F838414E"/>
@@ -4570,7 +6701,7 @@
       </w:rPr>
     </w:lvl>
   </w:abstractNum>
-  <w:abstractNum w:abstractNumId="11" w15:restartNumberingAfterBreak="0">
+  <w:abstractNum w:abstractNumId="15" w15:restartNumberingAfterBreak="0">
     <w:nsid w:val="382A5D1D"/>
     <w:multiLevelType w:val="multilevel"/>
     <w:tmpl w:val="E9BEDADC"/>
@@ -4692,7 +6823,7 @@
       </w:rPr>
     </w:lvl>
   </w:abstractNum>
-  <w:abstractNum w:abstractNumId="12" w15:restartNumberingAfterBreak="0">
+  <w:abstractNum w:abstractNumId="16" w15:restartNumberingAfterBreak="0">
     <w:nsid w:val="382E7FDD"/>
     <w:multiLevelType w:val="multilevel"/>
     <w:tmpl w:val="10665E3A"/>
@@ -4841,7 +6972,7 @@
       </w:rPr>
     </w:lvl>
   </w:abstractNum>
-  <w:abstractNum w:abstractNumId="13" w15:restartNumberingAfterBreak="0">
+  <w:abstractNum w:abstractNumId="17" w15:restartNumberingAfterBreak="0">
     <w:nsid w:val="3DB466B9"/>
     <w:multiLevelType w:val="multilevel"/>
     <w:tmpl w:val="1CF40A22"/>
@@ -4990,7 +7121,156 @@
       </w:rPr>
     </w:lvl>
   </w:abstractNum>
-  <w:abstractNum w:abstractNumId="14" w15:restartNumberingAfterBreak="0">
+  <w:abstractNum w:abstractNumId="18" w15:restartNumberingAfterBreak="0">
+    <w:nsid w:val="42707319"/>
+    <w:multiLevelType w:val="multilevel"/>
+    <w:tmpl w:val="C30C2DBA"/>
+    <w:lvl w:ilvl="0">
+      <w:start w:val="1"/>
+      <w:numFmt w:val="bullet"/>
+      <w:lvlText w:val=""/>
+      <w:lvlJc w:val="left"/>
+      <w:pPr>
+        <w:tabs>
+          <w:tab w:val="num" w:pos="720"/>
+        </w:tabs>
+        <w:ind w:left="720" w:hanging="360"/>
+      </w:pPr>
+      <w:rPr>
+        <w:rFonts w:ascii="Symbol" w:hAnsi="Symbol" w:hint="default"/>
+        <w:sz w:val="20"/>
+      </w:rPr>
+    </w:lvl>
+    <w:lvl w:ilvl="1" w:tentative="1">
+      <w:start w:val="1"/>
+      <w:numFmt w:val="bullet"/>
+      <w:lvlText w:val="o"/>
+      <w:lvlJc w:val="left"/>
+      <w:pPr>
+        <w:tabs>
+          <w:tab w:val="num" w:pos="1440"/>
+        </w:tabs>
+        <w:ind w:left="1440" w:hanging="360"/>
+      </w:pPr>
+      <w:rPr>
+        <w:rFonts w:ascii="Courier New" w:hAnsi="Courier New" w:hint="default"/>
+        <w:sz w:val="20"/>
+      </w:rPr>
+    </w:lvl>
+    <w:lvl w:ilvl="2" w:tentative="1">
+      <w:start w:val="1"/>
+      <w:numFmt w:val="bullet"/>
+      <w:lvlText w:val=""/>
+      <w:lvlJc w:val="left"/>
+      <w:pPr>
+        <w:tabs>
+          <w:tab w:val="num" w:pos="2160"/>
+        </w:tabs>
+        <w:ind w:left="2160" w:hanging="360"/>
+      </w:pPr>
+      <w:rPr>
+        <w:rFonts w:ascii="Wingdings" w:hAnsi="Wingdings" w:hint="default"/>
+        <w:sz w:val="20"/>
+      </w:rPr>
+    </w:lvl>
+    <w:lvl w:ilvl="3" w:tentative="1">
+      <w:start w:val="1"/>
+      <w:numFmt w:val="bullet"/>
+      <w:lvlText w:val=""/>
+      <w:lvlJc w:val="left"/>
+      <w:pPr>
+        <w:tabs>
+          <w:tab w:val="num" w:pos="2880"/>
+        </w:tabs>
+        <w:ind w:left="2880" w:hanging="360"/>
+      </w:pPr>
+      <w:rPr>
+        <w:rFonts w:ascii="Wingdings" w:hAnsi="Wingdings" w:hint="default"/>
+        <w:sz w:val="20"/>
+      </w:rPr>
+    </w:lvl>
+    <w:lvl w:ilvl="4" w:tentative="1">
+      <w:start w:val="1"/>
+      <w:numFmt w:val="bullet"/>
+      <w:lvlText w:val=""/>
+      <w:lvlJc w:val="left"/>
+      <w:pPr>
+        <w:tabs>
+          <w:tab w:val="num" w:pos="3600"/>
+        </w:tabs>
+        <w:ind w:left="3600" w:hanging="360"/>
+      </w:pPr>
+      <w:rPr>
+        <w:rFonts w:ascii="Wingdings" w:hAnsi="Wingdings" w:hint="default"/>
+        <w:sz w:val="20"/>
+      </w:rPr>
+    </w:lvl>
+    <w:lvl w:ilvl="5" w:tentative="1">
+      <w:start w:val="1"/>
+      <w:numFmt w:val="bullet"/>
+      <w:lvlText w:val=""/>
+      <w:lvlJc w:val="left"/>
+      <w:pPr>
+        <w:tabs>
+          <w:tab w:val="num" w:pos="4320"/>
+        </w:tabs>
+        <w:ind w:left="4320" w:hanging="360"/>
+      </w:pPr>
+      <w:rPr>
+        <w:rFonts w:ascii="Wingdings" w:hAnsi="Wingdings" w:hint="default"/>
+        <w:sz w:val="20"/>
+      </w:rPr>
+    </w:lvl>
+    <w:lvl w:ilvl="6" w:tentative="1">
+      <w:start w:val="1"/>
+      <w:numFmt w:val="bullet"/>
+      <w:lvlText w:val=""/>
+      <w:lvlJc w:val="left"/>
+      <w:pPr>
+        <w:tabs>
+          <w:tab w:val="num" w:pos="5040"/>
+        </w:tabs>
+        <w:ind w:left="5040" w:hanging="360"/>
+      </w:pPr>
+      <w:rPr>
+        <w:rFonts w:ascii="Wingdings" w:hAnsi="Wingdings" w:hint="default"/>
+        <w:sz w:val="20"/>
+      </w:rPr>
+    </w:lvl>
+    <w:lvl w:ilvl="7" w:tentative="1">
+      <w:start w:val="1"/>
+      <w:numFmt w:val="bullet"/>
+      <w:lvlText w:val=""/>
+      <w:lvlJc w:val="left"/>
+      <w:pPr>
+        <w:tabs>
+          <w:tab w:val="num" w:pos="5760"/>
+        </w:tabs>
+        <w:ind w:left="5760" w:hanging="360"/>
+      </w:pPr>
+      <w:rPr>
+        <w:rFonts w:ascii="Wingdings" w:hAnsi="Wingdings" w:hint="default"/>
+        <w:sz w:val="20"/>
+      </w:rPr>
+    </w:lvl>
+    <w:lvl w:ilvl="8" w:tentative="1">
+      <w:start w:val="1"/>
+      <w:numFmt w:val="bullet"/>
+      <w:lvlText w:val=""/>
+      <w:lvlJc w:val="left"/>
+      <w:pPr>
+        <w:tabs>
+          <w:tab w:val="num" w:pos="6480"/>
+        </w:tabs>
+        <w:ind w:left="6480" w:hanging="360"/>
+      </w:pPr>
+      <w:rPr>
+        <w:rFonts w:ascii="Wingdings" w:hAnsi="Wingdings" w:hint="default"/>
+        <w:sz w:val="20"/>
+      </w:rPr>
+    </w:lvl>
+  </w:abstractNum>
+  <w:abstractNum w:abstractNumId="19" w15:restartNumberingAfterBreak="0">
     <w:nsid w:val="427306F7"/>
     <w:multiLevelType w:val="multilevel"/>
     <w:tmpl w:val="E8408A3C"/>
@@ -5139,7 +7419,7 @@
       </w:rPr>
     </w:lvl>
   </w:abstractNum>
-  <w:abstractNum w:abstractNumId="15" w15:restartNumberingAfterBreak="0">
+  <w:abstractNum w:abstractNumId="20" w15:restartNumberingAfterBreak="0">
     <w:nsid w:val="45231114"/>
     <w:multiLevelType w:val="multilevel"/>
     <w:tmpl w:val="E0FCABFA"/>
@@ -5288,7 +7568,156 @@
       </w:rPr>
     </w:lvl>
   </w:abstractNum>
-  <w:abstractNum w:abstractNumId="16" w15:restartNumberingAfterBreak="0">
+  <w:abstractNum w:abstractNumId="21" w15:restartNumberingAfterBreak="0">
+    <w:nsid w:val="488C790F"/>
+    <w:multiLevelType w:val="multilevel"/>
+    <w:tmpl w:val="011E25EA"/>
+    <w:lvl w:ilvl="0">
+      <w:start w:val="1"/>
+      <w:numFmt w:val="bullet"/>
+      <w:lvlText w:val=""/>
+      <w:lvlJc w:val="left"/>
+      <w:pPr>
+        <w:tabs>
+          <w:tab w:val="num" w:pos="720"/>
+        </w:tabs>
+        <w:ind w:left="720" w:hanging="360"/>
+      </w:pPr>
+      <w:rPr>
+        <w:rFonts w:ascii="Symbol" w:hAnsi="Symbol" w:hint="default"/>
+        <w:sz w:val="20"/>
+      </w:rPr>
+    </w:lvl>
+    <w:lvl w:ilvl="1" w:tentative="1">
+      <w:start w:val="1"/>
+      <w:numFmt w:val="bullet"/>
+      <w:lvlText w:val="o"/>
+      <w:lvlJc w:val="left"/>
+      <w:pPr>
+        <w:tabs>
+          <w:tab w:val="num" w:pos="1440"/>
+        </w:tabs>
+        <w:ind w:left="1440" w:hanging="360"/>
+      </w:pPr>
+      <w:rPr>
+        <w:rFonts w:ascii="Courier New" w:hAnsi="Courier New" w:hint="default"/>
+        <w:sz w:val="20"/>
+      </w:rPr>
+    </w:lvl>
+    <w:lvl w:ilvl="2" w:tentative="1">
+      <w:start w:val="1"/>
+      <w:numFmt w:val="bullet"/>
+      <w:lvlText w:val=""/>
+      <w:lvlJc w:val="left"/>
+      <w:pPr>
+        <w:tabs>
+          <w:tab w:val="num" w:pos="2160"/>
+        </w:tabs>
+        <w:ind w:left="2160" w:hanging="360"/>
+      </w:pPr>
+      <w:rPr>
+        <w:rFonts w:ascii="Wingdings" w:hAnsi="Wingdings" w:hint="default"/>
+        <w:sz w:val="20"/>
+      </w:rPr>
+    </w:lvl>
+    <w:lvl w:ilvl="3" w:tentative="1">
+      <w:start w:val="1"/>
+      <w:numFmt w:val="bullet"/>
+      <w:lvlText w:val=""/>
+      <w:lvlJc w:val="left"/>
+      <w:pPr>
+        <w:tabs>
+          <w:tab w:val="num" w:pos="2880"/>
+        </w:tabs>
+        <w:ind w:left="2880" w:hanging="360"/>
+      </w:pPr>
+      <w:rPr>
+        <w:rFonts w:ascii="Wingdings" w:hAnsi="Wingdings" w:hint="default"/>
+        <w:sz w:val="20"/>
+      </w:rPr>
+    </w:lvl>
+    <w:lvl w:ilvl="4" w:tentative="1">
+      <w:start w:val="1"/>
+      <w:numFmt w:val="bullet"/>
+      <w:lvlText w:val=""/>
+      <w:lvlJc w:val="left"/>
+      <w:pPr>
+        <w:tabs>
+          <w:tab w:val="num" w:pos="3600"/>
+        </w:tabs>
+        <w:ind w:left="3600" w:hanging="360"/>
+      </w:pPr>
+      <w:rPr>
+        <w:rFonts w:ascii="Wingdings" w:hAnsi="Wingdings" w:hint="default"/>
+        <w:sz w:val="20"/>
+      </w:rPr>
+    </w:lvl>
+    <w:lvl w:ilvl="5" w:tentative="1">
+      <w:start w:val="1"/>
+      <w:numFmt w:val="bullet"/>
+      <w:lvlText w:val=""/>
+      <w:lvlJc w:val="left"/>
+      <w:pPr>
+        <w:tabs>
+          <w:tab w:val="num" w:pos="4320"/>
+        </w:tabs>
+        <w:ind w:left="4320" w:hanging="360"/>
+      </w:pPr>
+      <w:rPr>
+        <w:rFonts w:ascii="Wingdings" w:hAnsi="Wingdings" w:hint="default"/>
+        <w:sz w:val="20"/>
+      </w:rPr>
+    </w:lvl>
+    <w:lvl w:ilvl="6" w:tentative="1">
+      <w:start w:val="1"/>
+      <w:numFmt w:val="bullet"/>
+      <w:lvlText w:val=""/>
+      <w:lvlJc w:val="left"/>
+      <w:pPr>
+        <w:tabs>
+          <w:tab w:val="num" w:pos="5040"/>
+        </w:tabs>
+        <w:ind w:left="5040" w:hanging="360"/>
+      </w:pPr>
+      <w:rPr>
+        <w:rFonts w:ascii="Wingdings" w:hAnsi="Wingdings" w:hint="default"/>
+        <w:sz w:val="20"/>
+      </w:rPr>
+    </w:lvl>
+    <w:lvl w:ilvl="7" w:tentative="1">
+      <w:start w:val="1"/>
+      <w:numFmt w:val="bullet"/>
+      <w:lvlText w:val=""/>
+      <w:lvlJc w:val="left"/>
+      <w:pPr>
+        <w:tabs>
+          <w:tab w:val="num" w:pos="5760"/>
+        </w:tabs>
+        <w:ind w:left="5760" w:hanging="360"/>
+      </w:pPr>
+      <w:rPr>
+        <w:rFonts w:ascii="Wingdings" w:hAnsi="Wingdings" w:hint="default"/>
+        <w:sz w:val="20"/>
+      </w:rPr>
+    </w:lvl>
+    <w:lvl w:ilvl="8" w:tentative="1">
+      <w:start w:val="1"/>
+      <w:numFmt w:val="bullet"/>
+      <w:lvlText w:val=""/>
+      <w:lvlJc w:val="left"/>
+      <w:pPr>
+        <w:tabs>
+          <w:tab w:val="num" w:pos="6480"/>
+        </w:tabs>
+        <w:ind w:left="6480" w:hanging="360"/>
+      </w:pPr>
+      <w:rPr>
+        <w:rFonts w:ascii="Wingdings" w:hAnsi="Wingdings" w:hint="default"/>
+        <w:sz w:val="20"/>
+      </w:rPr>
+    </w:lvl>
+  </w:abstractNum>
+  <w:abstractNum w:abstractNumId="22" w15:restartNumberingAfterBreak="0">
     <w:nsid w:val="5A8735ED"/>
     <w:multiLevelType w:val="multilevel"/>
     <w:tmpl w:val="F182A058"/>
@@ -5437,7 +7866,156 @@
       </w:rPr>
     </w:lvl>
   </w:abstractNum>
-  <w:abstractNum w:abstractNumId="17" w15:restartNumberingAfterBreak="0">
+  <w:abstractNum w:abstractNumId="23" w15:restartNumberingAfterBreak="0">
+    <w:nsid w:val="5CA979F0"/>
+    <w:multiLevelType w:val="multilevel"/>
+    <w:tmpl w:val="68A04D6E"/>
+    <w:lvl w:ilvl="0">
+      <w:start w:val="1"/>
+      <w:numFmt w:val="bullet"/>
+      <w:lvlText w:val=""/>
+      <w:lvlJc w:val="left"/>
+      <w:pPr>
+        <w:tabs>
+          <w:tab w:val="num" w:pos="720"/>
+        </w:tabs>
+        <w:ind w:left="720" w:hanging="360"/>
+      </w:pPr>
+      <w:rPr>
+        <w:rFonts w:ascii="Symbol" w:hAnsi="Symbol" w:hint="default"/>
+        <w:sz w:val="20"/>
+      </w:rPr>
+    </w:lvl>
+    <w:lvl w:ilvl="1" w:tentative="1">
+      <w:start w:val="1"/>
+      <w:numFmt w:val="bullet"/>
+      <w:lvlText w:val="o"/>
+      <w:lvlJc w:val="left"/>
+      <w:pPr>
+        <w:tabs>
+          <w:tab w:val="num" w:pos="1440"/>
+        </w:tabs>
+        <w:ind w:left="1440" w:hanging="360"/>
+      </w:pPr>
+      <w:rPr>
+        <w:rFonts w:ascii="Courier New" w:hAnsi="Courier New" w:hint="default"/>
+        <w:sz w:val="20"/>
+      </w:rPr>
+    </w:lvl>
+    <w:lvl w:ilvl="2" w:tentative="1">
+      <w:start w:val="1"/>
+      <w:numFmt w:val="bullet"/>
+      <w:lvlText w:val=""/>
+      <w:lvlJc w:val="left"/>
+      <w:pPr>
+        <w:tabs>
+          <w:tab w:val="num" w:pos="2160"/>
+        </w:tabs>
+        <w:ind w:left="2160" w:hanging="360"/>
+      </w:pPr>
+      <w:rPr>
+        <w:rFonts w:ascii="Wingdings" w:hAnsi="Wingdings" w:hint="default"/>
+        <w:sz w:val="20"/>
+      </w:rPr>
+    </w:lvl>
+    <w:lvl w:ilvl="3" w:tentative="1">
+      <w:start w:val="1"/>
+      <w:numFmt w:val="bullet"/>
+      <w:lvlText w:val=""/>
+      <w:lvlJc w:val="left"/>
+      <w:pPr>
+        <w:tabs>
+          <w:tab w:val="num" w:pos="2880"/>
+        </w:tabs>
+        <w:ind w:left="2880" w:hanging="360"/>
+      </w:pPr>
+      <w:rPr>
+        <w:rFonts w:ascii="Wingdings" w:hAnsi="Wingdings" w:hint="default"/>
+        <w:sz w:val="20"/>
+      </w:rPr>
+    </w:lvl>
+    <w:lvl w:ilvl="4" w:tentative="1">
+      <w:start w:val="1"/>
+      <w:numFmt w:val="bullet"/>
+      <w:lvlText w:val=""/>
+      <w:lvlJc w:val="left"/>
+      <w:pPr>
+        <w:tabs>
+          <w:tab w:val="num" w:pos="3600"/>
+        </w:tabs>
+        <w:ind w:left="3600" w:hanging="360"/>
+      </w:pPr>
+      <w:rPr>
+        <w:rFonts w:ascii="Wingdings" w:hAnsi="Wingdings" w:hint="default"/>
+        <w:sz w:val="20"/>
+      </w:rPr>
+    </w:lvl>
+    <w:lvl w:ilvl="5" w:tentative="1">
+      <w:start w:val="1"/>
+      <w:numFmt w:val="bullet"/>
+      <w:lvlText w:val=""/>
+      <w:lvlJc w:val="left"/>
+      <w:pPr>
+        <w:tabs>
+          <w:tab w:val="num" w:pos="4320"/>
+        </w:tabs>
+        <w:ind w:left="4320" w:hanging="360"/>
+      </w:pPr>
+      <w:rPr>
+        <w:rFonts w:ascii="Wingdings" w:hAnsi="Wingdings" w:hint="default"/>
+        <w:sz w:val="20"/>
+      </w:rPr>
+    </w:lvl>
+    <w:lvl w:ilvl="6" w:tentative="1">
+      <w:start w:val="1"/>
+      <w:numFmt w:val="bullet"/>
+      <w:lvlText w:val=""/>
+      <w:lvlJc w:val="left"/>
+      <w:pPr>
+        <w:tabs>
+          <w:tab w:val="num" w:pos="5040"/>
+        </w:tabs>
+        <w:ind w:left="5040" w:hanging="360"/>
+      </w:pPr>
+      <w:rPr>
+        <w:rFonts w:ascii="Wingdings" w:hAnsi="Wingdings" w:hint="default"/>
+        <w:sz w:val="20"/>
+      </w:rPr>
+    </w:lvl>
+    <w:lvl w:ilvl="7" w:tentative="1">
+      <w:start w:val="1"/>
+      <w:numFmt w:val="bullet"/>
+      <w:lvlText w:val=""/>
+      <w:lvlJc w:val="left"/>
+      <w:pPr>
+        <w:tabs>
+          <w:tab w:val="num" w:pos="5760"/>
+        </w:tabs>
+        <w:ind w:left="5760" w:hanging="360"/>
+      </w:pPr>
+      <w:rPr>
+        <w:rFonts w:ascii="Wingdings" w:hAnsi="Wingdings" w:hint="default"/>
+        <w:sz w:val="20"/>
+      </w:rPr>
+    </w:lvl>
+    <w:lvl w:ilvl="8" w:tentative="1">
+      <w:start w:val="1"/>
+      <w:numFmt w:val="bullet"/>
+      <w:lvlText w:val=""/>
+      <w:lvlJc w:val="left"/>
+      <w:pPr>
+        <w:tabs>
+          <w:tab w:val="num" w:pos="6480"/>
+        </w:tabs>
+        <w:ind w:left="6480" w:hanging="360"/>
+      </w:pPr>
+      <w:rPr>
+        <w:rFonts w:ascii="Wingdings" w:hAnsi="Wingdings" w:hint="default"/>
+        <w:sz w:val="20"/>
+      </w:rPr>
+    </w:lvl>
+  </w:abstractNum>
+  <w:abstractNum w:abstractNumId="24" w15:restartNumberingAfterBreak="0">
     <w:nsid w:val="611365D4"/>
     <w:multiLevelType w:val="multilevel"/>
     <w:tmpl w:val="7AA23C38"/>
@@ -5586,7 +8164,305 @@
       </w:rPr>
     </w:lvl>
   </w:abstractNum>
-  <w:abstractNum w:abstractNumId="18" w15:restartNumberingAfterBreak="0">
+  <w:abstractNum w:abstractNumId="25" w15:restartNumberingAfterBreak="0">
+    <w:nsid w:val="64FE20C2"/>
+    <w:multiLevelType w:val="multilevel"/>
+    <w:tmpl w:val="E15ADD1A"/>
+    <w:lvl w:ilvl="0">
+      <w:start w:val="1"/>
+      <w:numFmt w:val="bullet"/>
+      <w:lvlText w:val=""/>
+      <w:lvlJc w:val="left"/>
+      <w:pPr>
+        <w:tabs>
+          <w:tab w:val="num" w:pos="720"/>
+        </w:tabs>
+        <w:ind w:left="720" w:hanging="360"/>
+      </w:pPr>
+      <w:rPr>
+        <w:rFonts w:ascii="Symbol" w:hAnsi="Symbol" w:hint="default"/>
+        <w:sz w:val="20"/>
+      </w:rPr>
+    </w:lvl>
+    <w:lvl w:ilvl="1" w:tentative="1">
+      <w:start w:val="1"/>
+      <w:numFmt w:val="bullet"/>
+      <w:lvlText w:val="o"/>
+      <w:lvlJc w:val="left"/>
+      <w:pPr>
+        <w:tabs>
+          <w:tab w:val="num" w:pos="1440"/>
+        </w:tabs>
+        <w:ind w:left="1440" w:hanging="360"/>
+      </w:pPr>
+      <w:rPr>
+        <w:rFonts w:ascii="Courier New" w:hAnsi="Courier New" w:hint="default"/>
+        <w:sz w:val="20"/>
+      </w:rPr>
+    </w:lvl>
+    <w:lvl w:ilvl="2" w:tentative="1">
+      <w:start w:val="1"/>
+      <w:numFmt w:val="bullet"/>
+      <w:lvlText w:val=""/>
+      <w:lvlJc w:val="left"/>
+      <w:pPr>
+        <w:tabs>
+          <w:tab w:val="num" w:pos="2160"/>
+        </w:tabs>
+        <w:ind w:left="2160" w:hanging="360"/>
+      </w:pPr>
+      <w:rPr>
+        <w:rFonts w:ascii="Wingdings" w:hAnsi="Wingdings" w:hint="default"/>
+        <w:sz w:val="20"/>
+      </w:rPr>
+    </w:lvl>
+    <w:lvl w:ilvl="3" w:tentative="1">
+      <w:start w:val="1"/>
+      <w:numFmt w:val="bullet"/>
+      <w:lvlText w:val=""/>
+      <w:lvlJc w:val="left"/>
+      <w:pPr>
+        <w:tabs>
+          <w:tab w:val="num" w:pos="2880"/>
+        </w:tabs>
+        <w:ind w:left="2880" w:hanging="360"/>
+      </w:pPr>
+      <w:rPr>
+        <w:rFonts w:ascii="Wingdings" w:hAnsi="Wingdings" w:hint="default"/>
+        <w:sz w:val="20"/>
+      </w:rPr>
+    </w:lvl>
+    <w:lvl w:ilvl="4" w:tentative="1">
+      <w:start w:val="1"/>
+      <w:numFmt w:val="bullet"/>
+      <w:lvlText w:val=""/>
+      <w:lvlJc w:val="left"/>
+      <w:pPr>
+        <w:tabs>
+          <w:tab w:val="num" w:pos="3600"/>
+        </w:tabs>
+        <w:ind w:left="3600" w:hanging="360"/>
+      </w:pPr>
+      <w:rPr>
+        <w:rFonts w:ascii="Wingdings" w:hAnsi="Wingdings" w:hint="default"/>
+        <w:sz w:val="20"/>
+      </w:rPr>
+    </w:lvl>
+    <w:lvl w:ilvl="5" w:tentative="1">
+      <w:start w:val="1"/>
+      <w:numFmt w:val="bullet"/>
+      <w:lvlText w:val=""/>
+      <w:lvlJc w:val="left"/>
+      <w:pPr>
+        <w:tabs>
+          <w:tab w:val="num" w:pos="4320"/>
+        </w:tabs>
+        <w:ind w:left="4320" w:hanging="360"/>
+      </w:pPr>
+      <w:rPr>
+        <w:rFonts w:ascii="Wingdings" w:hAnsi="Wingdings" w:hint="default"/>
+        <w:sz w:val="20"/>
+      </w:rPr>
+    </w:lvl>
+    <w:lvl w:ilvl="6" w:tentative="1">
+      <w:start w:val="1"/>
+      <w:numFmt w:val="bullet"/>
+      <w:lvlText w:val=""/>
+      <w:lvlJc w:val="left"/>
+      <w:pPr>
+        <w:tabs>
+          <w:tab w:val="num" w:pos="5040"/>
+        </w:tabs>
+        <w:ind w:left="5040" w:hanging="360"/>
+      </w:pPr>
+      <w:rPr>
+        <w:rFonts w:ascii="Wingdings" w:hAnsi="Wingdings" w:hint="default"/>
+        <w:sz w:val="20"/>
+      </w:rPr>
+    </w:lvl>
+    <w:lvl w:ilvl="7" w:tentative="1">
+      <w:start w:val="1"/>
+      <w:numFmt w:val="bullet"/>
+      <w:lvlText w:val=""/>
+      <w:lvlJc w:val="left"/>
+      <w:pPr>
+        <w:tabs>
+          <w:tab w:val="num" w:pos="5760"/>
+        </w:tabs>
+        <w:ind w:left="5760" w:hanging="360"/>
+      </w:pPr>
+      <w:rPr>
+        <w:rFonts w:ascii="Wingdings" w:hAnsi="Wingdings" w:hint="default"/>
+        <w:sz w:val="20"/>
+      </w:rPr>
+    </w:lvl>
+    <w:lvl w:ilvl="8" w:tentative="1">
+      <w:start w:val="1"/>
+      <w:numFmt w:val="bullet"/>
+      <w:lvlText w:val=""/>
+      <w:lvlJc w:val="left"/>
+      <w:pPr>
+        <w:tabs>
+          <w:tab w:val="num" w:pos="6480"/>
+        </w:tabs>
+        <w:ind w:left="6480" w:hanging="360"/>
+      </w:pPr>
+      <w:rPr>
+        <w:rFonts w:ascii="Wingdings" w:hAnsi="Wingdings" w:hint="default"/>
+        <w:sz w:val="20"/>
+      </w:rPr>
+    </w:lvl>
+  </w:abstractNum>
+  <w:abstractNum w:abstractNumId="26" w15:restartNumberingAfterBreak="0">
+    <w:nsid w:val="6D2C7FDC"/>
+    <w:multiLevelType w:val="multilevel"/>
+    <w:tmpl w:val="BB809A0C"/>
+    <w:lvl w:ilvl="0">
+      <w:start w:val="1"/>
+      <w:numFmt w:val="bullet"/>
+      <w:lvlText w:val=""/>
+      <w:lvlJc w:val="left"/>
+      <w:pPr>
+        <w:tabs>
+          <w:tab w:val="num" w:pos="720"/>
+        </w:tabs>
+        <w:ind w:left="720" w:hanging="360"/>
+      </w:pPr>
+      <w:rPr>
+        <w:rFonts w:ascii="Symbol" w:hAnsi="Symbol" w:hint="default"/>
+        <w:sz w:val="20"/>
+      </w:rPr>
+    </w:lvl>
+    <w:lvl w:ilvl="1" w:tentative="1">
+      <w:start w:val="1"/>
+      <w:numFmt w:val="bullet"/>
+      <w:lvlText w:val="o"/>
+      <w:lvlJc w:val="left"/>
+      <w:pPr>
+        <w:tabs>
+          <w:tab w:val="num" w:pos="1440"/>
+        </w:tabs>
+        <w:ind w:left="1440" w:hanging="360"/>
+      </w:pPr>
+      <w:rPr>
+        <w:rFonts w:ascii="Courier New" w:hAnsi="Courier New" w:hint="default"/>
+        <w:sz w:val="20"/>
+      </w:rPr>
+    </w:lvl>
+    <w:lvl w:ilvl="2" w:tentative="1">
+      <w:start w:val="1"/>
+      <w:numFmt w:val="bullet"/>
+      <w:lvlText w:val=""/>
+      <w:lvlJc w:val="left"/>
+      <w:pPr>
+        <w:tabs>
+          <w:tab w:val="num" w:pos="2160"/>
+        </w:tabs>
+        <w:ind w:left="2160" w:hanging="360"/>
+      </w:pPr>
+      <w:rPr>
+        <w:rFonts w:ascii="Wingdings" w:hAnsi="Wingdings" w:hint="default"/>
+        <w:sz w:val="20"/>
+      </w:rPr>
+    </w:lvl>
+    <w:lvl w:ilvl="3" w:tentative="1">
+      <w:start w:val="1"/>
+      <w:numFmt w:val="bullet"/>
+      <w:lvlText w:val=""/>
+      <w:lvlJc w:val="left"/>
+      <w:pPr>
+        <w:tabs>
+          <w:tab w:val="num" w:pos="2880"/>
+        </w:tabs>
+        <w:ind w:left="2880" w:hanging="360"/>
+      </w:pPr>
+      <w:rPr>
+        <w:rFonts w:ascii="Wingdings" w:hAnsi="Wingdings" w:hint="default"/>
+        <w:sz w:val="20"/>
+      </w:rPr>
+    </w:lvl>
+    <w:lvl w:ilvl="4" w:tentative="1">
+      <w:start w:val="1"/>
+      <w:numFmt w:val="bullet"/>
+      <w:lvlText w:val=""/>
+      <w:lvlJc w:val="left"/>
+      <w:pPr>
+        <w:tabs>
+          <w:tab w:val="num" w:pos="3600"/>
+        </w:tabs>
+        <w:ind w:left="3600" w:hanging="360"/>
+      </w:pPr>
+      <w:rPr>
+        <w:rFonts w:ascii="Wingdings" w:hAnsi="Wingdings" w:hint="default"/>
+        <w:sz w:val="20"/>
+      </w:rPr>
+    </w:lvl>
+    <w:lvl w:ilvl="5" w:tentative="1">
+      <w:start w:val="1"/>
+      <w:numFmt w:val="bullet"/>
+      <w:lvlText w:val=""/>
+      <w:lvlJc w:val="left"/>
+      <w:pPr>
+        <w:tabs>
+          <w:tab w:val="num" w:pos="4320"/>
+        </w:tabs>
+        <w:ind w:left="4320" w:hanging="360"/>
+      </w:pPr>
+      <w:rPr>
+        <w:rFonts w:ascii="Wingdings" w:hAnsi="Wingdings" w:hint="default"/>
+        <w:sz w:val="20"/>
+      </w:rPr>
+    </w:lvl>
+    <w:lvl w:ilvl="6" w:tentative="1">
+      <w:start w:val="1"/>
+      <w:numFmt w:val="bullet"/>
+      <w:lvlText w:val=""/>
+      <w:lvlJc w:val="left"/>
+      <w:pPr>
+        <w:tabs>
+          <w:tab w:val="num" w:pos="5040"/>
+        </w:tabs>
+        <w:ind w:left="5040" w:hanging="360"/>
+      </w:pPr>
+      <w:rPr>
+        <w:rFonts w:ascii="Wingdings" w:hAnsi="Wingdings" w:hint="default"/>
+        <w:sz w:val="20"/>
+      </w:rPr>
+    </w:lvl>
+    <w:lvl w:ilvl="7" w:tentative="1">
+      <w:start w:val="1"/>
+      <w:numFmt w:val="bullet"/>
+      <w:lvlText w:val=""/>
+      <w:lvlJc w:val="left"/>
+      <w:pPr>
+        <w:tabs>
+          <w:tab w:val="num" w:pos="5760"/>
+        </w:tabs>
+        <w:ind w:left="5760" w:hanging="360"/>
+      </w:pPr>
+      <w:rPr>
+        <w:rFonts w:ascii="Wingdings" w:hAnsi="Wingdings" w:hint="default"/>
+        <w:sz w:val="20"/>
+      </w:rPr>
+    </w:lvl>
+    <w:lvl w:ilvl="8" w:tentative="1">
+      <w:start w:val="1"/>
+      <w:numFmt w:val="bullet"/>
+      <w:lvlText w:val=""/>
+      <w:lvlJc w:val="left"/>
+      <w:pPr>
+        <w:tabs>
+          <w:tab w:val="num" w:pos="6480"/>
+        </w:tabs>
+        <w:ind w:left="6480" w:hanging="360"/>
+      </w:pPr>
+      <w:rPr>
+        <w:rFonts w:ascii="Wingdings" w:hAnsi="Wingdings" w:hint="default"/>
+        <w:sz w:val="20"/>
+      </w:rPr>
+    </w:lvl>
+  </w:abstractNum>
+  <w:abstractNum w:abstractNumId="27" w15:restartNumberingAfterBreak="0">
     <w:nsid w:val="7C5522DB"/>
     <w:multiLevelType w:val="multilevel"/>
     <w:tmpl w:val="E8EA018E"/>
@@ -5735,7 +8611,7 @@
       </w:rPr>
     </w:lvl>
   </w:abstractNum>
-  <w:abstractNum w:abstractNumId="19" w15:restartNumberingAfterBreak="0">
+  <w:abstractNum w:abstractNumId="28" w15:restartNumberingAfterBreak="0">
     <w:nsid w:val="7F0F32C6"/>
     <w:multiLevelType w:val="multilevel"/>
     <w:tmpl w:val="085C2118"/>
@@ -5885,64 +8761,91 @@
     </w:lvl>
   </w:abstractNum>
   <w:num w:numId="1" w16cid:durableId="2002003958">
+    <w:abstractNumId w:val="22"/>
+  </w:num>
+  <w:num w:numId="2" w16cid:durableId="639923306">
     <w:abstractNumId w:val="16"/>
   </w:num>
-  <w:num w:numId="2" w16cid:durableId="639923306">
+  <w:num w:numId="3" w16cid:durableId="371273694">
+    <w:abstractNumId w:val="13"/>
+  </w:num>
+  <w:num w:numId="4" w16cid:durableId="1545872702">
+    <w:abstractNumId w:val="4"/>
+  </w:num>
+  <w:num w:numId="5" w16cid:durableId="238486708">
+    <w:abstractNumId w:val="28"/>
+  </w:num>
+  <w:num w:numId="6" w16cid:durableId="1527213921">
+    <w:abstractNumId w:val="8"/>
+  </w:num>
+  <w:num w:numId="7" w16cid:durableId="1343389359">
+    <w:abstractNumId w:val="9"/>
+  </w:num>
+  <w:num w:numId="8" w16cid:durableId="28921018">
+    <w:abstractNumId w:val="27"/>
+  </w:num>
+  <w:num w:numId="9" w16cid:durableId="1554274342">
+    <w:abstractNumId w:val="24"/>
+  </w:num>
+  <w:num w:numId="10" w16cid:durableId="235095700">
+    <w:abstractNumId w:val="20"/>
+  </w:num>
+  <w:num w:numId="11" w16cid:durableId="87897032">
+    <w:abstractNumId w:val="11"/>
+  </w:num>
+  <w:num w:numId="12" w16cid:durableId="1128354387">
+    <w:abstractNumId w:val="19"/>
+  </w:num>
+  <w:num w:numId="13" w16cid:durableId="2088646245">
+    <w:abstractNumId w:val="2"/>
+  </w:num>
+  <w:num w:numId="14" w16cid:durableId="208037248">
+    <w:abstractNumId w:val="3"/>
+  </w:num>
+  <w:num w:numId="15" w16cid:durableId="289630318">
+    <w:abstractNumId w:val="5"/>
+  </w:num>
+  <w:num w:numId="16" w16cid:durableId="1192495118">
+    <w:abstractNumId w:val="6"/>
+  </w:num>
+  <w:num w:numId="17" w16cid:durableId="155733822">
+    <w:abstractNumId w:val="17"/>
+  </w:num>
+  <w:num w:numId="18" w16cid:durableId="483014392">
     <w:abstractNumId w:val="12"/>
   </w:num>
-  <w:num w:numId="3" w16cid:durableId="371273694">
-    <w:abstractNumId w:val="9"/>
+  <w:num w:numId="19" w16cid:durableId="1858809364">
+    <w:abstractNumId w:val="14"/>
   </w:num>
-  <w:num w:numId="4" w16cid:durableId="1545872702">
-    <w:abstractNumId w:val="2"/>
+  <w:num w:numId="20" w16cid:durableId="1909344899">
+    <w:abstractNumId w:val="15"/>
   </w:num>
-  <w:num w:numId="5" w16cid:durableId="238486708">
-    <w:abstractNumId w:val="19"/>
+  <w:num w:numId="21" w16cid:durableId="18357922">
+    <w:abstractNumId w:val="7"/>
   </w:num>
-  <w:num w:numId="6" w16cid:durableId="1527213921">
-    <w:abstractNumId w:val="5"/>
+  <w:num w:numId="22" w16cid:durableId="1662663482">
+    <w:abstractNumId w:val="25"/>
   </w:num>
-  <w:num w:numId="7" w16cid:durableId="1343389359">
-    <w:abstractNumId w:val="6"/>
+  <w:num w:numId="23" w16cid:durableId="1796480336">
+    <w:abstractNumId w:val="23"/>
   </w:num>
-  <w:num w:numId="8" w16cid:durableId="28921018">
+  <w:num w:numId="24" w16cid:durableId="1795362512">
+    <w:abstractNumId w:val="21"/>
+  </w:num>
+  <w:num w:numId="25" w16cid:durableId="687099638">
+    <w:abstractNumId w:val="26"/>
+  </w:num>
+  <w:num w:numId="26" w16cid:durableId="1881086971">
+    <w:abstractNumId w:val="0"/>
+  </w:num>
+  <w:num w:numId="27" w16cid:durableId="913467543">
+    <w:abstractNumId w:val="10"/>
+  </w:num>
+  <w:num w:numId="28" w16cid:durableId="1353602738">
     <w:abstractNumId w:val="18"/>
   </w:num>
-  <w:num w:numId="9" w16cid:durableId="1554274342">
-    <w:abstractNumId w:val="17"/>
-  </w:num>
-  <w:num w:numId="10" w16cid:durableId="235095700">
-    <w:abstractNumId w:val="15"/>
-  </w:num>
-  <w:num w:numId="11" w16cid:durableId="87897032">
-    <w:abstractNumId w:val="7"/>
-  </w:num>
-  <w:num w:numId="12" w16cid:durableId="1128354387">
-    <w:abstractNumId w:val="14"/>
-  </w:num>
-  <w:num w:numId="13" w16cid:durableId="2088646245">
-    <w:abstractNumId w:val="0"/>
-  </w:num>
-  <w:num w:numId="14" w16cid:durableId="208037248">
+  <w:num w:numId="29" w16cid:durableId="2055693299">
     <w:abstractNumId w:val="1"/>
-  </w:num>
-  <w:num w:numId="15" w16cid:durableId="289630318">
-    <w:abstractNumId w:val="3"/>
-  </w:num>
-  <w:num w:numId="16" w16cid:durableId="1192495118">
-    <w:abstractNumId w:val="4"/>
-  </w:num>
-  <w:num w:numId="17" w16cid:durableId="155733822">
-    <w:abstractNumId w:val="13"/>
-  </w:num>
-  <w:num w:numId="18" w16cid:durableId="483014392">
-    <w:abstractNumId w:val="8"/>
-  </w:num>
-  <w:num w:numId="19" w16cid:durableId="1858809364">
-    <w:abstractNumId w:val="10"/>
-  </w:num>
-  <w:num w:numId="20" w16cid:durableId="1909344899">
-    <w:abstractNumId w:val="11"/>
   </w:num>
 </w:numbering>
 </file>
@@ -6551,7 +9454,6 @@
   <w:style w:type="character" w:default="1" w:styleId="Fuentedeprrafopredeter">
     <w:name w:val="Default Paragraph Font"/>
     <w:uiPriority w:val="1"/>
-    <w:semiHidden/>
     <w:unhideWhenUsed/>
   </w:style>
   <w:style w:type="table" w:default="1" w:styleId="Tablanormal">
@@ -6888,6 +9790,36 @@
       <w:shd w:val="clear" w:color="auto" w:fill="E1DFDD"/>
     </w:rPr>
   </w:style>
+  <w:style w:type="paragraph" w:customStyle="1" w:styleId="z1qcye">
+    <w:name w:val="z1qcye"/>
+    <w:basedOn w:val="Normal"/>
+    <w:rsid w:val="007A0A13"/>
+    <w:pPr>
+      <w:spacing w:before="100" w:beforeAutospacing="1" w:after="100" w:afterAutospacing="1" w:line="240" w:lineRule="auto"/>
+    </w:pPr>
+    <w:rPr>
+      <w:rFonts w:ascii="Times New Roman" w:eastAsia="Times New Roman" w:hAnsi="Times New Roman" w:cs="Times New Roman"/>
+      <w:kern w:val="0"/>
+      <w:lang w:eastAsia="es-MX"/>
+      <w14:ligatures w14:val="none"/>
+    </w:rPr>
+  </w:style>
+  <w:style w:type="character" w:customStyle="1" w:styleId="inqyif">
+    <w:name w:val="inqyif"/>
+    <w:basedOn w:val="Fuentedeprrafopredeter"/>
+    <w:rsid w:val="007A0A13"/>
+  </w:style>
+  <w:style w:type="character" w:styleId="Fuerte">
+    <w:name w:val="Strong"/>
+    <w:basedOn w:val="Fuentedeprrafopredeter"/>
+    <w:uiPriority w:val="22"/>
+    <w:qFormat/>
+    <w:rsid w:val="007A0A13"/>
+    <w:rPr>
+      <w:b/>
+      <w:bCs/>
+    </w:rPr>
+  </w:style>
 </w:styles>
 </file>
 

--- a/doc/Proyecto_CRUD.docx
+++ b/doc/Proyecto_CRUD.docx
@@ -2689,6 +2689,7 @@
         <w:rPr>
           <w:b/>
           <w:bCs/>
+          <w:noProof/>
         </w:rPr>
         <w:drawing>
           <wp:inline distT="0" distB="0" distL="0" distR="0" wp14:anchorId="72C292E0" wp14:editId="6FF27F2D">
@@ -2809,6 +2810,7 @@
         <w:rPr>
           <w:b/>
           <w:bCs/>
+          <w:noProof/>
         </w:rPr>
         <w:drawing>
           <wp:inline distT="0" distB="0" distL="0" distR="0" wp14:anchorId="23DF3DB2" wp14:editId="15A9E358">
@@ -3133,21 +3135,7 @@
           <w:sz w:val="20"/>
           <w:szCs w:val="20"/>
         </w:rPr>
-        <w:t>Genera automáticamente códigos aleatorios (ej. A12, B45, F88)</w:t>
-      </w:r>
-      <w:r>
-        <w:rPr>
-          <w:sz w:val="20"/>
-          <w:szCs w:val="20"/>
-        </w:rPr>
-        <w:t xml:space="preserve"> y validación </w:t>
-      </w:r>
-      <w:r>
-        <w:rPr>
-          <w:sz w:val="20"/>
-          <w:szCs w:val="20"/>
-        </w:rPr>
-        <w:t>para evitar colisiones.</w:t>
+        <w:t>Genera automáticamente códigos aleatorios (ej. A12, B45, F88) y validación para evitar colisiones.</w:t>
       </w:r>
     </w:p>
     <w:p>
@@ -3197,21 +3185,7 @@
           <w:sz w:val="20"/>
           <w:szCs w:val="20"/>
         </w:rPr>
-        <w:t xml:space="preserve">Formulario para capturar Título, Autor, Género y </w:t>
-      </w:r>
-      <w:r>
-        <w:rPr>
-          <w:sz w:val="20"/>
-          <w:szCs w:val="20"/>
-        </w:rPr>
-        <w:t>Fecha</w:t>
-      </w:r>
-      <w:r>
-        <w:rPr>
-          <w:sz w:val="20"/>
-          <w:szCs w:val="20"/>
-        </w:rPr>
-        <w:t xml:space="preserve"> de publicación.</w:t>
+        <w:t>Formulario para capturar Título, Autor, Género y Fecha de publicación.</w:t>
       </w:r>
     </w:p>
     <w:p>
@@ -3340,6 +3314,7 @@
       </w:pPr>
       <w:r>
         <w:rPr>
+          <w:noProof/>
           <w:sz w:val="20"/>
           <w:szCs w:val="20"/>
         </w:rPr>
@@ -3621,16 +3596,7 @@
           <w:sz w:val="20"/>
           <w:szCs w:val="20"/>
         </w:rPr>
-        <w:t xml:space="preserve">1 </w:t>
-      </w:r>
-      <w:r>
-        <w:rPr>
-          <w:b/>
-          <w:bCs/>
-          <w:sz w:val="20"/>
-          <w:szCs w:val="20"/>
-        </w:rPr>
-        <w:t xml:space="preserve">AWS - Amazon Web </w:t>
+        <w:t xml:space="preserve">1 AWS - Amazon Web </w:t>
       </w:r>
       <w:proofErr w:type="spellStart"/>
       <w:r>
@@ -4291,6 +4257,7 @@
         <w:rPr>
           <w:b/>
           <w:bCs/>
+          <w:noProof/>
           <w:sz w:val="20"/>
           <w:szCs w:val="20"/>
         </w:rPr>
@@ -4356,16 +4323,7 @@
           <w:sz w:val="20"/>
           <w:szCs w:val="20"/>
         </w:rPr>
-        <w:t xml:space="preserve"> para </w:t>
-      </w:r>
-      <w:r>
-        <w:rPr>
-          <w:b/>
-          <w:bCs/>
-          <w:sz w:val="20"/>
-          <w:szCs w:val="20"/>
-        </w:rPr>
-        <w:t xml:space="preserve">el </w:t>
+        <w:t xml:space="preserve"> para el </w:t>
       </w:r>
       <w:proofErr w:type="spellStart"/>
       <w:r>
@@ -4412,13 +4370,14 @@
         <w:rPr>
           <w:b/>
           <w:bCs/>
+          <w:noProof/>
           <w:sz w:val="20"/>
           <w:szCs w:val="20"/>
         </w:rPr>
         <w:drawing>
-          <wp:inline distT="0" distB="0" distL="0" distR="0" wp14:anchorId="38741C47" wp14:editId="0952A223">
-            <wp:extent cx="5554639" cy="1698625"/>
-            <wp:effectExtent l="0" t="0" r="8255" b="0"/>
+          <wp:inline distT="0" distB="0" distL="0" distR="0" wp14:anchorId="38741C47" wp14:editId="7B3BC080">
+            <wp:extent cx="5552875" cy="1050877"/>
+            <wp:effectExtent l="0" t="0" r="0" b="0"/>
             <wp:docPr id="171593418" name="Imagen 1"/>
             <wp:cNvGraphicFramePr>
               <a:graphicFrameLocks xmlns:a="http://schemas.openxmlformats.org/drawingml/2006/main" noChangeAspect="1"/>
@@ -4432,7 +4391,7 @@
                   </pic:nvPicPr>
                   <pic:blipFill rotWithShape="1">
                     <a:blip r:embed="rId15"/>
-                    <a:srcRect b="26038"/>
+                    <a:srcRect t="4458" b="49770"/>
                     <a:stretch>
                       <a:fillRect/>
                     </a:stretch>
@@ -4440,7 +4399,7 @@
                   <pic:spPr bwMode="auto">
                     <a:xfrm>
                       <a:off x="0" y="0"/>
-                      <a:ext cx="5571833" cy="1703883"/>
+                      <a:ext cx="5571833" cy="1054465"/>
                     </a:xfrm>
                     <a:prstGeom prst="rect">
                       <a:avLst/>
@@ -4470,16 +4429,6 @@
           <w:szCs w:val="20"/>
         </w:rPr>
       </w:pPr>
-    </w:p>
-    <w:p>
-      <w:pPr>
-        <w:rPr>
-          <w:b/>
-          <w:bCs/>
-          <w:sz w:val="20"/>
-          <w:szCs w:val="20"/>
-        </w:rPr>
-      </w:pPr>
       <w:r>
         <w:rPr>
           <w:b/>
@@ -4489,6 +4438,1351 @@
         </w:rPr>
         <w:t>10. Pruebas funcionales BE y FE</w:t>
       </w:r>
+    </w:p>
+    <w:p>
+      <w:pPr>
+        <w:rPr>
+          <w:b/>
+          <w:bCs/>
+          <w:sz w:val="20"/>
+          <w:szCs w:val="20"/>
+        </w:rPr>
+      </w:pPr>
+      <w:r>
+        <w:rPr>
+          <w:b/>
+          <w:bCs/>
+          <w:sz w:val="20"/>
+          <w:szCs w:val="20"/>
+        </w:rPr>
+        <w:t xml:space="preserve">1 </w:t>
+      </w:r>
+      <w:proofErr w:type="gramStart"/>
+      <w:r>
+        <w:rPr>
+          <w:b/>
+          <w:bCs/>
+          <w:sz w:val="20"/>
+          <w:szCs w:val="20"/>
+        </w:rPr>
+        <w:t>Crear</w:t>
+      </w:r>
+      <w:proofErr w:type="gramEnd"/>
+      <w:r>
+        <w:rPr>
+          <w:b/>
+          <w:bCs/>
+          <w:sz w:val="20"/>
+          <w:szCs w:val="20"/>
+        </w:rPr>
+        <w:t xml:space="preserve"> libro</w:t>
+      </w:r>
+    </w:p>
+    <w:p>
+      <w:pPr>
+        <w:ind w:left="708"/>
+        <w:rPr>
+          <w:sz w:val="20"/>
+          <w:szCs w:val="20"/>
+        </w:rPr>
+      </w:pPr>
+      <w:r>
+        <w:rPr>
+          <w:sz w:val="20"/>
+          <w:szCs w:val="20"/>
+        </w:rPr>
+        <w:t>"titulo": "Cien años de soledad",</w:t>
+      </w:r>
+    </w:p>
+    <w:p>
+      <w:pPr>
+        <w:ind w:left="708"/>
+        <w:rPr>
+          <w:sz w:val="20"/>
+          <w:szCs w:val="20"/>
+        </w:rPr>
+      </w:pPr>
+      <w:r>
+        <w:rPr>
+          <w:sz w:val="20"/>
+          <w:szCs w:val="20"/>
+        </w:rPr>
+        <w:t xml:space="preserve"> "autor": "Gabriel Garc</w:t>
+      </w:r>
+      <w:r>
+        <w:rPr>
+          <w:sz w:val="20"/>
+          <w:szCs w:val="20"/>
+        </w:rPr>
+        <w:t>i</w:t>
+      </w:r>
+      <w:r>
+        <w:rPr>
+          <w:sz w:val="20"/>
+          <w:szCs w:val="20"/>
+        </w:rPr>
+        <w:t>a M</w:t>
+      </w:r>
+      <w:r>
+        <w:rPr>
+          <w:sz w:val="20"/>
+          <w:szCs w:val="20"/>
+        </w:rPr>
+        <w:t>a</w:t>
+      </w:r>
+      <w:r>
+        <w:rPr>
+          <w:sz w:val="20"/>
+          <w:szCs w:val="20"/>
+        </w:rPr>
+        <w:t>rquez",</w:t>
+      </w:r>
+    </w:p>
+    <w:p>
+      <w:pPr>
+        <w:ind w:left="708"/>
+        <w:rPr>
+          <w:sz w:val="20"/>
+          <w:szCs w:val="20"/>
+        </w:rPr>
+      </w:pPr>
+      <w:r>
+        <w:rPr>
+          <w:sz w:val="20"/>
+          <w:szCs w:val="20"/>
+        </w:rPr>
+        <w:t xml:space="preserve"> "genero": "Realismo </w:t>
+      </w:r>
+      <w:proofErr w:type="spellStart"/>
+      <w:r>
+        <w:rPr>
+          <w:sz w:val="20"/>
+          <w:szCs w:val="20"/>
+        </w:rPr>
+        <w:t>m</w:t>
+      </w:r>
+      <w:r>
+        <w:rPr>
+          <w:sz w:val="20"/>
+          <w:szCs w:val="20"/>
+        </w:rPr>
+        <w:t>a</w:t>
+      </w:r>
+      <w:r>
+        <w:rPr>
+          <w:sz w:val="20"/>
+          <w:szCs w:val="20"/>
+        </w:rPr>
+        <w:t>gico</w:t>
+      </w:r>
+      <w:proofErr w:type="spellEnd"/>
+      <w:r>
+        <w:rPr>
+          <w:sz w:val="20"/>
+          <w:szCs w:val="20"/>
+        </w:rPr>
+        <w:t>",</w:t>
+      </w:r>
+    </w:p>
+    <w:p>
+      <w:pPr>
+        <w:ind w:left="708"/>
+        <w:rPr>
+          <w:sz w:val="20"/>
+          <w:szCs w:val="20"/>
+        </w:rPr>
+      </w:pPr>
+      <w:r>
+        <w:rPr>
+          <w:sz w:val="20"/>
+          <w:szCs w:val="20"/>
+        </w:rPr>
+        <w:t xml:space="preserve"> "</w:t>
+      </w:r>
+      <w:proofErr w:type="spellStart"/>
+      <w:r>
+        <w:rPr>
+          <w:sz w:val="20"/>
+          <w:szCs w:val="20"/>
+        </w:rPr>
+        <w:t>Fecha_</w:t>
+      </w:r>
+      <w:r>
+        <w:rPr>
+          <w:sz w:val="20"/>
+          <w:szCs w:val="20"/>
+        </w:rPr>
+        <w:t>Publicacion</w:t>
+      </w:r>
+      <w:proofErr w:type="spellEnd"/>
+      <w:r>
+        <w:rPr>
+          <w:sz w:val="20"/>
+          <w:szCs w:val="20"/>
+        </w:rPr>
+        <w:t xml:space="preserve">": </w:t>
+      </w:r>
+      <w:r>
+        <w:rPr>
+          <w:sz w:val="20"/>
+          <w:szCs w:val="20"/>
+        </w:rPr>
+        <w:t>“</w:t>
+      </w:r>
+      <w:r>
+        <w:rPr>
+          <w:sz w:val="20"/>
+          <w:szCs w:val="20"/>
+        </w:rPr>
+        <w:t>1967</w:t>
+      </w:r>
+      <w:r>
+        <w:rPr>
+          <w:sz w:val="20"/>
+          <w:szCs w:val="20"/>
+        </w:rPr>
+        <w:t>-07-30</w:t>
+      </w:r>
+      <w:r>
+        <w:rPr>
+          <w:sz w:val="20"/>
+          <w:szCs w:val="20"/>
+        </w:rPr>
+        <w:t>”</w:t>
+      </w:r>
+    </w:p>
+    <w:p>
+      <w:pPr>
+        <w:rPr>
+          <w:sz w:val="20"/>
+          <w:szCs w:val="20"/>
+        </w:rPr>
+      </w:pPr>
+    </w:p>
+    <w:p>
+      <w:pPr>
+        <w:rPr>
+          <w:b/>
+          <w:bCs/>
+          <w:sz w:val="20"/>
+          <w:szCs w:val="20"/>
+        </w:rPr>
+      </w:pPr>
+    </w:p>
+    <w:p>
+      <w:pPr>
+        <w:rPr>
+          <w:b/>
+          <w:bCs/>
+          <w:sz w:val="20"/>
+          <w:szCs w:val="20"/>
+        </w:rPr>
+      </w:pPr>
+    </w:p>
+    <w:p>
+      <w:pPr>
+        <w:ind w:firstLine="708"/>
+        <w:rPr>
+          <w:sz w:val="20"/>
+          <w:szCs w:val="20"/>
+        </w:rPr>
+      </w:pPr>
+      <w:r>
+        <w:rPr>
+          <w:sz w:val="20"/>
+          <w:szCs w:val="20"/>
+        </w:rPr>
+        <w:lastRenderedPageBreak/>
+        <w:t>Resultado esperado:</w:t>
+      </w:r>
+      <w:r>
+        <w:rPr>
+          <w:sz w:val="20"/>
+          <w:szCs w:val="20"/>
+        </w:rPr>
+        <w:t xml:space="preserve"> </w:t>
+      </w:r>
+      <w:r>
+        <w:rPr>
+          <w:sz w:val="20"/>
+          <w:szCs w:val="20"/>
+        </w:rPr>
+        <w:t xml:space="preserve">Código HTTP: 201 </w:t>
+      </w:r>
+      <w:proofErr w:type="spellStart"/>
+      <w:r>
+        <w:rPr>
+          <w:sz w:val="20"/>
+          <w:szCs w:val="20"/>
+        </w:rPr>
+        <w:t>Created</w:t>
+      </w:r>
+      <w:proofErr w:type="spellEnd"/>
+    </w:p>
+    <w:p>
+      <w:pPr>
+        <w:ind w:left="708"/>
+        <w:rPr>
+          <w:sz w:val="20"/>
+          <w:szCs w:val="20"/>
+        </w:rPr>
+      </w:pPr>
+      <w:r>
+        <w:rPr>
+          <w:sz w:val="20"/>
+          <w:szCs w:val="20"/>
+        </w:rPr>
+        <w:t xml:space="preserve">  "id": 1,</w:t>
+      </w:r>
+    </w:p>
+    <w:p>
+      <w:pPr>
+        <w:ind w:left="708"/>
+        <w:rPr>
+          <w:sz w:val="20"/>
+          <w:szCs w:val="20"/>
+        </w:rPr>
+      </w:pPr>
+      <w:r>
+        <w:rPr>
+          <w:sz w:val="20"/>
+          <w:szCs w:val="20"/>
+        </w:rPr>
+        <w:t xml:space="preserve">  "</w:t>
+      </w:r>
+      <w:proofErr w:type="spellStart"/>
+      <w:r>
+        <w:rPr>
+          <w:sz w:val="20"/>
+          <w:szCs w:val="20"/>
+        </w:rPr>
+        <w:t>code</w:t>
+      </w:r>
+      <w:proofErr w:type="spellEnd"/>
+      <w:r>
+        <w:rPr>
+          <w:sz w:val="20"/>
+          <w:szCs w:val="20"/>
+        </w:rPr>
+        <w:t>": "</w:t>
+      </w:r>
+      <w:r>
+        <w:rPr>
+          <w:sz w:val="20"/>
+          <w:szCs w:val="20"/>
+          <w:highlight w:val="yellow"/>
+        </w:rPr>
+        <w:t>A12</w:t>
+      </w:r>
+      <w:proofErr w:type="gramStart"/>
+      <w:r>
+        <w:rPr>
+          <w:sz w:val="20"/>
+          <w:szCs w:val="20"/>
+        </w:rPr>
+        <w:t>",  /</w:t>
+      </w:r>
+      <w:proofErr w:type="gramEnd"/>
+      <w:r>
+        <w:rPr>
+          <w:sz w:val="20"/>
+          <w:szCs w:val="20"/>
+        </w:rPr>
+        <w:t>/ &lt;-- Verifica que cumpla el patrón: 1 letra (A-Z) + 2 dígitos (0-9)</w:t>
+      </w:r>
+    </w:p>
+    <w:p>
+      <w:pPr>
+        <w:ind w:left="708"/>
+        <w:rPr>
+          <w:sz w:val="20"/>
+          <w:szCs w:val="20"/>
+        </w:rPr>
+      </w:pPr>
+      <w:r>
+        <w:rPr>
+          <w:sz w:val="20"/>
+          <w:szCs w:val="20"/>
+        </w:rPr>
+        <w:t xml:space="preserve">  "titulo": "Cien años de soledad",</w:t>
+      </w:r>
+    </w:p>
+    <w:p>
+      <w:pPr>
+        <w:ind w:left="708"/>
+        <w:rPr>
+          <w:sz w:val="20"/>
+          <w:szCs w:val="20"/>
+        </w:rPr>
+      </w:pPr>
+      <w:r>
+        <w:rPr>
+          <w:sz w:val="20"/>
+          <w:szCs w:val="20"/>
+        </w:rPr>
+        <w:t xml:space="preserve">  "autor": "Gabriel García Márquez",</w:t>
+      </w:r>
+    </w:p>
+    <w:p>
+      <w:pPr>
+        <w:ind w:left="708"/>
+        <w:rPr>
+          <w:sz w:val="20"/>
+          <w:szCs w:val="20"/>
+        </w:rPr>
+      </w:pPr>
+      <w:r>
+        <w:rPr>
+          <w:sz w:val="20"/>
+          <w:szCs w:val="20"/>
+        </w:rPr>
+        <w:t xml:space="preserve">  "genero": "Realismo mágico",</w:t>
+      </w:r>
+    </w:p>
+    <w:p>
+      <w:pPr>
+        <w:ind w:left="708"/>
+        <w:rPr>
+          <w:sz w:val="20"/>
+          <w:szCs w:val="20"/>
+        </w:rPr>
+      </w:pPr>
+      <w:r>
+        <w:rPr>
+          <w:sz w:val="20"/>
+          <w:szCs w:val="20"/>
+        </w:rPr>
+        <w:t xml:space="preserve">  "</w:t>
+      </w:r>
+      <w:proofErr w:type="spellStart"/>
+      <w:r>
+        <w:rPr>
+          <w:sz w:val="20"/>
+          <w:szCs w:val="20"/>
+        </w:rPr>
+        <w:t>Fecha_</w:t>
+      </w:r>
+      <w:r>
+        <w:rPr>
+          <w:sz w:val="20"/>
+          <w:szCs w:val="20"/>
+        </w:rPr>
+        <w:t>Publicacion</w:t>
+      </w:r>
+      <w:proofErr w:type="spellEnd"/>
+      <w:r>
+        <w:rPr>
+          <w:sz w:val="20"/>
+          <w:szCs w:val="20"/>
+        </w:rPr>
+        <w:t xml:space="preserve">": </w:t>
+      </w:r>
+      <w:r>
+        <w:rPr>
+          <w:sz w:val="20"/>
+          <w:szCs w:val="20"/>
+        </w:rPr>
+        <w:t>“</w:t>
+      </w:r>
+      <w:r>
+        <w:rPr>
+          <w:sz w:val="20"/>
+          <w:szCs w:val="20"/>
+        </w:rPr>
+        <w:t>1967-07-30</w:t>
+      </w:r>
+      <w:r>
+        <w:rPr>
+          <w:sz w:val="20"/>
+          <w:szCs w:val="20"/>
+        </w:rPr>
+        <w:t>”</w:t>
+      </w:r>
+    </w:p>
+    <w:p>
+      <w:pPr>
+        <w:rPr>
+          <w:sz w:val="20"/>
+          <w:szCs w:val="20"/>
+        </w:rPr>
+      </w:pPr>
+      <w:r>
+        <w:rPr>
+          <w:sz w:val="20"/>
+          <w:szCs w:val="20"/>
+        </w:rPr>
+        <w:t>Respuesta del servidor: Lista que contiene al menos el libro recién creado</w:t>
+      </w:r>
+      <w:r>
+        <w:rPr>
+          <w:sz w:val="20"/>
+          <w:szCs w:val="20"/>
+        </w:rPr>
+        <w:t xml:space="preserve"> con código A12</w:t>
+      </w:r>
+    </w:p>
+    <w:p>
+      <w:pPr>
+        <w:rPr>
+          <w:b/>
+          <w:bCs/>
+          <w:sz w:val="20"/>
+          <w:szCs w:val="20"/>
+        </w:rPr>
+      </w:pPr>
+    </w:p>
+    <w:p>
+      <w:pPr>
+        <w:rPr>
+          <w:b/>
+          <w:bCs/>
+          <w:sz w:val="20"/>
+          <w:szCs w:val="20"/>
+        </w:rPr>
+      </w:pPr>
+      <w:r>
+        <w:rPr>
+          <w:b/>
+          <w:bCs/>
+          <w:sz w:val="20"/>
+          <w:szCs w:val="20"/>
+        </w:rPr>
+        <w:t>2</w:t>
+      </w:r>
+      <w:r>
+        <w:rPr>
+          <w:b/>
+          <w:bCs/>
+          <w:sz w:val="20"/>
+          <w:szCs w:val="20"/>
+        </w:rPr>
+        <w:t xml:space="preserve"> </w:t>
+      </w:r>
+      <w:proofErr w:type="gramStart"/>
+      <w:r>
+        <w:rPr>
+          <w:b/>
+          <w:bCs/>
+          <w:sz w:val="20"/>
+          <w:szCs w:val="20"/>
+        </w:rPr>
+        <w:t>Consultar</w:t>
+      </w:r>
+      <w:proofErr w:type="gramEnd"/>
+      <w:r>
+        <w:rPr>
+          <w:b/>
+          <w:bCs/>
+          <w:sz w:val="20"/>
+          <w:szCs w:val="20"/>
+        </w:rPr>
+        <w:t xml:space="preserve"> </w:t>
+      </w:r>
+      <w:r>
+        <w:rPr>
+          <w:b/>
+          <w:bCs/>
+          <w:sz w:val="20"/>
+          <w:szCs w:val="20"/>
+        </w:rPr>
+        <w:t xml:space="preserve">libro </w:t>
+      </w:r>
+      <w:r>
+        <w:rPr>
+          <w:b/>
+          <w:bCs/>
+          <w:sz w:val="20"/>
+          <w:szCs w:val="20"/>
+          <w:highlight w:val="yellow"/>
+        </w:rPr>
+        <w:t>A12</w:t>
+      </w:r>
+    </w:p>
+    <w:p>
+      <w:pPr>
+        <w:ind w:left="708"/>
+        <w:rPr>
+          <w:sz w:val="20"/>
+          <w:szCs w:val="20"/>
+        </w:rPr>
+      </w:pPr>
+      <w:r>
+        <w:rPr>
+          <w:sz w:val="20"/>
+          <w:szCs w:val="20"/>
+        </w:rPr>
+        <w:t>Buscar libro por código (GET /api/</w:t>
+      </w:r>
+      <w:proofErr w:type="spellStart"/>
+      <w:r>
+        <w:rPr>
+          <w:sz w:val="20"/>
+          <w:szCs w:val="20"/>
+        </w:rPr>
+        <w:t>search</w:t>
+      </w:r>
+      <w:r>
+        <w:rPr>
+          <w:sz w:val="20"/>
+          <w:szCs w:val="20"/>
+        </w:rPr>
+        <w:t>?code</w:t>
+      </w:r>
+      <w:proofErr w:type="spellEnd"/>
+      <w:r>
+        <w:rPr>
+          <w:sz w:val="20"/>
+          <w:szCs w:val="20"/>
+        </w:rPr>
+        <w:t>=A12)</w:t>
+      </w:r>
+    </w:p>
+    <w:p>
+      <w:pPr>
+        <w:ind w:left="708"/>
+        <w:rPr>
+          <w:sz w:val="20"/>
+          <w:szCs w:val="20"/>
+        </w:rPr>
+      </w:pPr>
+      <w:r>
+        <w:rPr>
+          <w:sz w:val="20"/>
+          <w:szCs w:val="20"/>
+        </w:rPr>
+        <w:t>Resultado esperado:</w:t>
+      </w:r>
+      <w:r>
+        <w:rPr>
+          <w:sz w:val="20"/>
+          <w:szCs w:val="20"/>
+        </w:rPr>
+        <w:t xml:space="preserve"> </w:t>
+      </w:r>
+      <w:r>
+        <w:rPr>
+          <w:sz w:val="20"/>
+          <w:szCs w:val="20"/>
+        </w:rPr>
+        <w:t>Código HTTP: 200 OK</w:t>
+      </w:r>
+    </w:p>
+    <w:p>
+      <w:pPr>
+        <w:ind w:left="708"/>
+        <w:rPr>
+          <w:sz w:val="20"/>
+          <w:szCs w:val="20"/>
+        </w:rPr>
+      </w:pPr>
+      <w:r>
+        <w:rPr>
+          <w:sz w:val="20"/>
+          <w:szCs w:val="20"/>
+        </w:rPr>
+        <w:t>Respuesta del servidor: Devuelve los detalles exactos del libro con código A12</w:t>
+      </w:r>
+    </w:p>
+    <w:p>
+      <w:pPr>
+        <w:rPr>
+          <w:b/>
+          <w:bCs/>
+          <w:sz w:val="20"/>
+          <w:szCs w:val="20"/>
+        </w:rPr>
+      </w:pPr>
+    </w:p>
+    <w:p>
+      <w:pPr>
+        <w:rPr>
+          <w:b/>
+          <w:bCs/>
+          <w:sz w:val="20"/>
+          <w:szCs w:val="20"/>
+        </w:rPr>
+      </w:pPr>
+      <w:r>
+        <w:rPr>
+          <w:b/>
+          <w:bCs/>
+          <w:sz w:val="20"/>
+          <w:szCs w:val="20"/>
+        </w:rPr>
+        <w:t>3</w:t>
+      </w:r>
+      <w:r>
+        <w:rPr>
+          <w:b/>
+          <w:bCs/>
+          <w:sz w:val="20"/>
+          <w:szCs w:val="20"/>
+        </w:rPr>
+        <w:t xml:space="preserve"> </w:t>
+      </w:r>
+      <w:proofErr w:type="gramStart"/>
+      <w:r>
+        <w:rPr>
+          <w:b/>
+          <w:bCs/>
+          <w:sz w:val="20"/>
+          <w:szCs w:val="20"/>
+        </w:rPr>
+        <w:t>Actualizar</w:t>
+      </w:r>
+      <w:proofErr w:type="gramEnd"/>
+      <w:r>
+        <w:rPr>
+          <w:b/>
+          <w:bCs/>
+          <w:sz w:val="20"/>
+          <w:szCs w:val="20"/>
+        </w:rPr>
+        <w:t xml:space="preserve"> libro</w:t>
+      </w:r>
+      <w:r>
+        <w:rPr>
+          <w:b/>
+          <w:bCs/>
+          <w:sz w:val="20"/>
+          <w:szCs w:val="20"/>
+        </w:rPr>
+        <w:t xml:space="preserve"> </w:t>
+      </w:r>
+      <w:r>
+        <w:rPr>
+          <w:b/>
+          <w:bCs/>
+          <w:sz w:val="20"/>
+          <w:szCs w:val="20"/>
+          <w:highlight w:val="yellow"/>
+        </w:rPr>
+        <w:t>A12</w:t>
+      </w:r>
+    </w:p>
+    <w:p>
+      <w:pPr>
+        <w:ind w:left="708"/>
+        <w:rPr>
+          <w:sz w:val="20"/>
+          <w:szCs w:val="20"/>
+        </w:rPr>
+      </w:pPr>
+      <w:r>
+        <w:rPr>
+          <w:sz w:val="20"/>
+          <w:szCs w:val="20"/>
+        </w:rPr>
+        <w:t xml:space="preserve">  "titulo": "</w:t>
+      </w:r>
+      <w:r>
+        <w:rPr>
+          <w:sz w:val="20"/>
+          <w:szCs w:val="20"/>
+          <w:highlight w:val="yellow"/>
+        </w:rPr>
+        <w:t>Cien años de soledad (Edición Ilustrada)</w:t>
+      </w:r>
+      <w:r>
+        <w:rPr>
+          <w:sz w:val="20"/>
+          <w:szCs w:val="20"/>
+        </w:rPr>
+        <w:t>",</w:t>
+      </w:r>
+    </w:p>
+    <w:p>
+      <w:pPr>
+        <w:ind w:left="708"/>
+        <w:rPr>
+          <w:sz w:val="20"/>
+          <w:szCs w:val="20"/>
+        </w:rPr>
+      </w:pPr>
+      <w:r>
+        <w:rPr>
+          <w:sz w:val="20"/>
+          <w:szCs w:val="20"/>
+        </w:rPr>
+        <w:t xml:space="preserve">  "autor": "Gabriel García Márquez",</w:t>
+      </w:r>
+    </w:p>
+    <w:p>
+      <w:pPr>
+        <w:ind w:left="708"/>
+        <w:rPr>
+          <w:sz w:val="20"/>
+          <w:szCs w:val="20"/>
+        </w:rPr>
+      </w:pPr>
+      <w:r>
+        <w:rPr>
+          <w:sz w:val="20"/>
+          <w:szCs w:val="20"/>
+        </w:rPr>
+        <w:t xml:space="preserve">  "genero": "Realismo mágico",</w:t>
+      </w:r>
+    </w:p>
+    <w:p>
+      <w:pPr>
+        <w:ind w:left="708"/>
+        <w:rPr>
+          <w:sz w:val="20"/>
+          <w:szCs w:val="20"/>
+        </w:rPr>
+      </w:pPr>
+      <w:r>
+        <w:rPr>
+          <w:sz w:val="20"/>
+          <w:szCs w:val="20"/>
+        </w:rPr>
+        <w:t xml:space="preserve">  "</w:t>
+      </w:r>
+      <w:proofErr w:type="spellStart"/>
+      <w:r>
+        <w:rPr>
+          <w:sz w:val="20"/>
+          <w:szCs w:val="20"/>
+        </w:rPr>
+        <w:t>Fecha_</w:t>
+      </w:r>
+      <w:r>
+        <w:rPr>
+          <w:sz w:val="20"/>
+          <w:szCs w:val="20"/>
+        </w:rPr>
+        <w:t>Publicacion</w:t>
+      </w:r>
+      <w:proofErr w:type="spellEnd"/>
+      <w:r>
+        <w:rPr>
+          <w:sz w:val="20"/>
+          <w:szCs w:val="20"/>
+        </w:rPr>
+        <w:t xml:space="preserve">": </w:t>
+      </w:r>
+      <w:r>
+        <w:rPr>
+          <w:sz w:val="20"/>
+          <w:szCs w:val="20"/>
+        </w:rPr>
+        <w:t>“</w:t>
+      </w:r>
+      <w:r>
+        <w:rPr>
+          <w:sz w:val="20"/>
+          <w:szCs w:val="20"/>
+          <w:highlight w:val="yellow"/>
+        </w:rPr>
+        <w:t>1967-07-3</w:t>
+      </w:r>
+      <w:r>
+        <w:rPr>
+          <w:sz w:val="20"/>
+          <w:szCs w:val="20"/>
+          <w:highlight w:val="yellow"/>
+        </w:rPr>
+        <w:t>0</w:t>
+      </w:r>
+      <w:r>
+        <w:rPr>
+          <w:sz w:val="20"/>
+          <w:szCs w:val="20"/>
+        </w:rPr>
+        <w:t>”</w:t>
+      </w:r>
+    </w:p>
+    <w:p>
+      <w:pPr>
+        <w:ind w:left="708"/>
+        <w:rPr>
+          <w:sz w:val="20"/>
+          <w:szCs w:val="20"/>
+        </w:rPr>
+      </w:pPr>
+      <w:r>
+        <w:rPr>
+          <w:sz w:val="20"/>
+          <w:szCs w:val="20"/>
+        </w:rPr>
+        <w:t>Resultado esperado:</w:t>
+      </w:r>
+      <w:r>
+        <w:rPr>
+          <w:sz w:val="20"/>
+          <w:szCs w:val="20"/>
+        </w:rPr>
+        <w:t xml:space="preserve"> </w:t>
+      </w:r>
+      <w:r>
+        <w:rPr>
+          <w:sz w:val="20"/>
+          <w:szCs w:val="20"/>
+        </w:rPr>
+        <w:t>Código HTTP: 200 OK</w:t>
+      </w:r>
+    </w:p>
+    <w:p>
+      <w:pPr>
+        <w:ind w:left="708"/>
+        <w:rPr>
+          <w:sz w:val="20"/>
+          <w:szCs w:val="20"/>
+        </w:rPr>
+      </w:pPr>
+      <w:r>
+        <w:rPr>
+          <w:sz w:val="20"/>
+          <w:szCs w:val="20"/>
+        </w:rPr>
+        <w:t xml:space="preserve">  "id": 1,</w:t>
+      </w:r>
+    </w:p>
+    <w:p>
+      <w:pPr>
+        <w:ind w:left="708"/>
+        <w:rPr>
+          <w:sz w:val="20"/>
+          <w:szCs w:val="20"/>
+        </w:rPr>
+      </w:pPr>
+      <w:r>
+        <w:rPr>
+          <w:sz w:val="20"/>
+          <w:szCs w:val="20"/>
+        </w:rPr>
+        <w:t xml:space="preserve">  "</w:t>
+      </w:r>
+      <w:proofErr w:type="spellStart"/>
+      <w:r>
+        <w:rPr>
+          <w:sz w:val="20"/>
+          <w:szCs w:val="20"/>
+        </w:rPr>
+        <w:t>code</w:t>
+      </w:r>
+      <w:proofErr w:type="spellEnd"/>
+      <w:r>
+        <w:rPr>
+          <w:sz w:val="20"/>
+          <w:szCs w:val="20"/>
+        </w:rPr>
+        <w:t>": "A12</w:t>
+      </w:r>
+      <w:proofErr w:type="gramStart"/>
+      <w:r>
+        <w:rPr>
+          <w:sz w:val="20"/>
+          <w:szCs w:val="20"/>
+        </w:rPr>
+        <w:t>",  /</w:t>
+      </w:r>
+      <w:proofErr w:type="gramEnd"/>
+      <w:r>
+        <w:rPr>
+          <w:sz w:val="20"/>
+          <w:szCs w:val="20"/>
+        </w:rPr>
+        <w:t>/ &lt;-- El código DEBE mantenerse intacto</w:t>
+      </w:r>
+    </w:p>
+    <w:p>
+      <w:pPr>
+        <w:ind w:left="708"/>
+        <w:rPr>
+          <w:sz w:val="20"/>
+          <w:szCs w:val="20"/>
+        </w:rPr>
+      </w:pPr>
+      <w:r>
+        <w:rPr>
+          <w:sz w:val="20"/>
+          <w:szCs w:val="20"/>
+        </w:rPr>
+        <w:t xml:space="preserve">  "titulo": "</w:t>
+      </w:r>
+      <w:r>
+        <w:rPr>
+          <w:sz w:val="20"/>
+          <w:szCs w:val="20"/>
+          <w:highlight w:val="yellow"/>
+        </w:rPr>
+        <w:t>Cien años de soledad (Edición Ilustrada)</w:t>
+      </w:r>
+      <w:r>
+        <w:rPr>
+          <w:sz w:val="20"/>
+          <w:szCs w:val="20"/>
+        </w:rPr>
+        <w:t>",</w:t>
+      </w:r>
+    </w:p>
+    <w:p>
+      <w:pPr>
+        <w:ind w:left="708"/>
+        <w:rPr>
+          <w:sz w:val="20"/>
+          <w:szCs w:val="20"/>
+        </w:rPr>
+      </w:pPr>
+      <w:r>
+        <w:rPr>
+          <w:sz w:val="20"/>
+          <w:szCs w:val="20"/>
+        </w:rPr>
+        <w:t xml:space="preserve">  "autor": "Gabriel García Márquez",</w:t>
+      </w:r>
+    </w:p>
+    <w:p>
+      <w:pPr>
+        <w:ind w:left="708"/>
+        <w:rPr>
+          <w:sz w:val="20"/>
+          <w:szCs w:val="20"/>
+        </w:rPr>
+      </w:pPr>
+      <w:r>
+        <w:rPr>
+          <w:sz w:val="20"/>
+          <w:szCs w:val="20"/>
+        </w:rPr>
+        <w:t xml:space="preserve">  "genero": "Realismo mágico",</w:t>
+      </w:r>
+    </w:p>
+    <w:p>
+      <w:pPr>
+        <w:ind w:left="708"/>
+        <w:rPr>
+          <w:sz w:val="20"/>
+          <w:szCs w:val="20"/>
+        </w:rPr>
+      </w:pPr>
+      <w:r>
+        <w:rPr>
+          <w:sz w:val="20"/>
+          <w:szCs w:val="20"/>
+        </w:rPr>
+        <w:t xml:space="preserve">  "</w:t>
+      </w:r>
+      <w:proofErr w:type="spellStart"/>
+      <w:r>
+        <w:rPr>
+          <w:sz w:val="20"/>
+          <w:szCs w:val="20"/>
+        </w:rPr>
+        <w:t>Fecha_</w:t>
+      </w:r>
+      <w:r>
+        <w:rPr>
+          <w:sz w:val="20"/>
+          <w:szCs w:val="20"/>
+        </w:rPr>
+        <w:t>Publicacion</w:t>
+      </w:r>
+      <w:proofErr w:type="spellEnd"/>
+      <w:r>
+        <w:rPr>
+          <w:sz w:val="20"/>
+          <w:szCs w:val="20"/>
+        </w:rPr>
+        <w:t xml:space="preserve">": </w:t>
+      </w:r>
+      <w:r>
+        <w:rPr>
+          <w:sz w:val="20"/>
+          <w:szCs w:val="20"/>
+        </w:rPr>
+        <w:t>“</w:t>
+      </w:r>
+      <w:r>
+        <w:rPr>
+          <w:sz w:val="20"/>
+          <w:szCs w:val="20"/>
+          <w:highlight w:val="yellow"/>
+        </w:rPr>
+        <w:t>1967-07-31</w:t>
+      </w:r>
+      <w:r>
+        <w:rPr>
+          <w:sz w:val="20"/>
+          <w:szCs w:val="20"/>
+        </w:rPr>
+        <w:t>”</w:t>
+      </w:r>
+    </w:p>
+    <w:p>
+      <w:pPr>
+        <w:ind w:left="708"/>
+        <w:rPr>
+          <w:sz w:val="20"/>
+          <w:szCs w:val="20"/>
+        </w:rPr>
+      </w:pPr>
+      <w:r>
+        <w:rPr>
+          <w:sz w:val="20"/>
+          <w:szCs w:val="20"/>
+        </w:rPr>
+        <w:t>Se modifican t</w:t>
+      </w:r>
+      <w:r>
+        <w:rPr>
+          <w:sz w:val="20"/>
+          <w:szCs w:val="20"/>
+        </w:rPr>
+        <w:t>í</w:t>
+      </w:r>
+      <w:r>
+        <w:rPr>
+          <w:sz w:val="20"/>
+          <w:szCs w:val="20"/>
+        </w:rPr>
+        <w:t xml:space="preserve">tulo y </w:t>
+      </w:r>
+      <w:proofErr w:type="spellStart"/>
+      <w:r>
+        <w:rPr>
+          <w:sz w:val="20"/>
+          <w:szCs w:val="20"/>
+        </w:rPr>
+        <w:t>Fecha_</w:t>
+      </w:r>
+      <w:r>
+        <w:rPr>
+          <w:sz w:val="20"/>
+          <w:szCs w:val="20"/>
+        </w:rPr>
+        <w:t>Publicacion</w:t>
+      </w:r>
+      <w:proofErr w:type="spellEnd"/>
+      <w:r>
+        <w:rPr>
+          <w:sz w:val="20"/>
+          <w:szCs w:val="20"/>
+        </w:rPr>
+        <w:t xml:space="preserve"> en MySQL.</w:t>
+      </w:r>
+    </w:p>
+    <w:p>
+      <w:pPr>
+        <w:ind w:left="708"/>
+        <w:rPr>
+          <w:sz w:val="20"/>
+          <w:szCs w:val="20"/>
+        </w:rPr>
+      </w:pPr>
+      <w:r>
+        <w:rPr>
+          <w:sz w:val="20"/>
+          <w:szCs w:val="20"/>
+        </w:rPr>
+        <w:t xml:space="preserve">El identificador/código original (A12) no se </w:t>
+      </w:r>
+      <w:proofErr w:type="spellStart"/>
+      <w:r>
+        <w:rPr>
+          <w:sz w:val="20"/>
+          <w:szCs w:val="20"/>
+        </w:rPr>
+        <w:t>sobreescribe</w:t>
+      </w:r>
+      <w:proofErr w:type="spellEnd"/>
+      <w:r>
+        <w:rPr>
+          <w:sz w:val="20"/>
+          <w:szCs w:val="20"/>
+        </w:rPr>
+        <w:t xml:space="preserve"> ni cambia.</w:t>
+      </w:r>
+    </w:p>
+    <w:p>
+      <w:pPr>
+        <w:ind w:left="708"/>
+        <w:rPr>
+          <w:b/>
+          <w:bCs/>
+          <w:sz w:val="20"/>
+          <w:szCs w:val="20"/>
+        </w:rPr>
+      </w:pPr>
+    </w:p>
+    <w:p>
+      <w:pPr>
+        <w:ind w:left="708"/>
+        <w:rPr>
+          <w:b/>
+          <w:bCs/>
+          <w:sz w:val="20"/>
+          <w:szCs w:val="20"/>
+        </w:rPr>
+      </w:pPr>
+      <w:r>
+        <w:rPr>
+          <w:b/>
+          <w:bCs/>
+          <w:sz w:val="20"/>
+          <w:szCs w:val="20"/>
+        </w:rPr>
+        <w:lastRenderedPageBreak/>
+        <w:t xml:space="preserve">5. Eliminar el libro </w:t>
+      </w:r>
+    </w:p>
+    <w:p>
+      <w:pPr>
+        <w:ind w:left="708"/>
+        <w:rPr>
+          <w:sz w:val="20"/>
+          <w:szCs w:val="20"/>
+        </w:rPr>
+      </w:pPr>
+      <w:r>
+        <w:rPr>
+          <w:sz w:val="20"/>
+          <w:szCs w:val="20"/>
+        </w:rPr>
+        <w:t>Buscar libro por código (GET /api/</w:t>
+      </w:r>
+      <w:proofErr w:type="spellStart"/>
+      <w:r>
+        <w:rPr>
+          <w:sz w:val="20"/>
+          <w:szCs w:val="20"/>
+        </w:rPr>
+        <w:t>search?code</w:t>
+      </w:r>
+      <w:proofErr w:type="spellEnd"/>
+      <w:r>
+        <w:rPr>
+          <w:sz w:val="20"/>
+          <w:szCs w:val="20"/>
+        </w:rPr>
+        <w:t>=</w:t>
+      </w:r>
+      <w:r>
+        <w:rPr>
+          <w:sz w:val="20"/>
+          <w:szCs w:val="20"/>
+          <w:highlight w:val="yellow"/>
+        </w:rPr>
+        <w:t>A12</w:t>
+      </w:r>
+      <w:r>
+        <w:rPr>
+          <w:sz w:val="20"/>
+          <w:szCs w:val="20"/>
+        </w:rPr>
+        <w:t>)</w:t>
+      </w:r>
+    </w:p>
+    <w:p>
+      <w:pPr>
+        <w:ind w:left="708"/>
+        <w:rPr>
+          <w:sz w:val="20"/>
+          <w:szCs w:val="20"/>
+        </w:rPr>
+      </w:pPr>
+      <w:r>
+        <w:rPr>
+          <w:sz w:val="20"/>
+          <w:szCs w:val="20"/>
+        </w:rPr>
+        <w:t>Resultado esperado:</w:t>
+      </w:r>
+      <w:r>
+        <w:rPr>
+          <w:sz w:val="20"/>
+          <w:szCs w:val="20"/>
+        </w:rPr>
+        <w:t xml:space="preserve"> Mensaje de advertencia antes de eliminar el </w:t>
+      </w:r>
+      <w:proofErr w:type="spellStart"/>
+      <w:r>
+        <w:rPr>
+          <w:sz w:val="20"/>
+          <w:szCs w:val="20"/>
+        </w:rPr>
+        <w:t>code</w:t>
+      </w:r>
+      <w:proofErr w:type="spellEnd"/>
+      <w:r>
+        <w:rPr>
+          <w:sz w:val="20"/>
+          <w:szCs w:val="20"/>
+        </w:rPr>
+        <w:t xml:space="preserve"> </w:t>
+      </w:r>
+      <w:r>
+        <w:rPr>
+          <w:sz w:val="20"/>
+          <w:szCs w:val="20"/>
+          <w:highlight w:val="yellow"/>
+        </w:rPr>
+        <w:t>A12</w:t>
+      </w:r>
+    </w:p>
+    <w:p>
+      <w:pPr>
+        <w:ind w:left="708"/>
+        <w:rPr>
+          <w:sz w:val="20"/>
+          <w:szCs w:val="20"/>
+        </w:rPr>
+      </w:pPr>
+      <w:r>
+        <w:rPr>
+          <w:sz w:val="20"/>
+          <w:szCs w:val="20"/>
+        </w:rPr>
+        <w:t>C</w:t>
+      </w:r>
+      <w:r>
+        <w:rPr>
+          <w:sz w:val="20"/>
+          <w:szCs w:val="20"/>
+        </w:rPr>
+        <w:t>onfirmando que el registro se eliminó correctamente de la base de datos MySQL).</w:t>
+      </w:r>
+    </w:p>
+    <w:p>
+      <w:pPr>
+        <w:rPr>
+          <w:sz w:val="20"/>
+          <w:szCs w:val="20"/>
+        </w:rPr>
+      </w:pPr>
+    </w:p>
+    <w:p>
+      <w:pPr>
+        <w:rPr>
+          <w:sz w:val="20"/>
+          <w:szCs w:val="20"/>
+        </w:rPr>
+      </w:pPr>
+    </w:p>
+    <w:p>
+      <w:pPr>
+        <w:rPr>
+          <w:sz w:val="20"/>
+          <w:szCs w:val="20"/>
+        </w:rPr>
+      </w:pPr>
+    </w:p>
+    <w:p>
+      <w:pPr>
+        <w:rPr>
+          <w:sz w:val="20"/>
+          <w:szCs w:val="20"/>
+        </w:rPr>
+      </w:pPr>
+    </w:p>
+    <w:p>
+      <w:pPr>
+        <w:rPr>
+          <w:sz w:val="20"/>
+          <w:szCs w:val="20"/>
+        </w:rPr>
+      </w:pPr>
     </w:p>
     <w:sectPr>
       <w:pgSz w:w="12240" w:h="15840"/>
@@ -5397,6 +6691,155 @@
     </w:lvl>
   </w:abstractNum>
   <w:abstractNum w:abstractNumId="6" w15:restartNumberingAfterBreak="0">
+    <w:nsid w:val="16736D65"/>
+    <w:multiLevelType w:val="multilevel"/>
+    <w:tmpl w:val="0C80D2B0"/>
+    <w:lvl w:ilvl="0">
+      <w:start w:val="1"/>
+      <w:numFmt w:val="bullet"/>
+      <w:lvlText w:val=""/>
+      <w:lvlJc w:val="left"/>
+      <w:pPr>
+        <w:tabs>
+          <w:tab w:val="num" w:pos="720"/>
+        </w:tabs>
+        <w:ind w:left="720" w:hanging="360"/>
+      </w:pPr>
+      <w:rPr>
+        <w:rFonts w:ascii="Symbol" w:hAnsi="Symbol" w:hint="default"/>
+        <w:sz w:val="20"/>
+      </w:rPr>
+    </w:lvl>
+    <w:lvl w:ilvl="1" w:tentative="1">
+      <w:start w:val="1"/>
+      <w:numFmt w:val="bullet"/>
+      <w:lvlText w:val="o"/>
+      <w:lvlJc w:val="left"/>
+      <w:pPr>
+        <w:tabs>
+          <w:tab w:val="num" w:pos="1440"/>
+        </w:tabs>
+        <w:ind w:left="1440" w:hanging="360"/>
+      </w:pPr>
+      <w:rPr>
+        <w:rFonts w:ascii="Courier New" w:hAnsi="Courier New" w:hint="default"/>
+        <w:sz w:val="20"/>
+      </w:rPr>
+    </w:lvl>
+    <w:lvl w:ilvl="2" w:tentative="1">
+      <w:start w:val="1"/>
+      <w:numFmt w:val="bullet"/>
+      <w:lvlText w:val=""/>
+      <w:lvlJc w:val="left"/>
+      <w:pPr>
+        <w:tabs>
+          <w:tab w:val="num" w:pos="2160"/>
+        </w:tabs>
+        <w:ind w:left="2160" w:hanging="360"/>
+      </w:pPr>
+      <w:rPr>
+        <w:rFonts w:ascii="Wingdings" w:hAnsi="Wingdings" w:hint="default"/>
+        <w:sz w:val="20"/>
+      </w:rPr>
+    </w:lvl>
+    <w:lvl w:ilvl="3" w:tentative="1">
+      <w:start w:val="1"/>
+      <w:numFmt w:val="bullet"/>
+      <w:lvlText w:val=""/>
+      <w:lvlJc w:val="left"/>
+      <w:pPr>
+        <w:tabs>
+          <w:tab w:val="num" w:pos="2880"/>
+        </w:tabs>
+        <w:ind w:left="2880" w:hanging="360"/>
+      </w:pPr>
+      <w:rPr>
+        <w:rFonts w:ascii="Wingdings" w:hAnsi="Wingdings" w:hint="default"/>
+        <w:sz w:val="20"/>
+      </w:rPr>
+    </w:lvl>
+    <w:lvl w:ilvl="4" w:tentative="1">
+      <w:start w:val="1"/>
+      <w:numFmt w:val="bullet"/>
+      <w:lvlText w:val=""/>
+      <w:lvlJc w:val="left"/>
+      <w:pPr>
+        <w:tabs>
+          <w:tab w:val="num" w:pos="3600"/>
+        </w:tabs>
+        <w:ind w:left="3600" w:hanging="360"/>
+      </w:pPr>
+      <w:rPr>
+        <w:rFonts w:ascii="Wingdings" w:hAnsi="Wingdings" w:hint="default"/>
+        <w:sz w:val="20"/>
+      </w:rPr>
+    </w:lvl>
+    <w:lvl w:ilvl="5" w:tentative="1">
+      <w:start w:val="1"/>
+      <w:numFmt w:val="bullet"/>
+      <w:lvlText w:val=""/>
+      <w:lvlJc w:val="left"/>
+      <w:pPr>
+        <w:tabs>
+          <w:tab w:val="num" w:pos="4320"/>
+        </w:tabs>
+        <w:ind w:left="4320" w:hanging="360"/>
+      </w:pPr>
+      <w:rPr>
+        <w:rFonts w:ascii="Wingdings" w:hAnsi="Wingdings" w:hint="default"/>
+        <w:sz w:val="20"/>
+      </w:rPr>
+    </w:lvl>
+    <w:lvl w:ilvl="6" w:tentative="1">
+      <w:start w:val="1"/>
+      <w:numFmt w:val="bullet"/>
+      <w:lvlText w:val=""/>
+      <w:lvlJc w:val="left"/>
+      <w:pPr>
+        <w:tabs>
+          <w:tab w:val="num" w:pos="5040"/>
+        </w:tabs>
+        <w:ind w:left="5040" w:hanging="360"/>
+      </w:pPr>
+      <w:rPr>
+        <w:rFonts w:ascii="Wingdings" w:hAnsi="Wingdings" w:hint="default"/>
+        <w:sz w:val="20"/>
+      </w:rPr>
+    </w:lvl>
+    <w:lvl w:ilvl="7" w:tentative="1">
+      <w:start w:val="1"/>
+      <w:numFmt w:val="bullet"/>
+      <w:lvlText w:val=""/>
+      <w:lvlJc w:val="left"/>
+      <w:pPr>
+        <w:tabs>
+          <w:tab w:val="num" w:pos="5760"/>
+        </w:tabs>
+        <w:ind w:left="5760" w:hanging="360"/>
+      </w:pPr>
+      <w:rPr>
+        <w:rFonts w:ascii="Wingdings" w:hAnsi="Wingdings" w:hint="default"/>
+        <w:sz w:val="20"/>
+      </w:rPr>
+    </w:lvl>
+    <w:lvl w:ilvl="8" w:tentative="1">
+      <w:start w:val="1"/>
+      <w:numFmt w:val="bullet"/>
+      <w:lvlText w:val=""/>
+      <w:lvlJc w:val="left"/>
+      <w:pPr>
+        <w:tabs>
+          <w:tab w:val="num" w:pos="6480"/>
+        </w:tabs>
+        <w:ind w:left="6480" w:hanging="360"/>
+      </w:pPr>
+      <w:rPr>
+        <w:rFonts w:ascii="Wingdings" w:hAnsi="Wingdings" w:hint="default"/>
+        <w:sz w:val="20"/>
+      </w:rPr>
+    </w:lvl>
+  </w:abstractNum>
+  <w:abstractNum w:abstractNumId="7" w15:restartNumberingAfterBreak="0">
     <w:nsid w:val="19D70AB3"/>
     <w:multiLevelType w:val="multilevel"/>
     <w:tmpl w:val="2F0EB2D2"/>
@@ -5545,7 +6988,7 @@
       </w:rPr>
     </w:lvl>
   </w:abstractNum>
-  <w:abstractNum w:abstractNumId="7" w15:restartNumberingAfterBreak="0">
+  <w:abstractNum w:abstractNumId="8" w15:restartNumberingAfterBreak="0">
     <w:nsid w:val="1D795BBD"/>
     <w:multiLevelType w:val="multilevel"/>
     <w:tmpl w:val="3ADA4428"/>
@@ -5694,7 +7137,7 @@
       </w:rPr>
     </w:lvl>
   </w:abstractNum>
-  <w:abstractNum w:abstractNumId="8" w15:restartNumberingAfterBreak="0">
+  <w:abstractNum w:abstractNumId="9" w15:restartNumberingAfterBreak="0">
     <w:nsid w:val="1E3B05F5"/>
     <w:multiLevelType w:val="multilevel"/>
     <w:tmpl w:val="69CAD054"/>
@@ -5843,7 +7286,7 @@
       </w:rPr>
     </w:lvl>
   </w:abstractNum>
-  <w:abstractNum w:abstractNumId="9" w15:restartNumberingAfterBreak="0">
+  <w:abstractNum w:abstractNumId="10" w15:restartNumberingAfterBreak="0">
     <w:nsid w:val="26E02332"/>
     <w:multiLevelType w:val="multilevel"/>
     <w:tmpl w:val="C0EA4D9A"/>
@@ -5992,7 +7435,7 @@
       </w:rPr>
     </w:lvl>
   </w:abstractNum>
-  <w:abstractNum w:abstractNumId="10" w15:restartNumberingAfterBreak="0">
+  <w:abstractNum w:abstractNumId="11" w15:restartNumberingAfterBreak="0">
     <w:nsid w:val="2DB4140A"/>
     <w:multiLevelType w:val="multilevel"/>
     <w:tmpl w:val="D698FD56"/>
@@ -6141,7 +7584,7 @@
       </w:rPr>
     </w:lvl>
   </w:abstractNum>
-  <w:abstractNum w:abstractNumId="11" w15:restartNumberingAfterBreak="0">
+  <w:abstractNum w:abstractNumId="12" w15:restartNumberingAfterBreak="0">
     <w:nsid w:val="308D5F5B"/>
     <w:multiLevelType w:val="multilevel"/>
     <w:tmpl w:val="C5945548"/>
@@ -6290,7 +7733,7 @@
       </w:rPr>
     </w:lvl>
   </w:abstractNum>
-  <w:abstractNum w:abstractNumId="12" w15:restartNumberingAfterBreak="0">
+  <w:abstractNum w:abstractNumId="13" w15:restartNumberingAfterBreak="0">
     <w:nsid w:val="309626F3"/>
     <w:multiLevelType w:val="multilevel"/>
     <w:tmpl w:val="D034EE4A"/>
@@ -6439,7 +7882,7 @@
       </w:rPr>
     </w:lvl>
   </w:abstractNum>
-  <w:abstractNum w:abstractNumId="13" w15:restartNumberingAfterBreak="0">
+  <w:abstractNum w:abstractNumId="14" w15:restartNumberingAfterBreak="0">
     <w:nsid w:val="30C1172E"/>
     <w:multiLevelType w:val="multilevel"/>
     <w:tmpl w:val="F5B852F6"/>
@@ -6588,7 +8031,7 @@
       </w:rPr>
     </w:lvl>
   </w:abstractNum>
-  <w:abstractNum w:abstractNumId="14" w15:restartNumberingAfterBreak="0">
+  <w:abstractNum w:abstractNumId="15" w15:restartNumberingAfterBreak="0">
     <w:nsid w:val="322E52B7"/>
     <w:multiLevelType w:val="multilevel"/>
     <w:tmpl w:val="F838414E"/>
@@ -6701,7 +8144,156 @@
       </w:rPr>
     </w:lvl>
   </w:abstractNum>
-  <w:abstractNum w:abstractNumId="15" w15:restartNumberingAfterBreak="0">
+  <w:abstractNum w:abstractNumId="16" w15:restartNumberingAfterBreak="0">
+    <w:nsid w:val="334D422F"/>
+    <w:multiLevelType w:val="multilevel"/>
+    <w:tmpl w:val="76229C04"/>
+    <w:lvl w:ilvl="0">
+      <w:start w:val="1"/>
+      <w:numFmt w:val="bullet"/>
+      <w:lvlText w:val=""/>
+      <w:lvlJc w:val="left"/>
+      <w:pPr>
+        <w:tabs>
+          <w:tab w:val="num" w:pos="720"/>
+        </w:tabs>
+        <w:ind w:left="720" w:hanging="360"/>
+      </w:pPr>
+      <w:rPr>
+        <w:rFonts w:ascii="Symbol" w:hAnsi="Symbol" w:hint="default"/>
+        <w:sz w:val="20"/>
+      </w:rPr>
+    </w:lvl>
+    <w:lvl w:ilvl="1" w:tentative="1">
+      <w:start w:val="1"/>
+      <w:numFmt w:val="bullet"/>
+      <w:lvlText w:val="o"/>
+      <w:lvlJc w:val="left"/>
+      <w:pPr>
+        <w:tabs>
+          <w:tab w:val="num" w:pos="1440"/>
+        </w:tabs>
+        <w:ind w:left="1440" w:hanging="360"/>
+      </w:pPr>
+      <w:rPr>
+        <w:rFonts w:ascii="Courier New" w:hAnsi="Courier New" w:hint="default"/>
+        <w:sz w:val="20"/>
+      </w:rPr>
+    </w:lvl>
+    <w:lvl w:ilvl="2" w:tentative="1">
+      <w:start w:val="1"/>
+      <w:numFmt w:val="bullet"/>
+      <w:lvlText w:val=""/>
+      <w:lvlJc w:val="left"/>
+      <w:pPr>
+        <w:tabs>
+          <w:tab w:val="num" w:pos="2160"/>
+        </w:tabs>
+        <w:ind w:left="2160" w:hanging="360"/>
+      </w:pPr>
+      <w:rPr>
+        <w:rFonts w:ascii="Wingdings" w:hAnsi="Wingdings" w:hint="default"/>
+        <w:sz w:val="20"/>
+      </w:rPr>
+    </w:lvl>
+    <w:lvl w:ilvl="3" w:tentative="1">
+      <w:start w:val="1"/>
+      <w:numFmt w:val="bullet"/>
+      <w:lvlText w:val=""/>
+      <w:lvlJc w:val="left"/>
+      <w:pPr>
+        <w:tabs>
+          <w:tab w:val="num" w:pos="2880"/>
+        </w:tabs>
+        <w:ind w:left="2880" w:hanging="360"/>
+      </w:pPr>
+      <w:rPr>
+        <w:rFonts w:ascii="Wingdings" w:hAnsi="Wingdings" w:hint="default"/>
+        <w:sz w:val="20"/>
+      </w:rPr>
+    </w:lvl>
+    <w:lvl w:ilvl="4" w:tentative="1">
+      <w:start w:val="1"/>
+      <w:numFmt w:val="bullet"/>
+      <w:lvlText w:val=""/>
+      <w:lvlJc w:val="left"/>
+      <w:pPr>
+        <w:tabs>
+          <w:tab w:val="num" w:pos="3600"/>
+        </w:tabs>
+        <w:ind w:left="3600" w:hanging="360"/>
+      </w:pPr>
+      <w:rPr>
+        <w:rFonts w:ascii="Wingdings" w:hAnsi="Wingdings" w:hint="default"/>
+        <w:sz w:val="20"/>
+      </w:rPr>
+    </w:lvl>
+    <w:lvl w:ilvl="5" w:tentative="1">
+      <w:start w:val="1"/>
+      <w:numFmt w:val="bullet"/>
+      <w:lvlText w:val=""/>
+      <w:lvlJc w:val="left"/>
+      <w:pPr>
+        <w:tabs>
+          <w:tab w:val="num" w:pos="4320"/>
+        </w:tabs>
+        <w:ind w:left="4320" w:hanging="360"/>
+      </w:pPr>
+      <w:rPr>
+        <w:rFonts w:ascii="Wingdings" w:hAnsi="Wingdings" w:hint="default"/>
+        <w:sz w:val="20"/>
+      </w:rPr>
+    </w:lvl>
+    <w:lvl w:ilvl="6" w:tentative="1">
+      <w:start w:val="1"/>
+      <w:numFmt w:val="bullet"/>
+      <w:lvlText w:val=""/>
+      <w:lvlJc w:val="left"/>
+      <w:pPr>
+        <w:tabs>
+          <w:tab w:val="num" w:pos="5040"/>
+        </w:tabs>
+        <w:ind w:left="5040" w:hanging="360"/>
+      </w:pPr>
+      <w:rPr>
+        <w:rFonts w:ascii="Wingdings" w:hAnsi="Wingdings" w:hint="default"/>
+        <w:sz w:val="20"/>
+      </w:rPr>
+    </w:lvl>
+    <w:lvl w:ilvl="7" w:tentative="1">
+      <w:start w:val="1"/>
+      <w:numFmt w:val="bullet"/>
+      <w:lvlText w:val=""/>
+      <w:lvlJc w:val="left"/>
+      <w:pPr>
+        <w:tabs>
+          <w:tab w:val="num" w:pos="5760"/>
+        </w:tabs>
+        <w:ind w:left="5760" w:hanging="360"/>
+      </w:pPr>
+      <w:rPr>
+        <w:rFonts w:ascii="Wingdings" w:hAnsi="Wingdings" w:hint="default"/>
+        <w:sz w:val="20"/>
+      </w:rPr>
+    </w:lvl>
+    <w:lvl w:ilvl="8" w:tentative="1">
+      <w:start w:val="1"/>
+      <w:numFmt w:val="bullet"/>
+      <w:lvlText w:val=""/>
+      <w:lvlJc w:val="left"/>
+      <w:pPr>
+        <w:tabs>
+          <w:tab w:val="num" w:pos="6480"/>
+        </w:tabs>
+        <w:ind w:left="6480" w:hanging="360"/>
+      </w:pPr>
+      <w:rPr>
+        <w:rFonts w:ascii="Wingdings" w:hAnsi="Wingdings" w:hint="default"/>
+        <w:sz w:val="20"/>
+      </w:rPr>
+    </w:lvl>
+  </w:abstractNum>
+  <w:abstractNum w:abstractNumId="17" w15:restartNumberingAfterBreak="0">
     <w:nsid w:val="382A5D1D"/>
     <w:multiLevelType w:val="multilevel"/>
     <w:tmpl w:val="E9BEDADC"/>
@@ -6823,7 +8415,7 @@
       </w:rPr>
     </w:lvl>
   </w:abstractNum>
-  <w:abstractNum w:abstractNumId="16" w15:restartNumberingAfterBreak="0">
+  <w:abstractNum w:abstractNumId="18" w15:restartNumberingAfterBreak="0">
     <w:nsid w:val="382E7FDD"/>
     <w:multiLevelType w:val="multilevel"/>
     <w:tmpl w:val="10665E3A"/>
@@ -6972,7 +8564,7 @@
       </w:rPr>
     </w:lvl>
   </w:abstractNum>
-  <w:abstractNum w:abstractNumId="17" w15:restartNumberingAfterBreak="0">
+  <w:abstractNum w:abstractNumId="19" w15:restartNumberingAfterBreak="0">
     <w:nsid w:val="3DB466B9"/>
     <w:multiLevelType w:val="multilevel"/>
     <w:tmpl w:val="1CF40A22"/>
@@ -7121,7 +8713,7 @@
       </w:rPr>
     </w:lvl>
   </w:abstractNum>
-  <w:abstractNum w:abstractNumId="18" w15:restartNumberingAfterBreak="0">
+  <w:abstractNum w:abstractNumId="20" w15:restartNumberingAfterBreak="0">
     <w:nsid w:val="42707319"/>
     <w:multiLevelType w:val="multilevel"/>
     <w:tmpl w:val="C30C2DBA"/>
@@ -7270,7 +8862,7 @@
       </w:rPr>
     </w:lvl>
   </w:abstractNum>
-  <w:abstractNum w:abstractNumId="19" w15:restartNumberingAfterBreak="0">
+  <w:abstractNum w:abstractNumId="21" w15:restartNumberingAfterBreak="0">
     <w:nsid w:val="427306F7"/>
     <w:multiLevelType w:val="multilevel"/>
     <w:tmpl w:val="E8408A3C"/>
@@ -7419,7 +9011,7 @@
       </w:rPr>
     </w:lvl>
   </w:abstractNum>
-  <w:abstractNum w:abstractNumId="20" w15:restartNumberingAfterBreak="0">
+  <w:abstractNum w:abstractNumId="22" w15:restartNumberingAfterBreak="0">
     <w:nsid w:val="45231114"/>
     <w:multiLevelType w:val="multilevel"/>
     <w:tmpl w:val="E0FCABFA"/>
@@ -7568,7 +9160,7 @@
       </w:rPr>
     </w:lvl>
   </w:abstractNum>
-  <w:abstractNum w:abstractNumId="21" w15:restartNumberingAfterBreak="0">
+  <w:abstractNum w:abstractNumId="23" w15:restartNumberingAfterBreak="0">
     <w:nsid w:val="488C790F"/>
     <w:multiLevelType w:val="multilevel"/>
     <w:tmpl w:val="011E25EA"/>
@@ -7717,7 +9309,7 @@
       </w:rPr>
     </w:lvl>
   </w:abstractNum>
-  <w:abstractNum w:abstractNumId="22" w15:restartNumberingAfterBreak="0">
+  <w:abstractNum w:abstractNumId="24" w15:restartNumberingAfterBreak="0">
     <w:nsid w:val="5A8735ED"/>
     <w:multiLevelType w:val="multilevel"/>
     <w:tmpl w:val="F182A058"/>
@@ -7866,7 +9458,7 @@
       </w:rPr>
     </w:lvl>
   </w:abstractNum>
-  <w:abstractNum w:abstractNumId="23" w15:restartNumberingAfterBreak="0">
+  <w:abstractNum w:abstractNumId="25" w15:restartNumberingAfterBreak="0">
     <w:nsid w:val="5CA979F0"/>
     <w:multiLevelType w:val="multilevel"/>
     <w:tmpl w:val="68A04D6E"/>
@@ -8015,7 +9607,7 @@
       </w:rPr>
     </w:lvl>
   </w:abstractNum>
-  <w:abstractNum w:abstractNumId="24" w15:restartNumberingAfterBreak="0">
+  <w:abstractNum w:abstractNumId="26" w15:restartNumberingAfterBreak="0">
     <w:nsid w:val="611365D4"/>
     <w:multiLevelType w:val="multilevel"/>
     <w:tmpl w:val="7AA23C38"/>
@@ -8164,7 +9756,7 @@
       </w:rPr>
     </w:lvl>
   </w:abstractNum>
-  <w:abstractNum w:abstractNumId="25" w15:restartNumberingAfterBreak="0">
+  <w:abstractNum w:abstractNumId="27" w15:restartNumberingAfterBreak="0">
     <w:nsid w:val="64FE20C2"/>
     <w:multiLevelType w:val="multilevel"/>
     <w:tmpl w:val="E15ADD1A"/>
@@ -8313,7 +9905,7 @@
       </w:rPr>
     </w:lvl>
   </w:abstractNum>
-  <w:abstractNum w:abstractNumId="26" w15:restartNumberingAfterBreak="0">
+  <w:abstractNum w:abstractNumId="28" w15:restartNumberingAfterBreak="0">
     <w:nsid w:val="6D2C7FDC"/>
     <w:multiLevelType w:val="multilevel"/>
     <w:tmpl w:val="BB809A0C"/>
@@ -8462,7 +10054,7 @@
       </w:rPr>
     </w:lvl>
   </w:abstractNum>
-  <w:abstractNum w:abstractNumId="27" w15:restartNumberingAfterBreak="0">
+  <w:abstractNum w:abstractNumId="29" w15:restartNumberingAfterBreak="0">
     <w:nsid w:val="7C5522DB"/>
     <w:multiLevelType w:val="multilevel"/>
     <w:tmpl w:val="E8EA018E"/>
@@ -8611,7 +10203,7 @@
       </w:rPr>
     </w:lvl>
   </w:abstractNum>
-  <w:abstractNum w:abstractNumId="28" w15:restartNumberingAfterBreak="0">
+  <w:abstractNum w:abstractNumId="30" w15:restartNumberingAfterBreak="0">
     <w:nsid w:val="7F0F32C6"/>
     <w:multiLevelType w:val="multilevel"/>
     <w:tmpl w:val="085C2118"/>
@@ -8761,40 +10353,40 @@
     </w:lvl>
   </w:abstractNum>
   <w:num w:numId="1" w16cid:durableId="2002003958">
-    <w:abstractNumId w:val="22"/>
+    <w:abstractNumId w:val="24"/>
   </w:num>
   <w:num w:numId="2" w16cid:durableId="639923306">
-    <w:abstractNumId w:val="16"/>
+    <w:abstractNumId w:val="18"/>
   </w:num>
   <w:num w:numId="3" w16cid:durableId="371273694">
-    <w:abstractNumId w:val="13"/>
+    <w:abstractNumId w:val="14"/>
   </w:num>
   <w:num w:numId="4" w16cid:durableId="1545872702">
     <w:abstractNumId w:val="4"/>
   </w:num>
   <w:num w:numId="5" w16cid:durableId="238486708">
-    <w:abstractNumId w:val="28"/>
+    <w:abstractNumId w:val="30"/>
   </w:num>
   <w:num w:numId="6" w16cid:durableId="1527213921">
-    <w:abstractNumId w:val="8"/>
+    <w:abstractNumId w:val="9"/>
   </w:num>
   <w:num w:numId="7" w16cid:durableId="1343389359">
-    <w:abstractNumId w:val="9"/>
+    <w:abstractNumId w:val="10"/>
   </w:num>
   <w:num w:numId="8" w16cid:durableId="28921018">
-    <w:abstractNumId w:val="27"/>
+    <w:abstractNumId w:val="29"/>
   </w:num>
   <w:num w:numId="9" w16cid:durableId="1554274342">
-    <w:abstractNumId w:val="24"/>
+    <w:abstractNumId w:val="26"/>
   </w:num>
   <w:num w:numId="10" w16cid:durableId="235095700">
-    <w:abstractNumId w:val="20"/>
+    <w:abstractNumId w:val="22"/>
   </w:num>
   <w:num w:numId="11" w16cid:durableId="87897032">
-    <w:abstractNumId w:val="11"/>
+    <w:abstractNumId w:val="12"/>
   </w:num>
   <w:num w:numId="12" w16cid:durableId="1128354387">
-    <w:abstractNumId w:val="19"/>
+    <w:abstractNumId w:val="21"/>
   </w:num>
   <w:num w:numId="13" w16cid:durableId="2088646245">
     <w:abstractNumId w:val="2"/>
@@ -8806,46 +10398,52 @@
     <w:abstractNumId w:val="5"/>
   </w:num>
   <w:num w:numId="16" w16cid:durableId="1192495118">
-    <w:abstractNumId w:val="6"/>
+    <w:abstractNumId w:val="7"/>
   </w:num>
   <w:num w:numId="17" w16cid:durableId="155733822">
+    <w:abstractNumId w:val="19"/>
+  </w:num>
+  <w:num w:numId="18" w16cid:durableId="483014392">
+    <w:abstractNumId w:val="13"/>
+  </w:num>
+  <w:num w:numId="19" w16cid:durableId="1858809364">
+    <w:abstractNumId w:val="15"/>
+  </w:num>
+  <w:num w:numId="20" w16cid:durableId="1909344899">
     <w:abstractNumId w:val="17"/>
   </w:num>
-  <w:num w:numId="18" w16cid:durableId="483014392">
-    <w:abstractNumId w:val="12"/>
-  </w:num>
-  <w:num w:numId="19" w16cid:durableId="1858809364">
-    <w:abstractNumId w:val="14"/>
-  </w:num>
-  <w:num w:numId="20" w16cid:durableId="1909344899">
-    <w:abstractNumId w:val="15"/>
-  </w:num>
   <w:num w:numId="21" w16cid:durableId="18357922">
-    <w:abstractNumId w:val="7"/>
+    <w:abstractNumId w:val="8"/>
   </w:num>
   <w:num w:numId="22" w16cid:durableId="1662663482">
+    <w:abstractNumId w:val="27"/>
+  </w:num>
+  <w:num w:numId="23" w16cid:durableId="1796480336">
     <w:abstractNumId w:val="25"/>
   </w:num>
-  <w:num w:numId="23" w16cid:durableId="1796480336">
+  <w:num w:numId="24" w16cid:durableId="1795362512">
     <w:abstractNumId w:val="23"/>
   </w:num>
-  <w:num w:numId="24" w16cid:durableId="1795362512">
-    <w:abstractNumId w:val="21"/>
-  </w:num>
   <w:num w:numId="25" w16cid:durableId="687099638">
-    <w:abstractNumId w:val="26"/>
+    <w:abstractNumId w:val="28"/>
   </w:num>
   <w:num w:numId="26" w16cid:durableId="1881086971">
     <w:abstractNumId w:val="0"/>
   </w:num>
   <w:num w:numId="27" w16cid:durableId="913467543">
-    <w:abstractNumId w:val="10"/>
+    <w:abstractNumId w:val="11"/>
   </w:num>
   <w:num w:numId="28" w16cid:durableId="1353602738">
-    <w:abstractNumId w:val="18"/>
+    <w:abstractNumId w:val="20"/>
   </w:num>
   <w:num w:numId="29" w16cid:durableId="2055693299">
     <w:abstractNumId w:val="1"/>
+  </w:num>
+  <w:num w:numId="30" w16cid:durableId="1463385926">
+    <w:abstractNumId w:val="16"/>
+  </w:num>
+  <w:num w:numId="31" w16cid:durableId="432437980">
+    <w:abstractNumId w:val="6"/>
   </w:num>
 </w:numbering>
 </file>
@@ -9250,7 +10848,7 @@
   <w:style w:type="paragraph" w:default="1" w:styleId="Normal">
     <w:name w:val="Normal"/>
     <w:qFormat/>
-    <w:rsid w:val="00BC0A62"/>
+    <w:rsid w:val="00BA476C"/>
   </w:style>
   <w:style w:type="paragraph" w:styleId="Ttulo1">
     <w:name w:val="heading 1"/>

--- a/doc/Proyecto_CRUD.docx
+++ b/doc/Proyecto_CRUD.docx
@@ -1,6 +1,6 @@
 
 <file path=word/document.xml><?xml version="1.0" encoding="utf-8"?>
-<w:document xmlns:wpc="http://schemas.microsoft.com/office/word/2010/wordprocessingCanvas" xmlns:cx="http://schemas.microsoft.com/office/drawing/2014/chartex" xmlns:cx1="http://schemas.microsoft.com/office/drawing/2015/9/8/chartex" xmlns:cx2="http://schemas.microsoft.com/office/drawing/2015/10/21/chartex" xmlns:cx3="http://schemas.microsoft.com/office/drawing/2016/5/9/chartex" xmlns:cx4="http://schemas.microsoft.com/office/drawing/2016/5/10/chartex" xmlns:cx5="http://schemas.microsoft.com/office/drawing/2016/5/11/chartex" xmlns:cx6="http://schemas.microsoft.com/office/drawing/2016/5/12/chartex" xmlns:cx7="http://schemas.microsoft.com/office/drawing/2016/5/13/chartex" xmlns:cx8="http://schemas.microsoft.com/office/drawing/2016/5/14/chartex" xmlns:mc="http://schemas.openxmlformats.org/markup-compatibility/2006" xmlns:aink="http://schemas.microsoft.com/office/drawing/2016/ink" xmlns:am3d="http://schemas.microsoft.com/office/drawing/2017/model3d" xmlns:o="urn:schemas-microsoft-com:office:office" xmlns:oel="http://schemas.microsoft.com/office/2019/extlst" xmlns:r="http://schemas.openxmlformats.org/officeDocument/2006/relationships" xmlns:m="http://schemas.openxmlformats.org/officeDocument/2006/math" xmlns:v="urn:schemas-microsoft-com:vml" xmlns:wp14="http://schemas.microsoft.com/office/word/2010/wordprocessingDrawing" xmlns:wp="http://schemas.openxmlformats.org/drawingml/2006/wordprocessingDrawing" xmlns:w10="urn:schemas-microsoft-com:office:word" xmlns:w="http://schemas.openxmlformats.org/wordprocessingml/2006/main" xmlns:w14="http://schemas.microsoft.com/office/word/2010/wordml" xmlns:w15="http://schemas.microsoft.com/office/word/2012/wordml" xmlns:w16cex="http://schemas.microsoft.com/office/word/2018/wordml/cex" xmlns:w16cid="http://schemas.microsoft.com/office/word/2016/wordml/cid" xmlns:w16="http://schemas.microsoft.com/office/word/2018/wordml" xmlns:w16du="http://schemas.microsoft.com/office/word/2023/wordml/word16du" xmlns:w16sdtdh="http://schemas.microsoft.com/office/word/2020/wordml/sdtdatahash" xmlns:w16sdtfl="http://schemas.microsoft.com/office/word/2024/wordml/sdtformatlock" xmlns:w16se="http://schemas.microsoft.com/office/word/2015/wordml/symex" xmlns:wpg="http://schemas.microsoft.com/office/word/2010/wordprocessingGroup" xmlns:wpi="http://schemas.microsoft.com/office/word/2010/wordprocessingInk" xmlns:wne="http://schemas.microsoft.com/office/word/2006/wordml" xmlns:wps="http://schemas.microsoft.com/office/word/2010/wordprocessingShape" mc:Ignorable="w14 w15 w16se w16cid w16 w16cex w16sdtdh w16sdtfl w16du wp14">
+<w:document xmlns:wpc="http://schemas.microsoft.com/office/word/2010/wordprocessingCanvas" xmlns:cx="http://schemas.microsoft.com/office/drawing/2014/chartex" xmlns:cx1="http://schemas.microsoft.com/office/drawing/2015/9/8/chartex" xmlns:cx2="http://schemas.microsoft.com/office/drawing/2015/10/21/chartex" xmlns:cx3="http://schemas.microsoft.com/office/drawing/2016/5/9/chartex" xmlns:cx4="http://schemas.microsoft.com/office/drawing/2016/5/10/chartex" xmlns:cx5="http://schemas.microsoft.com/office/drawing/2016/5/11/chartex" xmlns:cx6="http://schemas.microsoft.com/office/drawing/2016/5/12/chartex" xmlns:cx7="http://schemas.microsoft.com/office/drawing/2016/5/13/chartex" xmlns:cx8="http://schemas.microsoft.com/office/drawing/2016/5/14/chartex" xmlns:mc="http://schemas.openxmlformats.org/markup-compatibility/2006" xmlns:aink="http://schemas.microsoft.com/office/drawing/2016/ink" xmlns:am3d="http://schemas.microsoft.com/office/drawing/2017/model3d" xmlns:o="urn:schemas-microsoft-com:office:office" xmlns:r="http://schemas.openxmlformats.org/officeDocument/2006/relationships" xmlns:m="http://schemas.openxmlformats.org/officeDocument/2006/math" xmlns:v="urn:schemas-microsoft-com:vml" xmlns:wp14="http://schemas.microsoft.com/office/word/2010/wordprocessingDrawing" xmlns:wp="http://schemas.openxmlformats.org/drawingml/2006/wordprocessingDrawing" xmlns:w10="urn:schemas-microsoft-com:office:word" xmlns:w="http://schemas.openxmlformats.org/wordprocessingml/2006/main" xmlns:w14="http://schemas.microsoft.com/office/word/2010/wordml" xmlns:w15="http://schemas.microsoft.com/office/word/2012/wordml" xmlns:w16cex="http://schemas.microsoft.com/office/word/2018/wordml/cex" xmlns:w16cid="http://schemas.microsoft.com/office/word/2016/wordml/cid" xmlns:w16="http://schemas.microsoft.com/office/word/2018/wordml" xmlns:w16sdtdh="http://schemas.microsoft.com/office/word/2020/wordml/sdtdatahash" xmlns:w16se="http://schemas.microsoft.com/office/word/2015/wordml/symex" xmlns:wpg="http://schemas.microsoft.com/office/word/2010/wordprocessingGroup" xmlns:wpi="http://schemas.microsoft.com/office/word/2010/wordprocessingInk" xmlns:wne="http://schemas.microsoft.com/office/word/2006/wordml" xmlns:wps="http://schemas.microsoft.com/office/word/2010/wordprocessingShape" mc:Ignorable="w14 w15 w16se w16cid w16 w16cex w16sdtdh wp14">
   <w:body>
     <w:p>
       <w:pPr>
@@ -92,6 +92,7 @@
           <w:ilvl w:val="0"/>
           <w:numId w:val="1"/>
         </w:numPr>
+        <w:jc w:val="both"/>
       </w:pPr>
       <w:r>
         <w:rPr>
@@ -108,6 +109,10 @@
       </w:r>
       <w:proofErr w:type="spellStart"/>
       <w:r>
+        <w:rPr>
+          <w:b/>
+          <w:bCs/>
+        </w:rPr>
         <w:t>insert</w:t>
       </w:r>
       <w:proofErr w:type="spellEnd"/>
@@ -121,6 +126,7 @@
           <w:ilvl w:val="0"/>
           <w:numId w:val="1"/>
         </w:numPr>
+        <w:jc w:val="both"/>
       </w:pPr>
       <w:r>
         <w:rPr>
@@ -136,18 +142,10 @@
         <w:t>encontrar</w:t>
       </w:r>
       <w:r>
-        <w:t xml:space="preserve"> los libros registrados y permitir </w:t>
-      </w:r>
-      <w:proofErr w:type="gramStart"/>
-      <w:r>
-        <w:t xml:space="preserve">consultar  </w:t>
-      </w:r>
-      <w:r>
-        <w:t>a</w:t>
-      </w:r>
-      <w:proofErr w:type="gramEnd"/>
-      <w:r>
-        <w:t xml:space="preserve"> detalle</w:t>
+        <w:t xml:space="preserve"> los libros registrados y permitir consultar </w:t>
+      </w:r>
+      <w:r>
+        <w:t>a detalle</w:t>
       </w:r>
       <w:r>
         <w:t xml:space="preserve"> un libro específico al </w:t>
@@ -160,6 +158,10 @@
       </w:r>
       <w:proofErr w:type="spellStart"/>
       <w:r>
+        <w:rPr>
+          <w:b/>
+          <w:bCs/>
+        </w:rPr>
         <w:t>select</w:t>
       </w:r>
       <w:proofErr w:type="spellEnd"/>
@@ -170,6 +172,7 @@
           <w:ilvl w:val="0"/>
           <w:numId w:val="1"/>
         </w:numPr>
+        <w:jc w:val="both"/>
       </w:pPr>
       <w:r>
         <w:rPr>
@@ -216,6 +219,10 @@
       </w:r>
       <w:proofErr w:type="spellStart"/>
       <w:r>
+        <w:rPr>
+          <w:b/>
+          <w:bCs/>
+        </w:rPr>
         <w:t>update</w:t>
       </w:r>
       <w:proofErr w:type="spellEnd"/>
@@ -226,6 +233,7 @@
           <w:ilvl w:val="0"/>
           <w:numId w:val="1"/>
         </w:numPr>
+        <w:jc w:val="both"/>
       </w:pPr>
       <w:r>
         <w:rPr>
@@ -256,6 +264,10 @@
       </w:r>
       <w:proofErr w:type="spellStart"/>
       <w:r>
+        <w:rPr>
+          <w:b/>
+          <w:bCs/>
+        </w:rPr>
         <w:t>delete</w:t>
       </w:r>
       <w:proofErr w:type="spellEnd"/>
@@ -304,36 +316,31 @@
         </w:numPr>
       </w:pPr>
       <w:r>
-        <w:t xml:space="preserve">Al crear un libro, el </w:t>
+        <w:t>Al crear un libro, el backend</w:t>
+      </w:r>
+      <w:r>
+        <w:t>(</w:t>
       </w:r>
       <w:proofErr w:type="spellStart"/>
       <w:r>
-        <w:t>backend</w:t>
+        <w:t>python</w:t>
       </w:r>
       <w:proofErr w:type="spellEnd"/>
       <w:r>
-        <w:t>(</w:t>
+        <w:t>)</w:t>
+      </w:r>
+      <w:r>
+        <w:t xml:space="preserve"> debe generar automáticamente un código</w:t>
+      </w:r>
+      <w:r>
+        <w:t xml:space="preserve"> </w:t>
       </w:r>
       <w:proofErr w:type="spellStart"/>
       <w:r>
-        <w:t>python</w:t>
+        <w:t>random</w:t>
       </w:r>
       <w:proofErr w:type="spellEnd"/>
       <w:r>
-        <w:t>)</w:t>
-      </w:r>
-      <w:r>
-        <w:t xml:space="preserve"> debe generar automáticamente un código</w:t>
-      </w:r>
-      <w:r>
-        <w:t xml:space="preserve"> </w:t>
-      </w:r>
-      <w:proofErr w:type="spellStart"/>
-      <w:r>
-        <w:t>random</w:t>
-      </w:r>
-      <w:proofErr w:type="spellEnd"/>
-      <w:r>
         <w:t xml:space="preserve"> con la estructura [A-Z</w:t>
       </w:r>
       <w:proofErr w:type="gramStart"/>
@@ -342,15 +349,7 @@
       </w:r>
       <w:proofErr w:type="gramEnd"/>
       <w:r>
-        <w:t>0-9</w:t>
-      </w:r>
-      <w:proofErr w:type="gramStart"/>
-      <w:r>
-        <w:t>][</w:t>
-      </w:r>
-      <w:proofErr w:type="gramEnd"/>
-      <w:r>
-        <w:t xml:space="preserve">0-9] (ejemplo: A12, </w:t>
+        <w:t xml:space="preserve">0-9][0-9] (ejemplo: A12, </w:t>
       </w:r>
       <w:r>
         <w:t>B12</w:t>
@@ -609,15 +608,7 @@
         <w:t>Validación de Entradas:</w:t>
       </w:r>
       <w:r>
-        <w:t xml:space="preserve"> Sanitización de inputs en </w:t>
-      </w:r>
-      <w:proofErr w:type="spellStart"/>
-      <w:r>
-        <w:t>backend</w:t>
-      </w:r>
-      <w:proofErr w:type="spellEnd"/>
-      <w:r>
-        <w:t xml:space="preserve"> para prevenir inyecciones SQL </w:t>
+        <w:t xml:space="preserve"> Sanitización de inputs en backend para prevenir inyecciones SQL </w:t>
       </w:r>
     </w:p>
     <w:p>
@@ -632,7 +623,6 @@
           <w:b/>
           <w:bCs/>
         </w:rPr>
-        <w:lastRenderedPageBreak/>
         <w:t>Reglas de Negocio en</w:t>
       </w:r>
       <w:r>
@@ -658,6 +648,7 @@
         </w:numPr>
       </w:pPr>
       <w:r>
+        <w:lastRenderedPageBreak/>
         <w:t xml:space="preserve">ID: </w:t>
       </w:r>
       <w:r>
@@ -666,21 +657,14 @@
       <w:r>
         <w:t xml:space="preserve">incremento automático </w:t>
       </w:r>
-      <w:proofErr w:type="spellStart"/>
-      <w:r>
-        <w:t>generaro</w:t>
-      </w:r>
-      <w:proofErr w:type="spellEnd"/>
+      <w:r>
+        <w:t>genera</w:t>
+      </w:r>
+      <w:r>
+        <w:t>do</w:t>
+      </w:r>
       <w:r>
         <w:t xml:space="preserve"> por </w:t>
-      </w:r>
-      <w:proofErr w:type="spellStart"/>
-      <w:r>
-        <w:t>por</w:t>
-      </w:r>
-      <w:proofErr w:type="spellEnd"/>
-      <w:r>
-        <w:t xml:space="preserve"> </w:t>
       </w:r>
       <w:proofErr w:type="spellStart"/>
       <w:r>
@@ -1093,16 +1077,15 @@
           <w:sz w:val="20"/>
           <w:szCs w:val="20"/>
         </w:rPr>
-        <w:t xml:space="preserve"> API REST/</w:t>
+        <w:t xml:space="preserve"> API REST/Backend ] &lt; </w:t>
       </w:r>
       <w:proofErr w:type="spellStart"/>
-      <w:proofErr w:type="gramStart"/>
-      <w:r>
-        <w:rPr>
-          <w:sz w:val="20"/>
-          <w:szCs w:val="20"/>
-        </w:rPr>
-        <w:t>Backend</w:t>
+      <w:r>
+        <w:rPr>
+          <w:sz w:val="20"/>
+          <w:szCs w:val="20"/>
+        </w:rPr>
+        <w:t>select,insert,update,delete</w:t>
       </w:r>
       <w:proofErr w:type="spellEnd"/>
       <w:r>
@@ -1110,59 +1093,8 @@
           <w:sz w:val="20"/>
           <w:szCs w:val="20"/>
         </w:rPr>
-        <w:t xml:space="preserve"> ]</w:t>
-      </w:r>
-      <w:proofErr w:type="gramEnd"/>
-      <w:r>
-        <w:rPr>
-          <w:sz w:val="20"/>
-          <w:szCs w:val="20"/>
-        </w:rPr>
-        <w:t xml:space="preserve"> &lt; </w:t>
-      </w:r>
-      <w:proofErr w:type="spellStart"/>
-      <w:proofErr w:type="gramStart"/>
-      <w:r>
-        <w:rPr>
-          <w:sz w:val="20"/>
-          <w:szCs w:val="20"/>
-        </w:rPr>
-        <w:t>select,insert</w:t>
-      </w:r>
-      <w:proofErr w:type="gramEnd"/>
-      <w:r>
-        <w:rPr>
-          <w:sz w:val="20"/>
-          <w:szCs w:val="20"/>
-        </w:rPr>
-        <w:t>,</w:t>
-      </w:r>
-      <w:proofErr w:type="gramStart"/>
-      <w:r>
-        <w:rPr>
-          <w:sz w:val="20"/>
-          <w:szCs w:val="20"/>
-        </w:rPr>
-        <w:t>update,delete</w:t>
-      </w:r>
-      <w:proofErr w:type="spellEnd"/>
-      <w:proofErr w:type="gramEnd"/>
-      <w:r>
-        <w:rPr>
-          <w:sz w:val="20"/>
-          <w:szCs w:val="20"/>
-        </w:rPr>
-        <w:t xml:space="preserve"> &gt; [ </w:t>
-      </w:r>
-      <w:proofErr w:type="gramStart"/>
-      <w:r>
-        <w:rPr>
-          <w:sz w:val="20"/>
-          <w:szCs w:val="20"/>
-        </w:rPr>
-        <w:t>BDD ]</w:t>
-      </w:r>
-      <w:proofErr w:type="gramEnd"/>
+        <w:t xml:space="preserve"> &gt; [ BDD ]</w:t>
+      </w:r>
     </w:p>
     <w:p>
       <w:r>
@@ -1200,15 +1132,7 @@
       </w:r>
       <w:r>
         <w:tab/>
-        <w:t xml:space="preserve">                 </w:t>
-      </w:r>
-      <w:proofErr w:type="gramStart"/>
-      <w:r>
-        <w:t xml:space="preserve">   [</w:t>
-      </w:r>
-      <w:proofErr w:type="gramEnd"/>
-      <w:r>
-        <w:t>MySQL]</w:t>
+        <w:t xml:space="preserve">                    [MySQL]</w:t>
       </w:r>
     </w:p>
     <w:p>
@@ -1297,7 +1221,21 @@
           <w:b/>
           <w:bCs/>
         </w:rPr>
-        <w:t>Una ventada</w:t>
+        <w:t>Una venta</w:t>
+      </w:r>
+      <w:r>
+        <w:rPr>
+          <w:b/>
+          <w:bCs/>
+        </w:rPr>
+        <w:t>n</w:t>
+      </w:r>
+      <w:r>
+        <w:rPr>
+          <w:b/>
+          <w:bCs/>
+        </w:rPr>
+        <w:t>a</w:t>
       </w:r>
       <w:r>
         <w:rPr>
@@ -1321,21 +1259,12 @@
           <w:numId w:val="7"/>
         </w:numPr>
       </w:pPr>
-      <w:proofErr w:type="spellStart"/>
-      <w:r>
-        <w:rPr>
-          <w:b/>
-          <w:bCs/>
-        </w:rPr>
-        <w:t>Dashboard</w:t>
-      </w:r>
-      <w:proofErr w:type="spellEnd"/>
-      <w:r>
-        <w:rPr>
-          <w:b/>
-          <w:bCs/>
-        </w:rPr>
-        <w:t>/Tabla:</w:t>
+      <w:r>
+        <w:rPr>
+          <w:b/>
+          <w:bCs/>
+        </w:rPr>
+        <w:t>Dashboard/Tabla:</w:t>
       </w:r>
       <w:r>
         <w:t xml:space="preserve"> Lista general de libros con </w:t>
@@ -1395,7 +1324,6 @@
           <w:b/>
           <w:bCs/>
         </w:rPr>
-        <w:lastRenderedPageBreak/>
         <w:t>Detalle del Libro:</w:t>
       </w:r>
       <w:r>
@@ -1414,6 +1342,7 @@
           <w:b/>
           <w:bCs/>
         </w:rPr>
+        <w:lastRenderedPageBreak/>
         <w:t>Acción de Eliminar:</w:t>
       </w:r>
       <w:r>
@@ -1446,23 +1375,7 @@
           <w:b/>
           <w:bCs/>
         </w:rPr>
-        <w:t xml:space="preserve"> Capa de Negocio / Servidor (</w:t>
-      </w:r>
-      <w:proofErr w:type="spellStart"/>
-      <w:r>
-        <w:rPr>
-          <w:b/>
-          <w:bCs/>
-        </w:rPr>
-        <w:t>Backend</w:t>
-      </w:r>
-      <w:proofErr w:type="spellEnd"/>
-      <w:r>
-        <w:rPr>
-          <w:b/>
-          <w:bCs/>
-        </w:rPr>
-        <w:t xml:space="preserve"> API)</w:t>
+        <w:t xml:space="preserve"> Capa de Negocio / Servidor (Backend API)</w:t>
       </w:r>
     </w:p>
     <w:p>
@@ -1518,31 +1431,7 @@
         </w:numPr>
       </w:pPr>
       <w:r>
-        <w:t xml:space="preserve">Al crear un libro, el </w:t>
-      </w:r>
-      <w:proofErr w:type="spellStart"/>
-      <w:r>
-        <w:t>backend</w:t>
-      </w:r>
-      <w:proofErr w:type="spellEnd"/>
-      <w:r>
-        <w:t xml:space="preserve"> genera un código con el formato [A-Z</w:t>
-      </w:r>
-      <w:proofErr w:type="gramStart"/>
-      <w:r>
-        <w:t>][</w:t>
-      </w:r>
-      <w:proofErr w:type="gramEnd"/>
-      <w:r>
-        <w:t>0-9</w:t>
-      </w:r>
-      <w:proofErr w:type="gramStart"/>
-      <w:r>
-        <w:t>][</w:t>
-      </w:r>
-      <w:proofErr w:type="gramEnd"/>
-      <w:r>
-        <w:t>0-9] (ej. A12, B99).</w:t>
+        <w:t>Al crear un libro, el backend genera un código con el formato [A-Z][0-9][0-9] (ej. A12, B99).</w:t>
       </w:r>
     </w:p>
     <w:p>
@@ -1562,14 +1451,12 @@
       <w:r>
         <w:t xml:space="preserve"> La API valida contra la base de datos que el código generado no exista previamente antes de realizar el INSERT. Si existe, </w:t>
       </w:r>
-      <w:proofErr w:type="spellStart"/>
       <w:r>
         <w:t>regener</w:t>
       </w:r>
       <w:r>
-        <w:t>á</w:t>
-      </w:r>
-      <w:proofErr w:type="spellEnd"/>
+        <w:t>a</w:t>
+      </w:r>
       <w:r>
         <w:t xml:space="preserve"> uno nuevo.</w:t>
       </w:r>
@@ -1614,13 +1501,8 @@
         <w:t xml:space="preserve"> Almacenamiento </w:t>
       </w:r>
       <w:r>
-        <w:t xml:space="preserve">en una tabla llamada </w:t>
-      </w:r>
-      <w:proofErr w:type="spellStart"/>
-      <w:r>
-        <w:t>books</w:t>
-      </w:r>
-      <w:proofErr w:type="spellEnd"/>
+        <w:t>en una tabla llamada books</w:t>
+      </w:r>
       <w:r>
         <w:t>.</w:t>
       </w:r>
@@ -1637,23 +1519,7 @@
           <w:b/>
           <w:bCs/>
         </w:rPr>
-        <w:t xml:space="preserve">Diseño de la Tabla </w:t>
-      </w:r>
-      <w:proofErr w:type="spellStart"/>
-      <w:r>
-        <w:rPr>
-          <w:b/>
-          <w:bCs/>
-        </w:rPr>
-        <w:t>books</w:t>
-      </w:r>
-      <w:proofErr w:type="spellEnd"/>
-      <w:r>
-        <w:rPr>
-          <w:b/>
-          <w:bCs/>
-        </w:rPr>
-        <w:t>:</w:t>
+        <w:t>Diseño de la Tabla books:</w:t>
       </w:r>
     </w:p>
     <w:p>
@@ -1708,11 +1574,9 @@
       </w:r>
     </w:p>
     <w:p>
-      <w:proofErr w:type="spellStart"/>
-      <w:r>
-        <w:t>Indices</w:t>
-      </w:r>
-      <w:proofErr w:type="spellEnd"/>
+      <w:r>
+        <w:t>Índices</w:t>
+      </w:r>
       <w:r>
         <w:t xml:space="preserve"> y llaves</w:t>
       </w:r>
@@ -1926,7 +1790,6 @@
           <w:sz w:val="22"/>
           <w:szCs w:val="22"/>
         </w:rPr>
-        <w:lastRenderedPageBreak/>
         <w:t>elimin</w:t>
       </w:r>
       <w:r>
@@ -1963,9 +1826,9 @@
           <w:b/>
           <w:bCs/>
         </w:rPr>
+        <w:lastRenderedPageBreak/>
         <w:t xml:space="preserve">4 </w:t>
       </w:r>
-      <w:proofErr w:type="gramStart"/>
       <w:r>
         <w:rPr>
           <w:b/>
@@ -1980,7 +1843,6 @@
         </w:rPr>
         <w:t>ocumentación</w:t>
       </w:r>
-      <w:proofErr w:type="gramEnd"/>
       <w:r>
         <w:rPr>
           <w:b/>
@@ -2137,7 +1999,6 @@
       <w:r>
         <w:t xml:space="preserve">Nota sobre el Código Único: No requiere un campo de entrada. Debe ser generado automáticamente en el </w:t>
       </w:r>
-      <w:proofErr w:type="spellStart"/>
       <w:r>
         <w:rPr>
           <w:i/>
@@ -2145,7 +2006,6 @@
         </w:rPr>
         <w:t>backend</w:t>
       </w:r>
-      <w:proofErr w:type="spellEnd"/>
       <w:r>
         <w:t xml:space="preserve"> usando la lógica solicitada ([A-Z</w:t>
       </w:r>
@@ -2155,15 +2015,7 @@
       </w:r>
       <w:proofErr w:type="gramEnd"/>
       <w:r>
-        <w:t>0-9</w:t>
-      </w:r>
-      <w:proofErr w:type="gramStart"/>
-      <w:r>
-        <w:t>][</w:t>
-      </w:r>
-      <w:proofErr w:type="gramEnd"/>
-      <w:r>
-        <w:t>0-9]) antes de insertarlo en MySQL.</w:t>
+        <w:t>0-9][0-9]) antes de insertarlo en MySQL.</w:t>
       </w:r>
     </w:p>
     <w:p>
@@ -2395,7 +2247,6 @@
         <w:jc w:val="both"/>
       </w:pPr>
       <w:r>
-        <w:lastRenderedPageBreak/>
         <w:t>Identificador Único (Code): Se pasa implícitamente al seleccionar el libro desde la tabla.</w:t>
       </w:r>
     </w:p>
@@ -2413,6 +2264,7 @@
     </w:p>
     <w:p>
       <w:r>
+        <w:lastRenderedPageBreak/>
         <w:t xml:space="preserve">Aquí tienes los </w:t>
       </w:r>
       <w:r>
@@ -2780,6 +2632,7 @@
           <w:b/>
           <w:bCs/>
         </w:rPr>
+        <w:lastRenderedPageBreak/>
         <w:t xml:space="preserve">6 </w:t>
       </w:r>
       <w:proofErr w:type="gramStart"/>
@@ -2964,17 +2817,8 @@
           <w:b/>
           <w:bCs/>
         </w:rPr>
-        <w:t xml:space="preserve"> GIT-</w:t>
-      </w:r>
-      <w:proofErr w:type="gramStart"/>
-      <w:r>
-        <w:rPr>
-          <w:b/>
-          <w:bCs/>
-        </w:rPr>
-        <w:t>HUB</w:t>
-      </w:r>
-      <w:proofErr w:type="gramEnd"/>
+        <w:t xml:space="preserve"> GIT-HUB</w:t>
+      </w:r>
     </w:p>
     <w:p>
       <w:pPr>
@@ -3005,7 +2849,6 @@
         <w:rPr>
           <w:noProof/>
         </w:rPr>
-        <w:lastRenderedPageBreak/>
         <w:drawing>
           <wp:inline distT="0" distB="0" distL="0" distR="0" wp14:anchorId="46D5755D" wp14:editId="14F4EED3">
             <wp:extent cx="4449170" cy="2235660"/>
@@ -3069,6 +2912,7 @@
           <w:sz w:val="26"/>
           <w:szCs w:val="26"/>
         </w:rPr>
+        <w:lastRenderedPageBreak/>
         <w:t>8. Prototipado</w:t>
       </w:r>
     </w:p>
@@ -3100,23 +2944,7 @@
           <w:sz w:val="20"/>
           <w:szCs w:val="20"/>
         </w:rPr>
-        <w:t>0-9</w:t>
-      </w:r>
-      <w:proofErr w:type="gramStart"/>
-      <w:r>
-        <w:rPr>
-          <w:sz w:val="20"/>
-          <w:szCs w:val="20"/>
-        </w:rPr>
-        <w:t>][</w:t>
-      </w:r>
-      <w:proofErr w:type="gramEnd"/>
-      <w:r>
-        <w:rPr>
-          <w:sz w:val="20"/>
-          <w:szCs w:val="20"/>
-        </w:rPr>
-        <w:t>0-9]):</w:t>
+        <w:t>0-9][0-9]):</w:t>
       </w:r>
     </w:p>
     <w:p>
@@ -3318,7 +3146,6 @@
           <w:sz w:val="20"/>
           <w:szCs w:val="20"/>
         </w:rPr>
-        <w:lastRenderedPageBreak/>
         <w:drawing>
           <wp:anchor distT="0" distB="0" distL="114300" distR="114300" simplePos="0" relativeHeight="251658240" behindDoc="1" locked="0" layoutInCell="1" allowOverlap="1" wp14:anchorId="24A9D3F3" wp14:editId="503DB461">
             <wp:simplePos x="0" y="0"/>
@@ -3441,27 +3268,7 @@
           <w:sz w:val="20"/>
           <w:szCs w:val="20"/>
         </w:rPr>
-        <w:t xml:space="preserve">MySQL </w:t>
-      </w:r>
-      <w:proofErr w:type="spellStart"/>
-      <w:r>
-        <w:rPr>
-          <w:b/>
-          <w:bCs/>
-          <w:sz w:val="20"/>
-          <w:szCs w:val="20"/>
-        </w:rPr>
-        <w:t>Community</w:t>
-      </w:r>
-      <w:proofErr w:type="spellEnd"/>
-      <w:r>
-        <w:rPr>
-          <w:b/>
-          <w:bCs/>
-          <w:sz w:val="20"/>
-          <w:szCs w:val="20"/>
-        </w:rPr>
-        <w:t xml:space="preserve"> </w:t>
+        <w:t xml:space="preserve">MySQL Community </w:t>
       </w:r>
       <w:proofErr w:type="spellStart"/>
       <w:r>
@@ -3699,6 +3506,7 @@
           <w:sz w:val="20"/>
           <w:szCs w:val="20"/>
         </w:rPr>
+        <w:lastRenderedPageBreak/>
         <w:t>Si usas una instancia pequeña como la t</w:t>
       </w:r>
       <w:proofErr w:type="gramStart"/>
@@ -3819,23 +3627,7 @@
           <w:sz w:val="20"/>
           <w:szCs w:val="20"/>
         </w:rPr>
-        <w:t xml:space="preserve"> Permite alojar tu </w:t>
-      </w:r>
-      <w:proofErr w:type="gramStart"/>
-      <w:r>
-        <w:rPr>
-          <w:sz w:val="20"/>
-          <w:szCs w:val="20"/>
-        </w:rPr>
-        <w:t>app</w:t>
-      </w:r>
-      <w:proofErr w:type="gramEnd"/>
-      <w:r>
-        <w:rPr>
-          <w:sz w:val="20"/>
-          <w:szCs w:val="20"/>
-        </w:rPr>
-        <w:t xml:space="preserve"> Flask gratis. </w:t>
+        <w:t xml:space="preserve"> Permite alojar tu app Flask gratis. </w:t>
       </w:r>
       <w:r>
         <w:rPr>
@@ -3954,7 +3746,7 @@
       </w:pPr>
       <w:r>
         <w:rPr>
-          <w:rStyle w:val="Fuerte"/>
+          <w:rStyle w:val="Textoennegrita"/>
           <w:rFonts w:ascii="Arial" w:hAnsi="Arial" w:cs="Arial"/>
           <w:sz w:val="20"/>
           <w:szCs w:val="20"/>
@@ -3972,7 +3764,7 @@
       </w:r>
       <w:r>
         <w:rPr>
-          <w:rStyle w:val="Fuerte"/>
+          <w:rStyle w:val="Textoennegrita"/>
           <w:rFonts w:ascii="Arial" w:hAnsi="Arial" w:cs="Arial"/>
           <w:sz w:val="20"/>
           <w:szCs w:val="20"/>
@@ -4005,7 +3797,6 @@
           <w:sz w:val="20"/>
           <w:szCs w:val="20"/>
         </w:rPr>
-        <w:lastRenderedPageBreak/>
         <w:t>3</w:t>
       </w:r>
       <w:r>
@@ -4323,7 +4114,7 @@
           <w:sz w:val="20"/>
           <w:szCs w:val="20"/>
         </w:rPr>
-        <w:t xml:space="preserve"> para el </w:t>
+        <w:t xml:space="preserve"> para el Backend Python- </w:t>
       </w:r>
       <w:proofErr w:type="spellStart"/>
       <w:r>
@@ -4333,7 +4124,7 @@
           <w:sz w:val="20"/>
           <w:szCs w:val="20"/>
         </w:rPr>
-        <w:t>Backend</w:t>
+        <w:t>Flask</w:t>
       </w:r>
       <w:proofErr w:type="spellEnd"/>
       <w:r>
@@ -4343,7 +4134,7 @@
           <w:sz w:val="20"/>
           <w:szCs w:val="20"/>
         </w:rPr>
-        <w:t xml:space="preserve"> Python- Flask </w:t>
+        <w:t xml:space="preserve"> </w:t>
       </w:r>
       <w:proofErr w:type="spellStart"/>
       <w:r>
@@ -4374,6 +4165,7 @@
           <w:sz w:val="20"/>
           <w:szCs w:val="20"/>
         </w:rPr>
+        <w:lastRenderedPageBreak/>
         <w:drawing>
           <wp:inline distT="0" distB="0" distL="0" distR="0" wp14:anchorId="38741C47" wp14:editId="7B3BC080">
             <wp:extent cx="5552875" cy="1050877"/>
@@ -4507,35 +4299,7 @@
           <w:sz w:val="20"/>
           <w:szCs w:val="20"/>
         </w:rPr>
-        <w:t xml:space="preserve"> "autor": "Gabriel Garc</w:t>
-      </w:r>
-      <w:r>
-        <w:rPr>
-          <w:sz w:val="20"/>
-          <w:szCs w:val="20"/>
-        </w:rPr>
-        <w:t>i</w:t>
-      </w:r>
-      <w:r>
-        <w:rPr>
-          <w:sz w:val="20"/>
-          <w:szCs w:val="20"/>
-        </w:rPr>
-        <w:t>a M</w:t>
-      </w:r>
-      <w:r>
-        <w:rPr>
-          <w:sz w:val="20"/>
-          <w:szCs w:val="20"/>
-        </w:rPr>
-        <w:t>a</w:t>
-      </w:r>
-      <w:r>
-        <w:rPr>
-          <w:sz w:val="20"/>
-          <w:szCs w:val="20"/>
-        </w:rPr>
-        <w:t>rquez",</w:t>
+        <w:t xml:space="preserve"> "autor": "Gabriel Garcia Marquez",</w:t>
       </w:r>
     </w:p>
     <w:p>
@@ -4559,21 +4323,7 @@
           <w:sz w:val="20"/>
           <w:szCs w:val="20"/>
         </w:rPr>
-        <w:t>m</w:t>
-      </w:r>
-      <w:r>
-        <w:rPr>
-          <w:sz w:val="20"/>
-          <w:szCs w:val="20"/>
-        </w:rPr>
-        <w:t>a</w:t>
-      </w:r>
-      <w:r>
-        <w:rPr>
-          <w:sz w:val="20"/>
-          <w:szCs w:val="20"/>
-        </w:rPr>
-        <w:t>gico</w:t>
+        <w:t>magico</w:t>
       </w:r>
       <w:proofErr w:type="spellEnd"/>
       <w:r>
@@ -4634,14 +4384,7 @@
           <w:sz w:val="20"/>
           <w:szCs w:val="20"/>
         </w:rPr>
-        <w:t>1967</w:t>
-      </w:r>
-      <w:r>
-        <w:rPr>
-          <w:sz w:val="20"/>
-          <w:szCs w:val="20"/>
-        </w:rPr>
-        <w:t>-07-30</w:t>
+        <w:t>1967-07-30</w:t>
       </w:r>
       <w:r>
         <w:rPr>
@@ -4692,9 +4435,945 @@
           <w:sz w:val="20"/>
           <w:szCs w:val="20"/>
         </w:rPr>
+        <w:t xml:space="preserve">Resultado esperado: Código HTTP: 201 </w:t>
+      </w:r>
+      <w:proofErr w:type="spellStart"/>
+      <w:r>
+        <w:rPr>
+          <w:sz w:val="20"/>
+          <w:szCs w:val="20"/>
+        </w:rPr>
+        <w:t>Created</w:t>
+      </w:r>
+      <w:proofErr w:type="spellEnd"/>
+    </w:p>
+    <w:p>
+      <w:pPr>
+        <w:ind w:left="708"/>
+        <w:rPr>
+          <w:sz w:val="20"/>
+          <w:szCs w:val="20"/>
+        </w:rPr>
+      </w:pPr>
+      <w:r>
+        <w:rPr>
+          <w:sz w:val="20"/>
+          <w:szCs w:val="20"/>
+        </w:rPr>
+        <w:t xml:space="preserve">  "id": 1,</w:t>
+      </w:r>
+    </w:p>
+    <w:p>
+      <w:pPr>
+        <w:ind w:left="708"/>
+        <w:rPr>
+          <w:sz w:val="20"/>
+          <w:szCs w:val="20"/>
+        </w:rPr>
+      </w:pPr>
+      <w:r>
+        <w:rPr>
+          <w:sz w:val="20"/>
+          <w:szCs w:val="20"/>
+        </w:rPr>
+        <w:t xml:space="preserve">  "</w:t>
+      </w:r>
+      <w:proofErr w:type="spellStart"/>
+      <w:r>
+        <w:rPr>
+          <w:sz w:val="20"/>
+          <w:szCs w:val="20"/>
+        </w:rPr>
+        <w:t>code</w:t>
+      </w:r>
+      <w:proofErr w:type="spellEnd"/>
+      <w:r>
+        <w:rPr>
+          <w:sz w:val="20"/>
+          <w:szCs w:val="20"/>
+        </w:rPr>
+        <w:t>": "</w:t>
+      </w:r>
+      <w:r>
+        <w:rPr>
+          <w:sz w:val="20"/>
+          <w:szCs w:val="20"/>
+          <w:highlight w:val="yellow"/>
+        </w:rPr>
+        <w:t>A12</w:t>
+      </w:r>
+      <w:proofErr w:type="gramStart"/>
+      <w:r>
+        <w:rPr>
+          <w:sz w:val="20"/>
+          <w:szCs w:val="20"/>
+        </w:rPr>
+        <w:t>",  /</w:t>
+      </w:r>
+      <w:proofErr w:type="gramEnd"/>
+      <w:r>
+        <w:rPr>
+          <w:sz w:val="20"/>
+          <w:szCs w:val="20"/>
+        </w:rPr>
+        <w:t>/ &lt;-- Verifica que cumpla el patrón: 1 letra (A-Z) + 2 dígitos (0-9)</w:t>
+      </w:r>
+    </w:p>
+    <w:p>
+      <w:pPr>
+        <w:ind w:left="708"/>
+        <w:rPr>
+          <w:sz w:val="20"/>
+          <w:szCs w:val="20"/>
+        </w:rPr>
+      </w:pPr>
+      <w:r>
+        <w:rPr>
+          <w:sz w:val="20"/>
+          <w:szCs w:val="20"/>
+        </w:rPr>
+        <w:t xml:space="preserve">  "titulo": "Cien años de soledad",</w:t>
+      </w:r>
+    </w:p>
+    <w:p>
+      <w:pPr>
+        <w:ind w:left="708"/>
+        <w:rPr>
+          <w:sz w:val="20"/>
+          <w:szCs w:val="20"/>
+        </w:rPr>
+      </w:pPr>
+      <w:r>
+        <w:rPr>
+          <w:sz w:val="20"/>
+          <w:szCs w:val="20"/>
+        </w:rPr>
+        <w:t xml:space="preserve">  "autor": "Gabriel García Márquez",</w:t>
+      </w:r>
+    </w:p>
+    <w:p>
+      <w:pPr>
+        <w:ind w:left="708"/>
+        <w:rPr>
+          <w:sz w:val="20"/>
+          <w:szCs w:val="20"/>
+        </w:rPr>
+      </w:pPr>
+      <w:r>
+        <w:rPr>
+          <w:sz w:val="20"/>
+          <w:szCs w:val="20"/>
+        </w:rPr>
+        <w:t xml:space="preserve">  "genero": "Realismo mágico",</w:t>
+      </w:r>
+    </w:p>
+    <w:p>
+      <w:pPr>
+        <w:ind w:left="708"/>
+        <w:rPr>
+          <w:sz w:val="20"/>
+          <w:szCs w:val="20"/>
+        </w:rPr>
+      </w:pPr>
+      <w:r>
+        <w:rPr>
+          <w:sz w:val="20"/>
+          <w:szCs w:val="20"/>
+        </w:rPr>
+        <w:t xml:space="preserve">  "</w:t>
+      </w:r>
+      <w:proofErr w:type="spellStart"/>
+      <w:r>
+        <w:rPr>
+          <w:sz w:val="20"/>
+          <w:szCs w:val="20"/>
+        </w:rPr>
+        <w:t>Fecha_</w:t>
+      </w:r>
+      <w:r>
+        <w:rPr>
+          <w:sz w:val="20"/>
+          <w:szCs w:val="20"/>
+        </w:rPr>
+        <w:t>Publicacion</w:t>
+      </w:r>
+      <w:proofErr w:type="spellEnd"/>
+      <w:r>
+        <w:rPr>
+          <w:sz w:val="20"/>
+          <w:szCs w:val="20"/>
+        </w:rPr>
+        <w:t xml:space="preserve">": </w:t>
+      </w:r>
+      <w:r>
+        <w:rPr>
+          <w:sz w:val="20"/>
+          <w:szCs w:val="20"/>
+        </w:rPr>
+        <w:t>“</w:t>
+      </w:r>
+      <w:r>
+        <w:rPr>
+          <w:sz w:val="20"/>
+          <w:szCs w:val="20"/>
+        </w:rPr>
+        <w:t>1967-07-30</w:t>
+      </w:r>
+      <w:r>
+        <w:rPr>
+          <w:sz w:val="20"/>
+          <w:szCs w:val="20"/>
+        </w:rPr>
+        <w:t>”</w:t>
+      </w:r>
+    </w:p>
+    <w:p>
+      <w:pPr>
+        <w:rPr>
+          <w:sz w:val="20"/>
+          <w:szCs w:val="20"/>
+        </w:rPr>
+      </w:pPr>
+      <w:r>
+        <w:rPr>
+          <w:sz w:val="20"/>
+          <w:szCs w:val="20"/>
+        </w:rPr>
+        <w:t>Respuesta del servidor: Lista que contiene al menos el libro recién creado</w:t>
+      </w:r>
+      <w:r>
+        <w:rPr>
+          <w:sz w:val="20"/>
+          <w:szCs w:val="20"/>
+        </w:rPr>
+        <w:t xml:space="preserve"> con código A12</w:t>
+      </w:r>
+    </w:p>
+    <w:p>
+      <w:pPr>
+        <w:rPr>
+          <w:b/>
+          <w:bCs/>
+          <w:sz w:val="20"/>
+          <w:szCs w:val="20"/>
+        </w:rPr>
+      </w:pPr>
+    </w:p>
+    <w:p>
+      <w:pPr>
+        <w:rPr>
+          <w:b/>
+          <w:bCs/>
+          <w:sz w:val="20"/>
+          <w:szCs w:val="20"/>
+        </w:rPr>
+      </w:pPr>
+      <w:r>
+        <w:rPr>
+          <w:b/>
+          <w:bCs/>
+          <w:sz w:val="20"/>
+          <w:szCs w:val="20"/>
+        </w:rPr>
+        <w:t xml:space="preserve">2 </w:t>
+      </w:r>
+      <w:proofErr w:type="gramStart"/>
+      <w:r>
+        <w:rPr>
+          <w:b/>
+          <w:bCs/>
+          <w:sz w:val="20"/>
+          <w:szCs w:val="20"/>
+        </w:rPr>
+        <w:t>Consultar</w:t>
+      </w:r>
+      <w:proofErr w:type="gramEnd"/>
+      <w:r>
+        <w:rPr>
+          <w:b/>
+          <w:bCs/>
+          <w:sz w:val="20"/>
+          <w:szCs w:val="20"/>
+        </w:rPr>
+        <w:t xml:space="preserve"> </w:t>
+      </w:r>
+      <w:r>
+        <w:rPr>
+          <w:b/>
+          <w:bCs/>
+          <w:sz w:val="20"/>
+          <w:szCs w:val="20"/>
+        </w:rPr>
+        <w:t xml:space="preserve">libro </w:t>
+      </w:r>
+      <w:r>
+        <w:rPr>
+          <w:b/>
+          <w:bCs/>
+          <w:sz w:val="20"/>
+          <w:szCs w:val="20"/>
+          <w:highlight w:val="yellow"/>
+        </w:rPr>
+        <w:t>A12</w:t>
+      </w:r>
+    </w:p>
+    <w:p>
+      <w:pPr>
+        <w:ind w:left="708"/>
+        <w:rPr>
+          <w:sz w:val="20"/>
+          <w:szCs w:val="20"/>
+        </w:rPr>
+      </w:pPr>
+      <w:r>
+        <w:rPr>
+          <w:sz w:val="20"/>
+          <w:szCs w:val="20"/>
+        </w:rPr>
+        <w:t>Buscar libro por código (GET /api/</w:t>
+      </w:r>
+      <w:proofErr w:type="spellStart"/>
+      <w:r>
+        <w:rPr>
+          <w:sz w:val="20"/>
+          <w:szCs w:val="20"/>
+        </w:rPr>
+        <w:t>search?code</w:t>
+      </w:r>
+      <w:proofErr w:type="spellEnd"/>
+      <w:r>
+        <w:rPr>
+          <w:sz w:val="20"/>
+          <w:szCs w:val="20"/>
+        </w:rPr>
+        <w:t>=A12)</w:t>
+      </w:r>
+    </w:p>
+    <w:p>
+      <w:pPr>
+        <w:ind w:left="708"/>
+        <w:rPr>
+          <w:sz w:val="20"/>
+          <w:szCs w:val="20"/>
+        </w:rPr>
+      </w:pPr>
+      <w:r>
+        <w:rPr>
+          <w:sz w:val="20"/>
+          <w:szCs w:val="20"/>
+        </w:rPr>
+        <w:t>Resultado esperado: Código HTTP: 200 OK</w:t>
+      </w:r>
+    </w:p>
+    <w:p>
+      <w:pPr>
+        <w:ind w:left="708"/>
+        <w:rPr>
+          <w:sz w:val="20"/>
+          <w:szCs w:val="20"/>
+        </w:rPr>
+      </w:pPr>
+      <w:r>
+        <w:rPr>
+          <w:sz w:val="20"/>
+          <w:szCs w:val="20"/>
+        </w:rPr>
+        <w:t>Respuesta del servidor: Devuelve los detalles exactos del libro con código A12</w:t>
+      </w:r>
+    </w:p>
+    <w:p>
+      <w:pPr>
+        <w:rPr>
+          <w:b/>
+          <w:bCs/>
+          <w:sz w:val="20"/>
+          <w:szCs w:val="20"/>
+        </w:rPr>
+      </w:pPr>
+    </w:p>
+    <w:p>
+      <w:pPr>
+        <w:rPr>
+          <w:b/>
+          <w:bCs/>
+          <w:sz w:val="20"/>
+          <w:szCs w:val="20"/>
+        </w:rPr>
+      </w:pPr>
+      <w:r>
+        <w:rPr>
+          <w:b/>
+          <w:bCs/>
+          <w:sz w:val="20"/>
+          <w:szCs w:val="20"/>
+        </w:rPr>
+        <w:t>3</w:t>
+      </w:r>
+      <w:r>
+        <w:rPr>
+          <w:b/>
+          <w:bCs/>
+          <w:sz w:val="20"/>
+          <w:szCs w:val="20"/>
+        </w:rPr>
+        <w:t xml:space="preserve"> </w:t>
+      </w:r>
+      <w:proofErr w:type="gramStart"/>
+      <w:r>
+        <w:rPr>
+          <w:b/>
+          <w:bCs/>
+          <w:sz w:val="20"/>
+          <w:szCs w:val="20"/>
+        </w:rPr>
+        <w:t>Actualizar</w:t>
+      </w:r>
+      <w:proofErr w:type="gramEnd"/>
+      <w:r>
+        <w:rPr>
+          <w:b/>
+          <w:bCs/>
+          <w:sz w:val="20"/>
+          <w:szCs w:val="20"/>
+        </w:rPr>
+        <w:t xml:space="preserve"> libro</w:t>
+      </w:r>
+      <w:r>
+        <w:rPr>
+          <w:b/>
+          <w:bCs/>
+          <w:sz w:val="20"/>
+          <w:szCs w:val="20"/>
+        </w:rPr>
+        <w:t xml:space="preserve"> </w:t>
+      </w:r>
+      <w:r>
+        <w:rPr>
+          <w:b/>
+          <w:bCs/>
+          <w:sz w:val="20"/>
+          <w:szCs w:val="20"/>
+          <w:highlight w:val="yellow"/>
+        </w:rPr>
+        <w:t>A12</w:t>
+      </w:r>
+    </w:p>
+    <w:p>
+      <w:pPr>
+        <w:ind w:left="708"/>
+        <w:rPr>
+          <w:sz w:val="20"/>
+          <w:szCs w:val="20"/>
+        </w:rPr>
+      </w:pPr>
+      <w:r>
+        <w:rPr>
+          <w:sz w:val="20"/>
+          <w:szCs w:val="20"/>
+        </w:rPr>
+        <w:t xml:space="preserve">  "titulo": "</w:t>
+      </w:r>
+      <w:r>
+        <w:rPr>
+          <w:sz w:val="20"/>
+          <w:szCs w:val="20"/>
+          <w:highlight w:val="yellow"/>
+        </w:rPr>
+        <w:t>Cien años de soledad (Edición Ilustrada)</w:t>
+      </w:r>
+      <w:r>
+        <w:rPr>
+          <w:sz w:val="20"/>
+          <w:szCs w:val="20"/>
+        </w:rPr>
+        <w:t>",</w:t>
+      </w:r>
+    </w:p>
+    <w:p>
+      <w:pPr>
+        <w:ind w:left="708"/>
+        <w:rPr>
+          <w:sz w:val="20"/>
+          <w:szCs w:val="20"/>
+        </w:rPr>
+      </w:pPr>
+      <w:r>
+        <w:rPr>
+          <w:sz w:val="20"/>
+          <w:szCs w:val="20"/>
+        </w:rPr>
         <w:lastRenderedPageBreak/>
-        <w:t>Resultado esperado:</w:t>
-      </w:r>
+        <w:t xml:space="preserve">  "autor": "Gabriel García Márquez",</w:t>
+      </w:r>
+    </w:p>
+    <w:p>
+      <w:pPr>
+        <w:ind w:left="708"/>
+        <w:rPr>
+          <w:sz w:val="20"/>
+          <w:szCs w:val="20"/>
+        </w:rPr>
+      </w:pPr>
+      <w:r>
+        <w:rPr>
+          <w:sz w:val="20"/>
+          <w:szCs w:val="20"/>
+        </w:rPr>
+        <w:t xml:space="preserve">  "genero": "Realismo mágico",</w:t>
+      </w:r>
+    </w:p>
+    <w:p>
+      <w:pPr>
+        <w:ind w:left="708"/>
+        <w:rPr>
+          <w:sz w:val="20"/>
+          <w:szCs w:val="20"/>
+        </w:rPr>
+      </w:pPr>
+      <w:r>
+        <w:rPr>
+          <w:sz w:val="20"/>
+          <w:szCs w:val="20"/>
+        </w:rPr>
+        <w:t xml:space="preserve">  "</w:t>
+      </w:r>
+      <w:proofErr w:type="spellStart"/>
+      <w:r>
+        <w:rPr>
+          <w:sz w:val="20"/>
+          <w:szCs w:val="20"/>
+        </w:rPr>
+        <w:t>Fecha_</w:t>
+      </w:r>
+      <w:r>
+        <w:rPr>
+          <w:sz w:val="20"/>
+          <w:szCs w:val="20"/>
+        </w:rPr>
+        <w:t>Publicacion</w:t>
+      </w:r>
+      <w:proofErr w:type="spellEnd"/>
+      <w:r>
+        <w:rPr>
+          <w:sz w:val="20"/>
+          <w:szCs w:val="20"/>
+        </w:rPr>
+        <w:t xml:space="preserve">": </w:t>
+      </w:r>
+      <w:r>
+        <w:rPr>
+          <w:sz w:val="20"/>
+          <w:szCs w:val="20"/>
+        </w:rPr>
+        <w:t>“</w:t>
+      </w:r>
+      <w:r>
+        <w:rPr>
+          <w:sz w:val="20"/>
+          <w:szCs w:val="20"/>
+          <w:highlight w:val="yellow"/>
+        </w:rPr>
+        <w:t>1967-07-30</w:t>
+      </w:r>
+      <w:r>
+        <w:rPr>
+          <w:sz w:val="20"/>
+          <w:szCs w:val="20"/>
+        </w:rPr>
+        <w:t>”</w:t>
+      </w:r>
+    </w:p>
+    <w:p>
+      <w:pPr>
+        <w:ind w:left="708"/>
+        <w:rPr>
+          <w:sz w:val="20"/>
+          <w:szCs w:val="20"/>
+        </w:rPr>
+      </w:pPr>
+      <w:r>
+        <w:rPr>
+          <w:sz w:val="20"/>
+          <w:szCs w:val="20"/>
+        </w:rPr>
+        <w:t>Resultado esperado: Código HTTP: 200 OK</w:t>
+      </w:r>
+    </w:p>
+    <w:p>
+      <w:pPr>
+        <w:ind w:left="708"/>
+        <w:rPr>
+          <w:sz w:val="20"/>
+          <w:szCs w:val="20"/>
+        </w:rPr>
+      </w:pPr>
+      <w:r>
+        <w:rPr>
+          <w:sz w:val="20"/>
+          <w:szCs w:val="20"/>
+        </w:rPr>
+        <w:t xml:space="preserve">  "id": 1,</w:t>
+      </w:r>
+    </w:p>
+    <w:p>
+      <w:pPr>
+        <w:ind w:left="708"/>
+        <w:rPr>
+          <w:sz w:val="20"/>
+          <w:szCs w:val="20"/>
+        </w:rPr>
+      </w:pPr>
+      <w:r>
+        <w:rPr>
+          <w:sz w:val="20"/>
+          <w:szCs w:val="20"/>
+        </w:rPr>
+        <w:t xml:space="preserve">  "</w:t>
+      </w:r>
+      <w:proofErr w:type="spellStart"/>
+      <w:r>
+        <w:rPr>
+          <w:sz w:val="20"/>
+          <w:szCs w:val="20"/>
+        </w:rPr>
+        <w:t>code</w:t>
+      </w:r>
+      <w:proofErr w:type="spellEnd"/>
+      <w:r>
+        <w:rPr>
+          <w:sz w:val="20"/>
+          <w:szCs w:val="20"/>
+        </w:rPr>
+        <w:t>": "A12</w:t>
+      </w:r>
+      <w:proofErr w:type="gramStart"/>
+      <w:r>
+        <w:rPr>
+          <w:sz w:val="20"/>
+          <w:szCs w:val="20"/>
+        </w:rPr>
+        <w:t>",  /</w:t>
+      </w:r>
+      <w:proofErr w:type="gramEnd"/>
+      <w:r>
+        <w:rPr>
+          <w:sz w:val="20"/>
+          <w:szCs w:val="20"/>
+        </w:rPr>
+        <w:t>/ &lt;-- El código DEBE mantenerse intacto</w:t>
+      </w:r>
+    </w:p>
+    <w:p>
+      <w:pPr>
+        <w:ind w:left="708"/>
+        <w:rPr>
+          <w:sz w:val="20"/>
+          <w:szCs w:val="20"/>
+        </w:rPr>
+      </w:pPr>
+      <w:r>
+        <w:rPr>
+          <w:sz w:val="20"/>
+          <w:szCs w:val="20"/>
+        </w:rPr>
+        <w:t xml:space="preserve">  "titulo": "</w:t>
+      </w:r>
+      <w:r>
+        <w:rPr>
+          <w:sz w:val="20"/>
+          <w:szCs w:val="20"/>
+          <w:highlight w:val="yellow"/>
+        </w:rPr>
+        <w:t>Cien años de soledad (Edición Ilustrada)</w:t>
+      </w:r>
+      <w:r>
+        <w:rPr>
+          <w:sz w:val="20"/>
+          <w:szCs w:val="20"/>
+        </w:rPr>
+        <w:t>",</w:t>
+      </w:r>
+    </w:p>
+    <w:p>
+      <w:pPr>
+        <w:ind w:left="708"/>
+        <w:rPr>
+          <w:sz w:val="20"/>
+          <w:szCs w:val="20"/>
+        </w:rPr>
+      </w:pPr>
+      <w:r>
+        <w:rPr>
+          <w:sz w:val="20"/>
+          <w:szCs w:val="20"/>
+        </w:rPr>
+        <w:t xml:space="preserve">  "autor": "Gabriel García Márquez",</w:t>
+      </w:r>
+    </w:p>
+    <w:p>
+      <w:pPr>
+        <w:ind w:left="708"/>
+        <w:rPr>
+          <w:sz w:val="20"/>
+          <w:szCs w:val="20"/>
+        </w:rPr>
+      </w:pPr>
+      <w:r>
+        <w:rPr>
+          <w:sz w:val="20"/>
+          <w:szCs w:val="20"/>
+        </w:rPr>
+        <w:t xml:space="preserve">  "genero": "Realismo mágico",</w:t>
+      </w:r>
+    </w:p>
+    <w:p>
+      <w:pPr>
+        <w:ind w:left="708"/>
+        <w:rPr>
+          <w:sz w:val="20"/>
+          <w:szCs w:val="20"/>
+        </w:rPr>
+      </w:pPr>
+      <w:r>
+        <w:rPr>
+          <w:sz w:val="20"/>
+          <w:szCs w:val="20"/>
+        </w:rPr>
+        <w:t xml:space="preserve">  "</w:t>
+      </w:r>
+      <w:proofErr w:type="spellStart"/>
+      <w:r>
+        <w:rPr>
+          <w:sz w:val="20"/>
+          <w:szCs w:val="20"/>
+        </w:rPr>
+        <w:t>Fecha_</w:t>
+      </w:r>
+      <w:r>
+        <w:rPr>
+          <w:sz w:val="20"/>
+          <w:szCs w:val="20"/>
+        </w:rPr>
+        <w:t>Publicacion</w:t>
+      </w:r>
+      <w:proofErr w:type="spellEnd"/>
+      <w:r>
+        <w:rPr>
+          <w:sz w:val="20"/>
+          <w:szCs w:val="20"/>
+        </w:rPr>
+        <w:t xml:space="preserve">": </w:t>
+      </w:r>
+      <w:r>
+        <w:rPr>
+          <w:sz w:val="20"/>
+          <w:szCs w:val="20"/>
+        </w:rPr>
+        <w:t>“</w:t>
+      </w:r>
+      <w:r>
+        <w:rPr>
+          <w:sz w:val="20"/>
+          <w:szCs w:val="20"/>
+          <w:highlight w:val="yellow"/>
+        </w:rPr>
+        <w:t>1967-07-31</w:t>
+      </w:r>
+      <w:r>
+        <w:rPr>
+          <w:sz w:val="20"/>
+          <w:szCs w:val="20"/>
+        </w:rPr>
+        <w:t>”</w:t>
+      </w:r>
+    </w:p>
+    <w:p>
+      <w:pPr>
+        <w:ind w:left="708"/>
+        <w:rPr>
+          <w:sz w:val="20"/>
+          <w:szCs w:val="20"/>
+        </w:rPr>
+      </w:pPr>
+      <w:r>
+        <w:rPr>
+          <w:sz w:val="20"/>
+          <w:szCs w:val="20"/>
+        </w:rPr>
+        <w:t>Se modifican t</w:t>
+      </w:r>
+      <w:r>
+        <w:rPr>
+          <w:sz w:val="20"/>
+          <w:szCs w:val="20"/>
+        </w:rPr>
+        <w:t>í</w:t>
+      </w:r>
+      <w:r>
+        <w:rPr>
+          <w:sz w:val="20"/>
+          <w:szCs w:val="20"/>
+        </w:rPr>
+        <w:t xml:space="preserve">tulo y </w:t>
+      </w:r>
+      <w:proofErr w:type="spellStart"/>
+      <w:r>
+        <w:rPr>
+          <w:sz w:val="20"/>
+          <w:szCs w:val="20"/>
+        </w:rPr>
+        <w:t>Fecha_</w:t>
+      </w:r>
+      <w:r>
+        <w:rPr>
+          <w:sz w:val="20"/>
+          <w:szCs w:val="20"/>
+        </w:rPr>
+        <w:t>Publicacion</w:t>
+      </w:r>
+      <w:proofErr w:type="spellEnd"/>
+      <w:r>
+        <w:rPr>
+          <w:sz w:val="20"/>
+          <w:szCs w:val="20"/>
+        </w:rPr>
+        <w:t xml:space="preserve"> en MySQL.</w:t>
+      </w:r>
+    </w:p>
+    <w:p>
+      <w:pPr>
+        <w:ind w:left="708"/>
+        <w:rPr>
+          <w:sz w:val="20"/>
+          <w:szCs w:val="20"/>
+        </w:rPr>
+      </w:pPr>
+      <w:r>
+        <w:rPr>
+          <w:sz w:val="20"/>
+          <w:szCs w:val="20"/>
+        </w:rPr>
+        <w:t xml:space="preserve">El identificador/código original (A12) no se </w:t>
+      </w:r>
+      <w:proofErr w:type="spellStart"/>
+      <w:r>
+        <w:rPr>
+          <w:sz w:val="20"/>
+          <w:szCs w:val="20"/>
+        </w:rPr>
+        <w:t>sobreescribe</w:t>
+      </w:r>
+      <w:proofErr w:type="spellEnd"/>
+      <w:r>
+        <w:rPr>
+          <w:sz w:val="20"/>
+          <w:szCs w:val="20"/>
+        </w:rPr>
+        <w:t xml:space="preserve"> ni cambia.</w:t>
+      </w:r>
+    </w:p>
+    <w:p>
+      <w:pPr>
+        <w:ind w:left="708"/>
+        <w:rPr>
+          <w:b/>
+          <w:bCs/>
+          <w:sz w:val="20"/>
+          <w:szCs w:val="20"/>
+        </w:rPr>
+      </w:pPr>
+    </w:p>
+    <w:p>
+      <w:pPr>
+        <w:ind w:left="708"/>
+        <w:rPr>
+          <w:b/>
+          <w:bCs/>
+          <w:sz w:val="20"/>
+          <w:szCs w:val="20"/>
+        </w:rPr>
+      </w:pPr>
+      <w:r>
+        <w:rPr>
+          <w:b/>
+          <w:bCs/>
+          <w:sz w:val="20"/>
+          <w:szCs w:val="20"/>
+        </w:rPr>
+        <w:t xml:space="preserve">5. Eliminar el libro </w:t>
+      </w:r>
+    </w:p>
+    <w:p>
+      <w:pPr>
+        <w:ind w:left="708"/>
+        <w:rPr>
+          <w:sz w:val="20"/>
+          <w:szCs w:val="20"/>
+        </w:rPr>
+      </w:pPr>
+      <w:r>
+        <w:rPr>
+          <w:sz w:val="20"/>
+          <w:szCs w:val="20"/>
+        </w:rPr>
+        <w:t>Buscar libro por código (GET /api/</w:t>
+      </w:r>
+      <w:proofErr w:type="spellStart"/>
+      <w:r>
+        <w:rPr>
+          <w:sz w:val="20"/>
+          <w:szCs w:val="20"/>
+        </w:rPr>
+        <w:t>search?code</w:t>
+      </w:r>
+      <w:proofErr w:type="spellEnd"/>
+      <w:r>
+        <w:rPr>
+          <w:sz w:val="20"/>
+          <w:szCs w:val="20"/>
+        </w:rPr>
+        <w:t>=</w:t>
+      </w:r>
+      <w:r>
+        <w:rPr>
+          <w:sz w:val="20"/>
+          <w:szCs w:val="20"/>
+          <w:highlight w:val="yellow"/>
+        </w:rPr>
+        <w:t>A12</w:t>
+      </w:r>
+      <w:r>
+        <w:rPr>
+          <w:sz w:val="20"/>
+          <w:szCs w:val="20"/>
+        </w:rPr>
+        <w:t>)</w:t>
+      </w:r>
+    </w:p>
+    <w:p>
+      <w:pPr>
+        <w:ind w:left="708"/>
+        <w:rPr>
+          <w:sz w:val="20"/>
+          <w:szCs w:val="20"/>
+        </w:rPr>
+      </w:pPr>
+      <w:r>
+        <w:rPr>
+          <w:sz w:val="20"/>
+          <w:szCs w:val="20"/>
+        </w:rPr>
+        <w:t xml:space="preserve">Resultado esperado: Mensaje de advertencia antes de eliminar el </w:t>
+      </w:r>
+      <w:proofErr w:type="spellStart"/>
+      <w:r>
+        <w:rPr>
+          <w:sz w:val="20"/>
+          <w:szCs w:val="20"/>
+        </w:rPr>
+        <w:t>code</w:t>
+      </w:r>
+      <w:proofErr w:type="spellEnd"/>
       <w:r>
         <w:rPr>
           <w:sz w:val="20"/>
@@ -4706,18 +5385,10 @@
         <w:rPr>
           <w:sz w:val="20"/>
           <w:szCs w:val="20"/>
-        </w:rPr>
-        <w:t xml:space="preserve">Código HTTP: 201 </w:t>
-      </w:r>
-      <w:proofErr w:type="spellStart"/>
-      <w:r>
-        <w:rPr>
-          <w:sz w:val="20"/>
-          <w:szCs w:val="20"/>
-        </w:rPr>
-        <w:t>Created</w:t>
-      </w:r>
-      <w:proofErr w:type="spellEnd"/>
+          <w:highlight w:val="yellow"/>
+        </w:rPr>
+        <w:t>A12</w:t>
+      </w:r>
     </w:p>
     <w:p>
       <w:pPr>
@@ -4732,1016 +5403,7 @@
           <w:sz w:val="20"/>
           <w:szCs w:val="20"/>
         </w:rPr>
-        <w:t xml:space="preserve">  "id": 1,</w:t>
-      </w:r>
-    </w:p>
-    <w:p>
-      <w:pPr>
-        <w:ind w:left="708"/>
-        <w:rPr>
-          <w:sz w:val="20"/>
-          <w:szCs w:val="20"/>
-        </w:rPr>
-      </w:pPr>
-      <w:r>
-        <w:rPr>
-          <w:sz w:val="20"/>
-          <w:szCs w:val="20"/>
-        </w:rPr>
-        <w:t xml:space="preserve">  "</w:t>
-      </w:r>
-      <w:proofErr w:type="spellStart"/>
-      <w:r>
-        <w:rPr>
-          <w:sz w:val="20"/>
-          <w:szCs w:val="20"/>
-        </w:rPr>
-        <w:t>code</w:t>
-      </w:r>
-      <w:proofErr w:type="spellEnd"/>
-      <w:r>
-        <w:rPr>
-          <w:sz w:val="20"/>
-          <w:szCs w:val="20"/>
-        </w:rPr>
-        <w:t>": "</w:t>
-      </w:r>
-      <w:r>
-        <w:rPr>
-          <w:sz w:val="20"/>
-          <w:szCs w:val="20"/>
-          <w:highlight w:val="yellow"/>
-        </w:rPr>
-        <w:t>A12</w:t>
-      </w:r>
-      <w:proofErr w:type="gramStart"/>
-      <w:r>
-        <w:rPr>
-          <w:sz w:val="20"/>
-          <w:szCs w:val="20"/>
-        </w:rPr>
-        <w:t>",  /</w:t>
-      </w:r>
-      <w:proofErr w:type="gramEnd"/>
-      <w:r>
-        <w:rPr>
-          <w:sz w:val="20"/>
-          <w:szCs w:val="20"/>
-        </w:rPr>
-        <w:t>/ &lt;-- Verifica que cumpla el patrón: 1 letra (A-Z) + 2 dígitos (0-9)</w:t>
-      </w:r>
-    </w:p>
-    <w:p>
-      <w:pPr>
-        <w:ind w:left="708"/>
-        <w:rPr>
-          <w:sz w:val="20"/>
-          <w:szCs w:val="20"/>
-        </w:rPr>
-      </w:pPr>
-      <w:r>
-        <w:rPr>
-          <w:sz w:val="20"/>
-          <w:szCs w:val="20"/>
-        </w:rPr>
-        <w:t xml:space="preserve">  "titulo": "Cien años de soledad",</w:t>
-      </w:r>
-    </w:p>
-    <w:p>
-      <w:pPr>
-        <w:ind w:left="708"/>
-        <w:rPr>
-          <w:sz w:val="20"/>
-          <w:szCs w:val="20"/>
-        </w:rPr>
-      </w:pPr>
-      <w:r>
-        <w:rPr>
-          <w:sz w:val="20"/>
-          <w:szCs w:val="20"/>
-        </w:rPr>
-        <w:t xml:space="preserve">  "autor": "Gabriel García Márquez",</w:t>
-      </w:r>
-    </w:p>
-    <w:p>
-      <w:pPr>
-        <w:ind w:left="708"/>
-        <w:rPr>
-          <w:sz w:val="20"/>
-          <w:szCs w:val="20"/>
-        </w:rPr>
-      </w:pPr>
-      <w:r>
-        <w:rPr>
-          <w:sz w:val="20"/>
-          <w:szCs w:val="20"/>
-        </w:rPr>
-        <w:t xml:space="preserve">  "genero": "Realismo mágico",</w:t>
-      </w:r>
-    </w:p>
-    <w:p>
-      <w:pPr>
-        <w:ind w:left="708"/>
-        <w:rPr>
-          <w:sz w:val="20"/>
-          <w:szCs w:val="20"/>
-        </w:rPr>
-      </w:pPr>
-      <w:r>
-        <w:rPr>
-          <w:sz w:val="20"/>
-          <w:szCs w:val="20"/>
-        </w:rPr>
-        <w:t xml:space="preserve">  "</w:t>
-      </w:r>
-      <w:proofErr w:type="spellStart"/>
-      <w:r>
-        <w:rPr>
-          <w:sz w:val="20"/>
-          <w:szCs w:val="20"/>
-        </w:rPr>
-        <w:t>Fecha_</w:t>
-      </w:r>
-      <w:r>
-        <w:rPr>
-          <w:sz w:val="20"/>
-          <w:szCs w:val="20"/>
-        </w:rPr>
-        <w:t>Publicacion</w:t>
-      </w:r>
-      <w:proofErr w:type="spellEnd"/>
-      <w:r>
-        <w:rPr>
-          <w:sz w:val="20"/>
-          <w:szCs w:val="20"/>
-        </w:rPr>
-        <w:t xml:space="preserve">": </w:t>
-      </w:r>
-      <w:r>
-        <w:rPr>
-          <w:sz w:val="20"/>
-          <w:szCs w:val="20"/>
-        </w:rPr>
-        <w:t>“</w:t>
-      </w:r>
-      <w:r>
-        <w:rPr>
-          <w:sz w:val="20"/>
-          <w:szCs w:val="20"/>
-        </w:rPr>
-        <w:t>1967-07-30</w:t>
-      </w:r>
-      <w:r>
-        <w:rPr>
-          <w:sz w:val="20"/>
-          <w:szCs w:val="20"/>
-        </w:rPr>
-        <w:t>”</w:t>
-      </w:r>
-    </w:p>
-    <w:p>
-      <w:pPr>
-        <w:rPr>
-          <w:sz w:val="20"/>
-          <w:szCs w:val="20"/>
-        </w:rPr>
-      </w:pPr>
-      <w:r>
-        <w:rPr>
-          <w:sz w:val="20"/>
-          <w:szCs w:val="20"/>
-        </w:rPr>
-        <w:t>Respuesta del servidor: Lista que contiene al menos el libro recién creado</w:t>
-      </w:r>
-      <w:r>
-        <w:rPr>
-          <w:sz w:val="20"/>
-          <w:szCs w:val="20"/>
-        </w:rPr>
-        <w:t xml:space="preserve"> con código A12</w:t>
-      </w:r>
-    </w:p>
-    <w:p>
-      <w:pPr>
-        <w:rPr>
-          <w:b/>
-          <w:bCs/>
-          <w:sz w:val="20"/>
-          <w:szCs w:val="20"/>
-        </w:rPr>
-      </w:pPr>
-    </w:p>
-    <w:p>
-      <w:pPr>
-        <w:rPr>
-          <w:b/>
-          <w:bCs/>
-          <w:sz w:val="20"/>
-          <w:szCs w:val="20"/>
-        </w:rPr>
-      </w:pPr>
-      <w:r>
-        <w:rPr>
-          <w:b/>
-          <w:bCs/>
-          <w:sz w:val="20"/>
-          <w:szCs w:val="20"/>
-        </w:rPr>
-        <w:t>2</w:t>
-      </w:r>
-      <w:r>
-        <w:rPr>
-          <w:b/>
-          <w:bCs/>
-          <w:sz w:val="20"/>
-          <w:szCs w:val="20"/>
-        </w:rPr>
-        <w:t xml:space="preserve"> </w:t>
-      </w:r>
-      <w:proofErr w:type="gramStart"/>
-      <w:r>
-        <w:rPr>
-          <w:b/>
-          <w:bCs/>
-          <w:sz w:val="20"/>
-          <w:szCs w:val="20"/>
-        </w:rPr>
-        <w:t>Consultar</w:t>
-      </w:r>
-      <w:proofErr w:type="gramEnd"/>
-      <w:r>
-        <w:rPr>
-          <w:b/>
-          <w:bCs/>
-          <w:sz w:val="20"/>
-          <w:szCs w:val="20"/>
-        </w:rPr>
-        <w:t xml:space="preserve"> </w:t>
-      </w:r>
-      <w:r>
-        <w:rPr>
-          <w:b/>
-          <w:bCs/>
-          <w:sz w:val="20"/>
-          <w:szCs w:val="20"/>
-        </w:rPr>
-        <w:t xml:space="preserve">libro </w:t>
-      </w:r>
-      <w:r>
-        <w:rPr>
-          <w:b/>
-          <w:bCs/>
-          <w:sz w:val="20"/>
-          <w:szCs w:val="20"/>
-          <w:highlight w:val="yellow"/>
-        </w:rPr>
-        <w:t>A12</w:t>
-      </w:r>
-    </w:p>
-    <w:p>
-      <w:pPr>
-        <w:ind w:left="708"/>
-        <w:rPr>
-          <w:sz w:val="20"/>
-          <w:szCs w:val="20"/>
-        </w:rPr>
-      </w:pPr>
-      <w:r>
-        <w:rPr>
-          <w:sz w:val="20"/>
-          <w:szCs w:val="20"/>
-        </w:rPr>
-        <w:t>Buscar libro por código (GET /api/</w:t>
-      </w:r>
-      <w:proofErr w:type="spellStart"/>
-      <w:r>
-        <w:rPr>
-          <w:sz w:val="20"/>
-          <w:szCs w:val="20"/>
-        </w:rPr>
-        <w:t>search</w:t>
-      </w:r>
-      <w:r>
-        <w:rPr>
-          <w:sz w:val="20"/>
-          <w:szCs w:val="20"/>
-        </w:rPr>
-        <w:t>?code</w:t>
-      </w:r>
-      <w:proofErr w:type="spellEnd"/>
-      <w:r>
-        <w:rPr>
-          <w:sz w:val="20"/>
-          <w:szCs w:val="20"/>
-        </w:rPr>
-        <w:t>=A12)</w:t>
-      </w:r>
-    </w:p>
-    <w:p>
-      <w:pPr>
-        <w:ind w:left="708"/>
-        <w:rPr>
-          <w:sz w:val="20"/>
-          <w:szCs w:val="20"/>
-        </w:rPr>
-      </w:pPr>
-      <w:r>
-        <w:rPr>
-          <w:sz w:val="20"/>
-          <w:szCs w:val="20"/>
-        </w:rPr>
-        <w:t>Resultado esperado:</w:t>
-      </w:r>
-      <w:r>
-        <w:rPr>
-          <w:sz w:val="20"/>
-          <w:szCs w:val="20"/>
-        </w:rPr>
-        <w:t xml:space="preserve"> </w:t>
-      </w:r>
-      <w:r>
-        <w:rPr>
-          <w:sz w:val="20"/>
-          <w:szCs w:val="20"/>
-        </w:rPr>
-        <w:t>Código HTTP: 200 OK</w:t>
-      </w:r>
-    </w:p>
-    <w:p>
-      <w:pPr>
-        <w:ind w:left="708"/>
-        <w:rPr>
-          <w:sz w:val="20"/>
-          <w:szCs w:val="20"/>
-        </w:rPr>
-      </w:pPr>
-      <w:r>
-        <w:rPr>
-          <w:sz w:val="20"/>
-          <w:szCs w:val="20"/>
-        </w:rPr>
-        <w:t>Respuesta del servidor: Devuelve los detalles exactos del libro con código A12</w:t>
-      </w:r>
-    </w:p>
-    <w:p>
-      <w:pPr>
-        <w:rPr>
-          <w:b/>
-          <w:bCs/>
-          <w:sz w:val="20"/>
-          <w:szCs w:val="20"/>
-        </w:rPr>
-      </w:pPr>
-    </w:p>
-    <w:p>
-      <w:pPr>
-        <w:rPr>
-          <w:b/>
-          <w:bCs/>
-          <w:sz w:val="20"/>
-          <w:szCs w:val="20"/>
-        </w:rPr>
-      </w:pPr>
-      <w:r>
-        <w:rPr>
-          <w:b/>
-          <w:bCs/>
-          <w:sz w:val="20"/>
-          <w:szCs w:val="20"/>
-        </w:rPr>
-        <w:t>3</w:t>
-      </w:r>
-      <w:r>
-        <w:rPr>
-          <w:b/>
-          <w:bCs/>
-          <w:sz w:val="20"/>
-          <w:szCs w:val="20"/>
-        </w:rPr>
-        <w:t xml:space="preserve"> </w:t>
-      </w:r>
-      <w:proofErr w:type="gramStart"/>
-      <w:r>
-        <w:rPr>
-          <w:b/>
-          <w:bCs/>
-          <w:sz w:val="20"/>
-          <w:szCs w:val="20"/>
-        </w:rPr>
-        <w:t>Actualizar</w:t>
-      </w:r>
-      <w:proofErr w:type="gramEnd"/>
-      <w:r>
-        <w:rPr>
-          <w:b/>
-          <w:bCs/>
-          <w:sz w:val="20"/>
-          <w:szCs w:val="20"/>
-        </w:rPr>
-        <w:t xml:space="preserve"> libro</w:t>
-      </w:r>
-      <w:r>
-        <w:rPr>
-          <w:b/>
-          <w:bCs/>
-          <w:sz w:val="20"/>
-          <w:szCs w:val="20"/>
-        </w:rPr>
-        <w:t xml:space="preserve"> </w:t>
-      </w:r>
-      <w:r>
-        <w:rPr>
-          <w:b/>
-          <w:bCs/>
-          <w:sz w:val="20"/>
-          <w:szCs w:val="20"/>
-          <w:highlight w:val="yellow"/>
-        </w:rPr>
-        <w:t>A12</w:t>
-      </w:r>
-    </w:p>
-    <w:p>
-      <w:pPr>
-        <w:ind w:left="708"/>
-        <w:rPr>
-          <w:sz w:val="20"/>
-          <w:szCs w:val="20"/>
-        </w:rPr>
-      </w:pPr>
-      <w:r>
-        <w:rPr>
-          <w:sz w:val="20"/>
-          <w:szCs w:val="20"/>
-        </w:rPr>
-        <w:t xml:space="preserve">  "titulo": "</w:t>
-      </w:r>
-      <w:r>
-        <w:rPr>
-          <w:sz w:val="20"/>
-          <w:szCs w:val="20"/>
-          <w:highlight w:val="yellow"/>
-        </w:rPr>
-        <w:t>Cien años de soledad (Edición Ilustrada)</w:t>
-      </w:r>
-      <w:r>
-        <w:rPr>
-          <w:sz w:val="20"/>
-          <w:szCs w:val="20"/>
-        </w:rPr>
-        <w:t>",</w:t>
-      </w:r>
-    </w:p>
-    <w:p>
-      <w:pPr>
-        <w:ind w:left="708"/>
-        <w:rPr>
-          <w:sz w:val="20"/>
-          <w:szCs w:val="20"/>
-        </w:rPr>
-      </w:pPr>
-      <w:r>
-        <w:rPr>
-          <w:sz w:val="20"/>
-          <w:szCs w:val="20"/>
-        </w:rPr>
-        <w:t xml:space="preserve">  "autor": "Gabriel García Márquez",</w:t>
-      </w:r>
-    </w:p>
-    <w:p>
-      <w:pPr>
-        <w:ind w:left="708"/>
-        <w:rPr>
-          <w:sz w:val="20"/>
-          <w:szCs w:val="20"/>
-        </w:rPr>
-      </w:pPr>
-      <w:r>
-        <w:rPr>
-          <w:sz w:val="20"/>
-          <w:szCs w:val="20"/>
-        </w:rPr>
-        <w:t xml:space="preserve">  "genero": "Realismo mágico",</w:t>
-      </w:r>
-    </w:p>
-    <w:p>
-      <w:pPr>
-        <w:ind w:left="708"/>
-        <w:rPr>
-          <w:sz w:val="20"/>
-          <w:szCs w:val="20"/>
-        </w:rPr>
-      </w:pPr>
-      <w:r>
-        <w:rPr>
-          <w:sz w:val="20"/>
-          <w:szCs w:val="20"/>
-        </w:rPr>
-        <w:t xml:space="preserve">  "</w:t>
-      </w:r>
-      <w:proofErr w:type="spellStart"/>
-      <w:r>
-        <w:rPr>
-          <w:sz w:val="20"/>
-          <w:szCs w:val="20"/>
-        </w:rPr>
-        <w:t>Fecha_</w:t>
-      </w:r>
-      <w:r>
-        <w:rPr>
-          <w:sz w:val="20"/>
-          <w:szCs w:val="20"/>
-        </w:rPr>
-        <w:t>Publicacion</w:t>
-      </w:r>
-      <w:proofErr w:type="spellEnd"/>
-      <w:r>
-        <w:rPr>
-          <w:sz w:val="20"/>
-          <w:szCs w:val="20"/>
-        </w:rPr>
-        <w:t xml:space="preserve">": </w:t>
-      </w:r>
-      <w:r>
-        <w:rPr>
-          <w:sz w:val="20"/>
-          <w:szCs w:val="20"/>
-        </w:rPr>
-        <w:t>“</w:t>
-      </w:r>
-      <w:r>
-        <w:rPr>
-          <w:sz w:val="20"/>
-          <w:szCs w:val="20"/>
-          <w:highlight w:val="yellow"/>
-        </w:rPr>
-        <w:t>1967-07-3</w:t>
-      </w:r>
-      <w:r>
-        <w:rPr>
-          <w:sz w:val="20"/>
-          <w:szCs w:val="20"/>
-          <w:highlight w:val="yellow"/>
-        </w:rPr>
-        <w:t>0</w:t>
-      </w:r>
-      <w:r>
-        <w:rPr>
-          <w:sz w:val="20"/>
-          <w:szCs w:val="20"/>
-        </w:rPr>
-        <w:t>”</w:t>
-      </w:r>
-    </w:p>
-    <w:p>
-      <w:pPr>
-        <w:ind w:left="708"/>
-        <w:rPr>
-          <w:sz w:val="20"/>
-          <w:szCs w:val="20"/>
-        </w:rPr>
-      </w:pPr>
-      <w:r>
-        <w:rPr>
-          <w:sz w:val="20"/>
-          <w:szCs w:val="20"/>
-        </w:rPr>
-        <w:t>Resultado esperado:</w:t>
-      </w:r>
-      <w:r>
-        <w:rPr>
-          <w:sz w:val="20"/>
-          <w:szCs w:val="20"/>
-        </w:rPr>
-        <w:t xml:space="preserve"> </w:t>
-      </w:r>
-      <w:r>
-        <w:rPr>
-          <w:sz w:val="20"/>
-          <w:szCs w:val="20"/>
-        </w:rPr>
-        <w:t>Código HTTP: 200 OK</w:t>
-      </w:r>
-    </w:p>
-    <w:p>
-      <w:pPr>
-        <w:ind w:left="708"/>
-        <w:rPr>
-          <w:sz w:val="20"/>
-          <w:szCs w:val="20"/>
-        </w:rPr>
-      </w:pPr>
-      <w:r>
-        <w:rPr>
-          <w:sz w:val="20"/>
-          <w:szCs w:val="20"/>
-        </w:rPr>
-        <w:t xml:space="preserve">  "id": 1,</w:t>
-      </w:r>
-    </w:p>
-    <w:p>
-      <w:pPr>
-        <w:ind w:left="708"/>
-        <w:rPr>
-          <w:sz w:val="20"/>
-          <w:szCs w:val="20"/>
-        </w:rPr>
-      </w:pPr>
-      <w:r>
-        <w:rPr>
-          <w:sz w:val="20"/>
-          <w:szCs w:val="20"/>
-        </w:rPr>
-        <w:t xml:space="preserve">  "</w:t>
-      </w:r>
-      <w:proofErr w:type="spellStart"/>
-      <w:r>
-        <w:rPr>
-          <w:sz w:val="20"/>
-          <w:szCs w:val="20"/>
-        </w:rPr>
-        <w:t>code</w:t>
-      </w:r>
-      <w:proofErr w:type="spellEnd"/>
-      <w:r>
-        <w:rPr>
-          <w:sz w:val="20"/>
-          <w:szCs w:val="20"/>
-        </w:rPr>
-        <w:t>": "A12</w:t>
-      </w:r>
-      <w:proofErr w:type="gramStart"/>
-      <w:r>
-        <w:rPr>
-          <w:sz w:val="20"/>
-          <w:szCs w:val="20"/>
-        </w:rPr>
-        <w:t>",  /</w:t>
-      </w:r>
-      <w:proofErr w:type="gramEnd"/>
-      <w:r>
-        <w:rPr>
-          <w:sz w:val="20"/>
-          <w:szCs w:val="20"/>
-        </w:rPr>
-        <w:t>/ &lt;-- El código DEBE mantenerse intacto</w:t>
-      </w:r>
-    </w:p>
-    <w:p>
-      <w:pPr>
-        <w:ind w:left="708"/>
-        <w:rPr>
-          <w:sz w:val="20"/>
-          <w:szCs w:val="20"/>
-        </w:rPr>
-      </w:pPr>
-      <w:r>
-        <w:rPr>
-          <w:sz w:val="20"/>
-          <w:szCs w:val="20"/>
-        </w:rPr>
-        <w:t xml:space="preserve">  "titulo": "</w:t>
-      </w:r>
-      <w:r>
-        <w:rPr>
-          <w:sz w:val="20"/>
-          <w:szCs w:val="20"/>
-          <w:highlight w:val="yellow"/>
-        </w:rPr>
-        <w:t>Cien años de soledad (Edición Ilustrada)</w:t>
-      </w:r>
-      <w:r>
-        <w:rPr>
-          <w:sz w:val="20"/>
-          <w:szCs w:val="20"/>
-        </w:rPr>
-        <w:t>",</w:t>
-      </w:r>
-    </w:p>
-    <w:p>
-      <w:pPr>
-        <w:ind w:left="708"/>
-        <w:rPr>
-          <w:sz w:val="20"/>
-          <w:szCs w:val="20"/>
-        </w:rPr>
-      </w:pPr>
-      <w:r>
-        <w:rPr>
-          <w:sz w:val="20"/>
-          <w:szCs w:val="20"/>
-        </w:rPr>
-        <w:t xml:space="preserve">  "autor": "Gabriel García Márquez",</w:t>
-      </w:r>
-    </w:p>
-    <w:p>
-      <w:pPr>
-        <w:ind w:left="708"/>
-        <w:rPr>
-          <w:sz w:val="20"/>
-          <w:szCs w:val="20"/>
-        </w:rPr>
-      </w:pPr>
-      <w:r>
-        <w:rPr>
-          <w:sz w:val="20"/>
-          <w:szCs w:val="20"/>
-        </w:rPr>
-        <w:t xml:space="preserve">  "genero": "Realismo mágico",</w:t>
-      </w:r>
-    </w:p>
-    <w:p>
-      <w:pPr>
-        <w:ind w:left="708"/>
-        <w:rPr>
-          <w:sz w:val="20"/>
-          <w:szCs w:val="20"/>
-        </w:rPr>
-      </w:pPr>
-      <w:r>
-        <w:rPr>
-          <w:sz w:val="20"/>
-          <w:szCs w:val="20"/>
-        </w:rPr>
-        <w:t xml:space="preserve">  "</w:t>
-      </w:r>
-      <w:proofErr w:type="spellStart"/>
-      <w:r>
-        <w:rPr>
-          <w:sz w:val="20"/>
-          <w:szCs w:val="20"/>
-        </w:rPr>
-        <w:t>Fecha_</w:t>
-      </w:r>
-      <w:r>
-        <w:rPr>
-          <w:sz w:val="20"/>
-          <w:szCs w:val="20"/>
-        </w:rPr>
-        <w:t>Publicacion</w:t>
-      </w:r>
-      <w:proofErr w:type="spellEnd"/>
-      <w:r>
-        <w:rPr>
-          <w:sz w:val="20"/>
-          <w:szCs w:val="20"/>
-        </w:rPr>
-        <w:t xml:space="preserve">": </w:t>
-      </w:r>
-      <w:r>
-        <w:rPr>
-          <w:sz w:val="20"/>
-          <w:szCs w:val="20"/>
-        </w:rPr>
-        <w:t>“</w:t>
-      </w:r>
-      <w:r>
-        <w:rPr>
-          <w:sz w:val="20"/>
-          <w:szCs w:val="20"/>
-          <w:highlight w:val="yellow"/>
-        </w:rPr>
-        <w:t>1967-07-31</w:t>
-      </w:r>
-      <w:r>
-        <w:rPr>
-          <w:sz w:val="20"/>
-          <w:szCs w:val="20"/>
-        </w:rPr>
-        <w:t>”</w:t>
-      </w:r>
-    </w:p>
-    <w:p>
-      <w:pPr>
-        <w:ind w:left="708"/>
-        <w:rPr>
-          <w:sz w:val="20"/>
-          <w:szCs w:val="20"/>
-        </w:rPr>
-      </w:pPr>
-      <w:r>
-        <w:rPr>
-          <w:sz w:val="20"/>
-          <w:szCs w:val="20"/>
-        </w:rPr>
-        <w:t>Se modifican t</w:t>
-      </w:r>
-      <w:r>
-        <w:rPr>
-          <w:sz w:val="20"/>
-          <w:szCs w:val="20"/>
-        </w:rPr>
-        <w:t>í</w:t>
-      </w:r>
-      <w:r>
-        <w:rPr>
-          <w:sz w:val="20"/>
-          <w:szCs w:val="20"/>
-        </w:rPr>
-        <w:t xml:space="preserve">tulo y </w:t>
-      </w:r>
-      <w:proofErr w:type="spellStart"/>
-      <w:r>
-        <w:rPr>
-          <w:sz w:val="20"/>
-          <w:szCs w:val="20"/>
-        </w:rPr>
-        <w:t>Fecha_</w:t>
-      </w:r>
-      <w:r>
-        <w:rPr>
-          <w:sz w:val="20"/>
-          <w:szCs w:val="20"/>
-        </w:rPr>
-        <w:t>Publicacion</w:t>
-      </w:r>
-      <w:proofErr w:type="spellEnd"/>
-      <w:r>
-        <w:rPr>
-          <w:sz w:val="20"/>
-          <w:szCs w:val="20"/>
-        </w:rPr>
-        <w:t xml:space="preserve"> en MySQL.</w:t>
-      </w:r>
-    </w:p>
-    <w:p>
-      <w:pPr>
-        <w:ind w:left="708"/>
-        <w:rPr>
-          <w:sz w:val="20"/>
-          <w:szCs w:val="20"/>
-        </w:rPr>
-      </w:pPr>
-      <w:r>
-        <w:rPr>
-          <w:sz w:val="20"/>
-          <w:szCs w:val="20"/>
-        </w:rPr>
-        <w:t xml:space="preserve">El identificador/código original (A12) no se </w:t>
-      </w:r>
-      <w:proofErr w:type="spellStart"/>
-      <w:r>
-        <w:rPr>
-          <w:sz w:val="20"/>
-          <w:szCs w:val="20"/>
-        </w:rPr>
-        <w:t>sobreescribe</w:t>
-      </w:r>
-      <w:proofErr w:type="spellEnd"/>
-      <w:r>
-        <w:rPr>
-          <w:sz w:val="20"/>
-          <w:szCs w:val="20"/>
-        </w:rPr>
-        <w:t xml:space="preserve"> ni cambia.</w:t>
-      </w:r>
-    </w:p>
-    <w:p>
-      <w:pPr>
-        <w:ind w:left="708"/>
-        <w:rPr>
-          <w:b/>
-          <w:bCs/>
-          <w:sz w:val="20"/>
-          <w:szCs w:val="20"/>
-        </w:rPr>
-      </w:pPr>
-    </w:p>
-    <w:p>
-      <w:pPr>
-        <w:ind w:left="708"/>
-        <w:rPr>
-          <w:b/>
-          <w:bCs/>
-          <w:sz w:val="20"/>
-          <w:szCs w:val="20"/>
-        </w:rPr>
-      </w:pPr>
-      <w:r>
-        <w:rPr>
-          <w:b/>
-          <w:bCs/>
-          <w:sz w:val="20"/>
-          <w:szCs w:val="20"/>
-        </w:rPr>
-        <w:lastRenderedPageBreak/>
-        <w:t xml:space="preserve">5. Eliminar el libro </w:t>
-      </w:r>
-    </w:p>
-    <w:p>
-      <w:pPr>
-        <w:ind w:left="708"/>
-        <w:rPr>
-          <w:sz w:val="20"/>
-          <w:szCs w:val="20"/>
-        </w:rPr>
-      </w:pPr>
-      <w:r>
-        <w:rPr>
-          <w:sz w:val="20"/>
-          <w:szCs w:val="20"/>
-        </w:rPr>
-        <w:t>Buscar libro por código (GET /api/</w:t>
-      </w:r>
-      <w:proofErr w:type="spellStart"/>
-      <w:r>
-        <w:rPr>
-          <w:sz w:val="20"/>
-          <w:szCs w:val="20"/>
-        </w:rPr>
-        <w:t>search?code</w:t>
-      </w:r>
-      <w:proofErr w:type="spellEnd"/>
-      <w:r>
-        <w:rPr>
-          <w:sz w:val="20"/>
-          <w:szCs w:val="20"/>
-        </w:rPr>
-        <w:t>=</w:t>
-      </w:r>
-      <w:r>
-        <w:rPr>
-          <w:sz w:val="20"/>
-          <w:szCs w:val="20"/>
-          <w:highlight w:val="yellow"/>
-        </w:rPr>
-        <w:t>A12</w:t>
-      </w:r>
-      <w:r>
-        <w:rPr>
-          <w:sz w:val="20"/>
-          <w:szCs w:val="20"/>
-        </w:rPr>
-        <w:t>)</w:t>
-      </w:r>
-    </w:p>
-    <w:p>
-      <w:pPr>
-        <w:ind w:left="708"/>
-        <w:rPr>
-          <w:sz w:val="20"/>
-          <w:szCs w:val="20"/>
-        </w:rPr>
-      </w:pPr>
-      <w:r>
-        <w:rPr>
-          <w:sz w:val="20"/>
-          <w:szCs w:val="20"/>
-        </w:rPr>
-        <w:t>Resultado esperado:</w:t>
-      </w:r>
-      <w:r>
-        <w:rPr>
-          <w:sz w:val="20"/>
-          <w:szCs w:val="20"/>
-        </w:rPr>
-        <w:t xml:space="preserve"> Mensaje de advertencia antes de eliminar el </w:t>
-      </w:r>
-      <w:proofErr w:type="spellStart"/>
-      <w:r>
-        <w:rPr>
-          <w:sz w:val="20"/>
-          <w:szCs w:val="20"/>
-        </w:rPr>
-        <w:t>code</w:t>
-      </w:r>
-      <w:proofErr w:type="spellEnd"/>
-      <w:r>
-        <w:rPr>
-          <w:sz w:val="20"/>
-          <w:szCs w:val="20"/>
-        </w:rPr>
-        <w:t xml:space="preserve"> </w:t>
-      </w:r>
-      <w:r>
-        <w:rPr>
-          <w:sz w:val="20"/>
-          <w:szCs w:val="20"/>
-          <w:highlight w:val="yellow"/>
-        </w:rPr>
-        <w:t>A12</w:t>
-      </w:r>
-    </w:p>
-    <w:p>
-      <w:pPr>
-        <w:ind w:left="708"/>
-        <w:rPr>
-          <w:sz w:val="20"/>
-          <w:szCs w:val="20"/>
-        </w:rPr>
-      </w:pPr>
-      <w:r>
-        <w:rPr>
-          <w:sz w:val="20"/>
-          <w:szCs w:val="20"/>
-        </w:rPr>
-        <w:t>C</w:t>
-      </w:r>
-      <w:r>
-        <w:rPr>
-          <w:sz w:val="20"/>
-          <w:szCs w:val="20"/>
-        </w:rPr>
-        <w:t>onfirmando que el registro se eliminó correctamente de la base de datos MySQL).</w:t>
+        <w:t>Confirmando que el registro se eliminó correctamente de la base de datos MySQL).</w:t>
       </w:r>
     </w:p>
     <w:p>
@@ -5795,7 +5457,7 @@
 </file>
 
 <file path=word/numbering.xml><?xml version="1.0" encoding="utf-8"?>
-<w:numbering xmlns:wpc="http://schemas.microsoft.com/office/word/2010/wordprocessingCanvas" xmlns:cx="http://schemas.microsoft.com/office/drawing/2014/chartex" xmlns:cx1="http://schemas.microsoft.com/office/drawing/2015/9/8/chartex" xmlns:cx2="http://schemas.microsoft.com/office/drawing/2015/10/21/chartex" xmlns:cx3="http://schemas.microsoft.com/office/drawing/2016/5/9/chartex" xmlns:cx4="http://schemas.microsoft.com/office/drawing/2016/5/10/chartex" xmlns:cx5="http://schemas.microsoft.com/office/drawing/2016/5/11/chartex" xmlns:cx6="http://schemas.microsoft.com/office/drawing/2016/5/12/chartex" xmlns:cx7="http://schemas.microsoft.com/office/drawing/2016/5/13/chartex" xmlns:cx8="http://schemas.microsoft.com/office/drawing/2016/5/14/chartex" xmlns:mc="http://schemas.openxmlformats.org/markup-compatibility/2006" xmlns:aink="http://schemas.microsoft.com/office/drawing/2016/ink" xmlns:am3d="http://schemas.microsoft.com/office/drawing/2017/model3d" xmlns:o="urn:schemas-microsoft-com:office:office" xmlns:oel="http://schemas.microsoft.com/office/2019/extlst" xmlns:r="http://schemas.openxmlformats.org/officeDocument/2006/relationships" xmlns:m="http://schemas.openxmlformats.org/officeDocument/2006/math" xmlns:v="urn:schemas-microsoft-com:vml" xmlns:wp14="http://schemas.microsoft.com/office/word/2010/wordprocessingDrawing" xmlns:wp="http://schemas.openxmlformats.org/drawingml/2006/wordprocessingDrawing" xmlns:w10="urn:schemas-microsoft-com:office:word" xmlns:w="http://schemas.openxmlformats.org/wordprocessingml/2006/main" xmlns:w14="http://schemas.microsoft.com/office/word/2010/wordml" xmlns:w15="http://schemas.microsoft.com/office/word/2012/wordml" xmlns:w16cex="http://schemas.microsoft.com/office/word/2018/wordml/cex" xmlns:w16cid="http://schemas.microsoft.com/office/word/2016/wordml/cid" xmlns:w16="http://schemas.microsoft.com/office/word/2018/wordml" xmlns:w16du="http://schemas.microsoft.com/office/word/2023/wordml/word16du" xmlns:w16sdtdh="http://schemas.microsoft.com/office/word/2020/wordml/sdtdatahash" xmlns:w16sdtfl="http://schemas.microsoft.com/office/word/2024/wordml/sdtformatlock" xmlns:w16se="http://schemas.microsoft.com/office/word/2015/wordml/symex" xmlns:wpg="http://schemas.microsoft.com/office/word/2010/wordprocessingGroup" xmlns:wpi="http://schemas.microsoft.com/office/word/2010/wordprocessingInk" xmlns:wne="http://schemas.microsoft.com/office/word/2006/wordml" xmlns:wps="http://schemas.microsoft.com/office/word/2010/wordprocessingShape" mc:Ignorable="w14 w15 w16se w16cid w16 w16cex w16sdtdh w16sdtfl w16du wp14">
+<w:numbering xmlns:wpc="http://schemas.microsoft.com/office/word/2010/wordprocessingCanvas" xmlns:cx="http://schemas.microsoft.com/office/drawing/2014/chartex" xmlns:cx1="http://schemas.microsoft.com/office/drawing/2015/9/8/chartex" xmlns:cx2="http://schemas.microsoft.com/office/drawing/2015/10/21/chartex" xmlns:cx3="http://schemas.microsoft.com/office/drawing/2016/5/9/chartex" xmlns:cx4="http://schemas.microsoft.com/office/drawing/2016/5/10/chartex" xmlns:cx5="http://schemas.microsoft.com/office/drawing/2016/5/11/chartex" xmlns:cx6="http://schemas.microsoft.com/office/drawing/2016/5/12/chartex" xmlns:cx7="http://schemas.microsoft.com/office/drawing/2016/5/13/chartex" xmlns:cx8="http://schemas.microsoft.com/office/drawing/2016/5/14/chartex" xmlns:mc="http://schemas.openxmlformats.org/markup-compatibility/2006" xmlns:aink="http://schemas.microsoft.com/office/drawing/2016/ink" xmlns:am3d="http://schemas.microsoft.com/office/drawing/2017/model3d" xmlns:o="urn:schemas-microsoft-com:office:office" xmlns:r="http://schemas.openxmlformats.org/officeDocument/2006/relationships" xmlns:m="http://schemas.openxmlformats.org/officeDocument/2006/math" xmlns:v="urn:schemas-microsoft-com:vml" xmlns:wp14="http://schemas.microsoft.com/office/word/2010/wordprocessingDrawing" xmlns:wp="http://schemas.openxmlformats.org/drawingml/2006/wordprocessingDrawing" xmlns:w10="urn:schemas-microsoft-com:office:word" xmlns:w="http://schemas.openxmlformats.org/wordprocessingml/2006/main" xmlns:w14="http://schemas.microsoft.com/office/word/2010/wordml" xmlns:w15="http://schemas.microsoft.com/office/word/2012/wordml" xmlns:w16cex="http://schemas.microsoft.com/office/word/2018/wordml/cex" xmlns:w16cid="http://schemas.microsoft.com/office/word/2016/wordml/cid" xmlns:w16="http://schemas.microsoft.com/office/word/2018/wordml" xmlns:w16sdtdh="http://schemas.microsoft.com/office/word/2020/wordml/sdtdatahash" xmlns:w16se="http://schemas.microsoft.com/office/word/2015/wordml/symex" xmlns:wpg="http://schemas.microsoft.com/office/word/2010/wordprocessingGroup" xmlns:wpi="http://schemas.microsoft.com/office/word/2010/wordprocessingInk" xmlns:wne="http://schemas.microsoft.com/office/word/2006/wordml" xmlns:wps="http://schemas.microsoft.com/office/word/2010/wordprocessingShape" mc:Ignorable="w14 w15 w16se w16cid w16 w16cex w16sdtdh wp14">
   <w:abstractNum w:abstractNumId="0" w15:restartNumberingAfterBreak="0">
     <w:nsid w:val="01EB54BD"/>
     <w:multiLevelType w:val="multilevel"/>
@@ -10352,104 +10014,104 @@
       </w:rPr>
     </w:lvl>
   </w:abstractNum>
-  <w:num w:numId="1" w16cid:durableId="2002003958">
+  <w:num w:numId="1">
     <w:abstractNumId w:val="24"/>
   </w:num>
-  <w:num w:numId="2" w16cid:durableId="639923306">
+  <w:num w:numId="2">
     <w:abstractNumId w:val="18"/>
   </w:num>
-  <w:num w:numId="3" w16cid:durableId="371273694">
+  <w:num w:numId="3">
     <w:abstractNumId w:val="14"/>
   </w:num>
-  <w:num w:numId="4" w16cid:durableId="1545872702">
+  <w:num w:numId="4">
     <w:abstractNumId w:val="4"/>
   </w:num>
-  <w:num w:numId="5" w16cid:durableId="238486708">
+  <w:num w:numId="5">
     <w:abstractNumId w:val="30"/>
   </w:num>
-  <w:num w:numId="6" w16cid:durableId="1527213921">
+  <w:num w:numId="6">
     <w:abstractNumId w:val="9"/>
   </w:num>
-  <w:num w:numId="7" w16cid:durableId="1343389359">
+  <w:num w:numId="7">
     <w:abstractNumId w:val="10"/>
   </w:num>
-  <w:num w:numId="8" w16cid:durableId="28921018">
+  <w:num w:numId="8">
     <w:abstractNumId w:val="29"/>
   </w:num>
-  <w:num w:numId="9" w16cid:durableId="1554274342">
+  <w:num w:numId="9">
     <w:abstractNumId w:val="26"/>
   </w:num>
-  <w:num w:numId="10" w16cid:durableId="235095700">
+  <w:num w:numId="10">
     <w:abstractNumId w:val="22"/>
   </w:num>
-  <w:num w:numId="11" w16cid:durableId="87897032">
+  <w:num w:numId="11">
     <w:abstractNumId w:val="12"/>
   </w:num>
-  <w:num w:numId="12" w16cid:durableId="1128354387">
+  <w:num w:numId="12">
     <w:abstractNumId w:val="21"/>
   </w:num>
-  <w:num w:numId="13" w16cid:durableId="2088646245">
+  <w:num w:numId="13">
     <w:abstractNumId w:val="2"/>
   </w:num>
-  <w:num w:numId="14" w16cid:durableId="208037248">
+  <w:num w:numId="14">
     <w:abstractNumId w:val="3"/>
   </w:num>
-  <w:num w:numId="15" w16cid:durableId="289630318">
+  <w:num w:numId="15">
     <w:abstractNumId w:val="5"/>
   </w:num>
-  <w:num w:numId="16" w16cid:durableId="1192495118">
+  <w:num w:numId="16">
     <w:abstractNumId w:val="7"/>
   </w:num>
-  <w:num w:numId="17" w16cid:durableId="155733822">
+  <w:num w:numId="17">
     <w:abstractNumId w:val="19"/>
   </w:num>
-  <w:num w:numId="18" w16cid:durableId="483014392">
+  <w:num w:numId="18">
     <w:abstractNumId w:val="13"/>
   </w:num>
-  <w:num w:numId="19" w16cid:durableId="1858809364">
+  <w:num w:numId="19">
     <w:abstractNumId w:val="15"/>
   </w:num>
-  <w:num w:numId="20" w16cid:durableId="1909344899">
+  <w:num w:numId="20">
     <w:abstractNumId w:val="17"/>
   </w:num>
-  <w:num w:numId="21" w16cid:durableId="18357922">
+  <w:num w:numId="21">
     <w:abstractNumId w:val="8"/>
   </w:num>
-  <w:num w:numId="22" w16cid:durableId="1662663482">
+  <w:num w:numId="22">
     <w:abstractNumId w:val="27"/>
   </w:num>
-  <w:num w:numId="23" w16cid:durableId="1796480336">
+  <w:num w:numId="23">
     <w:abstractNumId w:val="25"/>
   </w:num>
-  <w:num w:numId="24" w16cid:durableId="1795362512">
+  <w:num w:numId="24">
     <w:abstractNumId w:val="23"/>
   </w:num>
-  <w:num w:numId="25" w16cid:durableId="687099638">
+  <w:num w:numId="25">
     <w:abstractNumId w:val="28"/>
   </w:num>
-  <w:num w:numId="26" w16cid:durableId="1881086971">
+  <w:num w:numId="26">
     <w:abstractNumId w:val="0"/>
   </w:num>
-  <w:num w:numId="27" w16cid:durableId="913467543">
+  <w:num w:numId="27">
     <w:abstractNumId w:val="11"/>
   </w:num>
-  <w:num w:numId="28" w16cid:durableId="1353602738">
+  <w:num w:numId="28">
     <w:abstractNumId w:val="20"/>
   </w:num>
-  <w:num w:numId="29" w16cid:durableId="2055693299">
+  <w:num w:numId="29">
     <w:abstractNumId w:val="1"/>
   </w:num>
-  <w:num w:numId="30" w16cid:durableId="1463385926">
+  <w:num w:numId="30">
     <w:abstractNumId w:val="16"/>
   </w:num>
-  <w:num w:numId="31" w16cid:durableId="432437980">
+  <w:num w:numId="31">
     <w:abstractNumId w:val="6"/>
   </w:num>
 </w:numbering>
 </file>
 
 <file path=word/styles.xml><?xml version="1.0" encoding="utf-8"?>
-<w:styles xmlns:mc="http://schemas.openxmlformats.org/markup-compatibility/2006" xmlns:r="http://schemas.openxmlformats.org/officeDocument/2006/relationships" xmlns:w="http://schemas.openxmlformats.org/wordprocessingml/2006/main" xmlns:w14="http://schemas.microsoft.com/office/word/2010/wordml" xmlns:w15="http://schemas.microsoft.com/office/word/2012/wordml" xmlns:w16cex="http://schemas.microsoft.com/office/word/2018/wordml/cex" xmlns:w16cid="http://schemas.microsoft.com/office/word/2016/wordml/cid" xmlns:w16="http://schemas.microsoft.com/office/word/2018/wordml" xmlns:w16du="http://schemas.microsoft.com/office/word/2023/wordml/word16du" xmlns:w16sdtdh="http://schemas.microsoft.com/office/word/2020/wordml/sdtdatahash" xmlns:w16sdtfl="http://schemas.microsoft.com/office/word/2024/wordml/sdtformatlock" xmlns:w16se="http://schemas.microsoft.com/office/word/2015/wordml/symex" mc:Ignorable="w14 w15 w16se w16cid w16 w16cex w16sdtdh w16sdtfl w16du">
+<w:styles xmlns:mc="http://schemas.openxmlformats.org/markup-compatibility/2006" xmlns:r="http://schemas.openxmlformats.org/officeDocument/2006/relationships" xmlns:w="http://schemas.openxmlformats.org/wordprocessingml/2006/main" xmlns:w14="http://schemas.microsoft.com/office/word/2010/wordml" xmlns:w15="http://schemas.microsoft.com/office/word/2012/wordml" xmlns:w16cex="http://schemas.microsoft.com/office/word/2018/wordml/cex" xmlns:w16cid="http://schemas.microsoft.com/office/word/2016/wordml/cid" xmlns:w16="http://schemas.microsoft.com/office/word/2018/wordml" xmlns:w16sdtdh="http://schemas.microsoft.com/office/word/2020/wordml/sdtdatahash" xmlns:w16se="http://schemas.microsoft.com/office/word/2015/wordml/symex" mc:Ignorable="w14 w15 w16se w16cid w16 w16cex w16sdtdh">
   <w:docDefaults>
     <w:rPrDefault>
       <w:rPr>
@@ -11052,6 +10714,7 @@
   <w:style w:type="character" w:default="1" w:styleId="Fuentedeprrafopredeter">
     <w:name w:val="Default Paragraph Font"/>
     <w:uiPriority w:val="1"/>
+    <w:semiHidden/>
     <w:unhideWhenUsed/>
   </w:style>
   <w:style w:type="table" w:default="1" w:styleId="Tablanormal">
@@ -11407,7 +11070,7 @@
     <w:basedOn w:val="Fuentedeprrafopredeter"/>
     <w:rsid w:val="007A0A13"/>
   </w:style>
-  <w:style w:type="character" w:styleId="Fuerte">
+  <w:style w:type="character" w:styleId="Textoennegrita">
     <w:name w:val="Strong"/>
     <w:basedOn w:val="Fuentedeprrafopredeter"/>
     <w:uiPriority w:val="22"/>

--- a/doc/Proyecto_CRUD.docx
+++ b/doc/Proyecto_CRUD.docx
@@ -689,17 +689,13 @@
         <w:t xml:space="preserve">generación automática con algoritmo </w:t>
       </w:r>
       <w:r>
-        <w:t xml:space="preserve">o </w:t>
-      </w:r>
-      <w:proofErr w:type="spellStart"/>
-      <w:proofErr w:type="gramStart"/>
-      <w:r>
-        <w:t>función,no</w:t>
-      </w:r>
-      <w:proofErr w:type="spellEnd"/>
-      <w:proofErr w:type="gramEnd"/>
+        <w:t>o función,</w:t>
+      </w:r>
       <w:r>
         <w:t xml:space="preserve"> </w:t>
+      </w:r>
+      <w:r>
+        <w:t xml:space="preserve">no </w:t>
       </w:r>
       <w:proofErr w:type="spellStart"/>
       <w:r>
@@ -1947,11 +1943,15 @@
       <w:r>
         <w:t xml:space="preserve">Año de publicación: Campo </w:t>
       </w:r>
-      <w:proofErr w:type="spellStart"/>
-      <w:r>
-        <w:t>fehca</w:t>
-      </w:r>
-      <w:proofErr w:type="spellEnd"/>
+      <w:r>
+        <w:t>fec</w:t>
+      </w:r>
+      <w:r>
+        <w:t>h</w:t>
+      </w:r>
+      <w:r>
+        <w:t>a</w:t>
+      </w:r>
       <w:r>
         <w:t>.</w:t>
       </w:r>
